--- a/downloads/student/ai-2-week-35.docx
+++ b/downloads/student/ai-2-week-35.docx
@@ -2315,6 +2315,16 @@
     <w:p>
       <w:r>
         <w:t>Passing a small regression suite does not prove all behavior unchanged; record the suite’s actual coverage.</w:t>
+      </w:r>
+    </w:p>
+    <w:p>
+      <w:r>
+        <w:t>Read the labelled picture: Why are tests at both 100 and 101 needed?</w:t>
+      </w:r>
+    </w:p>
+    <w:p>
+      <w:r>
+        <w:t>Change one thing: An alternative patch simply increases the limit to 101. Predict the result before checking the explanation. What remains the same?</w:t>
       </w:r>
     </w:p>
     <w:p>
@@ -4426,6 +4436,187 @@
     <w:p>
       <w:r>
         <w:t>Attempt the independent case before hints. Record whether you worked alone, used a hint or followed a model. After feedback, fix the first unsupported step and explain why it changed. A later check uses a changed case, not a copied answer.</w:t>
+      </w:r>
+    </w:p>
+    <w:p>
+      <w:pPr>
+        <w:pStyle w:val="Heading1"/>
+      </w:pPr>
+      <w:r>
+        <w:t>15. Your lesson route</w:t>
+      </w:r>
+    </w:p>
+    <w:p>
+      <w:r>
+        <w:t>Start with this question: A fictional recommender excludes books at an intended including equality page limit.</w:t>
+      </w:r>
+    </w:p>
+    <w:tbl>
+      <w:tblPr>
+        <w:tblStyle w:val="LightShading-Accent1"/>
+        <w:tblW w:type="auto" w:w="0"/>
+        <w:tblLook w:firstColumn="1" w:firstRow="1" w:lastColumn="0" w:lastRow="0" w:noHBand="0" w:noVBand="1" w:val="04A0"/>
+      </w:tblPr>
+      <w:tblGrid>
+        <w:gridCol w:w="5112"/>
+        <w:gridCol w:w="5112"/>
+      </w:tblGrid>
+      <w:tr>
+        <w:trPr>
+          <w:tblHeader/>
+        </w:trPr>
+        <w:tc>
+          <w:tcPr>
+            <w:tcW w:type="dxa" w:w="5112"/>
+          </w:tcPr>
+          <w:p>
+            <w:r>
+              <w:t>By the end, I can</w:t>
+            </w:r>
+          </w:p>
+        </w:tc>
+        <w:tc>
+          <w:tcPr>
+            <w:tcW w:type="dxa" w:w="5112"/>
+          </w:tcPr>
+          <w:p>
+            <w:r>
+              <w:t>How I will show it</w:t>
+            </w:r>
+          </w:p>
+        </w:tc>
+      </w:tr>
+      <w:tr>
+        <w:tc>
+          <w:tcPr>
+            <w:tcW w:type="dxa" w:w="5112"/>
+          </w:tcPr>
+          <w:p>
+            <w:r>
+              <w:t>Repair a specific observed failure</w:t>
+            </w:r>
+          </w:p>
+        </w:tc>
+        <w:tc>
+          <w:tcPr>
+            <w:tcW w:type="dxa" w:w="5112"/>
+          </w:tcPr>
+          <w:p>
+            <w:r>
+              <w:t>Explain the deciding step, show a trace or test, and state one limit.</w:t>
+            </w:r>
+          </w:p>
+        </w:tc>
+      </w:tr>
+      <w:tr>
+        <w:tc>
+          <w:tcPr>
+            <w:tcW w:type="dxa" w:w="5112"/>
+          </w:tcPr>
+          <w:p>
+            <w:r>
+              <w:t>Check that earlier behavior still works</w:t>
+            </w:r>
+          </w:p>
+        </w:tc>
+        <w:tc>
+          <w:tcPr>
+            <w:tcW w:type="dxa" w:w="5112"/>
+          </w:tcPr>
+          <w:p>
+            <w:r>
+              <w:t>Explain the deciding step, show a trace or test, and state one limit.</w:t>
+            </w:r>
+          </w:p>
+        </w:tc>
+      </w:tr>
+      <w:tr>
+        <w:tc>
+          <w:tcPr>
+            <w:tcW w:type="dxa" w:w="5112"/>
+          </w:tcPr>
+          <w:p>
+            <w:r>
+              <w:t>Keep a truthful change and failure record</w:t>
+            </w:r>
+          </w:p>
+        </w:tc>
+        <w:tc>
+          <w:tcPr>
+            <w:tcW w:type="dxa" w:w="5112"/>
+          </w:tcPr>
+          <w:p>
+            <w:r>
+              <w:t>Explain the deciding step, show a trace or test, and state one limit.</w:t>
+            </w:r>
+          </w:p>
+        </w:tc>
+      </w:tr>
+    </w:tbl>
+    <w:p>
+      <w:r>
+        <w:t>Remember → watch and explain → try with help → investigate → try independently → keep project evidence. Your teacher may spread this lesson across several classes.</w:t>
+      </w:r>
+    </w:p>
+    <w:p>
+      <w:r>
+        <w:t>Keep your first prediction. Compare it with what the evidence shows and explain any change.</w:t>
+      </w:r>
+    </w:p>
+    <w:p>
+      <w:pPr>
+        <w:pStyle w:val="Heading1"/>
+      </w:pPr>
+      <w:r>
+        <w:t>16. Finish and return</w:t>
+      </w:r>
+    </w:p>
+    <w:p>
+      <w:r>
+        <w:t>Close your notes. Explain this goal in your own words: Repair a specific observed failure</w:t>
+      </w:r>
+    </w:p>
+    <w:p>
+      <w:pPr>
+        <w:pStyle w:val="Heading3"/>
+      </w:pPr>
+      <w:r>
+        <w:t>My deciding step, evidence and one remaining question</w:t>
+      </w:r>
+    </w:p>
+    <w:p>
+      <w:r>
+        <w:t>________________________________________________________________</w:t>
+      </w:r>
+    </w:p>
+    <w:p>
+      <w:r>
+        <w:t>________________________________________________________________</w:t>
+      </w:r>
+    </w:p>
+    <w:p>
+      <w:r>
+        <w:t>________________________________________________________________</w:t>
+      </w:r>
+    </w:p>
+    <w:p>
+      <w:r>
+        <w:t>________________________________________________________________</w:t>
+      </w:r>
+    </w:p>
+    <w:p>
+      <w:r>
+        <w:t>________________________________________________________________</w:t>
+      </w:r>
+    </w:p>
+    <w:p>
+      <w:r>
+        <w:t>If you are unsure, return to the worked picture and explain one arrow. If you are ready, change an input or assumption and justify your prediction.</w:t>
+      </w:r>
+    </w:p>
+    <w:p>
+      <w:r>
+        <w:t>Save your workbook evidence. At the next review, try a different case before opening your old answer.</w:t>
       </w:r>
     </w:p>
     <w:sectPr>

--- a/downloads/student/ai-2-week-35.docx
+++ b/downloads/student/ai-2-week-35.docx
@@ -4617,6 +4617,220 @@
     <w:p>
       <w:r>
         <w:t>Save your workbook evidence. At the next review, try a different case before opening your old answer.</w:t>
+      </w:r>
+    </w:p>
+    <w:p>
+      <w:pPr>
+        <w:pStyle w:val="Heading1"/>
+      </w:pPr>
+      <w:r>
+        <w:t>17. Supported practice, repair and portfolio</w:t>
+      </w:r>
+    </w:p>
+    <w:p>
+      <w:r>
+        <w:t>Use this supported practice once, in the browser or on paper. Keep the reserved independent assessment for a separate first attempt before teacher feedback.</w:t>
+      </w:r>
+    </w:p>
+    <w:p>
+      <w:r>
+        <w:t>A fictional recommender excludes books at an intended including equality page limit.</w:t>
+      </w:r>
+    </w:p>
+    <w:p>
+      <w:pPr>
+        <w:pStyle w:val="Heading3"/>
+      </w:pPr>
+      <w:r>
+        <w:t>Practice 1: explain the deciding evidence</w:t>
+      </w:r>
+    </w:p>
+    <w:p>
+      <w:r>
+        <w:t>Which labelled step matches this detail? Rerun 99,100,101; invalid pages; tied scores; reversed row order.</w:t>
+      </w:r>
+    </w:p>
+    <w:p>
+      <w:r>
+        <w:t>1. Identify cause</w:t>
+      </w:r>
+    </w:p>
+    <w:p>
+      <w:r>
+        <w:t>2. Expected revised result</w:t>
+      </w:r>
+    </w:p>
+    <w:p>
+      <w:r>
+        <w:t>3. Challenge repair</w:t>
+      </w:r>
+    </w:p>
+    <w:p>
+      <w:r>
+        <w:t>4. Focused repair</w:t>
+      </w:r>
+    </w:p>
+    <w:p>
+      <w:pPr>
+        <w:pStyle w:val="Heading3"/>
+      </w:pPr>
+      <w:r>
+        <w:t>My selected conclusion, deciding fact and explanation</w:t>
+      </w:r>
+    </w:p>
+    <w:p>
+      <w:r>
+        <w:t>________________________________________________________________</w:t>
+      </w:r>
+    </w:p>
+    <w:p>
+      <w:r>
+        <w:t>________________________________________________________________</w:t>
+      </w:r>
+    </w:p>
+    <w:p>
+      <w:r>
+        <w:t>________________________________________________________________</w:t>
+      </w:r>
+    </w:p>
+    <w:p>
+      <w:r>
+        <w:t>________________________________________________________________</w:t>
+      </w:r>
+    </w:p>
+    <w:p>
+      <w:r>
+        <w:t>________________________________________________________________</w:t>
+      </w:r>
+    </w:p>
+    <w:p>
+      <w:r>
+        <w:t>Hint if needed: Read the steps in the pictorial case. Match the supplied detail to the stage that performs or records it.</w:t>
+      </w:r>
+    </w:p>
+    <w:p>
+      <w:r>
+        <w:t>After your attempt, compare with the supported explanation: Challenge repair Rerun 99,100,101; invalid pages; tied scores; reversed row order. A focused change makes the claim about what caused the error testable: the equality comparison rule caused this specific failure. Regression tests check surrounding behavior that should remain unchanged. A tie case and reversed input order are necessary because a correct boundary does not ensure deterministic selection. Log the old failure and revised replay separately.</w:t>
+      </w:r>
+    </w:p>
+    <w:p>
+      <w:pPr>
+        <w:pStyle w:val="Heading3"/>
+      </w:pPr>
+      <w:r>
+        <w:t>Practice 2: explain the deciding evidence</w:t>
+      </w:r>
+    </w:p>
+    <w:p>
+      <w:r>
+        <w:t>Changed-case practice: An alternative patch simply increases the limit to 101. Which conclusion is supported by the supplied facts?</w:t>
+      </w:r>
+    </w:p>
+    <w:p>
+      <w:r>
+        <w:t>1. We can decide the result without examining the changed input or the procedure.</w:t>
+      </w:r>
+    </w:p>
+    <w:p>
+      <w:r>
+        <w:t>2. This one example guarantees correct results for every future input.</w:t>
+      </w:r>
+    </w:p>
+    <w:p>
+      <w:r>
+        <w:t>3. C is wrongly admitted as well as A.</w:t>
+      </w:r>
+    </w:p>
+    <w:p>
+      <w:pPr>
+        <w:pStyle w:val="Heading3"/>
+      </w:pPr>
+      <w:r>
+        <w:t>My selected conclusion, deciding fact and explanation</w:t>
+      </w:r>
+    </w:p>
+    <w:p>
+      <w:r>
+        <w:t>________________________________________________________________</w:t>
+      </w:r>
+    </w:p>
+    <w:p>
+      <w:r>
+        <w:t>________________________________________________________________</w:t>
+      </w:r>
+    </w:p>
+    <w:p>
+      <w:r>
+        <w:t>________________________________________________________________</w:t>
+      </w:r>
+    </w:p>
+    <w:p>
+      <w:r>
+        <w:t>________________________________________________________________</w:t>
+      </w:r>
+    </w:p>
+    <w:p>
+      <w:r>
+        <w:t>________________________________________________________________</w:t>
+      </w:r>
+    </w:p>
+    <w:p>
+      <w:r>
+        <w:t>Hint if needed: Use the changed condition and the deciding step in the pictorial trace. The answer must say what follows from those facts.</w:t>
+      </w:r>
+    </w:p>
+    <w:p>
+      <w:r>
+        <w:t>After your attempt, compare with the supported explanation: C is wrongly admitted as well as A. Changing the maximum alters the contract instead of repairing its comparison.</w:t>
+      </w:r>
+    </w:p>
+    <w:p>
+      <w:pPr>
+        <w:pStyle w:val="Heading3"/>
+      </w:pPr>
+      <w:r>
+        <w:t>Repair a missing building block</w:t>
+      </w:r>
+    </w:p>
+    <w:p>
+      <w:r>
+        <w:t>Review Test Diverse Users (ai-2/34). Goal: Evaluate across varied cases. Short practice: Can these records establish performance for different user groups?. Return to this week and explain what you changed.</w:t>
+      </w:r>
+    </w:p>
+    <w:p>
+      <w:r>
+        <w:t>Review Project Problem and Success Test (ai-2/32). Goal: Define a small application purpose. Short practice: Write an equality test and explain which requirement it checks.. Return to this week and explain what you changed.</w:t>
+      </w:r>
+    </w:p>
+    <w:p>
+      <w:r>
+        <w:t>Review Evidence and Sources (ai-2/29). Goal: Explain the mechanism and terminology of claim support and citation evaluation. Short practice: Why is the original answer not fully supported despite having citations on every claim?. Return to this week and explain what you changed.</w:t>
+      </w:r>
+    </w:p>
+    <w:p>
+      <w:pPr>
+        <w:pStyle w:val="Heading3"/>
+      </w:pPr>
+      <w:r>
+        <w:t>Predict, run and debug</w:t>
+      </w:r>
+    </w:p>
+    <w:p>
+      <w:r>
+        <w:t>The browser lab lets you edit the supported Python examples already included in this lesson. Predict first, run, inspect the actual output or error, change one input, then run again. Keep code, predictions, actual results and a reasoned revision together. On paper, label your result as a trace rather than an execution.</w:t>
+      </w:r>
+    </w:p>
+    <w:p>
+      <w:pPr>
+        <w:pStyle w:val="Heading3"/>
+      </w:pPr>
+      <w:r>
+        <w:t>Keep your completed work</w:t>
+      </w:r>
+    </w:p>
+    <w:p>
+      <w:r>
+        <w:t>Use Download completed work in the hosted lesson to export your answers, reflections, practice feedback and code-run evidence. Open the HTML copy to read or print it. Drafts stay in this browser when storage is available; clear drafts on a shared device.</w:t>
       </w:r>
     </w:p>
     <w:sectPr>

--- a/downloads/student/ai-2-week-35.docx
+++ b/downloads/student/ai-2-week-35.docx
@@ -42,6 +42,11 @@
       </w:r>
     </w:p>
     <w:p>
+      <w:r>
+        <w:t>Start with the target: Repair a specific observed failure. Try the recall before opening notes.</w:t>
+      </w:r>
+    </w:p>
+    <w:p>
       <w:pPr>
         <w:pStyle w:val="Heading3"/>
       </w:pPr>
@@ -50,17 +55,35 @@
       </w:r>
     </w:p>
     <w:p>
-      <w:r>
+      <w:pPr>
+        <w:spacing w:line="336" w:lineRule="auto" w:after="180"/>
+      </w:pPr>
+      <w:r>
+        <w:rPr>
+          <w:b w:val="0"/>
+        </w:rPr>
         <w:t>I can repair a specific observed failure.</w:t>
       </w:r>
     </w:p>
     <w:p>
-      <w:r>
+      <w:pPr>
+        <w:spacing w:line="336" w:lineRule="auto" w:after="180"/>
+      </w:pPr>
+      <w:r>
+        <w:rPr>
+          <w:b w:val="0"/>
+        </w:rPr>
         <w:t>I can check that earlier behavior still works.</w:t>
       </w:r>
     </w:p>
     <w:p>
-      <w:r>
+      <w:pPr>
+        <w:spacing w:line="336" w:lineRule="auto" w:after="180"/>
+      </w:pPr>
+      <w:r>
+        <w:rPr>
+          <w:b w:val="0"/>
+        </w:rPr>
         <w:t>I can keep a truthful change and failure record.</w:t>
       </w:r>
     </w:p>
@@ -73,38 +96,116 @@
       </w:r>
     </w:p>
     <w:p>
-      <w:r>
+      <w:pPr>
+        <w:spacing w:line="336" w:lineRule="auto" w:after="180"/>
+      </w:pPr>
+      <w:r>
+        <w:rPr>
+          <w:b w:val="0"/>
+        </w:rPr>
         <w:t>Close your notes first. A rough first answer helps us choose the right starting point; it is not a score for your ability.</w:t>
       </w:r>
     </w:p>
     <w:p>
-      <w:r>
+      <w:pPr>
+        <w:spacing w:line="336" w:lineRule="auto" w:after="180"/>
+      </w:pPr>
+      <w:r>
+        <w:rPr>
+          <w:b w:val="0"/>
+        </w:rPr>
         <w:t>Without opening the old lesson, explain one key idea from Test Diverse Users. Give an example and a mistake that the idea helps you avoid.</w:t>
       </w:r>
     </w:p>
     <w:p>
-      <w:r>
+      <w:pPr>
+        <w:spacing w:line="336" w:lineRule="auto" w:after="180"/>
+      </w:pPr>
+      <w:r>
+        <w:rPr>
+          <w:b w:val="0"/>
+        </w:rPr>
         <w:t>Without opening the old lesson, explain one key idea from Project Problem and Success Test. Give an example and a mistake that the idea helps you avoid.</w:t>
       </w:r>
     </w:p>
     <w:p>
-      <w:r>
-        <w:t>Without opening the old lesson, explain one key idea from Evidence and Sources. Give an example and a mistake that the idea helps you avoid.</w:t>
-      </w:r>
-    </w:p>
-    <w:p>
-      <w:r>
-        <w:t>After trying, check the relevant lesson or ask your teacher. Change the part of your explanation that the evidence shows was wrong.</w:t>
-      </w:r>
-    </w:p>
-    <w:p>
-      <w:r>
+      <w:pPr>
+        <w:spacing w:line="336" w:lineRule="auto" w:after="180"/>
+      </w:pPr>
+      <w:r>
+        <w:rPr>
+          <w:b w:val="0"/>
+        </w:rPr>
+        <w:t xml:space="preserve">Without opening the old lesson, explain one key idea from </w:t>
+      </w:r>
+      <w:r>
+        <w:rPr>
+          <w:b/>
+        </w:rPr>
+        <w:t>Evidence</w:t>
+      </w:r>
+      <w:r>
+        <w:rPr>
+          <w:b w:val="0"/>
+        </w:rPr>
+        <w:t xml:space="preserve"> and Sources. Give an example and a mistake that the idea helps you avoid.</w:t>
+      </w:r>
+    </w:p>
+    <w:p>
+      <w:pPr>
+        <w:spacing w:line="336" w:lineRule="auto" w:after="180"/>
+      </w:pPr>
+      <w:r>
+        <w:rPr>
+          <w:b w:val="0"/>
+        </w:rPr>
+        <w:t xml:space="preserve">After trying, check the relevant lesson or ask your teacher. Change the part of your explanation that the </w:t>
+      </w:r>
+      <w:r>
+        <w:rPr>
+          <w:b/>
+        </w:rPr>
+        <w:t>evidence</w:t>
+      </w:r>
+      <w:r>
+        <w:rPr>
+          <w:b w:val="0"/>
+        </w:rPr>
+        <w:t xml:space="preserve"> shows was wrong.</w:t>
+      </w:r>
+    </w:p>
+    <w:p>
+      <w:pPr>
+        <w:spacing w:line="336" w:lineRule="auto" w:after="180"/>
+      </w:pPr>
+      <w:r>
+        <w:rPr>
+          <w:b w:val="0"/>
+        </w:rPr>
         <w:t>Week 35: Improve and Challenge</w:t>
       </w:r>
     </w:p>
     <w:p>
-      <w:r>
-        <w:t>A controlled improvement changes one design choice and reruns the same tests.</w:t>
+      <w:pPr>
+        <w:spacing w:line="336" w:lineRule="auto" w:after="180"/>
+      </w:pPr>
+      <w:r>
+        <w:rPr>
+          <w:b w:val="0"/>
+        </w:rPr>
+        <w:t xml:space="preserve">A </w:t>
+      </w:r>
+      <w:r>
+        <w:rPr>
+          <w:b/>
+        </w:rPr>
+        <w:t>controlled improvement</w:t>
+      </w:r>
+      <w:r>
+        <w:rPr>
+          <w:b w:val="0"/>
+        </w:rPr>
+        <w:t xml:space="preserve"> changes one design choice and reruns the same tests.</w:t>
       </w:r>
     </w:p>
     <w:p>
@@ -144,17 +245,59 @@
       </w:r>
     </w:p>
     <w:p>
-      <w:r>
+      <w:pPr>
+        <w:spacing w:line="336" w:lineRule="auto" w:after="180"/>
+      </w:pPr>
+      <w:r>
+        <w:rPr>
+          <w:b/>
+        </w:rPr>
         <w:t>THINKER MISSION</w:t>
       </w:r>
     </w:p>
     <w:p>
-      <w:r>
-        <w:t>Compare before/after scores and explain the tradeoff.</w:t>
-      </w:r>
-    </w:p>
-    <w:p>
-      <w:r>
+      <w:pPr>
+        <w:spacing w:line="336" w:lineRule="auto" w:after="180"/>
+      </w:pPr>
+      <w:r>
+        <w:rPr>
+          <w:b w:val="0"/>
+        </w:rPr>
+        <w:t xml:space="preserve">Compare </w:t>
+      </w:r>
+      <w:r>
+        <w:rPr>
+          <w:b/>
+        </w:rPr>
+        <w:t>before/after</w:t>
+      </w:r>
+      <w:r>
+        <w:rPr>
+          <w:b w:val="0"/>
+        </w:rPr>
+        <w:t xml:space="preserve"> scores and explain the </w:t>
+      </w:r>
+      <w:r>
+        <w:rPr>
+          <w:b/>
+        </w:rPr>
+        <w:t>tradeoff</w:t>
+      </w:r>
+      <w:r>
+        <w:rPr>
+          <w:b w:val="0"/>
+        </w:rPr>
+        <w:t>.</w:t>
+      </w:r>
+    </w:p>
+    <w:p>
+      <w:pPr>
+        <w:spacing w:line="336" w:lineRule="auto" w:after="180"/>
+      </w:pPr>
+      <w:r>
+        <w:rPr>
+          <w:b w:val="0"/>
+        </w:rPr>
         <w:t>Thinker name and date:</w:t>
       </w:r>
     </w:p>
@@ -200,7 +343,14 @@
       </w:r>
     </w:p>
     <w:p>
-      <w:r>
+      <w:pPr>
+        <w:spacing w:line="336" w:lineRule="auto" w:after="180"/>
+        <w:shd w:fill="F5F1FB"/>
+      </w:pPr>
+      <w:r>
+        <w:rPr>
+          <w:b w:val="0"/>
+        </w:rPr>
         <w:t>Why rerun old passing cases after a fix?</w:t>
       </w:r>
     </w:p>
@@ -213,7 +363,14 @@
       </w:r>
     </w:p>
     <w:p>
-      <w:r>
+      <w:pPr>
+        <w:spacing w:line="336" w:lineRule="auto" w:after="180"/>
+        <w:shd w:fill="F5F1FB"/>
+      </w:pPr>
+      <w:r>
+        <w:rPr>
+          <w:b w:val="0"/>
+        </w:rPr>
         <w:t>Why can testing only valid_item miss a pipeline bug?</w:t>
       </w:r>
     </w:p>
@@ -249,8 +406,26 @@
       </w:r>
     </w:p>
     <w:p>
-      <w:r>
-        <w:t>By the end, I can make a focused repair and challenge it with regression and order-invariance tests.</w:t>
+      <w:pPr>
+        <w:spacing w:line="336" w:lineRule="auto" w:after="180"/>
+      </w:pPr>
+      <w:r>
+        <w:rPr>
+          <w:b w:val="0"/>
+        </w:rPr>
+        <w:t xml:space="preserve">By the end, I can make a focused repair and challenge it with </w:t>
+      </w:r>
+      <w:r>
+        <w:rPr>
+          <w:b/>
+        </w:rPr>
+        <w:t>regression</w:t>
+      </w:r>
+      <w:r>
+        <w:rPr>
+          <w:b w:val="0"/>
+        </w:rPr>
+        <w:t xml:space="preserve"> and order-invariance tests.</w:t>
       </w:r>
     </w:p>
     <w:p>
@@ -263,17 +438,52 @@
     </w:p>
     <w:p>
       <w:r>
+        <w:t>Investigate the supplied Improve and Challenge case. Separate observations, given facts and assumptions before choosing an explanation.</w:t>
+      </w:r>
+    </w:p>
+    <w:p>
+      <w:pPr>
+        <w:spacing w:line="336" w:lineRule="auto" w:after="180"/>
+      </w:pPr>
+      <w:r>
+        <w:rPr>
+          <w:b/>
+        </w:rPr>
         <w:t>PICTURE STORY</w:t>
       </w:r>
     </w:p>
     <w:p>
-      <w:r>
+      <w:pPr>
+        <w:spacing w:line="336" w:lineRule="auto" w:after="180"/>
+      </w:pPr>
+      <w:r>
+        <w:rPr>
+          <w:b w:val="0"/>
+        </w:rPr>
         <w:t>Notice → Predict → Explain</w:t>
       </w:r>
     </w:p>
     <w:p>
-      <w:r>
-        <w:t>Begin with visible evidence. Do not explain more than the picture and information support.</w:t>
+      <w:pPr>
+        <w:spacing w:line="336" w:lineRule="auto" w:after="180"/>
+      </w:pPr>
+      <w:r>
+        <w:rPr>
+          <w:b w:val="0"/>
+        </w:rPr>
+        <w:t xml:space="preserve">Begin with visible </w:t>
+      </w:r>
+      <w:r>
+        <w:rPr>
+          <w:b/>
+        </w:rPr>
+        <w:t>evidence</w:t>
+      </w:r>
+      <w:r>
+        <w:rPr>
+          <w:b w:val="0"/>
+        </w:rPr>
+        <w:t>. Do not explain more than the picture and information support.</w:t>
       </w:r>
     </w:p>
     <w:p>
@@ -313,18 +523,70 @@
       </w:r>
     </w:p>
     <w:p>
-      <w:r>
+      <w:pPr>
+        <w:pStyle w:val="Heading3"/>
+      </w:pPr>
+      <w:r>
+        <w:t>Start with this puzzle</w:t>
+      </w:r>
+    </w:p>
+    <w:p>
+      <w:pPr>
+        <w:spacing w:line="336" w:lineRule="auto" w:after="180"/>
+        <w:shd w:fill="F1F6FC"/>
+      </w:pPr>
+      <w:r>
+        <w:rPr>
+          <w:b w:val="0"/>
+        </w:rPr>
         <w:t>MYSTERY</w:t>
       </w:r>
     </w:p>
     <w:p>
-      <w:r>
-        <w:t>The learners must use improve and challenge to solve a problem. What information do they have? What decision or calculation do they make? What would count as evidence that it worked?</w:t>
-      </w:r>
-    </w:p>
-    <w:p>
-      <w:r>
-        <w:t>Three observations (what you can point to):</w:t>
+      <w:pPr>
+        <w:spacing w:line="336" w:lineRule="auto" w:after="180"/>
+        <w:shd w:fill="F5F1FB"/>
+      </w:pPr>
+      <w:r>
+        <w:rPr>
+          <w:b w:val="0"/>
+        </w:rPr>
+        <w:t xml:space="preserve">The learners must use improve and challenge to solve a problem. What information do they have? What decision or calculation do they make? What would count as </w:t>
+      </w:r>
+      <w:r>
+        <w:rPr>
+          <w:b/>
+        </w:rPr>
+        <w:t>evidence</w:t>
+      </w:r>
+      <w:r>
+        <w:rPr>
+          <w:b w:val="0"/>
+        </w:rPr>
+        <w:t xml:space="preserve"> that it worked?</w:t>
+      </w:r>
+    </w:p>
+    <w:p>
+      <w:pPr>
+        <w:spacing w:line="336" w:lineRule="auto" w:after="180"/>
+      </w:pPr>
+      <w:r>
+        <w:rPr>
+          <w:b w:val="0"/>
+        </w:rPr>
+        <w:t xml:space="preserve">Three </w:t>
+      </w:r>
+      <w:r>
+        <w:rPr>
+          <w:b/>
+        </w:rPr>
+        <w:t>observation</w:t>
+      </w:r>
+      <w:r>
+        <w:rPr>
+          <w:b w:val="0"/>
+        </w:rPr>
+        <w:t>s (what you can point to):</w:t>
       </w:r>
     </w:p>
     <w:p>
@@ -361,8 +623,26 @@
       </w:r>
     </w:p>
     <w:p>
-      <w:r>
-        <w:t>My prediction and the clue supporting it:</w:t>
+      <w:pPr>
+        <w:spacing w:line="336" w:lineRule="auto" w:after="180"/>
+      </w:pPr>
+      <w:r>
+        <w:rPr>
+          <w:b w:val="0"/>
+        </w:rPr>
+        <w:t xml:space="preserve">My </w:t>
+      </w:r>
+      <w:r>
+        <w:rPr>
+          <w:b/>
+        </w:rPr>
+        <w:t>prediction</w:t>
+      </w:r>
+      <w:r>
+        <w:rPr>
+          <w:b w:val="0"/>
+        </w:rPr>
+        <w:t xml:space="preserve"> and the clue supporting it:</w:t>
       </w:r>
     </w:p>
     <w:p>
@@ -407,8 +687,37 @@
       </w:r>
     </w:p>
     <w:p>
-      <w:r>
-        <w:t>A fictional chooser wrongly excludes an activity at the exact time limit because it uses minutes &lt; limit. The requirement says at most, so equality must qualify. Repair that condition, then test below, at and above the boundary plus earlier tie and invalid-input behavior.</w:t>
+      <w:pPr>
+        <w:spacing w:line="336" w:lineRule="auto" w:after="180"/>
+      </w:pPr>
+      <w:r>
+        <w:rPr>
+          <w:b w:val="0"/>
+        </w:rPr>
+        <w:t>A fictional chooser wrongly excludes an activity at the exact time limit because it uses minutes &lt; limit. The requirement says at most, so equality must qualify.</w:t>
+      </w:r>
+    </w:p>
+    <w:p>
+      <w:pPr>
+        <w:spacing w:line="336" w:lineRule="auto" w:after="180"/>
+      </w:pPr>
+      <w:r>
+        <w:rPr>
+          <w:b w:val="0"/>
+        </w:rPr>
+        <w:t>Repair that condition, then test below, at and above the boundary plus earlier tie and invalid-</w:t>
+      </w:r>
+      <w:r>
+        <w:rPr>
+          <w:b/>
+        </w:rPr>
+        <w:t>input</w:t>
+      </w:r>
+      <w:r>
+        <w:rPr>
+          <w:b w:val="0"/>
+        </w:rPr>
+        <w:t xml:space="preserve"> behavior.</w:t>
       </w:r>
     </w:p>
     <w:p>
@@ -420,8 +729,49 @@
       </w:r>
     </w:p>
     <w:p>
-      <w:r>
-        <w:t>Test the chooser at two scales. A unit test checks one validator or score calculation. An integration test runs validation through selection and reporting. Write expected outcomes from the specification, not by calling the same function twice.</w:t>
+      <w:pPr>
+        <w:spacing w:line="336" w:lineRule="auto" w:after="180"/>
+      </w:pPr>
+      <w:r>
+        <w:rPr>
+          <w:b w:val="0"/>
+        </w:rPr>
+        <w:t xml:space="preserve">Test the chooser at two scales. A </w:t>
+      </w:r>
+      <w:r>
+        <w:rPr>
+          <w:b/>
+        </w:rPr>
+        <w:t>unit test</w:t>
+      </w:r>
+      <w:r>
+        <w:rPr>
+          <w:b w:val="0"/>
+        </w:rPr>
+        <w:t xml:space="preserve"> checks one validator or score calculation. An </w:t>
+      </w:r>
+      <w:r>
+        <w:rPr>
+          <w:b/>
+        </w:rPr>
+        <w:t>integration test</w:t>
+      </w:r>
+      <w:r>
+        <w:rPr>
+          <w:b w:val="0"/>
+        </w:rPr>
+        <w:t xml:space="preserve"> runs validation through selection and reporting.</w:t>
+      </w:r>
+    </w:p>
+    <w:p>
+      <w:pPr>
+        <w:spacing w:line="336" w:lineRule="auto" w:after="180"/>
+      </w:pPr>
+      <w:r>
+        <w:rPr>
+          <w:b w:val="0"/>
+        </w:rPr>
+        <w:t>Write expected outcomes from the specification, not by calling the same function twice.</w:t>
       </w:r>
     </w:p>
     <w:p>
@@ -434,16 +784,69 @@
     </w:p>
     <w:p>
       <w:r>
-        <w:t>VISUAL MECHANISM</w:t>
-      </w:r>
-    </w:p>
-    <w:p>
-      <w:r>
-        <w:t>Input → Process → Output</w:t>
-      </w:r>
-    </w:p>
-    <w:p>
-      <w:r>
+        <w:t>Follow the mechanism for Improve and Challenge. Connect each labelled input, deciding step and result.</w:t>
+      </w:r>
+    </w:p>
+    <w:p>
+      <w:pPr>
+        <w:spacing w:line="336" w:lineRule="auto" w:after="180"/>
+      </w:pPr>
+      <w:r>
+        <w:rPr>
+          <w:b/>
+        </w:rPr>
+        <w:t xml:space="preserve">VISUAL </w:t>
+      </w:r>
+      <w:r>
+        <w:rPr>
+          <w:b/>
+        </w:rPr>
+        <w:t>MECHANISM</w:t>
+      </w:r>
+    </w:p>
+    <w:p>
+      <w:pPr>
+        <w:spacing w:line="336" w:lineRule="auto" w:after="180"/>
+      </w:pPr>
+      <w:r>
+        <w:rPr>
+          <w:b/>
+        </w:rPr>
+        <w:t>Input</w:t>
+      </w:r>
+      <w:r>
+        <w:rPr>
+          <w:b w:val="0"/>
+        </w:rPr>
+        <w:t xml:space="preserve"> → </w:t>
+      </w:r>
+      <w:r>
+        <w:rPr>
+          <w:b/>
+        </w:rPr>
+        <w:t>Process</w:t>
+      </w:r>
+      <w:r>
+        <w:rPr>
+          <w:b w:val="0"/>
+        </w:rPr>
+        <w:t xml:space="preserve"> → </w:t>
+      </w:r>
+      <w:r>
+        <w:rPr>
+          <w:b/>
+        </w:rPr>
+        <w:t>Output</w:t>
+      </w:r>
+    </w:p>
+    <w:p>
+      <w:pPr>
+        <w:spacing w:line="336" w:lineRule="auto" w:after="180"/>
+      </w:pPr>
+      <w:r>
+        <w:rPr>
+          <w:b w:val="0"/>
+        </w:rPr>
         <w:t>Trace the information. At each stage, ask what changed and how you could test it.</w:t>
       </w:r>
     </w:p>
@@ -484,7 +887,13 @@
       </w:r>
     </w:p>
     <w:p>
-      <w:r>
+      <w:pPr>
+        <w:spacing w:line="336" w:lineRule="auto" w:after="180"/>
+      </w:pPr>
+      <w:r>
+        <w:rPr>
+          <w:b w:val="0"/>
+        </w:rPr>
         <w:t>↓</w:t>
       </w:r>
     </w:p>
@@ -525,7 +934,13 @@
       </w:r>
     </w:p>
     <w:p>
-      <w:r>
+      <w:pPr>
+        <w:spacing w:line="336" w:lineRule="auto" w:after="180"/>
+      </w:pPr>
+      <w:r>
+        <w:rPr>
+          <w:b w:val="0"/>
+        </w:rPr>
         <w:t>↓</w:t>
       </w:r>
     </w:p>
@@ -566,7 +981,13 @@
       </w:r>
     </w:p>
     <w:p>
-      <w:r>
+      <w:pPr>
+        <w:spacing w:line="336" w:lineRule="auto" w:after="180"/>
+      </w:pPr>
+      <w:r>
+        <w:rPr>
+          <w:b w:val="0"/>
+        </w:rPr>
         <w:t>Which stage could fail even when the other two are correct? Explain:</w:t>
       </w:r>
     </w:p>
@@ -788,8 +1209,25 @@
       </w:r>
     </w:p>
     <w:p>
-      <w:r>
-        <w:t>The repaired predicate prints 9 True, 10 True and 11 False. It assumes validated numeric durations; it is not a replacement for the schema validator. A focused change is easier to explain and evaluate than unrelated edits made at the same time.</w:t>
+      <w:pPr>
+        <w:spacing w:line="336" w:lineRule="auto" w:after="180"/>
+      </w:pPr>
+      <w:r>
+        <w:rPr>
+          <w:b w:val="0"/>
+        </w:rPr>
+        <w:t>The repaired predicate prints 9 True, 10 True and 11 False. It assumes validated numeric durations; it is not a replacement for the schema validator.</w:t>
+      </w:r>
+    </w:p>
+    <w:p>
+      <w:pPr>
+        <w:spacing w:line="336" w:lineRule="auto" w:after="180"/>
+      </w:pPr>
+      <w:r>
+        <w:rPr>
+          <w:b w:val="0"/>
+        </w:rPr>
+        <w:t>A focused change is easier to explain and evaluate than unrelated edits made at the same time.</w:t>
       </w:r>
     </w:p>
     <w:p>
@@ -801,8 +1239,49 @@
       </w:r>
     </w:p>
     <w:p>
-      <w:r>
-        <w:t>At most includes equality. For a limit of 10, the durations 9 and 10 qualify while 11 does not. The strict comparison minutes &lt; limit wrongly rejects 10; changing it to minutes &lt;= limit repairs that boundary. Check below, at and above the boundary, then rerun earlier tie and invalid-input cases. Keep the original failure record so another person can understand what changed and which evidence supports the repair.</w:t>
+      <w:pPr>
+        <w:spacing w:line="336" w:lineRule="auto" w:after="180"/>
+      </w:pPr>
+      <w:r>
+        <w:rPr>
+          <w:b w:val="0"/>
+        </w:rPr>
+        <w:t>At most includes equality. For a limit of 10, the durations 9 and 10 qualify while 11 does not. The strict comparison minutes &lt; limit wrongly rejects 10; changing it to minutes &lt;= limit repairs that boundary.</w:t>
+      </w:r>
+    </w:p>
+    <w:p>
+      <w:pPr>
+        <w:spacing w:line="336" w:lineRule="auto" w:after="180"/>
+      </w:pPr>
+      <w:r>
+        <w:rPr>
+          <w:b w:val="0"/>
+        </w:rPr>
+        <w:t>Check below, at and above the boundary, then rerun earlier tie and invalid-</w:t>
+      </w:r>
+      <w:r>
+        <w:rPr>
+          <w:b/>
+        </w:rPr>
+        <w:t>input</w:t>
+      </w:r>
+      <w:r>
+        <w:rPr>
+          <w:b w:val="0"/>
+        </w:rPr>
+        <w:t xml:space="preserve"> cases. Keep the original failure record so another person can understand what changed and which </w:t>
+      </w:r>
+      <w:r>
+        <w:rPr>
+          <w:b/>
+        </w:rPr>
+        <w:t>evidence</w:t>
+      </w:r>
+      <w:r>
+        <w:rPr>
+          <w:b w:val="0"/>
+        </w:rPr>
+        <w:t xml:space="preserve"> supports the repair.</w:t>
       </w:r>
     </w:p>
     <w:p>
@@ -994,8 +1473,25 @@
       </w:r>
     </w:p>
     <w:p>
-      <w:r>
-        <w:t>The code prints its success message only if all assertions pass. It checks the scoring component but says nothing about duration filtering, malformed records, ties or reporting. Add focused cases for those requirements. Use the production functions from earlier weeks rather than rewriting a second copy just for tests.</w:t>
+      <w:pPr>
+        <w:spacing w:line="336" w:lineRule="auto" w:after="180"/>
+      </w:pPr>
+      <w:r>
+        <w:rPr>
+          <w:b w:val="0"/>
+        </w:rPr>
+        <w:t>The code prints its success message only if all assertions pass. It checks the scoring component but says nothing about duration filtering, malformed records, ties or reporting. Add focused cases for those requirements.</w:t>
+      </w:r>
+    </w:p>
+    <w:p>
+      <w:pPr>
+        <w:spacing w:line="336" w:lineRule="auto" w:after="180"/>
+      </w:pPr>
+      <w:r>
+        <w:rPr>
+          <w:b w:val="0"/>
+        </w:rPr>
+        <w:t>Use the production functions from earlier weeks rather than rewriting a second copy just for tests.</w:t>
       </w:r>
     </w:p>
     <w:p>
@@ -1007,8 +1503,84 @@
       </w:r>
     </w:p>
     <w:p>
-      <w:r>
-        <w:t>A score unit test asks whether the scoring function calculates the specified number. An integration test asks whether validation, filtering, scoring and reporting work together. A correct score does not establish that invalid records were rejected or that a tie was resolved correctly. Predict the full report from the input records before running. Check its counts and reasons as well as its selected name, and repeat a tie case with reversed input order.</w:t>
+      <w:pPr>
+        <w:spacing w:line="336" w:lineRule="auto" w:after="180"/>
+      </w:pPr>
+      <w:r>
+        <w:rPr>
+          <w:b w:val="0"/>
+        </w:rPr>
+        <w:t xml:space="preserve">A score </w:t>
+      </w:r>
+      <w:r>
+        <w:rPr>
+          <w:b/>
+        </w:rPr>
+        <w:t>unit test</w:t>
+      </w:r>
+      <w:r>
+        <w:rPr>
+          <w:b w:val="0"/>
+        </w:rPr>
+        <w:t xml:space="preserve"> asks whether the scoring function calculates the specified number. An </w:t>
+      </w:r>
+      <w:r>
+        <w:rPr>
+          <w:b/>
+        </w:rPr>
+        <w:t>integration test</w:t>
+      </w:r>
+      <w:r>
+        <w:rPr>
+          <w:b w:val="0"/>
+        </w:rPr>
+        <w:t xml:space="preserve"> asks whether validation, filtering, scoring and reporting work together.</w:t>
+      </w:r>
+    </w:p>
+    <w:p>
+      <w:pPr>
+        <w:spacing w:line="336" w:lineRule="auto" w:after="180"/>
+      </w:pPr>
+      <w:r>
+        <w:rPr>
+          <w:b w:val="0"/>
+        </w:rPr>
+        <w:t xml:space="preserve">A correct score does not establish that invalid records were rejected or that a tie was resolved correctly. Predict the full report from the </w:t>
+      </w:r>
+      <w:r>
+        <w:rPr>
+          <w:b/>
+        </w:rPr>
+        <w:t>input</w:t>
+      </w:r>
+      <w:r>
+        <w:rPr>
+          <w:b w:val="0"/>
+        </w:rPr>
+        <w:t xml:space="preserve"> records before running.</w:t>
+      </w:r>
+    </w:p>
+    <w:p>
+      <w:pPr>
+        <w:spacing w:line="336" w:lineRule="auto" w:after="180"/>
+      </w:pPr>
+      <w:r>
+        <w:rPr>
+          <w:b w:val="0"/>
+        </w:rPr>
+        <w:t xml:space="preserve">Check its counts and reasons as well as its selected name, and repeat a tie case with reversed </w:t>
+      </w:r>
+      <w:r>
+        <w:rPr>
+          <w:b/>
+        </w:rPr>
+        <w:t>input</w:t>
+      </w:r>
+      <w:r>
+        <w:rPr>
+          <w:b w:val="0"/>
+        </w:rPr>
+        <w:t xml:space="preserve"> order.</w:t>
       </w:r>
     </w:p>
     <w:p>
@@ -1020,8 +1592,26 @@
       </w:r>
     </w:p>
     <w:p>
-      <w:r>
-        <w:t>Point to the input, the deciding step and the result in this week’s visual. Explain the same step in ordinary words. A picture helps when you can say what each part represents.</w:t>
+      <w:pPr>
+        <w:spacing w:line="336" w:lineRule="auto" w:after="180"/>
+      </w:pPr>
+      <w:r>
+        <w:rPr>
+          <w:b w:val="0"/>
+        </w:rPr>
+        <w:t xml:space="preserve">Point to the </w:t>
+      </w:r>
+      <w:r>
+        <w:rPr>
+          <w:b/>
+        </w:rPr>
+        <w:t>input</w:t>
+      </w:r>
+      <w:r>
+        <w:rPr>
+          <w:b w:val="0"/>
+        </w:rPr>
+        <w:t>, the deciding step and the result in this week’s visual. Explain the same step in ordinary words. A picture helps when you can say what each part represents.</w:t>
       </w:r>
     </w:p>
     <w:p>
@@ -1034,16 +1624,54 @@
     </w:p>
     <w:p>
       <w:r>
+        <w:t>Compare the supplied cases for Improve and Challenge. Identify the detail that changes the conclusion.</w:t>
+      </w:r>
+    </w:p>
+    <w:p>
+      <w:pPr>
+        <w:pStyle w:val="Heading3"/>
+      </w:pPr>
+      <w:r>
+        <w:t>The case to investigate</w:t>
+      </w:r>
+    </w:p>
+    <w:p>
+      <w:pPr>
+        <w:spacing w:line="336" w:lineRule="auto" w:after="180"/>
+        <w:shd w:fill="F1F6FC"/>
+      </w:pPr>
+      <w:r>
+        <w:rPr>
+          <w:b w:val="0"/>
+        </w:rPr>
         <w:t>CASE GALLERY</w:t>
       </w:r>
     </w:p>
     <w:p>
-      <w:r>
-        <w:t>Four Tests, Four Kinds of Evidence</w:t>
-      </w:r>
-    </w:p>
-    <w:p>
-      <w:r>
+      <w:pPr>
+        <w:spacing w:line="336" w:lineRule="auto" w:after="180"/>
+      </w:pPr>
+      <w:r>
+        <w:rPr>
+          <w:b w:val="0"/>
+        </w:rPr>
+        <w:t xml:space="preserve">Four Tests, Four Kinds of </w:t>
+      </w:r>
+      <w:r>
+        <w:rPr>
+          <w:b/>
+        </w:rPr>
+        <w:t>Evidence</w:t>
+      </w:r>
+    </w:p>
+    <w:p>
+      <w:pPr>
+        <w:spacing w:line="336" w:lineRule="auto" w:after="180"/>
+      </w:pPr>
+      <w:r>
+        <w:rPr>
+          <w:b w:val="0"/>
+        </w:rPr>
         <w:t>A system is not understood until it survives more than one comfortable example.</w:t>
       </w:r>
     </w:p>
@@ -1120,8 +1748,47 @@
       </w:r>
     </w:p>
     <w:p>
-      <w:r>
-        <w:t>NORMAL CASE: predict and name evidence.     BOUNDARY CASE: predict and name evidence.</w:t>
+      <w:pPr>
+        <w:pStyle w:val="Heading3"/>
+      </w:pPr>
+      <w:r>
+        <w:t>The normal case</w:t>
+      </w:r>
+    </w:p>
+    <w:p>
+      <w:pPr>
+        <w:spacing w:line="336" w:lineRule="auto" w:after="180"/>
+        <w:shd w:fill="F1F6FC"/>
+      </w:pPr>
+      <w:r>
+        <w:rPr>
+          <w:b w:val="0"/>
+        </w:rPr>
+        <w:t xml:space="preserve">NORMAL CASE: predict and name </w:t>
+      </w:r>
+      <w:r>
+        <w:rPr>
+          <w:b/>
+        </w:rPr>
+        <w:t>evidence</w:t>
+      </w:r>
+      <w:r>
+        <w:rPr>
+          <w:b w:val="0"/>
+        </w:rPr>
+        <w:t xml:space="preserve">.     BOUNDARY CASE: predict and name </w:t>
+      </w:r>
+      <w:r>
+        <w:rPr>
+          <w:b/>
+        </w:rPr>
+        <w:t>evidence</w:t>
+      </w:r>
+      <w:r>
+        <w:rPr>
+          <w:b w:val="0"/>
+        </w:rPr>
+        <w:t>.</w:t>
       </w:r>
     </w:p>
     <w:p>
@@ -1197,12 +1864,58 @@
       </w:r>
     </w:p>
     <w:p>
-      <w:r>
-        <w:t>MISSING INFORMATION: predict and name evidence.     TRANSFER CASE: predict and name evidence.</w:t>
-      </w:r>
-    </w:p>
-    <w:p>
-      <w:r>
+      <w:pPr>
+        <w:pStyle w:val="Heading3"/>
+      </w:pPr>
+      <w:r>
+        <w:t>Check missing information</w:t>
+      </w:r>
+    </w:p>
+    <w:p>
+      <w:pPr>
+        <w:spacing w:line="336" w:lineRule="auto" w:after="180"/>
+        <w:shd w:fill="FFF5E6"/>
+      </w:pPr>
+      <w:r>
+        <w:rPr>
+          <w:b w:val="0"/>
+        </w:rPr>
+        <w:t xml:space="preserve">MISSING INFORMATION: predict and name </w:t>
+      </w:r>
+      <w:r>
+        <w:rPr>
+          <w:b/>
+        </w:rPr>
+        <w:t>evidence</w:t>
+      </w:r>
+      <w:r>
+        <w:rPr>
+          <w:b w:val="0"/>
+        </w:rPr>
+        <w:t xml:space="preserve">.     TRANSFER CASE: predict and name </w:t>
+      </w:r>
+      <w:r>
+        <w:rPr>
+          <w:b/>
+        </w:rPr>
+        <w:t>evidence</w:t>
+      </w:r>
+      <w:r>
+        <w:rPr>
+          <w:b w:val="0"/>
+        </w:rPr>
+        <w:t>.</w:t>
+      </w:r>
+    </w:p>
+    <w:p>
+      <w:pPr>
+        <w:spacing w:line="336" w:lineRule="auto" w:after="180"/>
+        <w:shd w:fill="F5F1FB"/>
+      </w:pPr>
+      <w:r>
+        <w:rPr>
+          <w:b w:val="0"/>
+        </w:rPr>
         <w:t>Which case is most likely to reveal a hidden assumption? Why?</w:t>
       </w:r>
     </w:p>
@@ -1248,17 +1961,68 @@
       </w:r>
     </w:p>
     <w:p>
-      <w:r>
+      <w:pPr>
+        <w:pStyle w:val="Heading3"/>
+      </w:pPr>
+      <w:r>
+        <w:t>Change one thing</w:t>
+      </w:r>
+    </w:p>
+    <w:p>
+      <w:pPr>
+        <w:spacing w:line="336" w:lineRule="auto" w:after="180"/>
+        <w:shd w:fill="F5F1FB"/>
+      </w:pPr>
+      <w:r>
+        <w:rPr>
+          <w:b w:val="0"/>
+        </w:rPr>
         <w:t>Change: An alternative patch simply increases the limit to 101.</w:t>
       </w:r>
     </w:p>
     <w:p>
-      <w:r>
-        <w:t>Prediction: C is wrongly admitted as well as A.</w:t>
-      </w:r>
-    </w:p>
-    <w:p>
-      <w:r>
+      <w:pPr>
+        <w:pStyle w:val="Heading3"/>
+      </w:pPr>
+      <w:r>
+        <w:t>Predicted result</w:t>
+      </w:r>
+    </w:p>
+    <w:p>
+      <w:pPr>
+        <w:spacing w:line="336" w:lineRule="auto" w:after="180"/>
+        <w:shd w:fill="F1F6FC"/>
+      </w:pPr>
+      <w:r>
+        <w:rPr>
+          <w:b/>
+        </w:rPr>
+        <w:t>Prediction</w:t>
+      </w:r>
+      <w:r>
+        <w:rPr>
+          <w:b w:val="0"/>
+        </w:rPr>
+        <w:t>: C is wrongly admitted as well as A.</w:t>
+      </w:r>
+    </w:p>
+    <w:p>
+      <w:pPr>
+        <w:pStyle w:val="Heading3"/>
+      </w:pPr>
+      <w:r>
+        <w:t>Why the result follows</w:t>
+      </w:r>
+    </w:p>
+    <w:p>
+      <w:pPr>
+        <w:spacing w:line="336" w:lineRule="auto" w:after="180"/>
+        <w:shd w:fill="F1F6FC"/>
+      </w:pPr>
+      <w:r>
+        <w:rPr>
+          <w:b w:val="0"/>
+        </w:rPr>
         <w:t>Reason: Changing the maximum alters the contract instead of repairing its comparison.</w:t>
       </w:r>
     </w:p>
@@ -1272,16 +2036,39 @@
     </w:p>
     <w:p>
       <w:r>
+        <w:t>Use the vocabulary of Improve and Challenge to explain a concrete decision, rather than only memorising definitions.</w:t>
+      </w:r>
+    </w:p>
+    <w:p>
+      <w:pPr>
+        <w:spacing w:line="336" w:lineRule="auto" w:after="180"/>
+      </w:pPr>
+      <w:r>
+        <w:rPr>
+          <w:b/>
+        </w:rPr>
         <w:t>VOCABULARY LAB</w:t>
       </w:r>
     </w:p>
     <w:p>
-      <w:r>
+      <w:pPr>
+        <w:spacing w:line="336" w:lineRule="auto" w:after="180"/>
+      </w:pPr>
+      <w:r>
+        <w:rPr>
+          <w:b w:val="0"/>
+        </w:rPr>
         <w:t>Words You Can Use to Reason</w:t>
       </w:r>
     </w:p>
     <w:p>
-      <w:r>
+      <w:pPr>
+        <w:spacing w:line="336" w:lineRule="auto" w:after="180"/>
+      </w:pPr>
+      <w:r>
+        <w:rPr>
+          <w:b w:val="0"/>
+        </w:rPr>
         <w:t>A definition matters when you can recognize the idea, use it, and contrast it with a near-miss.</w:t>
       </w:r>
     </w:p>
@@ -1870,17 +2657,58 @@
     </w:p>
     <w:p>
       <w:r>
-        <w:t>WORKED EVIDENCE</w:t>
-      </w:r>
-    </w:p>
-    <w:p>
-      <w:r>
+        <w:t>Follow the worked trace for Improve and Challenge, predict a step, then compare with its explanation.</w:t>
+      </w:r>
+    </w:p>
+    <w:p>
+      <w:pPr>
+        <w:spacing w:line="336" w:lineRule="auto" w:after="180"/>
+      </w:pPr>
+      <w:r>
+        <w:rPr>
+          <w:b/>
+        </w:rPr>
+        <w:t xml:space="preserve">WORKED </w:t>
+      </w:r>
+      <w:r>
+        <w:rPr>
+          <w:b/>
+        </w:rPr>
+        <w:t>EVIDENCE</w:t>
+      </w:r>
+    </w:p>
+    <w:p>
+      <w:pPr>
+        <w:spacing w:line="336" w:lineRule="auto" w:after="180"/>
+      </w:pPr>
+      <w:r>
+        <w:rPr>
+          <w:b w:val="0"/>
+        </w:rPr>
         <w:t>Reason Step by Step</w:t>
       </w:r>
     </w:p>
     <w:p>
-      <w:r>
-        <w:t>Predict first. Then check each step. A correct answer without visible reasoning is incomplete evidence.</w:t>
+      <w:pPr>
+        <w:spacing w:line="336" w:lineRule="auto" w:after="180"/>
+      </w:pPr>
+      <w:r>
+        <w:rPr>
+          <w:b w:val="0"/>
+        </w:rPr>
+        <w:t xml:space="preserve">Predict first. Then check each step. A correct answer without visible reasoning is incomplete </w:t>
+      </w:r>
+      <w:r>
+        <w:rPr>
+          <w:b/>
+        </w:rPr>
+        <w:t>evidence</w:t>
+      </w:r>
+      <w:r>
+        <w:rPr>
+          <w:b w:val="0"/>
+        </w:rPr>
+        <w:t>.</w:t>
       </w:r>
     </w:p>
     <w:p>
@@ -1920,27 +2748,73 @@
       </w:r>
     </w:p>
     <w:p>
-      <w:r>
+      <w:pPr>
+        <w:spacing w:line="336" w:lineRule="auto" w:after="180"/>
+        <w:shd w:fill="F4F9FC"/>
+      </w:pPr>
+      <w:r>
+        <w:rPr>
+          <w:b w:val="0"/>
+        </w:rPr>
         <w:t>1. Before: 6/10 test profiles pass.</w:t>
       </w:r>
     </w:p>
     <w:p>
-      <w:r>
+      <w:pPr>
+        <w:spacing w:line="336" w:lineRule="auto" w:after="180"/>
+        <w:shd w:fill="F4F9FC"/>
+      </w:pPr>
+      <w:r>
+        <w:rPr>
+          <w:b w:val="0"/>
+        </w:rPr>
         <w:t>2. Error cluster: difficult books rank too high for emerging readers.</w:t>
       </w:r>
     </w:p>
     <w:p>
-      <w:r>
+      <w:pPr>
+        <w:spacing w:line="336" w:lineRule="auto" w:after="180"/>
+        <w:shd w:fill="F4F9FC"/>
+      </w:pPr>
+      <w:r>
+        <w:rPr>
+          <w:b w:val="0"/>
+        </w:rPr>
         <w:t>3. Change only difficulty weight from 1 to 3.</w:t>
       </w:r>
     </w:p>
     <w:p>
-      <w:r>
-        <w:t>4. After: 8/10 pass; one adventure-focused profile ranks worse—record the tradeoff.</w:t>
-      </w:r>
-    </w:p>
-    <w:p>
-      <w:r>
+      <w:pPr>
+        <w:spacing w:line="336" w:lineRule="auto" w:after="180"/>
+        <w:shd w:fill="F4F9FC"/>
+      </w:pPr>
+      <w:r>
+        <w:rPr>
+          <w:b w:val="0"/>
+        </w:rPr>
+        <w:t xml:space="preserve">4. After: 8/10 pass; one adventure-focused profile ranks worse—record the </w:t>
+      </w:r>
+      <w:r>
+        <w:rPr>
+          <w:b/>
+        </w:rPr>
+        <w:t>tradeoff</w:t>
+      </w:r>
+      <w:r>
+        <w:rPr>
+          <w:b w:val="0"/>
+        </w:rPr>
+        <w:t>.</w:t>
+      </w:r>
+    </w:p>
+    <w:p>
+      <w:pPr>
+        <w:spacing w:line="336" w:lineRule="auto" w:after="180"/>
+      </w:pPr>
+      <w:r>
+        <w:rPr>
+          <w:b w:val="0"/>
+        </w:rPr>
         <w:t>Recalculate, retrace, or restate the reasoning in your own representation:</w:t>
       </w:r>
     </w:p>
@@ -1978,8 +2852,27 @@
       </w:r>
     </w:p>
     <w:p>
-      <w:r>
-        <w:t>CHECK  Did the evidence answer the exact question? Did the total, path, or source record stay consistent?</w:t>
+      <w:pPr>
+        <w:spacing w:line="336" w:lineRule="auto" w:after="180"/>
+        <w:shd w:fill="F5F1FB"/>
+      </w:pPr>
+      <w:r>
+        <w:rPr>
+          <w:b w:val="0"/>
+        </w:rPr>
+        <w:t xml:space="preserve">CHECK  Did the </w:t>
+      </w:r>
+      <w:r>
+        <w:rPr>
+          <w:b/>
+        </w:rPr>
+        <w:t>evidence</w:t>
+      </w:r>
+      <w:r>
+        <w:rPr>
+          <w:b w:val="0"/>
+        </w:rPr>
+        <w:t xml:space="preserve"> answer the exact question? Did the total, path, or source record stay consistent?</w:t>
       </w:r>
     </w:p>
     <w:p>
@@ -2083,7 +2976,13 @@
       </w:r>
     </w:p>
     <w:p>
-      <w:r>
+      <w:pPr>
+        <w:spacing w:line="336" w:lineRule="auto" w:after="180"/>
+      </w:pPr>
+      <w:r>
+        <w:rPr>
+          <w:b w:val="0"/>
+        </w:rPr>
         <w:t>Cover the result before checking it. Say what is given, choose the procedure, and follow one step at a time. Then uncover the result and explain your first mismatch. Ask why a step is allowed, not only what number it produces.</w:t>
       </w:r>
     </w:p>
@@ -2096,7 +2995,13 @@
       </w:r>
     </w:p>
     <w:p>
-      <w:r>
+      <w:pPr>
+        <w:spacing w:line="336" w:lineRule="auto" w:after="180"/>
+      </w:pPr>
+      <w:r>
+        <w:rPr>
+          <w:b w:val="0"/>
+        </w:rPr>
         <w:t>A fictional recommender excludes books at an intended including equality page limit.</w:t>
       </w:r>
     </w:p>
@@ -2109,12 +3014,42 @@
       </w:r>
     </w:p>
     <w:p>
-      <w:r>
+      <w:pPr>
+        <w:pStyle w:val="Heading3"/>
+      </w:pPr>
+      <w:r>
+        <w:t>Supplied facts</w:t>
+      </w:r>
+    </w:p>
+    <w:p>
+      <w:pPr>
+        <w:spacing w:line="336" w:lineRule="auto" w:after="180"/>
+        <w:shd w:fill="F1F6FC"/>
+      </w:pPr>
+      <w:r>
+        <w:rPr>
+          <w:b w:val="0"/>
+        </w:rPr>
         <w:t>Contract: pages&lt;=100; highest interest; ties choose smaller ID. Old code uses pages&lt;100.</w:t>
       </w:r>
     </w:p>
     <w:p>
-      <w:r>
+      <w:pPr>
+        <w:pStyle w:val="Heading3"/>
+      </w:pPr>
+      <w:r>
+        <w:t>Supplied facts</w:t>
+      </w:r>
+    </w:p>
+    <w:p>
+      <w:pPr>
+        <w:spacing w:line="336" w:lineRule="auto" w:after="180"/>
+        <w:shd w:fill="F1F6FC"/>
+      </w:pPr>
+      <w:r>
+        <w:rPr>
+          <w:b w:val="0"/>
+        </w:rPr>
         <w:t>Rows A pages100 interest5; B pages90 interest3; C pages101 interest5.</w:t>
       </w:r>
     </w:p>
@@ -2300,30 +3235,138 @@
       </w:r>
     </w:p>
     <w:p>
-      <w:r>
-        <w:t>A focused change makes the claim about what caused the error testable: the equality comparison rule caused this specific failure. Regression tests check surrounding behavior that should remain unchanged. A tie case and reversed input order are necessary because a correct boundary does not ensure deterministic selection. Log the old failure and revised replay separately.</w:t>
-      </w:r>
-    </w:p>
-    <w:p>
       <w:pPr>
         <w:pStyle w:val="Heading3"/>
       </w:pPr>
       <w:r>
+        <w:t>Why the result follows</w:t>
+      </w:r>
+    </w:p>
+    <w:p>
+      <w:pPr>
+        <w:spacing w:line="336" w:lineRule="auto" w:after="180"/>
+        <w:shd w:fill="F1F6FC"/>
+      </w:pPr>
+      <w:r>
+        <w:rPr>
+          <w:b w:val="0"/>
+        </w:rPr>
+        <w:t xml:space="preserve">A focused change makes the claim about what caused the error testable: the equality comparison rule caused this specific failure. </w:t>
+      </w:r>
+      <w:r>
+        <w:rPr>
+          <w:b/>
+        </w:rPr>
+        <w:t>Regression</w:t>
+      </w:r>
+      <w:r>
+        <w:rPr>
+          <w:b w:val="0"/>
+        </w:rPr>
+        <w:t xml:space="preserve"> tests check surrounding behavior that should remain unchanged.</w:t>
+      </w:r>
+    </w:p>
+    <w:p>
+      <w:pPr>
+        <w:spacing w:line="336" w:lineRule="auto" w:after="180"/>
+        <w:shd w:fill="F1F6FC"/>
+      </w:pPr>
+      <w:r>
+        <w:rPr>
+          <w:b w:val="0"/>
+        </w:rPr>
+        <w:t xml:space="preserve">A tie case and reversed </w:t>
+      </w:r>
+      <w:r>
+        <w:rPr>
+          <w:b/>
+        </w:rPr>
+        <w:t>input</w:t>
+      </w:r>
+      <w:r>
+        <w:rPr>
+          <w:b w:val="0"/>
+        </w:rPr>
+        <w:t xml:space="preserve"> order are necessary because a correct boundary does not ensure deterministic selection. Log the old failure and revised replay separately.</w:t>
+      </w:r>
+    </w:p>
+    <w:p>
+      <w:pPr>
+        <w:pStyle w:val="Heading3"/>
+      </w:pPr>
+      <w:r>
         <w:t>What this example does not establish</w:t>
       </w:r>
     </w:p>
     <w:p>
-      <w:r>
-        <w:t>Passing a small regression suite does not prove all behavior unchanged; record the suite’s actual coverage.</w:t>
-      </w:r>
-    </w:p>
-    <w:p>
-      <w:r>
+      <w:pPr>
+        <w:pStyle w:val="Heading3"/>
+      </w:pPr>
+      <w:r>
+        <w:t>Keep the stated limit</w:t>
+      </w:r>
+    </w:p>
+    <w:p>
+      <w:pPr>
+        <w:spacing w:line="336" w:lineRule="auto" w:after="180"/>
+        <w:shd w:fill="FFF5E6"/>
+      </w:pPr>
+      <w:r>
+        <w:rPr>
+          <w:b w:val="0"/>
+        </w:rPr>
+        <w:t xml:space="preserve">Passing a small </w:t>
+      </w:r>
+      <w:r>
+        <w:rPr>
+          <w:b/>
+        </w:rPr>
+        <w:t>regression suite</w:t>
+      </w:r>
+      <w:r>
+        <w:rPr>
+          <w:b w:val="0"/>
+        </w:rPr>
+        <w:t xml:space="preserve"> does not prove all behavior unchanged; record the suite’s actual coverage.</w:t>
+      </w:r>
+    </w:p>
+    <w:p>
+      <w:pPr>
+        <w:pStyle w:val="Heading3"/>
+      </w:pPr>
+      <w:r>
+        <w:t>Keep the stated limit</w:t>
+      </w:r>
+    </w:p>
+    <w:p>
+      <w:pPr>
+        <w:spacing w:line="336" w:lineRule="auto" w:after="180"/>
+        <w:shd w:fill="FFF5E6"/>
+      </w:pPr>
+      <w:r>
+        <w:rPr>
+          <w:b w:val="0"/>
+        </w:rPr>
         <w:t>Read the labelled picture: Why are tests at both 100 and 101 needed?</w:t>
       </w:r>
     </w:p>
     <w:p>
-      <w:r>
+      <w:pPr>
+        <w:pStyle w:val="Heading3"/>
+      </w:pPr>
+      <w:r>
+        <w:t>Keep the stated limit</w:t>
+      </w:r>
+    </w:p>
+    <w:p>
+      <w:pPr>
+        <w:spacing w:line="336" w:lineRule="auto" w:after="180"/>
+        <w:shd w:fill="FFF5E6"/>
+      </w:pPr>
+      <w:r>
+        <w:rPr>
+          <w:b w:val="0"/>
+        </w:rPr>
         <w:t>Change one thing: An alternative patch simply increases the limit to 101. Predict the result before checking the explanation. What remains the same?</w:t>
       </w:r>
     </w:p>
@@ -2337,17 +3380,61 @@
     </w:p>
     <w:p>
       <w:r>
+        <w:t>Find the unsupported step in the Improve and Challenge claim and explain a repair using the supplied evidence.</w:t>
+      </w:r>
+    </w:p>
+    <w:p>
+      <w:pPr>
+        <w:pStyle w:val="Heading3"/>
+      </w:pPr>
+      <w:r>
+        <w:t>Find the first error</w:t>
+      </w:r>
+    </w:p>
+    <w:p>
+      <w:pPr>
+        <w:spacing w:line="336" w:lineRule="auto" w:after="180"/>
+        <w:shd w:fill="FFF5E6"/>
+      </w:pPr>
+      <w:r>
+        <w:rPr>
+          <w:b w:val="0"/>
+        </w:rPr>
         <w:t>ERROR DETECTIVE</w:t>
       </w:r>
     </w:p>
     <w:p>
-      <w:r>
+      <w:pPr>
+        <w:spacing w:line="336" w:lineRule="auto" w:after="180"/>
+      </w:pPr>
+      <w:r>
+        <w:rPr>
+          <w:b w:val="0"/>
+        </w:rPr>
         <w:t>Compare → Diagnose → Repair</w:t>
       </w:r>
     </w:p>
     <w:p>
-      <w:r>
-        <w:t>Do not patch the answer. Find the earliest unsupported assumption, wrong step, or weak evidence.</w:t>
+      <w:pPr>
+        <w:spacing w:line="336" w:lineRule="auto" w:after="180"/>
+      </w:pPr>
+      <w:r>
+        <w:rPr>
+          <w:b w:val="0"/>
+        </w:rPr>
+        <w:t xml:space="preserve">Do not patch the answer. Find the earliest unsupported assumption, wrong step, or weak </w:t>
+      </w:r>
+      <w:r>
+        <w:rPr>
+          <w:b/>
+        </w:rPr>
+        <w:t>evidence</w:t>
+      </w:r>
+      <w:r>
+        <w:rPr>
+          <w:b w:val="0"/>
+        </w:rPr>
+        <w:t>.</w:t>
       </w:r>
     </w:p>
     <w:p>
@@ -2597,7 +3684,14 @@
       </w:tr>
     </w:tbl>
     <w:p>
-      <w:r>
+      <w:pPr>
+        <w:spacing w:line="336" w:lineRule="auto" w:after="180"/>
+        <w:shd w:fill="F5F1FB"/>
+      </w:pPr>
+      <w:r>
+        <w:rPr>
+          <w:b w:val="0"/>
+        </w:rPr>
         <w:t>Repair one cause. Why is this repair better than changing several things?</w:t>
       </w:r>
     </w:p>
@@ -2643,8 +3737,50 @@
       </w:r>
     </w:p>
     <w:p>
-      <w:r>
-        <w:t>A clean regression run does not erase the earlier failure. Keep before/after evidence and remaining limitations. If a fix was informed by reserved evaluation cases, report that contamination and obtain new independent cases.</w:t>
+      <w:pPr>
+        <w:spacing w:line="336" w:lineRule="auto" w:after="180"/>
+      </w:pPr>
+      <w:r>
+        <w:rPr>
+          <w:b w:val="0"/>
+        </w:rPr>
+        <w:t xml:space="preserve">A clean </w:t>
+      </w:r>
+      <w:r>
+        <w:rPr>
+          <w:b/>
+        </w:rPr>
+        <w:t>regression</w:t>
+      </w:r>
+      <w:r>
+        <w:rPr>
+          <w:b w:val="0"/>
+        </w:rPr>
+        <w:t xml:space="preserve"> run does not erase the earlier failure. Keep </w:t>
+      </w:r>
+      <w:r>
+        <w:rPr>
+          <w:b/>
+        </w:rPr>
+        <w:t>before/after</w:t>
+      </w:r>
+      <w:r>
+        <w:rPr>
+          <w:b w:val="0"/>
+        </w:rPr>
+        <w:t xml:space="preserve"> </w:t>
+      </w:r>
+      <w:r>
+        <w:rPr>
+          <w:b/>
+        </w:rPr>
+        <w:t>evidence</w:t>
+      </w:r>
+      <w:r>
+        <w:rPr>
+          <w:b w:val="0"/>
+        </w:rPr>
+        <w:t xml:space="preserve"> and remaining limitations. If a fix was informed by reserved evaluation cases, report that contamination and obtain new independent cases.</w:t>
       </w:r>
     </w:p>
     <w:p>
@@ -2694,7 +3830,13 @@
       </w:r>
     </w:p>
     <w:p>
-      <w:r>
+      <w:pPr>
+        <w:spacing w:line="336" w:lineRule="auto" w:after="180"/>
+      </w:pPr>
+      <w:r>
+        <w:rPr>
+          <w:b w:val="0"/>
+        </w:rPr>
         <w:t>Test results establish only the executed cases on the tested version. Retain failures and version information. Use explicit expected rejection behavior for invalid data instead of assuming every exception is acceptable.</w:t>
       </w:r>
     </w:p>
@@ -2746,16 +3888,39 @@
     </w:p>
     <w:p>
       <w:r>
+        <w:t>Practise Improve and Challenge with support, then explain the deciding step in your own words.</w:t>
+      </w:r>
+    </w:p>
+    <w:p>
+      <w:pPr>
+        <w:spacing w:line="336" w:lineRule="auto" w:after="180"/>
+      </w:pPr>
+      <w:r>
+        <w:rPr>
+          <w:b/>
+        </w:rPr>
         <w:t>LOGIC STUDIO</w:t>
       </w:r>
     </w:p>
     <w:p>
-      <w:r>
+      <w:pPr>
+        <w:spacing w:line="336" w:lineRule="auto" w:after="180"/>
+      </w:pPr>
+      <w:r>
+        <w:rPr>
+          <w:b w:val="0"/>
+        </w:rPr>
         <w:t>Trace Before You Run</w:t>
       </w:r>
     </w:p>
     <w:p>
-      <w:r>
+      <w:pPr>
+        <w:spacing w:line="336" w:lineRule="auto" w:after="180"/>
+      </w:pPr>
+      <w:r>
+        <w:rPr>
+          <w:b w:val="0"/>
+        </w:rPr>
         <w:t>Block code, pseudocode, tables, and diagrams are different ways to expose the same reasoning.</w:t>
       </w:r>
     </w:p>
@@ -2796,8 +3961,26 @@
       </w:r>
     </w:p>
     <w:p>
-      <w:r>
-        <w:t>SET evidence_record</w:t>
+      <w:pPr>
+        <w:spacing w:line="336" w:lineRule="auto" w:after="180"/>
+      </w:pPr>
+      <w:r>
+        <w:rPr>
+          <w:b w:val="0"/>
+        </w:rPr>
+        <w:t xml:space="preserve">SET </w:t>
+      </w:r>
+      <w:r>
+        <w:rPr>
+          <w:b/>
+        </w:rPr>
+        <w:t>evidence</w:t>
+      </w:r>
+      <w:r>
+        <w:rPr>
+          <w:b w:val="0"/>
+        </w:rPr>
+        <w:t>_record</w:t>
         <w:br/>
         <w:t>PREDICT expected_result</w:t>
         <w:br/>
@@ -2811,8 +3994,27 @@
       </w:r>
     </w:p>
     <w:p>
-      <w:r>
-        <w:t>Trace one input. Which line changes the state or chooses a path?</w:t>
+      <w:pPr>
+        <w:spacing w:line="336" w:lineRule="auto" w:after="180"/>
+        <w:shd w:fill="F5F1FB"/>
+      </w:pPr>
+      <w:r>
+        <w:rPr>
+          <w:b w:val="0"/>
+        </w:rPr>
+        <w:t xml:space="preserve">Trace one </w:t>
+      </w:r>
+      <w:r>
+        <w:rPr>
+          <w:b/>
+        </w:rPr>
+        <w:t>input</w:t>
+      </w:r>
+      <w:r>
+        <w:rPr>
+          <w:b w:val="0"/>
+        </w:rPr>
+        <w:t>. Which line changes the state or chooses a path?</w:t>
       </w:r>
     </w:p>
     <w:p>
@@ -2857,8 +4059,25 @@
       </w:r>
     </w:p>
     <w:p>
-      <w:r>
-        <w:t>Changing the expected boundary result to False would make the test pass while violating the requirement. Keep the requirement and independently calculated expectation; repair the implementation. If requirements truly change, document that as a policy change.</w:t>
+      <w:pPr>
+        <w:spacing w:line="336" w:lineRule="auto" w:after="180"/>
+      </w:pPr>
+      <w:r>
+        <w:rPr>
+          <w:b w:val="0"/>
+        </w:rPr>
+        <w:t>Changing the expected boundary result to False would make the test pass while violating the requirement. Keep the requirement and independently calculated expectation; repair the implementation.</w:t>
+      </w:r>
+    </w:p>
+    <w:p>
+      <w:pPr>
+        <w:spacing w:line="336" w:lineRule="auto" w:after="180"/>
+      </w:pPr>
+      <w:r>
+        <w:rPr>
+          <w:b w:val="0"/>
+        </w:rPr>
+        <w:t>If requirements truly change, document that as a policy change.</w:t>
       </w:r>
     </w:p>
     <w:p>
@@ -2870,8 +4089,25 @@
       </w:r>
     </w:p>
     <w:p>
-      <w:r>
-        <w:t>A test suite that only checks the winner name can miss wrong rejection counts. Check the full expected report: supplied, accepted, rejected, eligible, selected and reason. Avoid relying on dictionary display order when the contract concerns values.</w:t>
+      <w:pPr>
+        <w:spacing w:line="336" w:lineRule="auto" w:after="180"/>
+      </w:pPr>
+      <w:r>
+        <w:rPr>
+          <w:b w:val="0"/>
+        </w:rPr>
+        <w:t>A test suite that only checks the winner name can miss wrong rejection counts. Check the full expected report: supplied, accepted, rejected, eligible, selected and reason.</w:t>
+      </w:r>
+    </w:p>
+    <w:p>
+      <w:pPr>
+        <w:spacing w:line="336" w:lineRule="auto" w:after="180"/>
+      </w:pPr>
+      <w:r>
+        <w:rPr>
+          <w:b w:val="0"/>
+        </w:rPr>
+        <w:t>Avoid relying on dictionary display order when the contract concerns values.</w:t>
       </w:r>
     </w:p>
     <w:p>
@@ -2883,8 +4119,26 @@
       </w:r>
     </w:p>
     <w:p>
-      <w:r>
-        <w:t>Use workbook W2 for the connected example “Improving without hiding failures”. First fill the input and rule boxes. Try the middle steps before asking for a hint. After a hint, try the next step yourself.</w:t>
+      <w:pPr>
+        <w:spacing w:line="336" w:lineRule="auto" w:after="180"/>
+      </w:pPr>
+      <w:r>
+        <w:rPr>
+          <w:b w:val="0"/>
+        </w:rPr>
+        <w:t xml:space="preserve">Use workbook W2 for the connected example “Improving without hiding failures”. First fill the </w:t>
+      </w:r>
+      <w:r>
+        <w:rPr>
+          <w:b/>
+        </w:rPr>
+        <w:t>input</w:t>
+      </w:r>
+      <w:r>
+        <w:rPr>
+          <w:b w:val="0"/>
+        </w:rPr>
+        <w:t xml:space="preserve"> and rule boxes. Try the middle steps before asking for a hint. After a hint, try the next step yourself.</w:t>
       </w:r>
     </w:p>
     <w:tbl>
@@ -2967,7 +4221,13 @@
       </w:tr>
     </w:tbl>
     <w:p>
-      <w:r>
+      <w:pPr>
+        <w:spacing w:line="336" w:lineRule="auto" w:after="180"/>
+      </w:pPr>
+      <w:r>
+        <w:rPr>
+          <w:b w:val="0"/>
+        </w:rPr>
         <w:t>Explain your trace to a partner. Your partner points to one step to check. Swap roles on the next case. Each person writes their own explanation.</w:t>
       </w:r>
     </w:p>
@@ -2980,12 +4240,35 @@
       </w:r>
     </w:p>
     <w:p>
-      <w:r>
-        <w:t>Use the worked case for Improving without hiding failures. Proposed explanation: “A successful run proves the conclusion”. Decide whether this explanation is supported. Point to the step or supplied fact that decides; explain your repair if needed.</w:t>
-      </w:r>
-    </w:p>
-    <w:p>
-      <w:r>
+      <w:pPr>
+        <w:spacing w:line="336" w:lineRule="auto" w:after="180"/>
+      </w:pPr>
+      <w:r>
+        <w:rPr>
+          <w:b w:val="0"/>
+        </w:rPr>
+        <w:t>Use the worked case for Improving without hiding failures. Proposed explanation: “A successful run proves the conclusion”. Decide whether this explanation is supported.</w:t>
+      </w:r>
+    </w:p>
+    <w:p>
+      <w:pPr>
+        <w:spacing w:line="336" w:lineRule="auto" w:after="180"/>
+      </w:pPr>
+      <w:r>
+        <w:rPr>
+          <w:b w:val="0"/>
+        </w:rPr>
+        <w:t>Point to the step or supplied fact that decides; explain your repair if needed.</w:t>
+      </w:r>
+    </w:p>
+    <w:p>
+      <w:pPr>
+        <w:spacing w:line="336" w:lineRule="auto" w:after="180"/>
+      </w:pPr>
+      <w:r>
+        <w:rPr>
+          <w:b w:val="0"/>
+        </w:rPr>
         <w:t>Answer on your own before discussion. If you are unsure, say which step you need help with.</w:t>
       </w:r>
     </w:p>
@@ -2998,8 +4281,26 @@
       </w:r>
     </w:p>
     <w:p>
-      <w:r>
-        <w:t>Use its named workbook W2. Identify the given inputs, try the middle steps with less help, then explain your trace. Check this claim before group discussion: A successful run proves the conclusion</w:t>
+      <w:pPr>
+        <w:spacing w:line="336" w:lineRule="auto" w:after="180"/>
+      </w:pPr>
+      <w:r>
+        <w:rPr>
+          <w:b w:val="0"/>
+        </w:rPr>
+        <w:t xml:space="preserve">Use its named workbook W2. Identify the given </w:t>
+      </w:r>
+      <w:r>
+        <w:rPr>
+          <w:b/>
+        </w:rPr>
+        <w:t>input</w:t>
+      </w:r>
+      <w:r>
+        <w:rPr>
+          <w:b w:val="0"/>
+        </w:rPr>
+        <w:t>s, try the middle steps with less help, then explain your trace. Check this claim before group discussion: A successful run proves the conclusion</w:t>
       </w:r>
     </w:p>
     <w:p>
@@ -3011,7 +4312,14 @@
       </w:r>
     </w:p>
     <w:p>
-      <w:r>
+      <w:pPr>
+        <w:spacing w:line="336" w:lineRule="auto" w:after="180"/>
+        <w:shd w:fill="F5F1FB"/>
+      </w:pPr>
+      <w:r>
+        <w:rPr>
+          <w:b w:val="0"/>
+        </w:rPr>
         <w:t>Why are tests at both 100 and 101 needed?</w:t>
       </w:r>
     </w:p>
@@ -3044,7 +4352,13 @@
       </w:r>
     </w:p>
     <w:p>
-      <w:r>
+      <w:pPr>
+        <w:spacing w:line="336" w:lineRule="auto" w:after="180"/>
+      </w:pPr>
+      <w:r>
+        <w:rPr>
+          <w:b w:val="0"/>
+        </w:rPr>
         <w:t>This is supported practice. Keep the separately named independent case for an attempt before feedback.</w:t>
       </w:r>
     </w:p>
@@ -3058,16 +4372,45 @@
     </w:p>
     <w:p>
       <w:r>
-        <w:t>EVIDENCE LAB</w:t>
-      </w:r>
-    </w:p>
-    <w:p>
-      <w:r>
+        <w:t>Investigate Improve and Challenge. Record the prediction, actual observation or labelled paper trace, explanation and next test separately.</w:t>
+      </w:r>
+    </w:p>
+    <w:p>
+      <w:pPr>
+        <w:spacing w:line="336" w:lineRule="auto" w:after="180"/>
+      </w:pPr>
+      <w:r>
+        <w:rPr>
+          <w:b/>
+        </w:rPr>
+        <w:t>EVIDENCE</w:t>
+      </w:r>
+      <w:r>
+        <w:rPr>
+          <w:b/>
+        </w:rPr>
+        <w:t xml:space="preserve"> LAB</w:t>
+      </w:r>
+    </w:p>
+    <w:p>
+      <w:pPr>
+        <w:spacing w:line="336" w:lineRule="auto" w:after="180"/>
+      </w:pPr>
+      <w:r>
+        <w:rPr>
+          <w:b w:val="0"/>
+        </w:rPr>
         <w:t>Predict → Test → Record → Explain</w:t>
       </w:r>
     </w:p>
     <w:p>
-      <w:r>
+      <w:pPr>
+        <w:spacing w:line="336" w:lineRule="auto" w:after="180"/>
+      </w:pPr>
+      <w:r>
+        <w:rPr>
+          <w:b w:val="0"/>
+        </w:rPr>
         <w:t>Keep expected and actual results separate. Surprises are useful data when recorded honestly.</w:t>
       </w:r>
     </w:p>
@@ -3108,8 +4451,38 @@
       </w:r>
     </w:p>
     <w:p>
-      <w:r>
-        <w:t>Choose one evidence-backed change, freeze the test set, predict effects, rerun every case, compare 6/10 to 8/10, and inspect regressions.</w:t>
+      <w:pPr>
+        <w:spacing w:line="336" w:lineRule="auto" w:after="180"/>
+      </w:pPr>
+      <w:r>
+        <w:rPr>
+          <w:b w:val="0"/>
+        </w:rPr>
+        <w:t xml:space="preserve">Choose one </w:t>
+      </w:r>
+      <w:r>
+        <w:rPr>
+          <w:b/>
+        </w:rPr>
+        <w:t>evidence</w:t>
+      </w:r>
+      <w:r>
+        <w:rPr>
+          <w:b w:val="0"/>
+        </w:rPr>
+        <w:t xml:space="preserve">-backed change, freeze the test set, predict effects, rerun every case, compare 6/10 to 8/10, and inspect </w:t>
+      </w:r>
+      <w:r>
+        <w:rPr>
+          <w:b/>
+        </w:rPr>
+        <w:t>regression</w:t>
+      </w:r>
+      <w:r>
+        <w:rPr>
+          <w:b w:val="0"/>
+        </w:rPr>
+        <w:t>s.</w:t>
       </w:r>
     </w:p>
     <w:tbl>
@@ -3358,7 +4731,14 @@
       </w:tr>
     </w:tbl>
     <w:p>
-      <w:r>
+      <w:pPr>
+        <w:spacing w:line="336" w:lineRule="auto" w:after="180"/>
+        <w:shd w:fill="F5F1FB"/>
+      </w:pPr>
+      <w:r>
+        <w:rPr>
+          <w:b w:val="0"/>
+        </w:rPr>
         <w:t>What did the hardest test teach you that the normal test did not?</w:t>
       </w:r>
     </w:p>
@@ -3404,7 +4784,13 @@
       </w:r>
     </w:p>
     <w:p>
-      <w:r>
+      <w:pPr>
+        <w:spacing w:line="336" w:lineRule="auto" w:after="180"/>
+      </w:pPr>
+      <w:r>
+        <w:rPr>
+          <w:b w:val="0"/>
+        </w:rPr>
         <w:t>Before trying: what do I expect, and why? While trying: which step could first go wrong? Afterwards: what did I actually observe, and what should change? Keep “not run” if you only traced the procedure.</w:t>
       </w:r>
     </w:p>
@@ -3418,17 +4804,52 @@
     </w:p>
     <w:p>
       <w:r>
+        <w:t>Move from recall to tracing, diagnosis and transfer in Improve and Challenge. Explain why each step is justified.</w:t>
+      </w:r>
+    </w:p>
+    <w:p>
+      <w:pPr>
+        <w:spacing w:line="336" w:lineRule="auto" w:after="180"/>
+      </w:pPr>
+      <w:r>
+        <w:rPr>
+          <w:b/>
+        </w:rPr>
         <w:t>MASTERY</w:t>
       </w:r>
     </w:p>
     <w:p>
-      <w:r>
+      <w:pPr>
+        <w:spacing w:line="336" w:lineRule="auto" w:after="180"/>
+      </w:pPr>
+      <w:r>
+        <w:rPr>
+          <w:b w:val="0"/>
+        </w:rPr>
         <w:t>From Knowing the Word to Owning the Idea</w:t>
       </w:r>
     </w:p>
     <w:p>
-      <w:r>
-        <w:t>Move upward only when you can produce evidence without copying the worked example.</w:t>
+      <w:pPr>
+        <w:spacing w:line="336" w:lineRule="auto" w:after="180"/>
+      </w:pPr>
+      <w:r>
+        <w:rPr>
+          <w:b w:val="0"/>
+        </w:rPr>
+        <w:t xml:space="preserve">Move upward only when you can produce </w:t>
+      </w:r>
+      <w:r>
+        <w:rPr>
+          <w:b/>
+        </w:rPr>
+        <w:t>evidence</w:t>
+      </w:r>
+      <w:r>
+        <w:rPr>
+          <w:b w:val="0"/>
+        </w:rPr>
+        <w:t xml:space="preserve"> without copying the worked example.</w:t>
       </w:r>
     </w:p>
     <w:p>
@@ -3468,33 +4889,93 @@
       </w:r>
     </w:p>
     <w:p>
-      <w:r>
+      <w:pPr>
+        <w:spacing w:line="336" w:lineRule="auto" w:after="180"/>
+      </w:pPr>
+      <w:r>
+        <w:rPr>
+          <w:b w:val="0"/>
+        </w:rPr>
         <w:t>1 • NAME: Define the concept without repeating the textbook.</w:t>
       </w:r>
     </w:p>
     <w:p>
-      <w:r>
-        <w:t>2 • TRACE: Show the information, state, branch, calculation, or evidence path.</w:t>
-      </w:r>
-    </w:p>
-    <w:p>
-      <w:r>
+      <w:pPr>
+        <w:spacing w:line="336" w:lineRule="auto" w:after="180"/>
+      </w:pPr>
+      <w:r>
+        <w:rPr>
+          <w:b w:val="0"/>
+        </w:rPr>
+        <w:t xml:space="preserve">2 • TRACE: Show the information, state, branch, calculation, or </w:t>
+      </w:r>
+      <w:r>
+        <w:rPr>
+          <w:b/>
+        </w:rPr>
+        <w:t>evidence</w:t>
+      </w:r>
+      <w:r>
+        <w:rPr>
+          <w:b w:val="0"/>
+        </w:rPr>
+        <w:t xml:space="preserve"> path.</w:t>
+      </w:r>
+    </w:p>
+    <w:p>
+      <w:pPr>
+        <w:spacing w:line="336" w:lineRule="auto" w:after="180"/>
+      </w:pPr>
+      <w:r>
+        <w:rPr>
+          <w:b w:val="0"/>
+        </w:rPr>
         <w:t>3 • APPLY: Solve a different example independently.</w:t>
       </w:r>
     </w:p>
     <w:p>
-      <w:r>
+      <w:pPr>
+        <w:spacing w:line="336" w:lineRule="auto" w:after="180"/>
+      </w:pPr>
+      <w:r>
+        <w:rPr>
+          <w:b w:val="0"/>
+        </w:rPr>
         <w:t>4 • CHALLENGE: Find a boundary case, counterexample, or unfair outcome.</w:t>
       </w:r>
     </w:p>
     <w:p>
-      <w:r>
+      <w:pPr>
+        <w:spacing w:line="336" w:lineRule="auto" w:after="180"/>
+      </w:pPr>
+      <w:r>
+        <w:rPr>
+          <w:b w:val="0"/>
+        </w:rPr>
         <w:t>5 • EXPLAIN LIMITS: Say when the result should not be trusted or used alone.</w:t>
       </w:r>
     </w:p>
     <w:p>
-      <w:r>
-        <w:t>My strongest evidence of independent understanding:</w:t>
+      <w:pPr>
+        <w:spacing w:line="336" w:lineRule="auto" w:after="180"/>
+      </w:pPr>
+      <w:r>
+        <w:rPr>
+          <w:b w:val="0"/>
+        </w:rPr>
+        <w:t xml:space="preserve">My strongest </w:t>
+      </w:r>
+      <w:r>
+        <w:rPr>
+          <w:b/>
+        </w:rPr>
+        <w:t>evidence</w:t>
+      </w:r>
+      <w:r>
+        <w:rPr>
+          <w:b w:val="0"/>
+        </w:rPr>
+        <w:t xml:space="preserve"> of independent understanding:</w:t>
       </w:r>
     </w:p>
     <w:p>
@@ -3540,16 +5021,39 @@
     </w:p>
     <w:p>
       <w:r>
+        <w:t>Apply this week’s idea to Transparent Book Recommender. Keep an annotated decision and the evidence supporting it.</w:t>
+      </w:r>
+    </w:p>
+    <w:p>
+      <w:pPr>
+        <w:spacing w:line="336" w:lineRule="auto" w:after="180"/>
+      </w:pPr>
+      <w:r>
+        <w:rPr>
+          <w:b/>
+        </w:rPr>
         <w:t>CUMULATIVE PROJECT</w:t>
       </w:r>
     </w:p>
     <w:p>
-      <w:r>
+      <w:pPr>
+        <w:spacing w:line="336" w:lineRule="auto" w:after="180"/>
+      </w:pPr>
+      <w:r>
+        <w:rPr>
+          <w:b w:val="0"/>
+        </w:rPr>
         <w:t>Transparent Book Recommender</w:t>
       </w:r>
     </w:p>
     <w:p>
-      <w:r>
+      <w:pPr>
+        <w:spacing w:line="336" w:lineRule="auto" w:after="180"/>
+      </w:pPr>
+      <w:r>
+        <w:rPr>
+          <w:b w:val="0"/>
+        </w:rPr>
         <w:t>Every week adds one inspectable piece. The system must show how it reached a result.</w:t>
       </w:r>
     </w:p>
@@ -3590,17 +5094,87 @@
       </w:r>
     </w:p>
     <w:p>
-      <w:r>
-        <w:t>THIS WEEK’S CHECKPOINT  Publish the cause, one change, fixed test set, before/after evidence, and remaining limitation.</w:t>
-      </w:r>
-    </w:p>
-    <w:p>
-      <w:r>
-        <w:t>SYSTEM MAP  Reader need → allowed inputs → transparent rule or score → ranked candidates → explanation → test record → human decision</w:t>
-      </w:r>
-    </w:p>
-    <w:p>
-      <w:r>
+      <w:pPr>
+        <w:spacing w:line="336" w:lineRule="auto" w:after="180"/>
+      </w:pPr>
+      <w:r>
+        <w:rPr>
+          <w:b w:val="0"/>
+        </w:rPr>
+        <w:t xml:space="preserve">THIS WEEK’S CHECKPOINT  Publish the cause, one change, fixed test set, </w:t>
+      </w:r>
+      <w:r>
+        <w:rPr>
+          <w:b/>
+        </w:rPr>
+        <w:t>before/after</w:t>
+      </w:r>
+      <w:r>
+        <w:rPr>
+          <w:b w:val="0"/>
+        </w:rPr>
+        <w:t xml:space="preserve"> </w:t>
+      </w:r>
+      <w:r>
+        <w:rPr>
+          <w:b/>
+        </w:rPr>
+        <w:t>evidence</w:t>
+      </w:r>
+      <w:r>
+        <w:rPr>
+          <w:b w:val="0"/>
+        </w:rPr>
+        <w:t>, and remaining limitation.</w:t>
+      </w:r>
+    </w:p>
+    <w:p>
+      <w:pPr>
+        <w:pStyle w:val="Heading3"/>
+      </w:pPr>
+      <w:r>
+        <w:t>Trace the system</w:t>
+      </w:r>
+    </w:p>
+    <w:p>
+      <w:pPr>
+        <w:spacing w:line="336" w:lineRule="auto" w:after="180"/>
+        <w:shd w:fill="EDF7F3"/>
+      </w:pPr>
+      <w:r>
+        <w:rPr>
+          <w:b w:val="0"/>
+        </w:rPr>
+        <w:t xml:space="preserve">SYSTEM MAP  Reader need → allowed </w:t>
+      </w:r>
+      <w:r>
+        <w:rPr>
+          <w:b/>
+        </w:rPr>
+        <w:t>input</w:t>
+      </w:r>
+      <w:r>
+        <w:rPr>
+          <w:b w:val="0"/>
+        </w:rPr>
+        <w:t xml:space="preserve">s → transparent rule or score → ranked candidates → explanation → test record → </w:t>
+      </w:r>
+      <w:r>
+        <w:rPr>
+          <w:b/>
+        </w:rPr>
+        <w:t>human decision</w:t>
+      </w:r>
+    </w:p>
+    <w:p>
+      <w:pPr>
+        <w:spacing w:line="336" w:lineRule="auto" w:after="180"/>
+        <w:shd w:fill="F5F1FB"/>
+      </w:pPr>
+      <w:r>
+        <w:rPr>
+          <w:b w:val="0"/>
+        </w:rPr>
         <w:t>What will you add, change, or verify in the project this week?</w:t>
       </w:r>
     </w:p>
@@ -3638,8 +5212,27 @@
       </w:r>
     </w:p>
     <w:p>
-      <w:r>
-        <w:t>What should remain under human control?</w:t>
+      <w:pPr>
+        <w:spacing w:line="336" w:lineRule="auto" w:after="180"/>
+        <w:shd w:fill="F5F1FB"/>
+      </w:pPr>
+      <w:r>
+        <w:rPr>
+          <w:b w:val="0"/>
+        </w:rPr>
+        <w:t xml:space="preserve">What should remain under </w:t>
+      </w:r>
+      <w:r>
+        <w:rPr>
+          <w:b/>
+        </w:rPr>
+        <w:t>human control</w:t>
+      </w:r>
+      <w:r>
+        <w:rPr>
+          <w:b w:val="0"/>
+        </w:rPr>
+        <w:t>?</w:t>
       </w:r>
     </w:p>
     <w:p>
@@ -3676,7 +5269,22 @@
       </w:r>
     </w:p>
     <w:p>
-      <w:r>
+      <w:pPr>
+        <w:pStyle w:val="Heading3"/>
+      </w:pPr>
+      <w:r>
+        <w:t>Responsible design</w:t>
+      </w:r>
+    </w:p>
+    <w:p>
+      <w:pPr>
+        <w:spacing w:line="336" w:lineRule="auto" w:after="180"/>
+        <w:shd w:fill="FFF5E6"/>
+      </w:pPr>
+      <w:r>
+        <w:rPr>
+          <w:b w:val="0"/>
+        </w:rPr>
         <w:t>RESPONSIBLE DESIGN  Collect only necessary information. Show uncertainty and limits. Never confuse a ranking with a fact about a person.</w:t>
       </w:r>
     </w:p>
@@ -3689,8 +5297,26 @@
       </w:r>
     </w:p>
     <w:p>
-      <w:r>
-        <w:t>For each recommender revision, retain cause, code change, targeted test, regression results and unresolved issues.</w:t>
+      <w:pPr>
+        <w:spacing w:line="336" w:lineRule="auto" w:after="180"/>
+      </w:pPr>
+      <w:r>
+        <w:rPr>
+          <w:b w:val="0"/>
+        </w:rPr>
+        <w:t xml:space="preserve">For each recommender revision, retain cause, code change, targeted test, </w:t>
+      </w:r>
+      <w:r>
+        <w:rPr>
+          <w:b/>
+        </w:rPr>
+        <w:t>regression</w:t>
+      </w:r>
+      <w:r>
+        <w:rPr>
+          <w:b w:val="0"/>
+        </w:rPr>
+        <w:t xml:space="preserve"> results and unresolved issues.</w:t>
       </w:r>
     </w:p>
     <w:p>
@@ -3703,16 +5329,48 @@
     </w:p>
     <w:p>
       <w:r>
+        <w:t>Use a genuinely new case for independent evidence. Previously discussed examples remain practice; use the separately named independent case before feedback.</w:t>
+      </w:r>
+    </w:p>
+    <w:p>
+      <w:pPr>
+        <w:pStyle w:val="Heading3"/>
+      </w:pPr>
+      <w:r>
+        <w:t>Independent evidence</w:t>
+      </w:r>
+    </w:p>
+    <w:p>
+      <w:pPr>
+        <w:spacing w:line="336" w:lineRule="auto" w:after="180"/>
+        <w:shd w:fill="FFF5E6"/>
+      </w:pPr>
+      <w:r>
+        <w:rPr>
+          <w:b w:val="0"/>
+        </w:rPr>
         <w:t>INDEPENDENT MASTERY PROOF</w:t>
       </w:r>
     </w:p>
     <w:p>
-      <w:r>
+      <w:pPr>
+        <w:spacing w:line="336" w:lineRule="auto" w:after="180"/>
+      </w:pPr>
+      <w:r>
+        <w:rPr>
+          <w:b w:val="0"/>
+        </w:rPr>
         <w:t>Explain • Transfer • Test • Defend</w:t>
       </w:r>
     </w:p>
     <w:p>
-      <w:r>
+      <w:pPr>
+        <w:spacing w:line="336" w:lineRule="auto" w:after="180"/>
+      </w:pPr>
+      <w:r>
+        <w:rPr>
+          <w:b w:val="0"/>
+        </w:rPr>
         <w:t>Complete this page without copying the worked example. Your reasoning matters more than decoration.</w:t>
       </w:r>
     </w:p>
@@ -3753,12 +5411,58 @@
       </w:r>
     </w:p>
     <w:p>
-      <w:r>
-        <w:t>CHALLENGE  Compare before/after scores and explain the tradeoff.</w:t>
-      </w:r>
-    </w:p>
-    <w:p>
-      <w:r>
+      <w:pPr>
+        <w:pStyle w:val="Heading3"/>
+      </w:pPr>
+      <w:r>
+        <w:t>Try a more demanding case</w:t>
+      </w:r>
+    </w:p>
+    <w:p>
+      <w:pPr>
+        <w:spacing w:line="336" w:lineRule="auto" w:after="180"/>
+        <w:shd w:fill="F5F1FB"/>
+      </w:pPr>
+      <w:r>
+        <w:rPr>
+          <w:b w:val="0"/>
+        </w:rPr>
+        <w:t xml:space="preserve">CHALLENGE  Compare </w:t>
+      </w:r>
+      <w:r>
+        <w:rPr>
+          <w:b/>
+        </w:rPr>
+        <w:t>before/after</w:t>
+      </w:r>
+      <w:r>
+        <w:rPr>
+          <w:b w:val="0"/>
+        </w:rPr>
+        <w:t xml:space="preserve"> scores and explain the </w:t>
+      </w:r>
+      <w:r>
+        <w:rPr>
+          <w:b/>
+        </w:rPr>
+        <w:t>tradeoff</w:t>
+      </w:r>
+      <w:r>
+        <w:rPr>
+          <w:b w:val="0"/>
+        </w:rPr>
+        <w:t>.</w:t>
+      </w:r>
+    </w:p>
+    <w:p>
+      <w:pPr>
+        <w:spacing w:line="336" w:lineRule="auto" w:after="180"/>
+        <w:shd w:fill="F4F9FC"/>
+      </w:pPr>
+      <w:r>
+        <w:rPr>
+          <w:b w:val="0"/>
+        </w:rPr>
         <w:t>1. My fresh example, trace, calculation, or design:</w:t>
       </w:r>
     </w:p>
@@ -3796,8 +5500,27 @@
       </w:r>
     </w:p>
     <w:p>
-      <w:r>
-        <w:t>2. My evidence that it works (include a boundary or missing-data case):</w:t>
+      <w:pPr>
+        <w:spacing w:line="336" w:lineRule="auto" w:after="180"/>
+        <w:shd w:fill="F4F9FC"/>
+      </w:pPr>
+      <w:r>
+        <w:rPr>
+          <w:b w:val="0"/>
+        </w:rPr>
+        <w:t xml:space="preserve">2. My </w:t>
+      </w:r>
+      <w:r>
+        <w:rPr>
+          <w:b/>
+        </w:rPr>
+        <w:t>evidence</w:t>
+      </w:r>
+      <w:r>
+        <w:rPr>
+          <w:b w:val="0"/>
+        </w:rPr>
+        <w:t xml:space="preserve"> that it works (include a boundary or missing-data case):</w:t>
       </w:r>
     </w:p>
     <w:p>
@@ -3834,7 +5557,14 @@
       </w:r>
     </w:p>
     <w:p>
-      <w:r>
+      <w:pPr>
+        <w:spacing w:line="336" w:lineRule="auto" w:after="180"/>
+        <w:shd w:fill="F4F9FC"/>
+      </w:pPr>
+      <w:r>
+        <w:rPr>
+          <w:b w:val="0"/>
+        </w:rPr>
         <w:t>3. One limitation, fairness concern, or situation needing human review:</w:t>
       </w:r>
     </w:p>
@@ -3872,8 +5602,47 @@
       </w:r>
     </w:p>
     <w:p>
-      <w:r>
-        <w:t>SELF-CHECK  □ I explained the mechanism  □ I used evidence  □ I tested a fresh case  □ I named a limitation  □ I can answer ‘why?’</w:t>
+      <w:pPr>
+        <w:pStyle w:val="Heading3"/>
+      </w:pPr>
+      <w:r>
+        <w:t>Check your explanation</w:t>
+      </w:r>
+    </w:p>
+    <w:p>
+      <w:pPr>
+        <w:spacing w:line="336" w:lineRule="auto" w:after="180"/>
+        <w:shd w:fill="F5F1FB"/>
+      </w:pPr>
+      <w:r>
+        <w:rPr>
+          <w:b w:val="0"/>
+        </w:rPr>
+        <w:t xml:space="preserve">SELF-CHECK  □ I explained the </w:t>
+      </w:r>
+      <w:r>
+        <w:rPr>
+          <w:b/>
+        </w:rPr>
+        <w:t>mechanism</w:t>
+      </w:r>
+      <w:r>
+        <w:rPr>
+          <w:b w:val="0"/>
+        </w:rPr>
+        <w:t xml:space="preserve">  □ I used </w:t>
+      </w:r>
+      <w:r>
+        <w:rPr>
+          <w:b/>
+        </w:rPr>
+        <w:t>evidence</w:t>
+      </w:r>
+      <w:r>
+        <w:rPr>
+          <w:b w:val="0"/>
+        </w:rPr>
+        <w:t xml:space="preserve">  □ I tested a fresh case  □ I named a limitation  □ I can answer ‘why?’</w:t>
       </w:r>
     </w:p>
     <w:p>
@@ -3885,6 +5654,11 @@
       </w:r>
     </w:p>
     <w:p>
+      <w:r>
+        <w:t>Revisit the complete Improve and Challenge case for supported practice. Repeated examples do not become fresh assessments.</w:t>
+      </w:r>
+    </w:p>
+    <w:p>
       <w:pPr>
         <w:pStyle w:val="Heading3"/>
       </w:pPr>
@@ -3893,7 +5667,13 @@
       </w:r>
     </w:p>
     <w:p>
-      <w:r>
+      <w:pPr>
+        <w:spacing w:line="336" w:lineRule="auto" w:after="180"/>
+      </w:pPr>
+      <w:r>
+        <w:rPr>
+          <w:b w:val="0"/>
+        </w:rPr>
         <w:t>Use the supplied details to practise the weekly concept before attempting the independent question. This case extends the illustrated lesson.</w:t>
       </w:r>
     </w:p>
@@ -3906,7 +5686,13 @@
       </w:r>
     </w:p>
     <w:p>
-      <w:r>
+      <w:pPr>
+        <w:spacing w:line="336" w:lineRule="auto" w:after="180"/>
+      </w:pPr>
+      <w:r>
+        <w:rPr>
+          <w:b w:val="0"/>
+        </w:rPr>
         <w:t>A repair raises success from 7/10 to 9/10 on the same validation set.</w:t>
       </w:r>
     </w:p>
@@ -3919,7 +5705,14 @@
       </w:r>
     </w:p>
     <w:p>
-      <w:r>
+      <w:pPr>
+        <w:spacing w:line="336" w:lineRule="auto" w:after="180"/>
+        <w:shd w:fill="F5F1FB"/>
+      </w:pPr>
+      <w:r>
+        <w:rPr>
+          <w:b w:val="0"/>
+        </w:rPr>
         <w:t>What belongs in the improvement claim?</w:t>
       </w:r>
     </w:p>
@@ -3932,7 +5725,13 @@
       </w:r>
     </w:p>
     <w:p>
-      <w:r>
+      <w:pPr>
+        <w:spacing w:line="336" w:lineRule="auto" w:after="180"/>
+      </w:pPr>
+      <w:r>
+        <w:rPr>
+          <w:b w:val="0"/>
+        </w:rPr>
         <w:t>Confirm fixed criteria, inspect remaining and introduced failures, then test the chosen version on fresh final cases.</w:t>
       </w:r>
     </w:p>
@@ -3945,7 +5744,14 @@
       </w:r>
     </w:p>
     <w:p>
-      <w:r>
+      <w:pPr>
+        <w:spacing w:line="336" w:lineRule="auto" w:after="180"/>
+        <w:shd w:fill="F5F1FB"/>
+      </w:pPr>
+      <w:r>
+        <w:rPr>
+          <w:b w:val="0"/>
+        </w:rPr>
         <w:t>Which detail supports the answer, and why does it matter?</w:t>
       </w:r>
     </w:p>
@@ -4123,17 +5929,36 @@
       </w:tr>
     </w:tbl>
     <w:p>
-      <w:r>
+      <w:pPr>
+        <w:spacing w:line="336" w:lineRule="auto" w:after="180"/>
+      </w:pPr>
+      <w:r>
+        <w:rPr>
+          <w:b w:val="0"/>
+        </w:rPr>
         <w:t>A repair raises success from 7/10 to 9/10 on the same validation set.</w:t>
       </w:r>
     </w:p>
     <w:p>
-      <w:r>
+      <w:pPr>
+        <w:spacing w:line="336" w:lineRule="auto" w:after="180"/>
+        <w:shd w:fill="F5F1FB"/>
+      </w:pPr>
+      <w:r>
+        <w:rPr>
+          <w:b w:val="0"/>
+        </w:rPr>
         <w:t>What belongs in the improvement claim?</w:t>
       </w:r>
     </w:p>
     <w:p>
-      <w:r>
+      <w:pPr>
+        <w:spacing w:line="336" w:lineRule="auto" w:after="180"/>
+      </w:pPr>
+      <w:r>
+        <w:rPr>
+          <w:b w:val="0"/>
+        </w:rPr>
         <w:t>Confirm fixed criteria, inspect remaining and introduced failures, then test the chosen version on fresh final cases.</w:t>
       </w:r>
     </w:p>
@@ -4146,6 +5971,11 @@
       </w:r>
     </w:p>
     <w:p>
+      <w:r>
+        <w:t>Attempt the reserved new case before feedback. Record support; the earlier examples below remain additional practice.</w:t>
+      </w:r>
+    </w:p>
+    <w:p>
       <w:pPr>
         <w:pStyle w:val="Heading3"/>
       </w:pPr>
@@ -4154,8 +5984,38 @@
       </w:r>
     </w:p>
     <w:p>
-      <w:r>
-        <w:t>Write the eligibility predicate for at most 12 minutes and a regression set including 11,12,13 and 0. Add one chooser tie case and one invalid-data case to rerun.</w:t>
+      <w:pPr>
+        <w:spacing w:line="336" w:lineRule="auto" w:after="180"/>
+      </w:pPr>
+      <w:r>
+        <w:rPr>
+          <w:b w:val="0"/>
+        </w:rPr>
+        <w:t xml:space="preserve">Write the eligibility predicate for at most </w:t>
+      </w:r>
+      <w:r>
+        <w:rPr>
+          <w:b/>
+        </w:rPr>
+        <w:t>12 minutes</w:t>
+      </w:r>
+      <w:r>
+        <w:rPr>
+          <w:b w:val="0"/>
+        </w:rPr>
+        <w:t xml:space="preserve"> and a </w:t>
+      </w:r>
+      <w:r>
+        <w:rPr>
+          <w:b/>
+        </w:rPr>
+        <w:t>regression</w:t>
+      </w:r>
+      <w:r>
+        <w:rPr>
+          <w:b w:val="0"/>
+        </w:rPr>
+        <w:t xml:space="preserve"> set including 11,12,13 and 0. Add one chooser tie case and one invalid-data case to rerun.</w:t>
       </w:r>
     </w:p>
     <w:p>
@@ -4202,7 +6062,13 @@
       </w:r>
     </w:p>
     <w:p>
-      <w:r>
+      <w:pPr>
+        <w:spacing w:line="336" w:lineRule="auto" w:after="180"/>
+      </w:pPr>
+      <w:r>
+        <w:rPr>
+          <w:b w:val="0"/>
+        </w:rPr>
         <w:t>Attempt this case before feedback. Record any help. Earlier examples below are further practice; a case already practised with feedback cannot establish fresh transfer.</w:t>
       </w:r>
     </w:p>
@@ -4215,18 +6081,43 @@
       </w:r>
     </w:p>
     <w:p>
-      <w:r>
+      <w:pPr>
+        <w:spacing w:line="336" w:lineRule="auto" w:after="180"/>
+      </w:pPr>
+      <w:r>
+        <w:rPr>
+          <w:b w:val="0"/>
+        </w:rPr>
         <w:t>Close the worked explanation. Apply the idea to this different question without copying.</w:t>
       </w:r>
     </w:p>
     <w:p>
-      <w:r>
+      <w:pPr>
+        <w:spacing w:line="336" w:lineRule="auto" w:after="180"/>
+        <w:shd w:fill="F5F1FB"/>
+      </w:pPr>
+      <w:r>
+        <w:rPr>
+          <w:b w:val="0"/>
+        </w:rPr>
         <w:t>After changing a scoring weight, the system fixes one request but breaks two previously correct ones. What should the improvement record say?</w:t>
       </w:r>
     </w:p>
     <w:p>
-      <w:r>
-        <w:t>My answer, with a trace, calculation or supporting evidence</w:t>
+      <w:pPr>
+        <w:spacing w:line="336" w:lineRule="auto" w:after="180"/>
+      </w:pPr>
+      <w:r>
+        <w:rPr>
+          <w:b w:val="0"/>
+        </w:rPr>
+        <w:t xml:space="preserve">My answer, with a trace, calculation or supporting </w:t>
+      </w:r>
+      <w:r>
+        <w:rPr>
+          <w:b/>
+        </w:rPr>
+        <w:t>evidence</w:t>
       </w:r>
     </w:p>
     <w:p>
@@ -4271,13 +6162,37 @@
       </w:r>
     </w:p>
     <w:p>
-      <w:r>
+      <w:pPr>
+        <w:spacing w:line="336" w:lineRule="auto" w:after="180"/>
+      </w:pPr>
+      <w:r>
+        <w:rPr>
+          <w:b w:val="0"/>
+        </w:rPr>
         <w:t>Change one relevant detail. Predict the result before testing. Include a boundary or missing-information case when it helps reveal a limit.</w:t>
       </w:r>
     </w:p>
     <w:p>
-      <w:r>
-        <w:t>My changed input and expected result</w:t>
+      <w:pPr>
+        <w:spacing w:line="336" w:lineRule="auto" w:after="180"/>
+      </w:pPr>
+      <w:r>
+        <w:rPr>
+          <w:b w:val="0"/>
+        </w:rPr>
+        <w:t xml:space="preserve">My changed </w:t>
+      </w:r>
+      <w:r>
+        <w:rPr>
+          <w:b/>
+        </w:rPr>
+        <w:t>input</w:t>
+      </w:r>
+      <w:r>
+        <w:rPr>
+          <w:b w:val="0"/>
+        </w:rPr>
+        <w:t xml:space="preserve"> and expected result</w:t>
       </w:r>
     </w:p>
     <w:p>
@@ -4322,13 +6237,61 @@
       </w:r>
     </w:p>
     <w:p>
-      <w:r>
-        <w:t>Publish the cause, one change, fixed test set, before/after evidence, and remaining limitation.</w:t>
-      </w:r>
-    </w:p>
-    <w:p>
-      <w:r>
-        <w:t>The evidence I will keep</w:t>
+      <w:pPr>
+        <w:spacing w:line="336" w:lineRule="auto" w:after="180"/>
+      </w:pPr>
+      <w:r>
+        <w:rPr>
+          <w:b w:val="0"/>
+        </w:rPr>
+        <w:t xml:space="preserve">Publish the cause, one change, fixed test set, </w:t>
+      </w:r>
+      <w:r>
+        <w:rPr>
+          <w:b/>
+        </w:rPr>
+        <w:t>before/after</w:t>
+      </w:r>
+      <w:r>
+        <w:rPr>
+          <w:b w:val="0"/>
+        </w:rPr>
+        <w:t xml:space="preserve"> </w:t>
+      </w:r>
+      <w:r>
+        <w:rPr>
+          <w:b/>
+        </w:rPr>
+        <w:t>evidence</w:t>
+      </w:r>
+      <w:r>
+        <w:rPr>
+          <w:b w:val="0"/>
+        </w:rPr>
+        <w:t>, and remaining limitation.</w:t>
+      </w:r>
+    </w:p>
+    <w:p>
+      <w:pPr>
+        <w:spacing w:line="336" w:lineRule="auto" w:after="180"/>
+      </w:pPr>
+      <w:r>
+        <w:rPr>
+          <w:b w:val="0"/>
+        </w:rPr>
+        <w:t xml:space="preserve">The </w:t>
+      </w:r>
+      <w:r>
+        <w:rPr>
+          <w:b/>
+        </w:rPr>
+        <w:t>evidence</w:t>
+      </w:r>
+      <w:r>
+        <w:rPr>
+          <w:b w:val="0"/>
+        </w:rPr>
+        <w:t xml:space="preserve"> I will keep</w:t>
       </w:r>
     </w:p>
     <w:p>
@@ -4365,8 +6328,26 @@
       </w:r>
     </w:p>
     <w:p>
-      <w:r>
-        <w:t>Your teacher has the independent answer and scoring criteria. Complete the matching workbook week to keep your practice evidence together.</w:t>
+      <w:pPr>
+        <w:spacing w:line="336" w:lineRule="auto" w:after="180"/>
+      </w:pPr>
+      <w:r>
+        <w:rPr>
+          <w:b w:val="0"/>
+        </w:rPr>
+        <w:t xml:space="preserve">Your teacher has the independent answer and scoring criteria. Complete the matching workbook week to keep your practice </w:t>
+      </w:r>
+      <w:r>
+        <w:rPr>
+          <w:b/>
+        </w:rPr>
+        <w:t>evidence</w:t>
+      </w:r>
+      <w:r>
+        <w:rPr>
+          <w:b w:val="0"/>
+        </w:rPr>
+        <w:t xml:space="preserve"> together.</w:t>
       </w:r>
     </w:p>
     <w:p>
@@ -4378,7 +6359,13 @@
       </w:r>
     </w:p>
     <w:p>
-      <w:r>
+      <w:pPr>
+        <w:spacing w:line="336" w:lineRule="auto" w:after="180"/>
+      </w:pPr>
+      <w:r>
+        <w:rPr>
+          <w:b w:val="0"/>
+        </w:rPr>
         <w:t>After a scoring change, four old failures pass but two previous passes fail. On the original ten cases there were six passes. Compute the new total and explain what else should be reported.</w:t>
       </w:r>
     </w:p>
@@ -4434,8 +6421,25 @@
       </w:r>
     </w:p>
     <w:p>
-      <w:r>
-        <w:t>Attempt the independent case before hints. Record whether you worked alone, used a hint or followed a model. After feedback, fix the first unsupported step and explain why it changed. A later check uses a changed case, not a copied answer.</w:t>
+      <w:pPr>
+        <w:spacing w:line="336" w:lineRule="auto" w:after="180"/>
+      </w:pPr>
+      <w:r>
+        <w:rPr>
+          <w:b w:val="0"/>
+        </w:rPr>
+        <w:t>Attempt the independent case before hints. Record whether you worked alone, used a hint or followed a model. After feedback, fix the first unsupported step and explain why it changed.</w:t>
+      </w:r>
+    </w:p>
+    <w:p>
+      <w:pPr>
+        <w:spacing w:line="336" w:lineRule="auto" w:after="180"/>
+      </w:pPr>
+      <w:r>
+        <w:rPr>
+          <w:b w:val="0"/>
+        </w:rPr>
+        <w:t>A later check uses a changed case, not a copied answer.</w:t>
       </w:r>
     </w:p>
     <w:p>
@@ -4448,6 +6452,17 @@
     </w:p>
     <w:p>
       <w:r>
+        <w:t>Use this map to navigate Improve and Challenge, connect the goals to tasks and keep one evidence record for each attempt.</w:t>
+      </w:r>
+    </w:p>
+    <w:p>
+      <w:pPr>
+        <w:spacing w:line="336" w:lineRule="auto" w:after="180"/>
+      </w:pPr>
+      <w:r>
+        <w:rPr>
+          <w:b w:val="0"/>
+        </w:rPr>
         <w:t>Start with this question: A fictional recommender excludes books at an intended including equality page limit.</w:t>
       </w:r>
     </w:p>
@@ -4554,13 +6569,61 @@
       </w:tr>
     </w:tbl>
     <w:p>
-      <w:r>
-        <w:t>Remember → watch and explain → try with help → investigate → try independently → keep project evidence. Your teacher may spread this lesson across several classes.</w:t>
-      </w:r>
-    </w:p>
-    <w:p>
-      <w:r>
-        <w:t>Keep your first prediction. Compare it with what the evidence shows and explain any change.</w:t>
+      <w:pPr>
+        <w:spacing w:line="336" w:lineRule="auto" w:after="180"/>
+      </w:pPr>
+      <w:r>
+        <w:rPr>
+          <w:b w:val="0"/>
+        </w:rPr>
+        <w:t xml:space="preserve">Remember → watch and explain → try with help → investigate → try independently → keep project </w:t>
+      </w:r>
+      <w:r>
+        <w:rPr>
+          <w:b/>
+        </w:rPr>
+        <w:t>evidence</w:t>
+      </w:r>
+      <w:r>
+        <w:rPr>
+          <w:b w:val="0"/>
+        </w:rPr>
+        <w:t>. Your teacher may spread this lesson across several classes.</w:t>
+      </w:r>
+    </w:p>
+    <w:p>
+      <w:pPr>
+        <w:spacing w:line="336" w:lineRule="auto" w:after="180"/>
+      </w:pPr>
+      <w:r>
+        <w:rPr>
+          <w:b w:val="0"/>
+        </w:rPr>
+        <w:t xml:space="preserve">Keep your first </w:t>
+      </w:r>
+      <w:r>
+        <w:rPr>
+          <w:b/>
+        </w:rPr>
+        <w:t>prediction</w:t>
+      </w:r>
+      <w:r>
+        <w:rPr>
+          <w:b w:val="0"/>
+        </w:rPr>
+        <w:t xml:space="preserve">. Compare it with what the </w:t>
+      </w:r>
+      <w:r>
+        <w:rPr>
+          <w:b/>
+        </w:rPr>
+        <w:t>evidence</w:t>
+      </w:r>
+      <w:r>
+        <w:rPr>
+          <w:b w:val="0"/>
+        </w:rPr>
+        <w:t xml:space="preserve"> shows and explain any change.</w:t>
       </w:r>
     </w:p>
     <w:p>
@@ -4573,6 +6636,17 @@
     </w:p>
     <w:p>
       <w:r>
+        <w:t>Explain Improve and Challenge without notes, identify a remaining question and plan a later check with a changed case.</w:t>
+      </w:r>
+    </w:p>
+    <w:p>
+      <w:pPr>
+        <w:spacing w:line="336" w:lineRule="auto" w:after="180"/>
+      </w:pPr>
+      <w:r>
+        <w:rPr>
+          <w:b w:val="0"/>
+        </w:rPr>
         <w:t>Close your notes. Explain this goal in your own words: Repair a specific observed failure</w:t>
       </w:r>
     </w:p>
@@ -4610,13 +6684,61 @@
       </w:r>
     </w:p>
     <w:p>
-      <w:r>
-        <w:t>If you are unsure, return to the worked picture and explain one arrow. If you are ready, change an input or assumption and justify your prediction.</w:t>
-      </w:r>
-    </w:p>
-    <w:p>
-      <w:r>
-        <w:t>Save your workbook evidence. At the next review, try a different case before opening your old answer.</w:t>
+      <w:pPr>
+        <w:spacing w:line="336" w:lineRule="auto" w:after="180"/>
+      </w:pPr>
+      <w:r>
+        <w:rPr>
+          <w:b w:val="0"/>
+        </w:rPr>
+        <w:t xml:space="preserve">If you are unsure, return to the worked picture and explain one arrow. If you are ready, change an </w:t>
+      </w:r>
+      <w:r>
+        <w:rPr>
+          <w:b/>
+        </w:rPr>
+        <w:t>input</w:t>
+      </w:r>
+      <w:r>
+        <w:rPr>
+          <w:b w:val="0"/>
+        </w:rPr>
+        <w:t xml:space="preserve"> or assumption and justify your </w:t>
+      </w:r>
+      <w:r>
+        <w:rPr>
+          <w:b/>
+        </w:rPr>
+        <w:t>prediction</w:t>
+      </w:r>
+      <w:r>
+        <w:rPr>
+          <w:b w:val="0"/>
+        </w:rPr>
+        <w:t>.</w:t>
+      </w:r>
+    </w:p>
+    <w:p>
+      <w:pPr>
+        <w:spacing w:line="336" w:lineRule="auto" w:after="180"/>
+      </w:pPr>
+      <w:r>
+        <w:rPr>
+          <w:b w:val="0"/>
+        </w:rPr>
+        <w:t xml:space="preserve">Save your workbook </w:t>
+      </w:r>
+      <w:r>
+        <w:rPr>
+          <w:b/>
+        </w:rPr>
+        <w:t>evidence</w:t>
+      </w:r>
+      <w:r>
+        <w:rPr>
+          <w:b w:val="0"/>
+        </w:rPr>
+        <w:t>. At the next review, try a different case before opening your old answer.</w:t>
       </w:r>
     </w:p>
     <w:p>
@@ -4629,11 +6751,28 @@
     </w:p>
     <w:p>
       <w:r>
+        <w:t>Attempt supported questions before using hints or feedback. Review a missing building block, then keep the completed work.</w:t>
+      </w:r>
+    </w:p>
+    <w:p>
+      <w:pPr>
+        <w:spacing w:line="336" w:lineRule="auto" w:after="180"/>
+      </w:pPr>
+      <w:r>
+        <w:rPr>
+          <w:b w:val="0"/>
+        </w:rPr>
         <w:t>Use this supported practice once, in the browser or on paper. Keep the reserved independent assessment for a separate first attempt before teacher feedback.</w:t>
       </w:r>
     </w:p>
     <w:p>
-      <w:r>
+      <w:pPr>
+        <w:spacing w:line="336" w:lineRule="auto" w:after="180"/>
+      </w:pPr>
+      <w:r>
+        <w:rPr>
+          <w:b w:val="0"/>
+        </w:rPr>
         <w:t>A fictional recommender excludes books at an intended including equality page limit.</w:t>
       </w:r>
     </w:p>
@@ -4646,27 +6785,61 @@
       </w:r>
     </w:p>
     <w:p>
-      <w:r>
+      <w:pPr>
+        <w:spacing w:line="336" w:lineRule="auto" w:after="180"/>
+      </w:pPr>
+      <w:r>
+        <w:rPr>
+          <w:b w:val="0"/>
+        </w:rPr>
         <w:t>Which labelled step matches this detail? Rerun 99,100,101; invalid pages; tied scores; reversed row order.</w:t>
       </w:r>
     </w:p>
     <w:p>
-      <w:r>
+      <w:pPr>
+        <w:spacing w:line="336" w:lineRule="auto" w:after="180"/>
+        <w:shd w:fill="F4F9FC"/>
+      </w:pPr>
+      <w:r>
+        <w:rPr>
+          <w:b w:val="0"/>
+        </w:rPr>
         <w:t>1. Identify cause</w:t>
       </w:r>
     </w:p>
     <w:p>
-      <w:r>
+      <w:pPr>
+        <w:spacing w:line="336" w:lineRule="auto" w:after="180"/>
+        <w:shd w:fill="F4F9FC"/>
+      </w:pPr>
+      <w:r>
+        <w:rPr>
+          <w:b w:val="0"/>
+        </w:rPr>
         <w:t>2. Expected revised result</w:t>
       </w:r>
     </w:p>
     <w:p>
-      <w:r>
+      <w:pPr>
+        <w:spacing w:line="336" w:lineRule="auto" w:after="180"/>
+        <w:shd w:fill="F4F9FC"/>
+      </w:pPr>
+      <w:r>
+        <w:rPr>
+          <w:b w:val="0"/>
+        </w:rPr>
         <w:t>3. Challenge repair</w:t>
       </w:r>
     </w:p>
     <w:p>
-      <w:r>
+      <w:pPr>
+        <w:spacing w:line="336" w:lineRule="auto" w:after="180"/>
+        <w:shd w:fill="F4F9FC"/>
+      </w:pPr>
+      <w:r>
+        <w:rPr>
+          <w:b w:val="0"/>
+        </w:rPr>
         <w:t>4. Focused repair</w:t>
       </w:r>
     </w:p>
@@ -4704,40 +6877,178 @@
       </w:r>
     </w:p>
     <w:p>
-      <w:r>
+      <w:pPr>
+        <w:pStyle w:val="Heading3"/>
+      </w:pPr>
+      <w:r>
+        <w:t>Hint · try first</w:t>
+      </w:r>
+    </w:p>
+    <w:p>
+      <w:pPr>
+        <w:spacing w:line="336" w:lineRule="auto" w:after="180"/>
+        <w:shd w:fill="F1F6F8"/>
+      </w:pPr>
+      <w:r>
+        <w:rPr>
+          <w:b w:val="0"/>
+        </w:rPr>
         <w:t>Hint if needed: Read the steps in the pictorial case. Match the supplied detail to the stage that performs or records it.</w:t>
       </w:r>
     </w:p>
     <w:p>
-      <w:r>
-        <w:t>After your attempt, compare with the supported explanation: Challenge repair Rerun 99,100,101; invalid pages; tied scores; reversed row order. A focused change makes the claim about what caused the error testable: the equality comparison rule caused this specific failure. Regression tests check surrounding behavior that should remain unchanged. A tie case and reversed input order are necessary because a correct boundary does not ensure deterministic selection. Log the old failure and revised replay separately.</w:t>
-      </w:r>
-    </w:p>
-    <w:p>
       <w:pPr>
         <w:pStyle w:val="Heading3"/>
       </w:pPr>
       <w:r>
+        <w:t>Feedback · compare after trying</w:t>
+      </w:r>
+    </w:p>
+    <w:p>
+      <w:pPr>
+        <w:spacing w:line="336" w:lineRule="auto" w:after="180"/>
+        <w:shd w:fill="F1F6FC"/>
+      </w:pPr>
+      <w:r>
+        <w:rPr>
+          <w:b w:val="0"/>
+        </w:rPr>
+        <w:t>After your attempt, compare with the supported explanation: Challenge repair Rerun 99,100,101; invalid pages; tied scores; reversed row order.</w:t>
+      </w:r>
+    </w:p>
+    <w:p>
+      <w:pPr>
+        <w:spacing w:line="336" w:lineRule="auto" w:after="180"/>
+        <w:shd w:fill="F1F6FC"/>
+      </w:pPr>
+      <w:r>
+        <w:rPr>
+          <w:b w:val="0"/>
+        </w:rPr>
+        <w:t xml:space="preserve">A focused change makes the claim about what caused the error testable: the equality comparison rule caused this specific failure. </w:t>
+      </w:r>
+      <w:r>
+        <w:rPr>
+          <w:b/>
+        </w:rPr>
+        <w:t>Regression</w:t>
+      </w:r>
+      <w:r>
+        <w:rPr>
+          <w:b w:val="0"/>
+        </w:rPr>
+        <w:t xml:space="preserve"> tests check surrounding behavior that should remain unchanged.</w:t>
+      </w:r>
+    </w:p>
+    <w:p>
+      <w:pPr>
+        <w:spacing w:line="336" w:lineRule="auto" w:after="180"/>
+        <w:shd w:fill="F1F6FC"/>
+      </w:pPr>
+      <w:r>
+        <w:rPr>
+          <w:b w:val="0"/>
+        </w:rPr>
+        <w:t xml:space="preserve">A tie case and reversed </w:t>
+      </w:r>
+      <w:r>
+        <w:rPr>
+          <w:b/>
+        </w:rPr>
+        <w:t>input</w:t>
+      </w:r>
+      <w:r>
+        <w:rPr>
+          <w:b w:val="0"/>
+        </w:rPr>
+        <w:t xml:space="preserve"> order are necessary because a correct boundary does not ensure deterministic selection. Log the old failure and revised replay separately.</w:t>
+      </w:r>
+    </w:p>
+    <w:p>
+      <w:pPr>
+        <w:pStyle w:val="Heading3"/>
+      </w:pPr>
+      <w:r>
         <w:t>Practice 2: explain the deciding evidence</w:t>
       </w:r>
     </w:p>
     <w:p>
-      <w:r>
+      <w:pPr>
+        <w:pStyle w:val="Heading3"/>
+      </w:pPr>
+      <w:r>
+        <w:t>Changed case · predict first</w:t>
+      </w:r>
+    </w:p>
+    <w:p>
+      <w:pPr>
+        <w:spacing w:line="336" w:lineRule="auto" w:after="180"/>
+        <w:shd w:fill="F5F1FB"/>
+      </w:pPr>
+      <w:r>
+        <w:rPr>
+          <w:b w:val="0"/>
+        </w:rPr>
         <w:t>Changed-case practice: An alternative patch simply increases the limit to 101. Which conclusion is supported by the supplied facts?</w:t>
       </w:r>
     </w:p>
     <w:p>
-      <w:r>
-        <w:t>1. We can decide the result without examining the changed input or the procedure.</w:t>
-      </w:r>
-    </w:p>
-    <w:p>
-      <w:r>
-        <w:t>2. This one example guarantees correct results for every future input.</w:t>
-      </w:r>
-    </w:p>
-    <w:p>
-      <w:r>
+      <w:pPr>
+        <w:spacing w:line="336" w:lineRule="auto" w:after="180"/>
+        <w:shd w:fill="F4F9FC"/>
+      </w:pPr>
+      <w:r>
+        <w:rPr>
+          <w:b w:val="0"/>
+        </w:rPr>
+        <w:t xml:space="preserve">1. We can decide the result without examining the changed </w:t>
+      </w:r>
+      <w:r>
+        <w:rPr>
+          <w:b/>
+        </w:rPr>
+        <w:t>input</w:t>
+      </w:r>
+      <w:r>
+        <w:rPr>
+          <w:b w:val="0"/>
+        </w:rPr>
+        <w:t xml:space="preserve"> or the procedure.</w:t>
+      </w:r>
+    </w:p>
+    <w:p>
+      <w:pPr>
+        <w:spacing w:line="336" w:lineRule="auto" w:after="180"/>
+        <w:shd w:fill="F4F9FC"/>
+      </w:pPr>
+      <w:r>
+        <w:rPr>
+          <w:b w:val="0"/>
+        </w:rPr>
+        <w:t xml:space="preserve">2. This one example guarantees correct results for every future </w:t>
+      </w:r>
+      <w:r>
+        <w:rPr>
+          <w:b/>
+        </w:rPr>
+        <w:t>input</w:t>
+      </w:r>
+      <w:r>
+        <w:rPr>
+          <w:b w:val="0"/>
+        </w:rPr>
+        <w:t>.</w:t>
+      </w:r>
+    </w:p>
+    <w:p>
+      <w:pPr>
+        <w:spacing w:line="336" w:lineRule="auto" w:after="180"/>
+        <w:shd w:fill="F4F9FC"/>
+      </w:pPr>
+      <w:r>
+        <w:rPr>
+          <w:b w:val="0"/>
+        </w:rPr>
         <w:t>3. C is wrongly admitted as well as A.</w:t>
       </w:r>
     </w:p>
@@ -4775,12 +7086,42 @@
       </w:r>
     </w:p>
     <w:p>
-      <w:r>
+      <w:pPr>
+        <w:pStyle w:val="Heading3"/>
+      </w:pPr>
+      <w:r>
+        <w:t>Hint · try first</w:t>
+      </w:r>
+    </w:p>
+    <w:p>
+      <w:pPr>
+        <w:spacing w:line="336" w:lineRule="auto" w:after="180"/>
+        <w:shd w:fill="F1F6F8"/>
+      </w:pPr>
+      <w:r>
+        <w:rPr>
+          <w:b w:val="0"/>
+        </w:rPr>
         <w:t>Hint if needed: Use the changed condition and the deciding step in the pictorial trace. The answer must say what follows from those facts.</w:t>
       </w:r>
     </w:p>
     <w:p>
-      <w:r>
+      <w:pPr>
+        <w:pStyle w:val="Heading3"/>
+      </w:pPr>
+      <w:r>
+        <w:t>Feedback · compare after trying</w:t>
+      </w:r>
+    </w:p>
+    <w:p>
+      <w:pPr>
+        <w:spacing w:line="336" w:lineRule="auto" w:after="180"/>
+        <w:shd w:fill="F1F6FC"/>
+      </w:pPr>
+      <w:r>
+        <w:rPr>
+          <w:b w:val="0"/>
+        </w:rPr>
         <w:t>After your attempt, compare with the supported explanation: C is wrongly admitted as well as A. Changing the maximum alters the contract instead of repairing its comparison.</w:t>
       </w:r>
     </w:p>
@@ -4793,18 +7134,71 @@
       </w:r>
     </w:p>
     <w:p>
-      <w:r>
+      <w:pPr>
+        <w:spacing w:line="336" w:lineRule="auto" w:after="180"/>
+      </w:pPr>
+      <w:r>
+        <w:rPr>
+          <w:b w:val="0"/>
+        </w:rPr>
         <w:t>Review Test Diverse Users (ai-2/34). Goal: Evaluate across varied cases. Short practice: Can these records establish performance for different user groups?. Return to this week and explain what you changed.</w:t>
       </w:r>
     </w:p>
     <w:p>
-      <w:r>
+      <w:pPr>
+        <w:spacing w:line="336" w:lineRule="auto" w:after="180"/>
+      </w:pPr>
+      <w:r>
+        <w:rPr>
+          <w:b w:val="0"/>
+        </w:rPr>
         <w:t>Review Project Problem and Success Test (ai-2/32). Goal: Define a small application purpose. Short practice: Write an equality test and explain which requirement it checks.. Return to this week and explain what you changed.</w:t>
       </w:r>
     </w:p>
     <w:p>
-      <w:r>
-        <w:t>Review Evidence and Sources (ai-2/29). Goal: Explain the mechanism and terminology of claim support and citation evaluation. Short practice: Why is the original answer not fully supported despite having citations on every claim?. Return to this week and explain what you changed.</w:t>
+      <w:pPr>
+        <w:spacing w:line="336" w:lineRule="auto" w:after="180"/>
+      </w:pPr>
+      <w:r>
+        <w:rPr>
+          <w:b w:val="0"/>
+        </w:rPr>
+        <w:t xml:space="preserve">Review </w:t>
+      </w:r>
+      <w:r>
+        <w:rPr>
+          <w:b/>
+        </w:rPr>
+        <w:t>Evidence</w:t>
+      </w:r>
+      <w:r>
+        <w:rPr>
+          <w:b w:val="0"/>
+        </w:rPr>
+        <w:t xml:space="preserve"> and Sources (ai-2/29). Goal: Explain the </w:t>
+      </w:r>
+      <w:r>
+        <w:rPr>
+          <w:b/>
+        </w:rPr>
+        <w:t>mechanism</w:t>
+      </w:r>
+      <w:r>
+        <w:rPr>
+          <w:b w:val="0"/>
+        </w:rPr>
+        <w:t xml:space="preserve"> and terminology of claim support and citation evaluation.</w:t>
+      </w:r>
+    </w:p>
+    <w:p>
+      <w:pPr>
+        <w:spacing w:line="336" w:lineRule="auto" w:after="180"/>
+      </w:pPr>
+      <w:r>
+        <w:rPr>
+          <w:b w:val="0"/>
+        </w:rPr>
+        <w:t>Short practice: Why is the original answer not fully supported despite having citations on every claim?. Return to this week and explain what you changed.</w:t>
       </w:r>
     </w:p>
     <w:p>
@@ -4816,8 +7210,61 @@
       </w:r>
     </w:p>
     <w:p>
-      <w:r>
-        <w:t>The browser lab lets you edit the supported Python examples already included in this lesson. Predict first, run, inspect the actual output or error, change one input, then run again. Keep code, predictions, actual results and a reasoned revision together. On paper, label your result as a trace rather than an execution.</w:t>
+      <w:pPr>
+        <w:spacing w:line="336" w:lineRule="auto" w:after="180"/>
+      </w:pPr>
+      <w:r>
+        <w:rPr>
+          <w:b w:val="0"/>
+        </w:rPr>
+        <w:t xml:space="preserve">The browser lab lets you edit the supported Python examples already included in this lesson. Predict first, run, inspect the actual </w:t>
+      </w:r>
+      <w:r>
+        <w:rPr>
+          <w:b/>
+        </w:rPr>
+        <w:t>output</w:t>
+      </w:r>
+      <w:r>
+        <w:rPr>
+          <w:b w:val="0"/>
+        </w:rPr>
+        <w:t xml:space="preserve"> or error, change one </w:t>
+      </w:r>
+      <w:r>
+        <w:rPr>
+          <w:b/>
+        </w:rPr>
+        <w:t>input</w:t>
+      </w:r>
+      <w:r>
+        <w:rPr>
+          <w:b w:val="0"/>
+        </w:rPr>
+        <w:t>, then run again.</w:t>
+      </w:r>
+    </w:p>
+    <w:p>
+      <w:pPr>
+        <w:spacing w:line="336" w:lineRule="auto" w:after="180"/>
+      </w:pPr>
+      <w:r>
+        <w:rPr>
+          <w:b w:val="0"/>
+        </w:rPr>
+        <w:t xml:space="preserve">Keep code, </w:t>
+      </w:r>
+      <w:r>
+        <w:rPr>
+          <w:b/>
+        </w:rPr>
+        <w:t>prediction</w:t>
+      </w:r>
+      <w:r>
+        <w:rPr>
+          <w:b w:val="0"/>
+        </w:rPr>
+        <w:t>s, actual results and a reasoned revision together. On paper, label your result as a trace rather than an execution.</w:t>
       </w:r>
     </w:p>
     <w:p>
@@ -4829,8 +7276,593 @@
       </w:r>
     </w:p>
     <w:p>
-      <w:r>
-        <w:t>Use Download completed work in the hosted lesson to export your answers, reflections, practice feedback and code-run evidence. Open the HTML copy to read or print it. Drafts stay in this browser when storage is available; clear drafts on a shared device.</w:t>
+      <w:pPr>
+        <w:spacing w:line="336" w:lineRule="auto" w:after="180"/>
+      </w:pPr>
+      <w:r>
+        <w:rPr>
+          <w:b w:val="0"/>
+        </w:rPr>
+        <w:t xml:space="preserve">Use Download completed work in the hosted lesson to export your answers, reflections, practice feedback and code-run </w:t>
+      </w:r>
+      <w:r>
+        <w:rPr>
+          <w:b/>
+        </w:rPr>
+        <w:t>evidence</w:t>
+      </w:r>
+      <w:r>
+        <w:rPr>
+          <w:b w:val="0"/>
+        </w:rPr>
+        <w:t>. Open the HTML copy to read or print it.</w:t>
+      </w:r>
+    </w:p>
+    <w:p>
+      <w:pPr>
+        <w:spacing w:line="336" w:lineRule="auto" w:after="180"/>
+      </w:pPr>
+      <w:r>
+        <w:rPr>
+          <w:b w:val="0"/>
+        </w:rPr>
+        <w:t>Drafts stay in this browser when storage is available; clear drafts on a shared device.</w:t>
+      </w:r>
+    </w:p>
+    <w:p>
+      <w:pPr>
+        <w:pStyle w:val="Heading1"/>
+      </w:pPr>
+      <w:r>
+        <w:t>18. Visual concept journey</w:t>
+      </w:r>
+    </w:p>
+    <w:p>
+      <w:r>
+        <w:t>Explain each Improve and Challenge graphic using its labels, deciding evidence and relevant limitation.</w:t>
+      </w:r>
+    </w:p>
+    <w:p>
+      <w:pPr>
+        <w:pStyle w:val="Heading3"/>
+      </w:pPr>
+      <w:r>
+        <w:t>01. Improve and Challenge: the case</w:t>
+      </w:r>
+    </w:p>
+    <w:p>
+      <w:r>
+        <w:drawing>
+          <wp:inline xmlns:a="http://schemas.openxmlformats.org/drawingml/2006/main" xmlns:pic="http://schemas.openxmlformats.org/drawingml/2006/picture">
+            <wp:extent cx="5486400" cy="2990088"/>
+            <wp:docPr id="22" name="Picture 22" descr="A fictional recommender excludes books at an intended including equality page limit. Supplied facts: Contract: pages&lt;=100; highest interest; ties choose smaller ID. Old code uses pages&lt;100. Rows A pages100 interest5; B pages90 interest3; C pages101 interest5."/>
+            <wp:cNvGraphicFramePr>
+              <a:graphicFrameLocks noChangeAspect="1"/>
+            </wp:cNvGraphicFramePr>
+            <a:graphic>
+              <a:graphicData uri="http://schemas.openxmlformats.org/drawingml/2006/picture">
+                <pic:pic>
+                  <pic:nvPicPr>
+                    <pic:cNvPr id="0" name="academy-story-ai-2-35-01.png"/>
+                    <pic:cNvPicPr/>
+                  </pic:nvPicPr>
+                  <pic:blipFill>
+                    <a:blip r:embed="rId29"/>
+                    <a:stretch>
+                      <a:fillRect/>
+                    </a:stretch>
+                  </pic:blipFill>
+                  <pic:spPr>
+                    <a:xfrm>
+                      <a:off x="0" y="0"/>
+                      <a:ext cx="5486400" cy="2990088"/>
+                    </a:xfrm>
+                    <a:prstGeom prst="rect"/>
+                  </pic:spPr>
+                </pic:pic>
+              </a:graphicData>
+            </a:graphic>
+          </wp:inline>
+        </w:drawing>
+      </w:r>
+    </w:p>
+    <w:p>
+      <w:pPr>
+        <w:spacing w:line="336" w:lineRule="auto" w:after="180"/>
+      </w:pPr>
+      <w:r>
+        <w:rPr>
+          <w:b w:val="0"/>
+        </w:rPr>
+        <w:t>A fictional recommender excludes books at an intended including equality page limit. Supplied facts: Contract: pages&lt;=100; highest interest; ties choose smaller ID. Old code uses pages&lt;100.</w:t>
+      </w:r>
+    </w:p>
+    <w:p>
+      <w:pPr>
+        <w:spacing w:line="336" w:lineRule="auto" w:after="180"/>
+      </w:pPr>
+      <w:r>
+        <w:rPr>
+          <w:b w:val="0"/>
+        </w:rPr>
+        <w:t>Rows A pages100 interest5; B pages90 interest3; C pages101 interest5.</w:t>
+      </w:r>
+    </w:p>
+    <w:p>
+      <w:pPr>
+        <w:spacing w:line="336" w:lineRule="auto" w:after="180"/>
+        <w:shd w:fill="F5F1FB"/>
+      </w:pPr>
+      <w:r>
+        <w:rPr>
+          <w:b w:val="0"/>
+        </w:rPr>
+        <w:t>Point to the given fact that matters most. Explain why it matters.</w:t>
+      </w:r>
+    </w:p>
+    <w:p>
+      <w:pPr>
+        <w:pStyle w:val="Heading3"/>
+      </w:pPr>
+      <w:r>
+        <w:t>02. Follow the deciding steps</w:t>
+      </w:r>
+    </w:p>
+    <w:p>
+      <w:r>
+        <w:drawing>
+          <wp:inline xmlns:a="http://schemas.openxmlformats.org/drawingml/2006/main" xmlns:pic="http://schemas.openxmlformats.org/drawingml/2006/picture">
+            <wp:extent cx="5486400" cy="4005072"/>
+            <wp:docPr id="23" name="Picture 23" descr="Identify cause: A wrongly excluded at equality, so old code selects B. → Focused repair: Replace &lt;100 with &lt;=100 without changing ranking or type checks. → Expected revised result: A becomes eligible and wins; C remains excluded. → Challenge repair: Rerun 99,100,101; invalid pages; tied scores; reversed row order."/>
+            <wp:cNvGraphicFramePr>
+              <a:graphicFrameLocks noChangeAspect="1"/>
+            </wp:cNvGraphicFramePr>
+            <a:graphic>
+              <a:graphicData uri="http://schemas.openxmlformats.org/drawingml/2006/picture">
+                <pic:pic>
+                  <pic:nvPicPr>
+                    <pic:cNvPr id="0" name="academy-story-ai-2-35-02.png"/>
+                    <pic:cNvPicPr/>
+                  </pic:nvPicPr>
+                  <pic:blipFill>
+                    <a:blip r:embed="rId30"/>
+                    <a:stretch>
+                      <a:fillRect/>
+                    </a:stretch>
+                  </pic:blipFill>
+                  <pic:spPr>
+                    <a:xfrm>
+                      <a:off x="0" y="0"/>
+                      <a:ext cx="5486400" cy="4005072"/>
+                    </a:xfrm>
+                    <a:prstGeom prst="rect"/>
+                  </pic:spPr>
+                </pic:pic>
+              </a:graphicData>
+            </a:graphic>
+          </wp:inline>
+        </w:drawing>
+      </w:r>
+    </w:p>
+    <w:p>
+      <w:pPr>
+        <w:spacing w:line="336" w:lineRule="auto" w:after="180"/>
+      </w:pPr>
+      <w:r>
+        <w:rPr>
+          <w:b w:val="0"/>
+        </w:rPr>
+        <w:t>Identify cause: A wrongly excluded at equality, so old code selects B. → Focused repair: Replace &lt;100 with &lt;=100 without changing ranking or type checks. → Expected revised result: A becomes eligible and wins; C remains excluded. → Challenge repair: Rerun 99,100,101; invalid pages; tied scores; reversed row order.</w:t>
+      </w:r>
+    </w:p>
+    <w:p>
+      <w:pPr>
+        <w:spacing w:line="336" w:lineRule="auto" w:after="180"/>
+        <w:shd w:fill="F5F1FB"/>
+      </w:pPr>
+      <w:r>
+        <w:rPr>
+          <w:b w:val="0"/>
+        </w:rPr>
+        <w:t xml:space="preserve">Point to each numbered stage and explain which recorded </w:t>
+      </w:r>
+      <w:r>
+        <w:rPr>
+          <w:b/>
+        </w:rPr>
+        <w:t>input</w:t>
+      </w:r>
+      <w:r>
+        <w:rPr>
+          <w:b w:val="0"/>
+        </w:rPr>
+        <w:t xml:space="preserve"> it uses.</w:t>
+      </w:r>
+    </w:p>
+    <w:p>
+      <w:pPr>
+        <w:pStyle w:val="Heading3"/>
+      </w:pPr>
+      <w:r>
+        <w:t>03. Follow the evidence</w:t>
+      </w:r>
+    </w:p>
+    <w:p>
+      <w:r>
+        <w:drawing>
+          <wp:inline xmlns:a="http://schemas.openxmlformats.org/drawingml/2006/main" xmlns:pic="http://schemas.openxmlformats.org/drawingml/2006/picture">
+            <wp:extent cx="5486400" cy="2834640"/>
+            <wp:docPr id="24" name="Picture 24" descr="Follow the evidence. Before fix | 10 &lt; 10 is False | Violates at most rule. After fix | 10 &lt;= 10 is True | Boundary accepted. Neighbor check | 11 &lt;= 10 is False | Over-limit still excluded"/>
+            <wp:cNvGraphicFramePr>
+              <a:graphicFrameLocks noChangeAspect="1"/>
+            </wp:cNvGraphicFramePr>
+            <a:graphic>
+              <a:graphicData uri="http://schemas.openxmlformats.org/drawingml/2006/picture">
+                <pic:pic>
+                  <pic:nvPicPr>
+                    <pic:cNvPr id="0" name="academy-story-ai-2-35-03.png"/>
+                    <pic:cNvPicPr/>
+                  </pic:nvPicPr>
+                  <pic:blipFill>
+                    <a:blip r:embed="rId31"/>
+                    <a:stretch>
+                      <a:fillRect/>
+                    </a:stretch>
+                  </pic:blipFill>
+                  <pic:spPr>
+                    <a:xfrm>
+                      <a:off x="0" y="0"/>
+                      <a:ext cx="5486400" cy="2834640"/>
+                    </a:xfrm>
+                    <a:prstGeom prst="rect"/>
+                  </pic:spPr>
+                </pic:pic>
+              </a:graphicData>
+            </a:graphic>
+          </wp:inline>
+        </w:drawing>
+      </w:r>
+    </w:p>
+    <w:p>
+      <w:pPr>
+        <w:spacing w:line="336" w:lineRule="auto" w:after="180"/>
+      </w:pPr>
+      <w:r>
+        <w:rPr>
+          <w:b w:val="0"/>
+        </w:rPr>
+        <w:t xml:space="preserve">Follow the </w:t>
+      </w:r>
+      <w:r>
+        <w:rPr>
+          <w:b/>
+        </w:rPr>
+        <w:t>evidence</w:t>
+      </w:r>
+      <w:r>
+        <w:rPr>
+          <w:b w:val="0"/>
+        </w:rPr>
+        <w:t>. Before fix | 10 &lt; 10 is False | Violates at most rule. After fix | 10 &lt;= 10 is True | Boundary accepted. Neighbor check | 11 &lt;= 10 is False | Over-limit still excluded</w:t>
+      </w:r>
+    </w:p>
+    <w:p>
+      <w:pPr>
+        <w:spacing w:line="336" w:lineRule="auto" w:after="180"/>
+        <w:shd w:fill="F5F1FB"/>
+      </w:pPr>
+      <w:r>
+        <w:rPr>
+          <w:b w:val="0"/>
+        </w:rPr>
+        <w:t>Read the labels and values. Explain the relationship the model shows.</w:t>
+      </w:r>
+    </w:p>
+    <w:p>
+      <w:pPr>
+        <w:pStyle w:val="Heading3"/>
+      </w:pPr>
+      <w:r>
+        <w:t>04. Change one thing. Trace what follows.</w:t>
+      </w:r>
+    </w:p>
+    <w:p>
+      <w:r>
+        <w:drawing>
+          <wp:inline xmlns:a="http://schemas.openxmlformats.org/drawingml/2006/main" xmlns:pic="http://schemas.openxmlformats.org/drawingml/2006/picture">
+            <wp:extent cx="5486400" cy="3026664"/>
+            <wp:docPr id="25" name="Picture 25" descr="Original case: Rerun 99,100,101; invalid pages; tied scores; reversed row order. Changed condition: An alternative patch simply increases the limit to 101. Expected result: C is wrongly admitted as well as A. Reason: Changing the maximum alters the contract instead of repairing its comparison."/>
+            <wp:cNvGraphicFramePr>
+              <a:graphicFrameLocks noChangeAspect="1"/>
+            </wp:cNvGraphicFramePr>
+            <a:graphic>
+              <a:graphicData uri="http://schemas.openxmlformats.org/drawingml/2006/picture">
+                <pic:pic>
+                  <pic:nvPicPr>
+                    <pic:cNvPr id="0" name="academy-story-ai-2-35-04.png"/>
+                    <pic:cNvPicPr/>
+                  </pic:nvPicPr>
+                  <pic:blipFill>
+                    <a:blip r:embed="rId32"/>
+                    <a:stretch>
+                      <a:fillRect/>
+                    </a:stretch>
+                  </pic:blipFill>
+                  <pic:spPr>
+                    <a:xfrm>
+                      <a:off x="0" y="0"/>
+                      <a:ext cx="5486400" cy="3026664"/>
+                    </a:xfrm>
+                    <a:prstGeom prst="rect"/>
+                  </pic:spPr>
+                </pic:pic>
+              </a:graphicData>
+            </a:graphic>
+          </wp:inline>
+        </w:drawing>
+      </w:r>
+    </w:p>
+    <w:p>
+      <w:pPr>
+        <w:spacing w:line="336" w:lineRule="auto" w:after="180"/>
+      </w:pPr>
+      <w:r>
+        <w:rPr>
+          <w:b w:val="0"/>
+        </w:rPr>
+        <w:t>Original case: Rerun 99,100,101; invalid pages; tied scores; reversed row order. Changed condition: An alternative patch simply increases the limit to 101. Expected result: C is wrongly admitted as well as A.</w:t>
+      </w:r>
+    </w:p>
+    <w:p>
+      <w:pPr>
+        <w:spacing w:line="336" w:lineRule="auto" w:after="180"/>
+      </w:pPr>
+      <w:r>
+        <w:rPr>
+          <w:b w:val="0"/>
+        </w:rPr>
+        <w:t>Reason: Changing the maximum alters the contract instead of repairing its comparison.</w:t>
+      </w:r>
+    </w:p>
+    <w:p>
+      <w:pPr>
+        <w:spacing w:line="336" w:lineRule="auto" w:after="180"/>
+        <w:shd w:fill="F5F1FB"/>
+      </w:pPr>
+      <w:r>
+        <w:rPr>
+          <w:b w:val="0"/>
+        </w:rPr>
+        <w:t>Predict before checking the worked changed-case result. Name what changed and what the supplied facts allow you to conclude.</w:t>
+      </w:r>
+    </w:p>
+    <w:p>
+      <w:pPr>
+        <w:pStyle w:val="Heading3"/>
+      </w:pPr>
+      <w:r>
+        <w:t>05. Connect the explanation to its limit</w:t>
+      </w:r>
+    </w:p>
+    <w:p>
+      <w:r>
+        <w:drawing>
+          <wp:inline xmlns:a="http://schemas.openxmlformats.org/drawingml/2006/main" xmlns:pic="http://schemas.openxmlformats.org/drawingml/2006/picture">
+            <wp:extent cx="5486400" cy="2834640"/>
+            <wp:docPr id="26" name="Picture 26" descr="A focused change makes the claim about what caused the error testable: the equality comparison rule caused this specific failure. Regression tests check surrounding behavior that should remain unchanged. A tie case and reversed input order are necessary because a correct boundary does not ensure deterministic selection. Log the old failure and revised replay separately. Limit: Passing a small regression suite does not prove all behavior unchanged; record the suite’s actual coverage."/>
+            <wp:cNvGraphicFramePr>
+              <a:graphicFrameLocks noChangeAspect="1"/>
+            </wp:cNvGraphicFramePr>
+            <a:graphic>
+              <a:graphicData uri="http://schemas.openxmlformats.org/drawingml/2006/picture">
+                <pic:pic>
+                  <pic:nvPicPr>
+                    <pic:cNvPr id="0" name="academy-story-ai-2-35-05.png"/>
+                    <pic:cNvPicPr/>
+                  </pic:nvPicPr>
+                  <pic:blipFill>
+                    <a:blip r:embed="rId33"/>
+                    <a:stretch>
+                      <a:fillRect/>
+                    </a:stretch>
+                  </pic:blipFill>
+                  <pic:spPr>
+                    <a:xfrm>
+                      <a:off x="0" y="0"/>
+                      <a:ext cx="5486400" cy="2834640"/>
+                    </a:xfrm>
+                    <a:prstGeom prst="rect"/>
+                  </pic:spPr>
+                </pic:pic>
+              </a:graphicData>
+            </a:graphic>
+          </wp:inline>
+        </w:drawing>
+      </w:r>
+    </w:p>
+    <w:p>
+      <w:pPr>
+        <w:spacing w:line="336" w:lineRule="auto" w:after="180"/>
+      </w:pPr>
+      <w:r>
+        <w:rPr>
+          <w:b w:val="0"/>
+        </w:rPr>
+        <w:t xml:space="preserve">A focused change makes the claim about what caused the error testable: the equality comparison rule caused this specific failure. </w:t>
+      </w:r>
+      <w:r>
+        <w:rPr>
+          <w:b/>
+        </w:rPr>
+        <w:t>Regression</w:t>
+      </w:r>
+      <w:r>
+        <w:rPr>
+          <w:b w:val="0"/>
+        </w:rPr>
+        <w:t xml:space="preserve"> tests check surrounding behavior that should remain unchanged.</w:t>
+      </w:r>
+    </w:p>
+    <w:p>
+      <w:pPr>
+        <w:spacing w:line="336" w:lineRule="auto" w:after="180"/>
+      </w:pPr>
+      <w:r>
+        <w:rPr>
+          <w:b w:val="0"/>
+        </w:rPr>
+        <w:t xml:space="preserve">A tie case and reversed </w:t>
+      </w:r>
+      <w:r>
+        <w:rPr>
+          <w:b/>
+        </w:rPr>
+        <w:t>input</w:t>
+      </w:r>
+      <w:r>
+        <w:rPr>
+          <w:b w:val="0"/>
+        </w:rPr>
+        <w:t xml:space="preserve"> order are necessary because a correct boundary does not ensure deterministic selection. Log the old failure and revised replay separately.</w:t>
+      </w:r>
+    </w:p>
+    <w:p>
+      <w:pPr>
+        <w:spacing w:line="336" w:lineRule="auto" w:after="180"/>
+      </w:pPr>
+      <w:r>
+        <w:rPr>
+          <w:b w:val="0"/>
+        </w:rPr>
+        <w:t xml:space="preserve">Limit: Passing a small </w:t>
+      </w:r>
+      <w:r>
+        <w:rPr>
+          <w:b/>
+        </w:rPr>
+        <w:t>regression suite</w:t>
+      </w:r>
+      <w:r>
+        <w:rPr>
+          <w:b w:val="0"/>
+        </w:rPr>
+        <w:t xml:space="preserve"> does not prove all behavior unchanged; record the suite’s actual coverage.</w:t>
+      </w:r>
+    </w:p>
+    <w:p>
+      <w:pPr>
+        <w:spacing w:line="336" w:lineRule="auto" w:after="180"/>
+        <w:shd w:fill="F5F1FB"/>
+      </w:pPr>
+      <w:r>
+        <w:rPr>
+          <w:b w:val="0"/>
+        </w:rPr>
+        <w:t>Explain the case, then point to a limit on the claim.</w:t>
+      </w:r>
+    </w:p>
+    <w:p>
+      <w:pPr>
+        <w:pStyle w:val="Heading3"/>
+      </w:pPr>
+      <w:r>
+        <w:t>06. Make the idea visible in your project</w:t>
+      </w:r>
+    </w:p>
+    <w:p>
+      <w:r>
+        <w:drawing>
+          <wp:inline xmlns:a="http://schemas.openxmlformats.org/drawingml/2006/main" xmlns:pic="http://schemas.openxmlformats.org/drawingml/2006/picture">
+            <wp:extent cx="5486400" cy="3380232"/>
+            <wp:docPr id="27" name="Picture 27" descr="For each recommender revision, retain cause, code change, targeted test, regression results and unresolved issues. Draw your input, deciding step, result and limit. Supported question: Why are tests at both 100 and 101 needed?"/>
+            <wp:cNvGraphicFramePr>
+              <a:graphicFrameLocks noChangeAspect="1"/>
+            </wp:cNvGraphicFramePr>
+            <a:graphic>
+              <a:graphicData uri="http://schemas.openxmlformats.org/drawingml/2006/picture">
+                <pic:pic>
+                  <pic:nvPicPr>
+                    <pic:cNvPr id="0" name="academy-story-ai-2-35-06.png"/>
+                    <pic:cNvPicPr/>
+                  </pic:nvPicPr>
+                  <pic:blipFill>
+                    <a:blip r:embed="rId34"/>
+                    <a:stretch>
+                      <a:fillRect/>
+                    </a:stretch>
+                  </pic:blipFill>
+                  <pic:spPr>
+                    <a:xfrm>
+                      <a:off x="0" y="0"/>
+                      <a:ext cx="5486400" cy="3380232"/>
+                    </a:xfrm>
+                    <a:prstGeom prst="rect"/>
+                  </pic:spPr>
+                </pic:pic>
+              </a:graphicData>
+            </a:graphic>
+          </wp:inline>
+        </w:drawing>
+      </w:r>
+    </w:p>
+    <w:p>
+      <w:pPr>
+        <w:spacing w:line="336" w:lineRule="auto" w:after="180"/>
+        <w:shd w:fill="F5F1FB"/>
+      </w:pPr>
+      <w:r>
+        <w:rPr>
+          <w:b w:val="0"/>
+        </w:rPr>
+        <w:t xml:space="preserve">For each recommender revision, retain cause, code change, targeted test, </w:t>
+      </w:r>
+      <w:r>
+        <w:rPr>
+          <w:b/>
+        </w:rPr>
+        <w:t>regression</w:t>
+      </w:r>
+      <w:r>
+        <w:rPr>
+          <w:b w:val="0"/>
+        </w:rPr>
+        <w:t xml:space="preserve"> results and unresolved issues. Draw your </w:t>
+      </w:r>
+      <w:r>
+        <w:rPr>
+          <w:b/>
+        </w:rPr>
+        <w:t>input</w:t>
+      </w:r>
+      <w:r>
+        <w:rPr>
+          <w:b w:val="0"/>
+        </w:rPr>
+        <w:t>, deciding step, result and limit. Supported question: Why are tests at both 100 and 101 needed?</w:t>
+      </w:r>
+    </w:p>
+    <w:p>
+      <w:pPr>
+        <w:spacing w:line="336" w:lineRule="auto" w:after="180"/>
+        <w:shd w:fill="F5F1FB"/>
+      </w:pPr>
+      <w:r>
+        <w:rPr>
+          <w:b w:val="0"/>
+        </w:rPr>
+        <w:t xml:space="preserve">Draw your project trace and justify the deciding step using </w:t>
+      </w:r>
+      <w:r>
+        <w:rPr>
+          <w:b/>
+        </w:rPr>
+        <w:t>evidence</w:t>
+      </w:r>
+      <w:r>
+        <w:rPr>
+          <w:b w:val="0"/>
+        </w:rPr>
+        <w:t>.</w:t>
       </w:r>
     </w:p>
     <w:sectPr>

--- a/downloads/student/ai-2-week-35.docx
+++ b/downloads/student/ai-2-week-35.docx
@@ -3002,7 +3002,7 @@
         <w:rPr>
           <w:b w:val="0"/>
         </w:rPr>
-        <w:t>A fictional recommender excludes books at an intended including equality page limit.</w:t>
+        <w:t>A fictional recommender excludes books at a page limit that is intended to include equality.</w:t>
       </w:r>
     </w:p>
     <w:p>
@@ -6463,7 +6463,7 @@
         <w:rPr>
           <w:b w:val="0"/>
         </w:rPr>
-        <w:t>Start with this question: A fictional recommender excludes books at an intended including equality page limit.</w:t>
+        <w:t>Start with this question: A fictional recommender excludes books at a page limit that is intended to include equality.</w:t>
       </w:r>
     </w:p>
     <w:tbl>
@@ -6773,7 +6773,7 @@
         <w:rPr>
           <w:b w:val="0"/>
         </w:rPr>
-        <w:t>A fictional recommender excludes books at an intended including equality page limit.</w:t>
+        <w:t>A fictional recommender excludes books at a page limit that is intended to include equality.</w:t>
       </w:r>
     </w:p>
     <w:p>
@@ -7335,7 +7335,7 @@
         <w:drawing>
           <wp:inline xmlns:a="http://schemas.openxmlformats.org/drawingml/2006/main" xmlns:pic="http://schemas.openxmlformats.org/drawingml/2006/picture">
             <wp:extent cx="5486400" cy="2990088"/>
-            <wp:docPr id="22" name="Picture 22" descr="A fictional recommender excludes books at an intended including equality page limit. Supplied facts: Contract: pages&lt;=100; highest interest; ties choose smaller ID. Old code uses pages&lt;100. Rows A pages100 interest5; B pages90 interest3; C pages101 interest5."/>
+            <wp:docPr id="22" name="Picture 22" descr="A fictional recommender excludes books at a page limit that is intended to include equality. Supplied facts: Contract: pages&lt;=100; highest interest; ties choose smaller ID. Old code uses pages&lt;100. Rows A pages100 interest5; B pages90 interest3; C pages101 interest5."/>
             <wp:cNvGraphicFramePr>
               <a:graphicFrameLocks noChangeAspect="1"/>
             </wp:cNvGraphicFramePr>
@@ -7374,7 +7374,7 @@
         <w:rPr>
           <w:b w:val="0"/>
         </w:rPr>
-        <w:t>A fictional recommender excludes books at an intended including equality page limit. Supplied facts: Contract: pages&lt;=100; highest interest; ties choose smaller ID. Old code uses pages&lt;100.</w:t>
+        <w:t>A fictional recommender excludes books at a page limit that is intended to include equality. Supplied facts: Contract: pages&lt;=100; highest interest; ties choose smaller ID. Old code uses pages&lt;100.</w:t>
       </w:r>
     </w:p>
     <w:p>

--- a/downloads/student/ai-2-week-35.docx
+++ b/downloads/student/ai-2-week-35.docx
@@ -25,12 +25,17 @@
         <w:pStyle w:val="Heading1"/>
       </w:pPr>
       <w:r>
-        <w:t>Before you start</w:t>
-      </w:r>
-    </w:p>
-    <w:p>
-      <w:r>
-        <w:t>Week 28: comparisons need fixed requests and criteria.</w:t>
+        <w:t>Locate the cause. Repair one rule. Challenge the result.</w:t>
+      </w:r>
+    </w:p>
+    <w:p>
+      <w:r>
+        <w:t>Make a focused contract-based repair and preserve independent regression evidence.</w:t>
+      </w:r>
+    </w:p>
+    <w:p>
+      <w:r>
+        <w:t>Boundary failure → precise comparison → independent expectations → integration checks → change record.</w:t>
       </w:r>
     </w:p>
     <w:p>
@@ -38,20 +43,20 @@
         <w:pStyle w:val="Heading1"/>
       </w:pPr>
       <w:r>
-        <w:t>01. Your mission</w:t>
-      </w:r>
-    </w:p>
-    <w:p>
-      <w:r>
-        <w:t>Start with the target: Repair a specific observed failure. Try the recall before opening notes.</w:t>
-      </w:r>
-    </w:p>
-    <w:p>
-      <w:pPr>
-        <w:pStyle w:val="Heading3"/>
-      </w:pPr>
-      <w:r>
-        <w:t>Your learning target</w:t>
+        <w:t>01. Did this repair fix the rule without hiding another failure?</w:t>
+      </w:r>
+    </w:p>
+    <w:p>
+      <w:r>
+        <w:t>Preserve the contract, original failure and full regression evidence.</w:t>
+      </w:r>
+    </w:p>
+    <w:p>
+      <w:pPr>
+        <w:pStyle w:val="Heading2"/>
+      </w:pPr>
+      <w:r>
+        <w:t>Your learning goals</w:t>
       </w:r>
     </w:p>
     <w:p>
@@ -89,10 +94,34 @@
     </w:p>
     <w:p>
       <w:pPr>
-        <w:pStyle w:val="Heading3"/>
-      </w:pPr>
-      <w:r>
-        <w:t>Remember before reading</w:t>
+        <w:pStyle w:val="Heading2"/>
+      </w:pPr>
+      <w:r>
+        <w:t>Recall why old passing cases matter</w:t>
+      </w:r>
+    </w:p>
+    <w:p>
+      <w:pPr>
+        <w:pStyle w:val="ListBullet"/>
+      </w:pPr>
+      <w:r>
+        <w:t>Close your notes first. A rough first answer helps us choose the right starting point; it is not a score for your ability.</w:t>
+      </w:r>
+    </w:p>
+    <w:p>
+      <w:pPr>
+        <w:pStyle w:val="ListBullet"/>
+      </w:pPr>
+      <w:r>
+        <w:t>Why rerun old passing cases after a fix?</w:t>
+      </w:r>
+    </w:p>
+    <w:p>
+      <w:pPr>
+        <w:pStyle w:val="Heading2"/>
+      </w:pPr>
+      <w:r>
+        <w:t>Your end goal</w:t>
       </w:r>
     </w:p>
     <w:p>
@@ -103,7 +132,85 @@
         <w:rPr>
           <w:b w:val="0"/>
         </w:rPr>
-        <w:t>Close your notes first. A rough first answer helps us choose the right starting point; it is not a score for your ability.</w:t>
+        <w:t xml:space="preserve">By the end, I can make a focused repair and challenge it with </w:t>
+      </w:r>
+      <w:r>
+        <w:rPr>
+          <w:b/>
+        </w:rPr>
+        <w:t>regression</w:t>
+      </w:r>
+      <w:r>
+        <w:rPr>
+          <w:b w:val="0"/>
+        </w:rPr>
+        <w:t xml:space="preserve"> and order-invariance tests.</w:t>
+      </w:r>
+    </w:p>
+    <w:p>
+      <w:pPr>
+        <w:pStyle w:val="Heading2"/>
+      </w:pPr>
+      <w:r>
+        <w:t>Testing extension · Unit checks versus the full pipeline · reference / check after trying</w:t>
+      </w:r>
+    </w:p>
+    <w:p>
+      <w:pPr>
+        <w:spacing w:line="336" w:lineRule="auto" w:after="180"/>
+      </w:pPr>
+      <w:r>
+        <w:rPr>
+          <w:b w:val="0"/>
+        </w:rPr>
+        <w:t>Why can testing only valid_item miss a pipeline bug?</w:t>
+      </w:r>
+    </w:p>
+    <w:p>
+      <w:pPr>
+        <w:pStyle w:val="Heading3"/>
+      </w:pPr>
+      <w:r>
+        <w:t>My readiness explanation</w:t>
+      </w:r>
+    </w:p>
+    <w:p>
+      <w:r>
+        <w:t>________________________________________________________________</w:t>
+      </w:r>
+    </w:p>
+    <w:p>
+      <w:r>
+        <w:t>________________________________________________________________</w:t>
+      </w:r>
+    </w:p>
+    <w:p>
+      <w:r>
+        <w:t>________________________________________________________________</w:t>
+      </w:r>
+    </w:p>
+    <w:p>
+      <w:pPr>
+        <w:pStyle w:val="Heading2"/>
+      </w:pPr>
+      <w:r>
+        <w:t>Earlier wording, alternatives and picture transcripts · reference / check after trying</w:t>
+      </w:r>
+    </w:p>
+    <w:p>
+      <w:pPr>
+        <w:pStyle w:val="Heading3"/>
+      </w:pPr>
+      <w:r>
+        <w:t>Your learning target</w:t>
+      </w:r>
+    </w:p>
+    <w:p>
+      <w:pPr>
+        <w:pStyle w:val="Heading3"/>
+      </w:pPr>
+      <w:r>
+        <w:t>Remember before reading</w:t>
       </w:r>
     </w:p>
     <w:p>
@@ -250,7 +357,7 @@
       </w:pPr>
       <w:r>
         <w:rPr>
-          <w:b/>
+          <w:b w:val="0"/>
         </w:rPr>
         <w:t>THINKER MISSION</w:t>
       </w:r>
@@ -344,110 +451,144 @@
     </w:p>
     <w:p>
       <w:pPr>
+        <w:pStyle w:val="Heading3"/>
+      </w:pPr>
+      <w:r>
+        <w:t>Readiness for Testing functions and interfaces</w:t>
+      </w:r>
+    </w:p>
+    <w:p>
+      <w:pPr>
+        <w:pStyle w:val="Heading3"/>
+      </w:pPr>
+      <w:r>
+        <w:t>This week’s end goal</w:t>
+      </w:r>
+    </w:p>
+    <w:p>
+      <w:pPr>
+        <w:pStyle w:val="Heading1"/>
+      </w:pPr>
+      <w:r>
+        <w:t>02. Find the comparison that excludes equality</w:t>
+      </w:r>
+    </w:p>
+    <w:p>
+      <w:r>
+        <w:t>A focused repair changes the implementation to match the written requirement.</w:t>
+      </w:r>
+    </w:p>
+    <w:p>
+      <w:pPr>
+        <w:pStyle w:val="Heading2"/>
+      </w:pPr>
+      <w:r>
+        <w:t>The at-most duration bug</w:t>
+      </w:r>
+    </w:p>
+    <w:p>
+      <w:pPr>
         <w:spacing w:line="336" w:lineRule="auto" w:after="180"/>
-        <w:shd w:fill="F5F1FB"/>
       </w:pPr>
       <w:r>
         <w:rPr>
           <w:b w:val="0"/>
         </w:rPr>
-        <w:t>Why rerun old passing cases after a fix?</w:t>
-      </w:r>
-    </w:p>
-    <w:p>
-      <w:pPr>
-        <w:pStyle w:val="Heading3"/>
-      </w:pPr>
-      <w:r>
-        <w:t>Readiness for Testing functions and interfaces</w:t>
+        <w:t>A fictional chooser wrongly excludes an activity at the exact time limit because it uses minutes &lt; limit. The requirement says at most, so equality must qualify.</w:t>
       </w:r>
     </w:p>
     <w:p>
       <w:pPr>
         <w:spacing w:line="336" w:lineRule="auto" w:after="180"/>
-        <w:shd w:fill="F5F1FB"/>
       </w:pPr>
       <w:r>
         <w:rPr>
           <w:b w:val="0"/>
         </w:rPr>
-        <w:t>Why can testing only valid_item miss a pipeline bug?</w:t>
-      </w:r>
-    </w:p>
-    <w:p>
-      <w:pPr>
-        <w:pStyle w:val="Heading3"/>
-      </w:pPr>
-      <w:r>
-        <w:t>My readiness explanation</w:t>
-      </w:r>
-    </w:p>
-    <w:p>
-      <w:r>
-        <w:t>________________________________________________________________</w:t>
-      </w:r>
-    </w:p>
-    <w:p>
-      <w:r>
-        <w:t>________________________________________________________________</w:t>
-      </w:r>
-    </w:p>
-    <w:p>
-      <w:r>
-        <w:t>________________________________________________________________</w:t>
-      </w:r>
-    </w:p>
-    <w:p>
-      <w:pPr>
-        <w:pStyle w:val="Heading3"/>
-      </w:pPr>
-      <w:r>
-        <w:t>This week’s end goal</w:t>
-      </w:r>
-    </w:p>
-    <w:p>
-      <w:pPr>
-        <w:spacing w:line="336" w:lineRule="auto" w:after="180"/>
-      </w:pPr>
+        <w:t>Repair that condition, then test below, at and above the boundary plus earlier tie and invalid-</w:t>
+      </w:r>
+      <w:r>
+        <w:rPr>
+          <w:b/>
+        </w:rPr>
+        <w:t>input</w:t>
+      </w:r>
       <w:r>
         <w:rPr>
           <w:b w:val="0"/>
         </w:rPr>
-        <w:t xml:space="preserve">By the end, I can make a focused repair and challenge it with </w:t>
+        <w:t xml:space="preserve"> behavior.</w:t>
+      </w:r>
+    </w:p>
+    <w:p>
+      <w:pPr>
+        <w:pStyle w:val="Heading2"/>
+      </w:pPr>
+      <w:r>
+        <w:t>Testing extension · Independent expectations · reference / check after trying</w:t>
+      </w:r>
+    </w:p>
+    <w:p>
+      <w:pPr>
+        <w:spacing w:line="336" w:lineRule="auto" w:after="180"/>
+      </w:pPr>
+      <w:r>
+        <w:rPr>
+          <w:b w:val="0"/>
+        </w:rPr>
+        <w:t xml:space="preserve">Test the chooser at two scales. A </w:t>
       </w:r>
       <w:r>
         <w:rPr>
           <w:b/>
         </w:rPr>
-        <w:t>regression</w:t>
+        <w:t>unit test</w:t>
       </w:r>
       <w:r>
         <w:rPr>
           <w:b w:val="0"/>
         </w:rPr>
-        <w:t xml:space="preserve"> and order-invariance tests.</w:t>
-      </w:r>
-    </w:p>
-    <w:p>
-      <w:pPr>
-        <w:pStyle w:val="Heading1"/>
-      </w:pPr>
-      <w:r>
-        <w:t>02. Notice the evidence</w:t>
-      </w:r>
-    </w:p>
-    <w:p>
-      <w:r>
-        <w:t>Investigate the supplied Improve and Challenge case. Separate observations, given facts and assumptions before choosing an explanation.</w:t>
-      </w:r>
-    </w:p>
-    <w:p>
-      <w:pPr>
-        <w:spacing w:line="336" w:lineRule="auto" w:after="180"/>
-      </w:pPr>
+        <w:t xml:space="preserve"> checks one validator or score calculation. An </w:t>
+      </w:r>
       <w:r>
         <w:rPr>
           <w:b/>
+        </w:rPr>
+        <w:t>integration test</w:t>
+      </w:r>
+      <w:r>
+        <w:rPr>
+          <w:b w:val="0"/>
+        </w:rPr>
+        <w:t xml:space="preserve"> runs validation through selection and reporting.</w:t>
+      </w:r>
+    </w:p>
+    <w:p>
+      <w:pPr>
+        <w:spacing w:line="336" w:lineRule="auto" w:after="180"/>
+      </w:pPr>
+      <w:r>
+        <w:rPr>
+          <w:b w:val="0"/>
+        </w:rPr>
+        <w:t>Write expected outcomes from the specification, not by calling the same function twice.</w:t>
+      </w:r>
+    </w:p>
+    <w:p>
+      <w:pPr>
+        <w:pStyle w:val="Heading2"/>
+      </w:pPr>
+      <w:r>
+        <w:t>Earlier wording, alternatives and picture transcripts · reference / check after trying</w:t>
+      </w:r>
+    </w:p>
+    <w:p>
+      <w:pPr>
+        <w:spacing w:line="336" w:lineRule="auto" w:after="180"/>
+      </w:pPr>
+      <w:r>
+        <w:rPr>
+          <w:b w:val="0"/>
         </w:rPr>
         <w:t>PICTURE STORY</w:t>
       </w:r>
@@ -524,16 +665,7 @@
     </w:p>
     <w:p>
       <w:pPr>
-        <w:pStyle w:val="Heading3"/>
-      </w:pPr>
-      <w:r>
-        <w:t>Start with this puzzle</w:t>
-      </w:r>
-    </w:p>
-    <w:p>
-      <w:pPr>
         <w:spacing w:line="336" w:lineRule="auto" w:after="180"/>
-        <w:shd w:fill="F1F6FC"/>
       </w:pPr>
       <w:r>
         <w:rPr>
@@ -545,7 +677,6 @@
     <w:p>
       <w:pPr>
         <w:spacing w:line="336" w:lineRule="auto" w:after="180"/>
-        <w:shd w:fill="F5F1FB"/>
       </w:pPr>
       <w:r>
         <w:rPr>
@@ -688,40 +819,6 @@
     </w:p>
     <w:p>
       <w:pPr>
-        <w:spacing w:line="336" w:lineRule="auto" w:after="180"/>
-      </w:pPr>
-      <w:r>
-        <w:rPr>
-          <w:b w:val="0"/>
-        </w:rPr>
-        <w:t>A fictional chooser wrongly excludes an activity at the exact time limit because it uses minutes &lt; limit. The requirement says at most, so equality must qualify.</w:t>
-      </w:r>
-    </w:p>
-    <w:p>
-      <w:pPr>
-        <w:spacing w:line="336" w:lineRule="auto" w:after="180"/>
-      </w:pPr>
-      <w:r>
-        <w:rPr>
-          <w:b w:val="0"/>
-        </w:rPr>
-        <w:t>Repair that condition, then test below, at and above the boundary plus earlier tie and invalid-</w:t>
-      </w:r>
-      <w:r>
-        <w:rPr>
-          <w:b/>
-        </w:rPr>
-        <w:t>input</w:t>
-      </w:r>
-      <w:r>
-        <w:rPr>
-          <w:b w:val="0"/>
-        </w:rPr>
-        <w:t xml:space="preserve"> behavior.</w:t>
-      </w:r>
-    </w:p>
-    <w:p>
-      <w:pPr>
         <w:pStyle w:val="Heading3"/>
       </w:pPr>
       <w:r>
@@ -730,306 +827,23 @@
     </w:p>
     <w:p>
       <w:pPr>
-        <w:spacing w:line="336" w:lineRule="auto" w:after="180"/>
-      </w:pPr>
-      <w:r>
-        <w:rPr>
-          <w:b w:val="0"/>
-        </w:rPr>
-        <w:t xml:space="preserve">Test the chooser at two scales. A </w:t>
-      </w:r>
-      <w:r>
-        <w:rPr>
-          <w:b/>
-        </w:rPr>
-        <w:t>unit test</w:t>
-      </w:r>
-      <w:r>
-        <w:rPr>
-          <w:b w:val="0"/>
-        </w:rPr>
-        <w:t xml:space="preserve"> checks one validator or score calculation. An </w:t>
-      </w:r>
-      <w:r>
-        <w:rPr>
-          <w:b/>
-        </w:rPr>
-        <w:t>integration test</w:t>
-      </w:r>
-      <w:r>
-        <w:rPr>
-          <w:b w:val="0"/>
-        </w:rPr>
-        <w:t xml:space="preserve"> runs validation through selection and reporting.</w:t>
-      </w:r>
-    </w:p>
-    <w:p>
-      <w:pPr>
-        <w:spacing w:line="336" w:lineRule="auto" w:after="180"/>
-      </w:pPr>
-      <w:r>
-        <w:rPr>
-          <w:b w:val="0"/>
-        </w:rPr>
-        <w:t>Write expected outcomes from the specification, not by calling the same function twice.</w:t>
-      </w:r>
-    </w:p>
-    <w:p>
-      <w:pPr>
         <w:pStyle w:val="Heading1"/>
       </w:pPr>
       <w:r>
-        <w:t>03. See how it works</w:t>
-      </w:r>
-    </w:p>
-    <w:p>
-      <w:r>
-        <w:t>Follow the mechanism for Improve and Challenge. Connect each labelled input, deciding step and result.</w:t>
-      </w:r>
-    </w:p>
-    <w:p>
-      <w:pPr>
-        <w:spacing w:line="336" w:lineRule="auto" w:after="180"/>
-      </w:pPr>
-      <w:r>
-        <w:rPr>
-          <w:b/>
-        </w:rPr>
-        <w:t xml:space="preserve">VISUAL </w:t>
-      </w:r>
-      <w:r>
-        <w:rPr>
-          <w:b/>
-        </w:rPr>
-        <w:t>MECHANISM</w:t>
-      </w:r>
-    </w:p>
-    <w:p>
-      <w:pPr>
-        <w:spacing w:line="336" w:lineRule="auto" w:after="180"/>
-      </w:pPr>
-      <w:r>
-        <w:rPr>
-          <w:b/>
-        </w:rPr>
-        <w:t>Input</w:t>
-      </w:r>
-      <w:r>
-        <w:rPr>
-          <w:b w:val="0"/>
-        </w:rPr>
-        <w:t xml:space="preserve"> → </w:t>
-      </w:r>
-      <w:r>
-        <w:rPr>
-          <w:b/>
-        </w:rPr>
-        <w:t>Process</w:t>
-      </w:r>
-      <w:r>
-        <w:rPr>
-          <w:b w:val="0"/>
-        </w:rPr>
-        <w:t xml:space="preserve"> → </w:t>
-      </w:r>
-      <w:r>
-        <w:rPr>
-          <w:b/>
-        </w:rPr>
-        <w:t>Output</w:t>
-      </w:r>
-    </w:p>
-    <w:p>
-      <w:pPr>
-        <w:spacing w:line="336" w:lineRule="auto" w:after="180"/>
-      </w:pPr>
-      <w:r>
-        <w:rPr>
-          <w:b w:val="0"/>
-        </w:rPr>
-        <w:t>Trace the information. At each stage, ask what changed and how you could test it.</w:t>
-      </w:r>
-    </w:p>
-    <w:p>
-      <w:r>
-        <w:drawing>
-          <wp:inline xmlns:a="http://schemas.openxmlformats.org/drawingml/2006/main" xmlns:pic="http://schemas.openxmlformats.org/drawingml/2006/picture">
-            <wp:extent cx="5486400" cy="3145536"/>
-            <wp:docPr id="3" name="Picture 3" descr="INPUT stage for Improve and Challenge"/>
-            <wp:cNvGraphicFramePr>
-              <a:graphicFrameLocks noChangeAspect="1"/>
-            </wp:cNvGraphicFramePr>
-            <a:graphic>
-              <a:graphicData uri="http://schemas.openxmlformats.org/drawingml/2006/picture">
-                <pic:pic>
-                  <pic:nvPicPr>
-                    <pic:cNvPr id="0" name="df08e6a15fb31d08ccbe2a0d24d872d6f32604649f7818a27c57a733aed3ea11.png"/>
-                    <pic:cNvPicPr/>
-                  </pic:nvPicPr>
-                  <pic:blipFill>
-                    <a:blip r:embed="rId10"/>
-                    <a:stretch>
-                      <a:fillRect/>
-                    </a:stretch>
-                  </pic:blipFill>
-                  <pic:spPr>
-                    <a:xfrm>
-                      <a:off x="0" y="0"/>
-                      <a:ext cx="5486400" cy="3145536"/>
-                    </a:xfrm>
-                    <a:prstGeom prst="rect"/>
-                  </pic:spPr>
-                </pic:pic>
-              </a:graphicData>
-            </a:graphic>
-          </wp:inline>
-        </w:drawing>
-      </w:r>
-    </w:p>
-    <w:p>
-      <w:pPr>
-        <w:spacing w:line="336" w:lineRule="auto" w:after="180"/>
-      </w:pPr>
-      <w:r>
-        <w:rPr>
-          <w:b w:val="0"/>
-        </w:rPr>
-        <w:t>↓</w:t>
-      </w:r>
-    </w:p>
-    <w:p>
-      <w:r>
-        <w:drawing>
-          <wp:inline xmlns:a="http://schemas.openxmlformats.org/drawingml/2006/main" xmlns:pic="http://schemas.openxmlformats.org/drawingml/2006/picture">
-            <wp:extent cx="5486400" cy="3145536"/>
-            <wp:docPr id="4" name="Picture 4" descr="PROCESS stage for Improve and Challenge"/>
-            <wp:cNvGraphicFramePr>
-              <a:graphicFrameLocks noChangeAspect="1"/>
-            </wp:cNvGraphicFramePr>
-            <a:graphic>
-              <a:graphicData uri="http://schemas.openxmlformats.org/drawingml/2006/picture">
-                <pic:pic>
-                  <pic:nvPicPr>
-                    <pic:cNvPr id="0" name="28cf21b726c937181a44b820cdf75b198760c4c6d14cb3dda277d472f4d1b6f9.png"/>
-                    <pic:cNvPicPr/>
-                  </pic:nvPicPr>
-                  <pic:blipFill>
-                    <a:blip r:embed="rId11"/>
-                    <a:stretch>
-                      <a:fillRect/>
-                    </a:stretch>
-                  </pic:blipFill>
-                  <pic:spPr>
-                    <a:xfrm>
-                      <a:off x="0" y="0"/>
-                      <a:ext cx="5486400" cy="3145536"/>
-                    </a:xfrm>
-                    <a:prstGeom prst="rect"/>
-                  </pic:spPr>
-                </pic:pic>
-              </a:graphicData>
-            </a:graphic>
-          </wp:inline>
-        </w:drawing>
-      </w:r>
-    </w:p>
-    <w:p>
-      <w:pPr>
-        <w:spacing w:line="336" w:lineRule="auto" w:after="180"/>
-      </w:pPr>
-      <w:r>
-        <w:rPr>
-          <w:b w:val="0"/>
-        </w:rPr>
-        <w:t>↓</w:t>
-      </w:r>
-    </w:p>
-    <w:p>
-      <w:r>
-        <w:drawing>
-          <wp:inline xmlns:a="http://schemas.openxmlformats.org/drawingml/2006/main" xmlns:pic="http://schemas.openxmlformats.org/drawingml/2006/picture">
-            <wp:extent cx="5486400" cy="3145536"/>
-            <wp:docPr id="5" name="Picture 5" descr="OUTPUT stage for Improve and Challenge"/>
-            <wp:cNvGraphicFramePr>
-              <a:graphicFrameLocks noChangeAspect="1"/>
-            </wp:cNvGraphicFramePr>
-            <a:graphic>
-              <a:graphicData uri="http://schemas.openxmlformats.org/drawingml/2006/picture">
-                <pic:pic>
-                  <pic:nvPicPr>
-                    <pic:cNvPr id="0" name="793c190d5a6f4abcec27816a64053c59b54c1cda4479ce7e70389706f9032ab6.png"/>
-                    <pic:cNvPicPr/>
-                  </pic:nvPicPr>
-                  <pic:blipFill>
-                    <a:blip r:embed="rId12"/>
-                    <a:stretch>
-                      <a:fillRect/>
-                    </a:stretch>
-                  </pic:blipFill>
-                  <pic:spPr>
-                    <a:xfrm>
-                      <a:off x="0" y="0"/>
-                      <a:ext cx="5486400" cy="3145536"/>
-                    </a:xfrm>
-                    <a:prstGeom prst="rect"/>
-                  </pic:spPr>
-                </pic:pic>
-              </a:graphicData>
-            </a:graphic>
-          </wp:inline>
-        </w:drawing>
-      </w:r>
-    </w:p>
-    <w:p>
-      <w:pPr>
-        <w:spacing w:line="336" w:lineRule="auto" w:after="180"/>
-      </w:pPr>
-      <w:r>
-        <w:rPr>
-          <w:b w:val="0"/>
-        </w:rPr>
-        <w:t>Which stage could fail even when the other two are correct? Explain:</w:t>
-      </w:r>
-    </w:p>
-    <w:p>
-      <w:pPr>
-        <w:pStyle w:val="Heading3"/>
-      </w:pPr>
-      <w:r>
-        <w:t>Write or draw your reasoning and evidence.</w:t>
-      </w:r>
-    </w:p>
-    <w:p>
-      <w:r>
-        <w:t>________________________________________________________________</w:t>
-      </w:r>
-    </w:p>
-    <w:p>
-      <w:r>
-        <w:t>________________________________________________________________</w:t>
-      </w:r>
-    </w:p>
-    <w:p>
-      <w:r>
-        <w:t>________________________________________________________________</w:t>
-      </w:r>
-    </w:p>
-    <w:p>
-      <w:r>
-        <w:t>________________________________________________________________</w:t>
-      </w:r>
-    </w:p>
-    <w:p>
-      <w:r>
-        <w:t>________________________________________________________________</w:t>
-      </w:r>
-    </w:p>
-    <w:p>
-      <w:pPr>
-        <w:pStyle w:val="Heading3"/>
-      </w:pPr>
-      <w:r>
-        <w:t>A closer explanation</w:t>
+        <w:t>03. Trace below, at and above the repaired boundary</w:t>
+      </w:r>
+    </w:p>
+    <w:p>
+      <w:r>
+        <w:t>The predicate assumes validated durations; it does not validate raw data.</w:t>
+      </w:r>
+    </w:p>
+    <w:p>
+      <w:pPr>
+        <w:pStyle w:val="Heading2"/>
+      </w:pPr>
+      <w:r>
+        <w:t>Predict and run the complete boundary script</w:t>
       </w:r>
     </w:p>
     <w:p>
@@ -1050,6 +864,14 @@
         <w:t xml:space="preserve">    assert actual == expected</w:t>
         <w:br/>
         <w:t xml:space="preserve">    print(minutes, actual)</w:t>
+      </w:r>
+    </w:p>
+    <w:p>
+      <w:pPr>
+        <w:pStyle w:val="Heading2"/>
+      </w:pPr>
+      <w:r>
+        <w:t>Trace the old and revised comparison</w:t>
       </w:r>
     </w:p>
     <w:p>
@@ -1232,14 +1054,6 @@
     </w:p>
     <w:p>
       <w:pPr>
-        <w:pStyle w:val="Heading3"/>
-      </w:pPr>
-      <w:r>
-        <w:t>Repair the rule, then keep the evidence</w:t>
-      </w:r>
-    </w:p>
-    <w:p>
-      <w:pPr>
         <w:spacing w:line="336" w:lineRule="auto" w:after="180"/>
       </w:pPr>
       <w:r>
@@ -1286,10 +1100,26 @@
     </w:p>
     <w:p>
       <w:pPr>
-        <w:pStyle w:val="Heading3"/>
-      </w:pPr>
-      <w:r>
-        <w:t>Apply the connected idea: Testing functions and interfaces</w:t>
+        <w:pStyle w:val="Heading2"/>
+      </w:pPr>
+      <w:r>
+        <w:t>Explain the deciding step</w:t>
+      </w:r>
+    </w:p>
+    <w:p>
+      <w:pPr>
+        <w:pStyle w:val="ListBullet"/>
+      </w:pPr>
+      <w:r>
+        <w:t>Point to the input, the deciding step and the result in this week’s visual. Explain the same step in ordinary words. A picture helps when you can say what each part represents.</w:t>
+      </w:r>
+    </w:p>
+    <w:p>
+      <w:pPr>
+        <w:pStyle w:val="Heading2"/>
+      </w:pPr>
+      <w:r>
+        <w:t>Testing extension · Complete score unit checks · reference / check after trying</w:t>
       </w:r>
     </w:p>
     <w:p>
@@ -1496,14 +1326,6 @@
     </w:p>
     <w:p>
       <w:pPr>
-        <w:pStyle w:val="Heading3"/>
-      </w:pPr>
-      <w:r>
-        <w:t>Test the connections as well as the pieces</w:t>
-      </w:r>
-    </w:p>
-    <w:p>
-      <w:pPr>
         <w:spacing w:line="336" w:lineRule="auto" w:after="180"/>
       </w:pPr>
       <w:r>
@@ -1585,10 +1407,10 @@
     </w:p>
     <w:p>
       <w:pPr>
-        <w:pStyle w:val="Heading3"/>
-      </w:pPr>
-      <w:r>
-        <w:t>Connect the picture and the explanation</w:t>
+        <w:pStyle w:val="Heading2"/>
+      </w:pPr>
+      <w:r>
+        <w:t>Earlier wording, alternatives and picture transcripts · reference / check after trying</w:t>
       </w:r>
     </w:p>
     <w:p>
@@ -1599,52 +1421,48 @@
         <w:rPr>
           <w:b w:val="0"/>
         </w:rPr>
-        <w:t xml:space="preserve">Point to the </w:t>
+        <w:t xml:space="preserve">VISUAL </w:t>
       </w:r>
       <w:r>
         <w:rPr>
           <w:b/>
         </w:rPr>
-        <w:t>input</w:t>
+        <w:t>MECHANISM</w:t>
+      </w:r>
+    </w:p>
+    <w:p>
+      <w:pPr>
+        <w:spacing w:line="336" w:lineRule="auto" w:after="180"/>
+      </w:pPr>
+      <w:r>
+        <w:rPr>
+          <w:b/>
+        </w:rPr>
+        <w:t>Input</w:t>
       </w:r>
       <w:r>
         <w:rPr>
           <w:b w:val="0"/>
         </w:rPr>
-        <w:t>, the deciding step and the result in this week’s visual. Explain the same step in ordinary words. A picture helps when you can say what each part represents.</w:t>
-      </w:r>
-    </w:p>
-    <w:p>
-      <w:pPr>
-        <w:pStyle w:val="Heading1"/>
-      </w:pPr>
-      <w:r>
-        <w:t>04. Compare the cases</w:t>
-      </w:r>
-    </w:p>
-    <w:p>
-      <w:r>
-        <w:t>Compare the supplied cases for Improve and Challenge. Identify the detail that changes the conclusion.</w:t>
-      </w:r>
-    </w:p>
-    <w:p>
-      <w:pPr>
-        <w:pStyle w:val="Heading3"/>
-      </w:pPr>
-      <w:r>
-        <w:t>The case to investigate</w:t>
-      </w:r>
-    </w:p>
-    <w:p>
-      <w:pPr>
-        <w:spacing w:line="336" w:lineRule="auto" w:after="180"/>
-        <w:shd w:fill="F1F6FC"/>
-      </w:pPr>
+        <w:t xml:space="preserve"> → </w:t>
+      </w:r>
+      <w:r>
+        <w:rPr>
+          <w:b/>
+        </w:rPr>
+        <w:t>Process</w:t>
+      </w:r>
       <w:r>
         <w:rPr>
           <w:b w:val="0"/>
         </w:rPr>
-        <w:t>CASE GALLERY</w:t>
+        <w:t xml:space="preserve"> → </w:t>
+      </w:r>
+      <w:r>
+        <w:rPr>
+          <w:b/>
+        </w:rPr>
+        <w:t>Output</w:t>
       </w:r>
     </w:p>
     <w:p>
@@ -1655,13 +1473,43 @@
         <w:rPr>
           <w:b w:val="0"/>
         </w:rPr>
-        <w:t xml:space="preserve">Four Tests, Four Kinds of </w:t>
-      </w:r>
-      <w:r>
-        <w:rPr>
-          <w:b/>
-        </w:rPr>
-        <w:t>Evidence</w:t>
+        <w:t>Trace the information. At each stage, ask what changed and how you could test it.</w:t>
+      </w:r>
+    </w:p>
+    <w:p>
+      <w:r>
+        <w:drawing>
+          <wp:inline xmlns:a="http://schemas.openxmlformats.org/drawingml/2006/main" xmlns:pic="http://schemas.openxmlformats.org/drawingml/2006/picture">
+            <wp:extent cx="5486400" cy="3145536"/>
+            <wp:docPr id="3" name="Picture 3" descr="INPUT stage for Improve and Challenge"/>
+            <wp:cNvGraphicFramePr>
+              <a:graphicFrameLocks noChangeAspect="1"/>
+            </wp:cNvGraphicFramePr>
+            <a:graphic>
+              <a:graphicData uri="http://schemas.openxmlformats.org/drawingml/2006/picture">
+                <pic:pic>
+                  <pic:nvPicPr>
+                    <pic:cNvPr id="0" name="df08e6a15fb31d08ccbe2a0d24d872d6f32604649f7818a27c57a733aed3ea11.png"/>
+                    <pic:cNvPicPr/>
+                  </pic:nvPicPr>
+                  <pic:blipFill>
+                    <a:blip r:embed="rId10"/>
+                    <a:stretch>
+                      <a:fillRect/>
+                    </a:stretch>
+                  </pic:blipFill>
+                  <pic:spPr>
+                    <a:xfrm>
+                      <a:off x="0" y="0"/>
+                      <a:ext cx="5486400" cy="3145536"/>
+                    </a:xfrm>
+                    <a:prstGeom prst="rect"/>
+                  </pic:spPr>
+                </pic:pic>
+              </a:graphicData>
+            </a:graphic>
+          </wp:inline>
+        </w:drawing>
       </w:r>
     </w:p>
     <w:p>
@@ -1672,7 +1520,195 @@
         <w:rPr>
           <w:b w:val="0"/>
         </w:rPr>
-        <w:t>A system is not understood until it survives more than one comfortable example.</w:t>
+        <w:t>↓</w:t>
+      </w:r>
+    </w:p>
+    <w:p>
+      <w:r>
+        <w:drawing>
+          <wp:inline xmlns:a="http://schemas.openxmlformats.org/drawingml/2006/main" xmlns:pic="http://schemas.openxmlformats.org/drawingml/2006/picture">
+            <wp:extent cx="5486400" cy="3145536"/>
+            <wp:docPr id="4" name="Picture 4" descr="PROCESS stage for Improve and Challenge"/>
+            <wp:cNvGraphicFramePr>
+              <a:graphicFrameLocks noChangeAspect="1"/>
+            </wp:cNvGraphicFramePr>
+            <a:graphic>
+              <a:graphicData uri="http://schemas.openxmlformats.org/drawingml/2006/picture">
+                <pic:pic>
+                  <pic:nvPicPr>
+                    <pic:cNvPr id="0" name="28cf21b726c937181a44b820cdf75b198760c4c6d14cb3dda277d472f4d1b6f9.png"/>
+                    <pic:cNvPicPr/>
+                  </pic:nvPicPr>
+                  <pic:blipFill>
+                    <a:blip r:embed="rId11"/>
+                    <a:stretch>
+                      <a:fillRect/>
+                    </a:stretch>
+                  </pic:blipFill>
+                  <pic:spPr>
+                    <a:xfrm>
+                      <a:off x="0" y="0"/>
+                      <a:ext cx="5486400" cy="3145536"/>
+                    </a:xfrm>
+                    <a:prstGeom prst="rect"/>
+                  </pic:spPr>
+                </pic:pic>
+              </a:graphicData>
+            </a:graphic>
+          </wp:inline>
+        </w:drawing>
+      </w:r>
+    </w:p>
+    <w:p>
+      <w:pPr>
+        <w:spacing w:line="336" w:lineRule="auto" w:after="180"/>
+      </w:pPr>
+      <w:r>
+        <w:rPr>
+          <w:b w:val="0"/>
+        </w:rPr>
+        <w:t>↓</w:t>
+      </w:r>
+    </w:p>
+    <w:p>
+      <w:r>
+        <w:drawing>
+          <wp:inline xmlns:a="http://schemas.openxmlformats.org/drawingml/2006/main" xmlns:pic="http://schemas.openxmlformats.org/drawingml/2006/picture">
+            <wp:extent cx="5486400" cy="3145536"/>
+            <wp:docPr id="5" name="Picture 5" descr="OUTPUT stage for Improve and Challenge"/>
+            <wp:cNvGraphicFramePr>
+              <a:graphicFrameLocks noChangeAspect="1"/>
+            </wp:cNvGraphicFramePr>
+            <a:graphic>
+              <a:graphicData uri="http://schemas.openxmlformats.org/drawingml/2006/picture">
+                <pic:pic>
+                  <pic:nvPicPr>
+                    <pic:cNvPr id="0" name="793c190d5a6f4abcec27816a64053c59b54c1cda4479ce7e70389706f9032ab6.png"/>
+                    <pic:cNvPicPr/>
+                  </pic:nvPicPr>
+                  <pic:blipFill>
+                    <a:blip r:embed="rId12"/>
+                    <a:stretch>
+                      <a:fillRect/>
+                    </a:stretch>
+                  </pic:blipFill>
+                  <pic:spPr>
+                    <a:xfrm>
+                      <a:off x="0" y="0"/>
+                      <a:ext cx="5486400" cy="3145536"/>
+                    </a:xfrm>
+                    <a:prstGeom prst="rect"/>
+                  </pic:spPr>
+                </pic:pic>
+              </a:graphicData>
+            </a:graphic>
+          </wp:inline>
+        </w:drawing>
+      </w:r>
+    </w:p>
+    <w:p>
+      <w:pPr>
+        <w:spacing w:line="336" w:lineRule="auto" w:after="180"/>
+      </w:pPr>
+      <w:r>
+        <w:rPr>
+          <w:b w:val="0"/>
+        </w:rPr>
+        <w:t>Which stage could fail even when the other two are correct? Explain:</w:t>
+      </w:r>
+    </w:p>
+    <w:p>
+      <w:pPr>
+        <w:pStyle w:val="Heading3"/>
+      </w:pPr>
+      <w:r>
+        <w:t>Write or draw your reasoning and evidence.</w:t>
+      </w:r>
+    </w:p>
+    <w:p>
+      <w:r>
+        <w:t>________________________________________________________________</w:t>
+      </w:r>
+    </w:p>
+    <w:p>
+      <w:r>
+        <w:t>________________________________________________________________</w:t>
+      </w:r>
+    </w:p>
+    <w:p>
+      <w:r>
+        <w:t>________________________________________________________________</w:t>
+      </w:r>
+    </w:p>
+    <w:p>
+      <w:r>
+        <w:t>________________________________________________________________</w:t>
+      </w:r>
+    </w:p>
+    <w:p>
+      <w:r>
+        <w:t>________________________________________________________________</w:t>
+      </w:r>
+    </w:p>
+    <w:p>
+      <w:pPr>
+        <w:pStyle w:val="Heading3"/>
+      </w:pPr>
+      <w:r>
+        <w:t>A closer explanation</w:t>
+      </w:r>
+    </w:p>
+    <w:p>
+      <w:pPr>
+        <w:pStyle w:val="Heading3"/>
+      </w:pPr>
+      <w:r>
+        <w:t>Repair the rule, then keep the evidence</w:t>
+      </w:r>
+    </w:p>
+    <w:p>
+      <w:pPr>
+        <w:pStyle w:val="Heading3"/>
+      </w:pPr>
+      <w:r>
+        <w:t>Apply the connected idea: Testing functions and interfaces</w:t>
+      </w:r>
+    </w:p>
+    <w:p>
+      <w:pPr>
+        <w:pStyle w:val="Heading3"/>
+      </w:pPr>
+      <w:r>
+        <w:t>Test the connections as well as the pieces</w:t>
+      </w:r>
+    </w:p>
+    <w:p>
+      <w:pPr>
+        <w:pStyle w:val="Heading3"/>
+      </w:pPr>
+      <w:r>
+        <w:t>Connect the picture and the explanation</w:t>
+      </w:r>
+    </w:p>
+    <w:p>
+      <w:pPr>
+        <w:pStyle w:val="Heading1"/>
+      </w:pPr>
+      <w:r>
+        <w:t>04. Compare a true repair with a changed requirement</w:t>
+      </w:r>
+    </w:p>
+    <w:p>
+      <w:r>
+        <w:t>Changing the expected answer cannot repair a contract violation.</w:t>
+      </w:r>
+    </w:p>
+    <w:p>
+      <w:pPr>
+        <w:pStyle w:val="Heading2"/>
+      </w:pPr>
+      <w:r>
+        <w:t>Four pictures with a purpose</w:t>
       </w:r>
     </w:p>
     <w:p>
@@ -1713,6 +1749,11 @@
     </w:p>
     <w:p>
       <w:r>
+        <w:t>Normal case: predict the result and deciding evidence.</w:t>
+      </w:r>
+    </w:p>
+    <w:p>
+      <w:r>
         <w:drawing>
           <wp:inline xmlns:a="http://schemas.openxmlformats.org/drawingml/2006/main" xmlns:pic="http://schemas.openxmlformats.org/drawingml/2006/picture">
             <wp:extent cx="5486400" cy="3200400"/>
@@ -1748,47 +1789,8 @@
       </w:r>
     </w:p>
     <w:p>
-      <w:pPr>
-        <w:pStyle w:val="Heading3"/>
-      </w:pPr>
-      <w:r>
-        <w:t>The normal case</w:t>
-      </w:r>
-    </w:p>
-    <w:p>
-      <w:pPr>
-        <w:spacing w:line="336" w:lineRule="auto" w:after="180"/>
-        <w:shd w:fill="F1F6FC"/>
-      </w:pPr>
-      <w:r>
-        <w:rPr>
-          <w:b w:val="0"/>
-        </w:rPr>
-        <w:t xml:space="preserve">NORMAL CASE: predict and name </w:t>
-      </w:r>
-      <w:r>
-        <w:rPr>
-          <w:b/>
-        </w:rPr>
-        <w:t>evidence</w:t>
-      </w:r>
-      <w:r>
-        <w:rPr>
-          <w:b w:val="0"/>
-        </w:rPr>
-        <w:t xml:space="preserve">.     BOUNDARY CASE: predict and name </w:t>
-      </w:r>
-      <w:r>
-        <w:rPr>
-          <w:b/>
-        </w:rPr>
-        <w:t>evidence</w:t>
-      </w:r>
-      <w:r>
-        <w:rPr>
-          <w:b w:val="0"/>
-        </w:rPr>
-        <w:t>.</w:t>
+      <w:r>
+        <w:t>Boundary case: identify the exact limit.</w:t>
       </w:r>
     </w:p>
     <w:p>
@@ -1829,6 +1831,11 @@
     </w:p>
     <w:p>
       <w:r>
+        <w:t>Missing information: name what must be clarified.</w:t>
+      </w:r>
+    </w:p>
+    <w:p>
+      <w:r>
         <w:drawing>
           <wp:inline xmlns:a="http://schemas.openxmlformats.org/drawingml/2006/main" xmlns:pic="http://schemas.openxmlformats.org/drawingml/2006/picture">
             <wp:extent cx="5486400" cy="3200400"/>
@@ -1864,134 +1871,86 @@
       </w:r>
     </w:p>
     <w:p>
+      <w:r>
+        <w:t>Transfer case: explain which procedure still applies.</w:t>
+      </w:r>
+    </w:p>
+    <w:p>
+      <w:pPr>
+        <w:pStyle w:val="Heading2"/>
+      </w:pPr>
+      <w:r>
+        <w:t>Choose a revealing case</w:t>
+      </w:r>
+    </w:p>
+    <w:p>
+      <w:pPr>
+        <w:pStyle w:val="ListBullet"/>
+      </w:pPr>
+      <w:r>
+        <w:t>Which case is most likely to reveal a hidden assumption? Why?</w:t>
+      </w:r>
+    </w:p>
+    <w:p>
       <w:pPr>
         <w:pStyle w:val="Heading3"/>
       </w:pPr>
       <w:r>
-        <w:t>Check missing information</w:t>
+        <w:t>Write or draw your reasoning and evidence.</w:t>
+      </w:r>
+    </w:p>
+    <w:p>
+      <w:r>
+        <w:t>________________________________________________________________</w:t>
+      </w:r>
+    </w:p>
+    <w:p>
+      <w:r>
+        <w:t>________________________________________________________________</w:t>
+      </w:r>
+    </w:p>
+    <w:p>
+      <w:r>
+        <w:t>________________________________________________________________</w:t>
+      </w:r>
+    </w:p>
+    <w:p>
+      <w:r>
+        <w:t>________________________________________________________________</w:t>
+      </w:r>
+    </w:p>
+    <w:p>
+      <w:r>
+        <w:t>________________________________________________________________</w:t>
+      </w:r>
+    </w:p>
+    <w:p>
+      <w:pPr>
+        <w:pStyle w:val="Heading2"/>
+      </w:pPr>
+      <w:r>
+        <w:t>Predict the supplied changed case</w:t>
+      </w:r>
+    </w:p>
+    <w:p>
+      <w:pPr>
+        <w:pStyle w:val="ListBullet"/>
+      </w:pPr>
+      <w:r>
+        <w:t>Change: An alternative patch uses pages &lt;= 101 instead of the required pages &lt;= 100.</w:t>
+      </w:r>
+    </w:p>
+    <w:p>
+      <w:pPr>
+        <w:pStyle w:val="Heading2"/>
+      </w:pPr>
+      <w:r>
+        <w:t>Check after predicting · reference / check after trying</w:t>
       </w:r>
     </w:p>
     <w:p>
       <w:pPr>
         <w:spacing w:line="336" w:lineRule="auto" w:after="180"/>
-        <w:shd w:fill="FFF5E6"/>
-      </w:pPr>
-      <w:r>
-        <w:rPr>
-          <w:b w:val="0"/>
-        </w:rPr>
-        <w:t xml:space="preserve">MISSING INFORMATION: predict and name </w:t>
-      </w:r>
-      <w:r>
-        <w:rPr>
-          <w:b/>
-        </w:rPr>
-        <w:t>evidence</w:t>
-      </w:r>
-      <w:r>
-        <w:rPr>
-          <w:b w:val="0"/>
-        </w:rPr>
-        <w:t xml:space="preserve">.     TRANSFER CASE: predict and name </w:t>
-      </w:r>
-      <w:r>
-        <w:rPr>
-          <w:b/>
-        </w:rPr>
-        <w:t>evidence</w:t>
-      </w:r>
-      <w:r>
-        <w:rPr>
-          <w:b w:val="0"/>
-        </w:rPr>
-        <w:t>.</w:t>
-      </w:r>
-    </w:p>
-    <w:p>
-      <w:pPr>
-        <w:spacing w:line="336" w:lineRule="auto" w:after="180"/>
-        <w:shd w:fill="F5F1FB"/>
-      </w:pPr>
-      <w:r>
-        <w:rPr>
-          <w:b w:val="0"/>
-        </w:rPr>
-        <w:t>Which case is most likely to reveal a hidden assumption? Why?</w:t>
-      </w:r>
-    </w:p>
-    <w:p>
-      <w:pPr>
-        <w:pStyle w:val="Heading3"/>
-      </w:pPr>
-      <w:r>
-        <w:t>Write or draw your reasoning and evidence.</w:t>
-      </w:r>
-    </w:p>
-    <w:p>
-      <w:r>
-        <w:t>________________________________________________________________</w:t>
-      </w:r>
-    </w:p>
-    <w:p>
-      <w:r>
-        <w:t>________________________________________________________________</w:t>
-      </w:r>
-    </w:p>
-    <w:p>
-      <w:r>
-        <w:t>________________________________________________________________</w:t>
-      </w:r>
-    </w:p>
-    <w:p>
-      <w:r>
-        <w:t>________________________________________________________________</w:t>
-      </w:r>
-    </w:p>
-    <w:p>
-      <w:r>
-        <w:t>________________________________________________________________</w:t>
-      </w:r>
-    </w:p>
-    <w:p>
-      <w:pPr>
-        <w:pStyle w:val="Heading3"/>
-      </w:pPr>
-      <w:r>
-        <w:t>Change one thing in the pictured case</w:t>
-      </w:r>
-    </w:p>
-    <w:p>
-      <w:pPr>
-        <w:pStyle w:val="Heading3"/>
-      </w:pPr>
-      <w:r>
-        <w:t>Change one thing</w:t>
-      </w:r>
-    </w:p>
-    <w:p>
-      <w:pPr>
-        <w:spacing w:line="336" w:lineRule="auto" w:after="180"/>
-        <w:shd w:fill="F5F1FB"/>
-      </w:pPr>
-      <w:r>
-        <w:rPr>
-          <w:b w:val="0"/>
-        </w:rPr>
-        <w:t>Change: An alternative patch simply increases the limit to 101.</w:t>
-      </w:r>
-    </w:p>
-    <w:p>
-      <w:pPr>
-        <w:pStyle w:val="Heading3"/>
-      </w:pPr>
-      <w:r>
-        <w:t>Predicted result</w:t>
-      </w:r>
-    </w:p>
-    <w:p>
-      <w:pPr>
-        <w:spacing w:line="336" w:lineRule="auto" w:after="180"/>
-        <w:shd w:fill="F1F6FC"/>
       </w:pPr>
       <w:r>
         <w:rPr>
@@ -2008,16 +1967,7 @@
     </w:p>
     <w:p>
       <w:pPr>
-        <w:pStyle w:val="Heading3"/>
-      </w:pPr>
-      <w:r>
-        <w:t>Why the result follows</w:t>
-      </w:r>
-    </w:p>
-    <w:p>
-      <w:pPr>
         <w:spacing w:line="336" w:lineRule="auto" w:after="180"/>
-        <w:shd w:fill="F1F6FC"/>
       </w:pPr>
       <w:r>
         <w:rPr>
@@ -2028,26 +1978,38 @@
     </w:p>
     <w:p>
       <w:pPr>
-        <w:pStyle w:val="Heading1"/>
-      </w:pPr>
-      <w:r>
-        <w:t>05. Words that unlock the idea</w:t>
-      </w:r>
-    </w:p>
-    <w:p>
-      <w:r>
-        <w:t>Use the vocabulary of Improve and Challenge to explain a concrete decision, rather than only memorising definitions.</w:t>
+        <w:pStyle w:val="Heading2"/>
+      </w:pPr>
+      <w:r>
+        <w:t>Earlier wording, alternatives and picture transcripts · reference / check after trying</w:t>
       </w:r>
     </w:p>
     <w:p>
       <w:pPr>
         <w:spacing w:line="336" w:lineRule="auto" w:after="180"/>
       </w:pPr>
+      <w:r>
+        <w:rPr>
+          <w:b w:val="0"/>
+        </w:rPr>
+        <w:t>CASE GALLERY</w:t>
+      </w:r>
+    </w:p>
+    <w:p>
+      <w:pPr>
+        <w:spacing w:line="336" w:lineRule="auto" w:after="180"/>
+      </w:pPr>
+      <w:r>
+        <w:rPr>
+          <w:b w:val="0"/>
+        </w:rPr>
+        <w:t xml:space="preserve">Four Tests, Four Kinds of </w:t>
+      </w:r>
       <w:r>
         <w:rPr>
           <w:b/>
         </w:rPr>
-        <w:t>VOCABULARY LAB</w:t>
+        <w:t>Evidence</w:t>
       </w:r>
     </w:p>
     <w:p>
@@ -2058,18 +2020,7 @@
         <w:rPr>
           <w:b w:val="0"/>
         </w:rPr>
-        <w:t>Words You Can Use to Reason</w:t>
-      </w:r>
-    </w:p>
-    <w:p>
-      <w:pPr>
-        <w:spacing w:line="336" w:lineRule="auto" w:after="180"/>
-      </w:pPr>
-      <w:r>
-        <w:rPr>
-          <w:b w:val="0"/>
-        </w:rPr>
-        <w:t>A definition matters when you can recognize the idea, use it, and contrast it with a near-miss.</w:t>
+        <w:t>A system is not understood until it survives more than one comfortable example.</w:t>
       </w:r>
     </w:p>
     <w:p>
@@ -2077,7 +2028,7 @@
         <w:drawing>
           <wp:inline xmlns:a="http://schemas.openxmlformats.org/drawingml/2006/main" xmlns:pic="http://schemas.openxmlformats.org/drawingml/2006/picture">
             <wp:extent cx="5486400" cy="3200400"/>
-            <wp:docPr id="10" name="Picture 10" descr="Vocabulary badge: controlled improvement"/>
+            <wp:docPr id="10" name="Picture 10" descr="NORMAL CASE illustration"/>
             <wp:cNvGraphicFramePr>
               <a:graphicFrameLocks noChangeAspect="1"/>
             </wp:cNvGraphicFramePr>
@@ -2085,11 +2036,11 @@
               <a:graphicData uri="http://schemas.openxmlformats.org/drawingml/2006/picture">
                 <pic:pic>
                   <pic:nvPicPr>
-                    <pic:cNvPr id="0" name="da6b7511931ddc9383f865d1215054604b42754ac4ad400e3e62c4b06cc6ac6e.png"/>
+                    <pic:cNvPr id="0" name="1f18213ba3d74c99072fa04ad7520b53eee0b2e9e845b0d8a61ccdda1b41f3f1.png"/>
                     <pic:cNvPicPr/>
                   </pic:nvPicPr>
                   <pic:blipFill>
-                    <a:blip r:embed="rId17"/>
+                    <a:blip r:embed="rId13"/>
                     <a:stretch>
                       <a:fillRect/>
                     </a:stretch>
@@ -2113,7 +2064,7 @@
         <w:drawing>
           <wp:inline xmlns:a="http://schemas.openxmlformats.org/drawingml/2006/main" xmlns:pic="http://schemas.openxmlformats.org/drawingml/2006/picture">
             <wp:extent cx="5486400" cy="3200400"/>
-            <wp:docPr id="11" name="Picture 11" descr="Vocabulary badge: before/after"/>
+            <wp:docPr id="11" name="Picture 11" descr="BOUNDARY CASE illustration"/>
             <wp:cNvGraphicFramePr>
               <a:graphicFrameLocks noChangeAspect="1"/>
             </wp:cNvGraphicFramePr>
@@ -2121,11 +2072,11 @@
               <a:graphicData uri="http://schemas.openxmlformats.org/drawingml/2006/picture">
                 <pic:pic>
                   <pic:nvPicPr>
-                    <pic:cNvPr id="0" name="f0d336273ac31a6f3ba41ab6434c20529e54fa1c02ec7b1d5696e161c10fa358.png"/>
+                    <pic:cNvPr id="0" name="fed8318cf337134a2c31a8d2c90831db67a27a43d3c6f85b25079c53ec37ff9a.png"/>
                     <pic:cNvPicPr/>
                   </pic:nvPicPr>
                   <pic:blipFill>
-                    <a:blip r:embed="rId18"/>
+                    <a:blip r:embed="rId14"/>
                     <a:stretch>
                       <a:fillRect/>
                     </a:stretch>
@@ -2145,11 +2096,46 @@
       </w:r>
     </w:p>
     <w:p>
+      <w:pPr>
+        <w:spacing w:line="336" w:lineRule="auto" w:after="180"/>
+      </w:pPr>
+      <w:r>
+        <w:rPr>
+          <w:b w:val="0"/>
+        </w:rPr>
+        <w:t xml:space="preserve">NORMAL CASE: predict and name </w:t>
+      </w:r>
+      <w:r>
+        <w:rPr>
+          <w:b/>
+        </w:rPr>
+        <w:t>evidence</w:t>
+      </w:r>
+      <w:r>
+        <w:rPr>
+          <w:b w:val="0"/>
+        </w:rPr>
+        <w:t xml:space="preserve">.     BOUNDARY CASE: predict and name </w:t>
+      </w:r>
+      <w:r>
+        <w:rPr>
+          <w:b/>
+        </w:rPr>
+        <w:t>evidence</w:t>
+      </w:r>
+      <w:r>
+        <w:rPr>
+          <w:b w:val="0"/>
+        </w:rPr>
+        <w:t>.</w:t>
+      </w:r>
+    </w:p>
+    <w:p>
       <w:r>
         <w:drawing>
           <wp:inline xmlns:a="http://schemas.openxmlformats.org/drawingml/2006/main" xmlns:pic="http://schemas.openxmlformats.org/drawingml/2006/picture">
             <wp:extent cx="5486400" cy="3200400"/>
-            <wp:docPr id="12" name="Picture 12" descr="Vocabulary badge: tradeoff"/>
+            <wp:docPr id="12" name="Picture 12" descr="MISSING INFORMATION illustration"/>
             <wp:cNvGraphicFramePr>
               <a:graphicFrameLocks noChangeAspect="1"/>
             </wp:cNvGraphicFramePr>
@@ -2157,11 +2143,11 @@
               <a:graphicData uri="http://schemas.openxmlformats.org/drawingml/2006/picture">
                 <pic:pic>
                   <pic:nvPicPr>
-                    <pic:cNvPr id="0" name="88dd6de23df6775f4c5b8c89f45d5fcae91ff50ac9b84f821fb2d2e585192e43.png"/>
+                    <pic:cNvPr id="0" name="75f964dbe29000347e518a59e2717387d7109bd1f947abdafa07e931a61cf754.png"/>
                     <pic:cNvPicPr/>
                   </pic:nvPicPr>
                   <pic:blipFill>
-                    <a:blip r:embed="rId19"/>
+                    <a:blip r:embed="rId15"/>
                     <a:stretch>
                       <a:fillRect/>
                     </a:stretch>
@@ -2185,7 +2171,7 @@
         <w:drawing>
           <wp:inline xmlns:a="http://schemas.openxmlformats.org/drawingml/2006/main" xmlns:pic="http://schemas.openxmlformats.org/drawingml/2006/picture">
             <wp:extent cx="5486400" cy="3200400"/>
-            <wp:docPr id="13" name="Picture 13" descr="Vocabulary badge: regression"/>
+            <wp:docPr id="13" name="Picture 13" descr="TRANSFER CASE illustration"/>
             <wp:cNvGraphicFramePr>
               <a:graphicFrameLocks noChangeAspect="1"/>
             </wp:cNvGraphicFramePr>
@@ -2193,11 +2179,11 @@
               <a:graphicData uri="http://schemas.openxmlformats.org/drawingml/2006/picture">
                 <pic:pic>
                   <pic:nvPicPr>
-                    <pic:cNvPr id="0" name="ece73a2bb66c41d170ce426ee870f8bb8eeeb4293239cd9f8530f3f2e16e324f.png"/>
+                    <pic:cNvPr id="0" name="4d936b6648b81ac897fc99370c2788f8e0b135d8fc31cfd77afceee66a92128c.png"/>
                     <pic:cNvPicPr/>
                   </pic:nvPicPr>
                   <pic:blipFill>
-                    <a:blip r:embed="rId20"/>
+                    <a:blip r:embed="rId16"/>
                     <a:stretch>
                       <a:fillRect/>
                     </a:stretch>
@@ -2216,467 +2202,6 @@
         </w:drawing>
       </w:r>
     </w:p>
-    <w:tbl>
-      <w:tblPr>
-        <w:tblStyle w:val="LightShading-Accent1"/>
-        <w:tblW w:type="auto" w:w="0"/>
-        <w:tblLook w:firstColumn="1" w:firstRow="1" w:lastColumn="0" w:lastRow="0" w:noHBand="0" w:noVBand="1" w:val="04A0"/>
-      </w:tblPr>
-      <w:tblGrid>
-        <w:gridCol w:w="3408"/>
-        <w:gridCol w:w="3408"/>
-        <w:gridCol w:w="3408"/>
-      </w:tblGrid>
-      <w:tr>
-        <w:trPr>
-          <w:tblHeader/>
-        </w:trPr>
-        <w:tc>
-          <w:tcPr>
-            <w:tcW w:type="dxa" w:w="3408"/>
-          </w:tcPr>
-          <w:p>
-            <w:r>
-              <w:t>Word</w:t>
-            </w:r>
-          </w:p>
-        </w:tc>
-        <w:tc>
-          <w:tcPr>
-            <w:tcW w:type="dxa" w:w="3408"/>
-          </w:tcPr>
-          <w:p>
-            <w:r>
-              <w:t>My own example</w:t>
-            </w:r>
-          </w:p>
-        </w:tc>
-        <w:tc>
-          <w:tcPr>
-            <w:tcW w:type="dxa" w:w="3408"/>
-          </w:tcPr>
-          <w:p>
-            <w:r>
-              <w:t>Not this / boundary</w:t>
-            </w:r>
-          </w:p>
-        </w:tc>
-      </w:tr>
-      <w:tr>
-        <w:tc>
-          <w:tcPr>
-            <w:tcW w:type="dxa" w:w="3408"/>
-          </w:tcPr>
-          <w:p>
-            <w:r>
-              <w:t>controlled improvement</w:t>
-            </w:r>
-          </w:p>
-        </w:tc>
-        <w:tc>
-          <w:tcPr>
-            <w:tcW w:type="dxa" w:w="3408"/>
-          </w:tcPr>
-          <w:p>
-            <w:r>
-              <w:t>A revision whose effect is checked under comparable conditions rather than assumed from a changed result.</w:t>
-            </w:r>
-          </w:p>
-        </w:tc>
-        <w:tc>
-          <w:tcPr>
-            <w:tcW w:type="dxa" w:w="3408"/>
-          </w:tcPr>
-          <w:p>
-            <w:r/>
-          </w:p>
-        </w:tc>
-      </w:tr>
-      <w:tr>
-        <w:tc>
-          <w:tcPr>
-            <w:tcW w:type="dxa" w:w="3408"/>
-          </w:tcPr>
-          <w:p>
-            <w:r>
-              <w:t>before/after</w:t>
-            </w:r>
-          </w:p>
-        </w:tc>
-        <w:tc>
-          <w:tcPr>
-            <w:tcW w:type="dxa" w:w="3408"/>
-          </w:tcPr>
-          <w:p>
-            <w:r>
-              <w:t>Results recorded prior to and following a change; other changes can affect the comparison.</w:t>
-            </w:r>
-          </w:p>
-        </w:tc>
-        <w:tc>
-          <w:tcPr>
-            <w:tcW w:type="dxa" w:w="3408"/>
-          </w:tcPr>
-          <w:p>
-            <w:r/>
-          </w:p>
-        </w:tc>
-      </w:tr>
-      <w:tr>
-        <w:tc>
-          <w:tcPr>
-            <w:tcW w:type="dxa" w:w="3408"/>
-          </w:tcPr>
-          <w:p>
-            <w:r>
-              <w:t>tradeoff</w:t>
-            </w:r>
-          </w:p>
-        </w:tc>
-        <w:tc>
-          <w:tcPr>
-            <w:tcW w:type="dxa" w:w="3408"/>
-          </w:tcPr>
-          <w:p>
-            <w:r>
-              <w:t>A situation where improving one desired property can make another harder to achieve.</w:t>
-            </w:r>
-          </w:p>
-        </w:tc>
-        <w:tc>
-          <w:tcPr>
-            <w:tcW w:type="dxa" w:w="3408"/>
-          </w:tcPr>
-          <w:p>
-            <w:r/>
-          </w:p>
-        </w:tc>
-      </w:tr>
-      <w:tr>
-        <w:tc>
-          <w:tcPr>
-            <w:tcW w:type="dxa" w:w="3408"/>
-          </w:tcPr>
-          <w:p>
-            <w:r>
-              <w:t>regression</w:t>
-            </w:r>
-          </w:p>
-        </w:tc>
-        <w:tc>
-          <w:tcPr>
-            <w:tcW w:type="dxa" w:w="3408"/>
-          </w:tcPr>
-          <w:p>
-            <w:r>
-              <w:t>In testing, a new failure introduced by a change; in modelling, prediction of a numeric target. Use the meaning indicated by the lesson.</w:t>
-            </w:r>
-          </w:p>
-        </w:tc>
-        <w:tc>
-          <w:tcPr>
-            <w:tcW w:type="dxa" w:w="3408"/>
-          </w:tcPr>
-          <w:p>
-            <w:r/>
-          </w:p>
-        </w:tc>
-      </w:tr>
-    </w:tbl>
-    <w:p>
-      <w:pPr>
-        <w:pStyle w:val="Heading3"/>
-      </w:pPr>
-      <w:r>
-        <w:t>Words used in the closer explanation</w:t>
-      </w:r>
-    </w:p>
-    <w:tbl>
-      <w:tblPr>
-        <w:tblStyle w:val="LightShading-Accent1"/>
-        <w:tblW w:type="auto" w:w="0"/>
-        <w:tblLook w:firstColumn="1" w:firstRow="1" w:lastColumn="0" w:lastRow="0" w:noHBand="0" w:noVBand="1" w:val="04A0"/>
-      </w:tblPr>
-      <w:tblGrid>
-        <w:gridCol w:w="5112"/>
-        <w:gridCol w:w="5112"/>
-      </w:tblGrid>
-      <w:tr>
-        <w:trPr>
-          <w:tblHeader/>
-        </w:trPr>
-        <w:tc>
-          <w:tcPr>
-            <w:tcW w:type="dxa" w:w="5112"/>
-          </w:tcPr>
-          <w:p>
-            <w:r>
-              <w:t>Word</w:t>
-            </w:r>
-          </w:p>
-        </w:tc>
-        <w:tc>
-          <w:tcPr>
-            <w:tcW w:type="dxa" w:w="5112"/>
-          </w:tcPr>
-          <w:p>
-            <w:r>
-              <w:t>Meaning</w:t>
-            </w:r>
-          </w:p>
-        </w:tc>
-      </w:tr>
-      <w:tr>
-        <w:tc>
-          <w:tcPr>
-            <w:tcW w:type="dxa" w:w="5112"/>
-          </w:tcPr>
-          <w:p>
-            <w:r>
-              <w:t>Regression suite</w:t>
-            </w:r>
-          </w:p>
-        </w:tc>
-        <w:tc>
-          <w:tcPr>
-            <w:tcW w:type="dxa" w:w="5112"/>
-          </w:tcPr>
-          <w:p>
-            <w:r>
-              <w:t>Earlier cases rerun after a change</w:t>
-            </w:r>
-          </w:p>
-        </w:tc>
-      </w:tr>
-      <w:tr>
-        <w:tc>
-          <w:tcPr>
-            <w:tcW w:type="dxa" w:w="5112"/>
-          </w:tcPr>
-          <w:p>
-            <w:r>
-              <w:t>Change log</w:t>
-            </w:r>
-          </w:p>
-        </w:tc>
-        <w:tc>
-          <w:tcPr>
-            <w:tcW w:type="dxa" w:w="5112"/>
-          </w:tcPr>
-          <w:p>
-            <w:r>
-              <w:t>A record of what changed and why</w:t>
-            </w:r>
-          </w:p>
-        </w:tc>
-      </w:tr>
-      <w:tr>
-        <w:tc>
-          <w:tcPr>
-            <w:tcW w:type="dxa" w:w="5112"/>
-          </w:tcPr>
-          <w:p>
-            <w:r>
-              <w:t>Root cause</w:t>
-            </w:r>
-          </w:p>
-        </w:tc>
-        <w:tc>
-          <w:tcPr>
-            <w:tcW w:type="dxa" w:w="5112"/>
-          </w:tcPr>
-          <w:p>
-            <w:r>
-              <w:t>The underlying reason for a failure</w:t>
-            </w:r>
-          </w:p>
-        </w:tc>
-      </w:tr>
-      <w:tr>
-        <w:tc>
-          <w:tcPr>
-            <w:tcW w:type="dxa" w:w="5112"/>
-          </w:tcPr>
-          <w:p>
-            <w:r>
-              <w:t>Residual risk</w:t>
-            </w:r>
-          </w:p>
-        </w:tc>
-        <w:tc>
-          <w:tcPr>
-            <w:tcW w:type="dxa" w:w="5112"/>
-          </w:tcPr>
-          <w:p>
-            <w:r>
-              <w:t>A limitation or possible failure remaining after a repair</w:t>
-            </w:r>
-          </w:p>
-        </w:tc>
-      </w:tr>
-    </w:tbl>
-    <w:p>
-      <w:pPr>
-        <w:pStyle w:val="Heading3"/>
-      </w:pPr>
-      <w:r>
-        <w:t>Terms for Testing functions and interfaces</w:t>
-      </w:r>
-    </w:p>
-    <w:tbl>
-      <w:tblPr>
-        <w:tblStyle w:val="LightShading-Accent1"/>
-        <w:tblW w:type="auto" w:w="0"/>
-        <w:tblLook w:firstColumn="1" w:firstRow="1" w:lastColumn="0" w:lastRow="0" w:noHBand="0" w:noVBand="1" w:val="04A0"/>
-      </w:tblPr>
-      <w:tblGrid>
-        <w:gridCol w:w="5112"/>
-        <w:gridCol w:w="5112"/>
-      </w:tblGrid>
-      <w:tr>
-        <w:trPr>
-          <w:tblHeader/>
-        </w:trPr>
-        <w:tc>
-          <w:tcPr>
-            <w:tcW w:type="dxa" w:w="5112"/>
-          </w:tcPr>
-          <w:p>
-            <w:r>
-              <w:t>Term</w:t>
-            </w:r>
-          </w:p>
-        </w:tc>
-        <w:tc>
-          <w:tcPr>
-            <w:tcW w:type="dxa" w:w="5112"/>
-          </w:tcPr>
-          <w:p>
-            <w:r>
-              <w:t>Meaning</w:t>
-            </w:r>
-          </w:p>
-        </w:tc>
-      </w:tr>
-      <w:tr>
-        <w:tc>
-          <w:tcPr>
-            <w:tcW w:type="dxa" w:w="5112"/>
-          </w:tcPr>
-          <w:p>
-            <w:r>
-              <w:t>Unit test</w:t>
-            </w:r>
-          </w:p>
-        </w:tc>
-        <w:tc>
-          <w:tcPr>
-            <w:tcW w:type="dxa" w:w="5112"/>
-          </w:tcPr>
-          <w:p>
-            <w:r>
-              <w:t>A check of one small component</w:t>
-            </w:r>
-          </w:p>
-        </w:tc>
-      </w:tr>
-      <w:tr>
-        <w:tc>
-          <w:tcPr>
-            <w:tcW w:type="dxa" w:w="5112"/>
-          </w:tcPr>
-          <w:p>
-            <w:r>
-              <w:t>Integration test</w:t>
-            </w:r>
-          </w:p>
-        </w:tc>
-        <w:tc>
-          <w:tcPr>
-            <w:tcW w:type="dxa" w:w="5112"/>
-          </w:tcPr>
-          <w:p>
-            <w:r>
-              <w:t>A check of connected components</w:t>
-            </w:r>
-          </w:p>
-        </w:tc>
-      </w:tr>
-      <w:tr>
-        <w:tc>
-          <w:tcPr>
-            <w:tcW w:type="dxa" w:w="5112"/>
-          </w:tcPr>
-          <w:p>
-            <w:r>
-              <w:t>Fixture</w:t>
-            </w:r>
-          </w:p>
-        </w:tc>
-        <w:tc>
-          <w:tcPr>
-            <w:tcW w:type="dxa" w:w="5112"/>
-          </w:tcPr>
-          <w:p>
-            <w:r>
-              <w:t>A controlled input used in a test</w:t>
-            </w:r>
-          </w:p>
-        </w:tc>
-      </w:tr>
-      <w:tr>
-        <w:tc>
-          <w:tcPr>
-            <w:tcW w:type="dxa" w:w="5112"/>
-          </w:tcPr>
-          <w:p>
-            <w:r>
-              <w:t>Oracle</w:t>
-            </w:r>
-          </w:p>
-        </w:tc>
-        <w:tc>
-          <w:tcPr>
-            <w:tcW w:type="dxa" w:w="5112"/>
-          </w:tcPr>
-          <w:p>
-            <w:r>
-              <w:t>An independent source of the expected result</w:t>
-            </w:r>
-          </w:p>
-        </w:tc>
-      </w:tr>
-    </w:tbl>
-    <w:p>
-      <w:pPr>
-        <w:pStyle w:val="Heading1"/>
-      </w:pPr>
-      <w:r>
-        <w:t>06. Follow a worked example</w:t>
-      </w:r>
-    </w:p>
-    <w:p>
-      <w:r>
-        <w:t>Follow the worked trace for Improve and Challenge, predict a step, then compare with its explanation.</w:t>
-      </w:r>
-    </w:p>
-    <w:p>
-      <w:pPr>
-        <w:spacing w:line="336" w:lineRule="auto" w:after="180"/>
-      </w:pPr>
-      <w:r>
-        <w:rPr>
-          <w:b/>
-        </w:rPr>
-        <w:t xml:space="preserve">WORKED </w:t>
-      </w:r>
-      <w:r>
-        <w:rPr>
-          <w:b/>
-        </w:rPr>
-        <w:t>EVIDENCE</w:t>
-      </w:r>
-    </w:p>
     <w:p>
       <w:pPr>
         <w:spacing w:line="336" w:lineRule="auto" w:after="180"/>
@@ -2685,18 +2210,7 @@
         <w:rPr>
           <w:b w:val="0"/>
         </w:rPr>
-        <w:t>Reason Step by Step</w:t>
-      </w:r>
-    </w:p>
-    <w:p>
-      <w:pPr>
-        <w:spacing w:line="336" w:lineRule="auto" w:after="180"/>
-      </w:pPr>
-      <w:r>
-        <w:rPr>
-          <w:b w:val="0"/>
-        </w:rPr>
-        <w:t xml:space="preserve">Predict first. Then check each step. A correct answer without visible reasoning is incomplete </w:t>
+        <w:t xml:space="preserve">MISSING INFORMATION: predict and name </w:t>
       </w:r>
       <w:r>
         <w:rPr>
@@ -2708,15 +2222,143 @@
         <w:rPr>
           <w:b w:val="0"/>
         </w:rPr>
+        <w:t xml:space="preserve">.     TRANSFER CASE: predict and name </w:t>
+      </w:r>
+      <w:r>
+        <w:rPr>
+          <w:b/>
+        </w:rPr>
+        <w:t>evidence</w:t>
+      </w:r>
+      <w:r>
+        <w:rPr>
+          <w:b w:val="0"/>
+        </w:rPr>
         <w:t>.</w:t>
+      </w:r>
+    </w:p>
+    <w:p>
+      <w:pPr>
+        <w:pStyle w:val="Heading3"/>
+      </w:pPr>
+      <w:r>
+        <w:t>Change one thing in the pictured case</w:t>
+      </w:r>
+    </w:p>
+    <w:p>
+      <w:pPr>
+        <w:pStyle w:val="Heading1"/>
+      </w:pPr>
+      <w:r>
+        <w:t>06. Challenge the duration fix, then inspect a separate page-limit bug</w:t>
+      </w:r>
+    </w:p>
+    <w:p>
+      <w:r>
+        <w:t>Keep the10-minute predicate and100-page ranking as separate examples.</w:t>
+      </w:r>
+    </w:p>
+    <w:p>
+      <w:pPr>
+        <w:pStyle w:val="Heading2"/>
+      </w:pPr>
+      <w:r>
+        <w:t>Predict the limit-plus-one counterexample</w:t>
+      </w:r>
+    </w:p>
+    <w:p>
+      <w:pPr>
+        <w:pStyle w:val="Heading3"/>
+      </w:pPr>
+      <w:r>
+        <w:t>Would changing the condition to minutes &lt;= limit + 1 correctly repair the boundary? Explain with a revealing input.</w:t>
+      </w:r>
+    </w:p>
+    <w:p>
+      <w:r>
+        <w:t>________________________________________________________________</w:t>
+      </w:r>
+    </w:p>
+    <w:p>
+      <w:r>
+        <w:t>________________________________________________________________</w:t>
+      </w:r>
+    </w:p>
+    <w:p>
+      <w:r>
+        <w:t>________________________________________________________________</w:t>
+      </w:r>
+    </w:p>
+    <w:p>
+      <w:r>
+        <w:t>________________________________________________________________</w:t>
+      </w:r>
+    </w:p>
+    <w:p>
+      <w:r>
+        <w:t>________________________________________________________________</w:t>
+      </w:r>
+    </w:p>
+    <w:p>
+      <w:r>
+        <w:t>________________________________________________________________</w:t>
+      </w:r>
+    </w:p>
+    <w:p>
+      <w:pPr>
+        <w:pStyle w:val="Heading2"/>
+      </w:pPr>
+      <w:r>
+        <w:t>Read the separate100-page contract and rows</w:t>
+      </w:r>
+    </w:p>
+    <w:p>
+      <w:pPr>
+        <w:spacing w:line="336" w:lineRule="auto" w:after="180"/>
+      </w:pPr>
+      <w:r>
+        <w:rPr>
+          <w:b w:val="0"/>
+        </w:rPr>
+        <w:t>A fictional recommender excludes books at a page limit that is intended to include equality.</w:t>
+      </w:r>
+    </w:p>
+    <w:p>
+      <w:pPr>
+        <w:spacing w:line="336" w:lineRule="auto" w:after="180"/>
+      </w:pPr>
+      <w:r>
+        <w:rPr>
+          <w:b w:val="0"/>
+        </w:rPr>
+        <w:t>Contract: pages&lt;=100; highest interest; ties choose smaller ID. Old code uses pages&lt;100.</w:t>
+      </w:r>
+    </w:p>
+    <w:p>
+      <w:pPr>
+        <w:spacing w:line="336" w:lineRule="auto" w:after="180"/>
+      </w:pPr>
+      <w:r>
+        <w:rPr>
+          <w:b w:val="0"/>
+        </w:rPr>
+        <w:t>Rows A pages100 interest5; B pages90 interest3; C pages101 interest5.</w:t>
+      </w:r>
+    </w:p>
+    <w:p>
+      <w:pPr>
+        <w:pStyle w:val="Heading2"/>
+      </w:pPr>
+      <w:r>
+        <w:t>Trace the first faulty comparison and focused repair</w:t>
       </w:r>
     </w:p>
     <w:p>
       <w:r>
         <w:drawing>
           <wp:inline xmlns:a="http://schemas.openxmlformats.org/drawingml/2006/main" xmlns:pic="http://schemas.openxmlformats.org/drawingml/2006/picture">
-            <wp:extent cx="5486400" cy="2377440"/>
-            <wp:docPr id="14" name="Picture 14" descr="Worked evidence for Improve and Challenge"/>
+            <wp:extent cx="5486400" cy="4005072"/>
+            <wp:docPr id="14" name="Picture 14" descr="Identify cause: A wrongly excluded at equality, so old code selects B. → Focused repair: Replace &lt;100 with &lt;=100 without changing ranking or type checks. → Expected revised result: A becomes eligible and wins; C remains excluded. → Challenge repair: Rerun 99,100,101; invalid pages; tied scores; reversed row order."/>
             <wp:cNvGraphicFramePr>
               <a:graphicFrameLocks noChangeAspect="1"/>
             </wp:cNvGraphicFramePr>
@@ -2724,11 +2366,11 @@
               <a:graphicData uri="http://schemas.openxmlformats.org/drawingml/2006/picture">
                 <pic:pic>
                   <pic:nvPicPr>
-                    <pic:cNvPr id="0" name="f7613e5c4844d3926fc8c1bf6a48ca07791a60bf718950ebffee91b77538a05e.png"/>
+                    <pic:cNvPr id="0" name="academy-story-ai-2-35-02.png"/>
                     <pic:cNvPicPr/>
                   </pic:nvPicPr>
                   <pic:blipFill>
-                    <a:blip r:embed="rId21"/>
+                    <a:blip r:embed="rId17"/>
                     <a:stretch>
                       <a:fillRect/>
                     </a:stretch>
@@ -2736,349 +2378,7 @@
                   <pic:spPr>
                     <a:xfrm>
                       <a:off x="0" y="0"/>
-                      <a:ext cx="5486400" cy="2377440"/>
-                    </a:xfrm>
-                    <a:prstGeom prst="rect"/>
-                  </pic:spPr>
-                </pic:pic>
-              </a:graphicData>
-            </a:graphic>
-          </wp:inline>
-        </w:drawing>
-      </w:r>
-    </w:p>
-    <w:p>
-      <w:pPr>
-        <w:spacing w:line="336" w:lineRule="auto" w:after="180"/>
-        <w:shd w:fill="F4F9FC"/>
-      </w:pPr>
-      <w:r>
-        <w:rPr>
-          <w:b w:val="0"/>
-        </w:rPr>
-        <w:t>1. Before: 6/10 test profiles pass.</w:t>
-      </w:r>
-    </w:p>
-    <w:p>
-      <w:pPr>
-        <w:spacing w:line="336" w:lineRule="auto" w:after="180"/>
-        <w:shd w:fill="F4F9FC"/>
-      </w:pPr>
-      <w:r>
-        <w:rPr>
-          <w:b w:val="0"/>
-        </w:rPr>
-        <w:t>2. Error cluster: difficult books rank too high for emerging readers.</w:t>
-      </w:r>
-    </w:p>
-    <w:p>
-      <w:pPr>
-        <w:spacing w:line="336" w:lineRule="auto" w:after="180"/>
-        <w:shd w:fill="F4F9FC"/>
-      </w:pPr>
-      <w:r>
-        <w:rPr>
-          <w:b w:val="0"/>
-        </w:rPr>
-        <w:t>3. Change only difficulty weight from 1 to 3.</w:t>
-      </w:r>
-    </w:p>
-    <w:p>
-      <w:pPr>
-        <w:spacing w:line="336" w:lineRule="auto" w:after="180"/>
-        <w:shd w:fill="F4F9FC"/>
-      </w:pPr>
-      <w:r>
-        <w:rPr>
-          <w:b w:val="0"/>
-        </w:rPr>
-        <w:t xml:space="preserve">4. After: 8/10 pass; one adventure-focused profile ranks worse—record the </w:t>
-      </w:r>
-      <w:r>
-        <w:rPr>
-          <w:b/>
-        </w:rPr>
-        <w:t>tradeoff</w:t>
-      </w:r>
-      <w:r>
-        <w:rPr>
-          <w:b w:val="0"/>
-        </w:rPr>
-        <w:t>.</w:t>
-      </w:r>
-    </w:p>
-    <w:p>
-      <w:pPr>
-        <w:spacing w:line="336" w:lineRule="auto" w:after="180"/>
-      </w:pPr>
-      <w:r>
-        <w:rPr>
-          <w:b w:val="0"/>
-        </w:rPr>
-        <w:t>Recalculate, retrace, or restate the reasoning in your own representation:</w:t>
-      </w:r>
-    </w:p>
-    <w:p>
-      <w:pPr>
-        <w:pStyle w:val="Heading3"/>
-      </w:pPr>
-      <w:r>
-        <w:t>Write or draw your reasoning and evidence.</w:t>
-      </w:r>
-    </w:p>
-    <w:p>
-      <w:r>
-        <w:t>________________________________________________________________</w:t>
-      </w:r>
-    </w:p>
-    <w:p>
-      <w:r>
-        <w:t>________________________________________________________________</w:t>
-      </w:r>
-    </w:p>
-    <w:p>
-      <w:r>
-        <w:t>________________________________________________________________</w:t>
-      </w:r>
-    </w:p>
-    <w:p>
-      <w:r>
-        <w:t>________________________________________________________________</w:t>
-      </w:r>
-    </w:p>
-    <w:p>
-      <w:r>
-        <w:t>________________________________________________________________</w:t>
-      </w:r>
-    </w:p>
-    <w:p>
-      <w:pPr>
-        <w:spacing w:line="336" w:lineRule="auto" w:after="180"/>
-        <w:shd w:fill="F5F1FB"/>
-      </w:pPr>
-      <w:r>
-        <w:rPr>
-          <w:b w:val="0"/>
-        </w:rPr>
-        <w:t xml:space="preserve">CHECK  Did the </w:t>
-      </w:r>
-      <w:r>
-        <w:rPr>
-          <w:b/>
-        </w:rPr>
-        <w:t>evidence</w:t>
-      </w:r>
-      <w:r>
-        <w:rPr>
-          <w:b w:val="0"/>
-        </w:rPr>
-        <w:t xml:space="preserve"> answer the exact question? Did the total, path, or source record stay consistent?</w:t>
-      </w:r>
-    </w:p>
-    <w:p>
-      <w:pPr>
-        <w:pStyle w:val="Heading3"/>
-      </w:pPr>
-      <w:r>
-        <w:t>A closer explanation</w:t>
-      </w:r>
-    </w:p>
-    <w:p>
-      <w:pPr>
-        <w:pStyle w:val="Heading3"/>
-      </w:pPr>
-      <w:r>
-        <w:t>Would changing the condition to minutes &lt;= limit + 1 correctly repair the boundary? Explain with a revealing input.</w:t>
-      </w:r>
-    </w:p>
-    <w:p>
-      <w:r>
-        <w:t>________________________________________________________________</w:t>
-      </w:r>
-    </w:p>
-    <w:p>
-      <w:r>
-        <w:t>________________________________________________________________</w:t>
-      </w:r>
-    </w:p>
-    <w:p>
-      <w:r>
-        <w:t>________________________________________________________________</w:t>
-      </w:r>
-    </w:p>
-    <w:p>
-      <w:r>
-        <w:t>________________________________________________________________</w:t>
-      </w:r>
-    </w:p>
-    <w:p>
-      <w:r>
-        <w:t>________________________________________________________________</w:t>
-      </w:r>
-    </w:p>
-    <w:p>
-      <w:r>
-        <w:t>________________________________________________________________</w:t>
-      </w:r>
-    </w:p>
-    <w:p>
-      <w:pPr>
-        <w:pStyle w:val="Heading3"/>
-      </w:pPr>
-      <w:r>
-        <w:t>Apply the connected idea: Testing functions and interfaces</w:t>
-      </w:r>
-    </w:p>
-    <w:p>
-      <w:pPr>
-        <w:pStyle w:val="Heading3"/>
-      </w:pPr>
-      <w:r>
-        <w:t>A test computes expected = score(item) then compares score(item) to expected. Why is it weak?</w:t>
-      </w:r>
-    </w:p>
-    <w:p>
-      <w:r>
-        <w:t>________________________________________________________________</w:t>
-      </w:r>
-    </w:p>
-    <w:p>
-      <w:r>
-        <w:t>________________________________________________________________</w:t>
-      </w:r>
-    </w:p>
-    <w:p>
-      <w:r>
-        <w:t>________________________________________________________________</w:t>
-      </w:r>
-    </w:p>
-    <w:p>
-      <w:r>
-        <w:t>________________________________________________________________</w:t>
-      </w:r>
-    </w:p>
-    <w:p>
-      <w:r>
-        <w:t>________________________________________________________________</w:t>
-      </w:r>
-    </w:p>
-    <w:p>
-      <w:r>
-        <w:t>________________________________________________________________</w:t>
-      </w:r>
-    </w:p>
-    <w:p>
-      <w:pPr>
-        <w:pStyle w:val="Heading3"/>
-      </w:pPr>
-      <w:r>
-        <w:t>Learn from the worked case</w:t>
-      </w:r>
-    </w:p>
-    <w:p>
-      <w:pPr>
-        <w:spacing w:line="336" w:lineRule="auto" w:after="180"/>
-      </w:pPr>
-      <w:r>
-        <w:rPr>
-          <w:b w:val="0"/>
-        </w:rPr>
-        <w:t>Cover the result before checking it. Say what is given, choose the procedure, and follow one step at a time. Then uncover the result and explain your first mismatch. Ask why a step is allowed, not only what number it produces.</w:t>
-      </w:r>
-    </w:p>
-    <w:p>
-      <w:pPr>
-        <w:pStyle w:val="Heading3"/>
-      </w:pPr>
-      <w:r>
-        <w:t>A pictorial worked case: Improve and Challenge</w:t>
-      </w:r>
-    </w:p>
-    <w:p>
-      <w:pPr>
-        <w:spacing w:line="336" w:lineRule="auto" w:after="180"/>
-      </w:pPr>
-      <w:r>
-        <w:rPr>
-          <w:b w:val="0"/>
-        </w:rPr>
-        <w:t>A fictional recommender excludes books at a page limit that is intended to include equality.</w:t>
-      </w:r>
-    </w:p>
-    <w:p>
-      <w:pPr>
-        <w:pStyle w:val="Heading3"/>
-      </w:pPr>
-      <w:r>
-        <w:t>The facts we will use</w:t>
-      </w:r>
-    </w:p>
-    <w:p>
-      <w:pPr>
-        <w:pStyle w:val="Heading3"/>
-      </w:pPr>
-      <w:r>
-        <w:t>Supplied facts</w:t>
-      </w:r>
-    </w:p>
-    <w:p>
-      <w:pPr>
-        <w:spacing w:line="336" w:lineRule="auto" w:after="180"/>
-        <w:shd w:fill="F1F6FC"/>
-      </w:pPr>
-      <w:r>
-        <w:rPr>
-          <w:b w:val="0"/>
-        </w:rPr>
-        <w:t>Contract: pages&lt;=100; highest interest; ties choose smaller ID. Old code uses pages&lt;100.</w:t>
-      </w:r>
-    </w:p>
-    <w:p>
-      <w:pPr>
-        <w:pStyle w:val="Heading3"/>
-      </w:pPr>
-      <w:r>
-        <w:t>Supplied facts</w:t>
-      </w:r>
-    </w:p>
-    <w:p>
-      <w:pPr>
-        <w:spacing w:line="336" w:lineRule="auto" w:after="180"/>
-        <w:shd w:fill="F1F6FC"/>
-      </w:pPr>
-      <w:r>
-        <w:rPr>
-          <w:b w:val="0"/>
-        </w:rPr>
-        <w:t>Rows A pages100 interest5; B pages90 interest3; C pages101 interest5.</w:t>
-      </w:r>
-    </w:p>
-    <w:p>
-      <w:r>
-        <w:drawing>
-          <wp:inline xmlns:a="http://schemas.openxmlformats.org/drawingml/2006/main" xmlns:pic="http://schemas.openxmlformats.org/drawingml/2006/picture">
-            <wp:extent cx="5311302" cy="5943600"/>
-            <wp:docPr id="15" name="Picture 15" descr="Improve and Challenge. Identify cause: A wrongly excluded at equality, so old code selects B.. Focused repair: Replace &lt;100 with &lt;=100 without changing ranking or type checks.. Expected revised result: A becomes eligible and wins; C remains excluded.. Challenge repair: Rerun 99,100,101; invalid pages; tied scores; reversed row order."/>
-            <wp:cNvGraphicFramePr>
-              <a:graphicFrameLocks noChangeAspect="1"/>
-            </wp:cNvGraphicFramePr>
-            <a:graphic>
-              <a:graphicData uri="http://schemas.openxmlformats.org/drawingml/2006/picture">
-                <pic:pic>
-                  <pic:nvPicPr>
-                    <pic:cNvPr id="0" name="academy-visual-ai-2-35.png"/>
-                    <pic:cNvPicPr/>
-                  </pic:nvPicPr>
-                  <pic:blipFill>
-                    <a:blip r:embed="rId22"/>
-                    <a:stretch>
-                      <a:fillRect/>
-                    </a:stretch>
-                  </pic:blipFill>
-                  <pic:spPr>
-                    <a:xfrm>
-                      <a:off x="0" y="0"/>
-                      <a:ext cx="5311302" cy="5943600"/>
+                      <a:ext cx="5486400" cy="4005072"/>
                     </a:xfrm>
                     <a:prstGeom prst="rect"/>
                   </pic:spPr>
@@ -3228,24 +2528,7 @@
     </w:p>
     <w:p>
       <w:pPr>
-        <w:pStyle w:val="Heading3"/>
-      </w:pPr>
-      <w:r>
-        <w:t>Why this result follows</w:t>
-      </w:r>
-    </w:p>
-    <w:p>
-      <w:pPr>
-        <w:pStyle w:val="Heading3"/>
-      </w:pPr>
-      <w:r>
-        <w:t>Why the result follows</w:t>
-      </w:r>
-    </w:p>
-    <w:p>
-      <w:pPr>
         <w:spacing w:line="336" w:lineRule="auto" w:after="180"/>
-        <w:shd w:fill="F1F6FC"/>
       </w:pPr>
       <w:r>
         <w:rPr>
@@ -3269,7 +2552,6 @@
     <w:p>
       <w:pPr>
         <w:spacing w:line="336" w:lineRule="auto" w:after="180"/>
-        <w:shd w:fill="F1F6FC"/>
       </w:pPr>
       <w:r>
         <w:rPr>
@@ -3292,82 +2574,453 @@
     </w:p>
     <w:p>
       <w:pPr>
+        <w:pStyle w:val="Heading2"/>
+      </w:pPr>
+      <w:r>
+        <w:t>Predict the explicit pages&lt;=101 alternative</w:t>
+      </w:r>
+    </w:p>
+    <w:p>
+      <w:pPr>
+        <w:pStyle w:val="ListBullet"/>
+      </w:pPr>
+      <w:r>
+        <w:t>Change one thing: An alternative patch uses pages &lt;= 101 instead of the required pages &lt;= 100. Predict the result before checking the explanation. What remains the same?</w:t>
+      </w:r>
+    </w:p>
+    <w:p>
+      <w:pPr>
+        <w:pStyle w:val="Heading2"/>
+      </w:pPr>
+      <w:r>
+        <w:t>Check after predicting · reference / check after trying</w:t>
+      </w:r>
+    </w:p>
+    <w:p>
+      <w:r>
+        <w:drawing>
+          <wp:inline xmlns:a="http://schemas.openxmlformats.org/drawingml/2006/main" xmlns:pic="http://schemas.openxmlformats.org/drawingml/2006/picture">
+            <wp:extent cx="5486400" cy="3026664"/>
+            <wp:docPr id="15" name="Picture 15" descr="Original case: Rerun 99,100,101; invalid pages; tied scores; reversed row order. Changed condition: An alternative patch uses pages &lt;= 101 instead of the required pages &lt;= 100. Expected result: C is wrongly admitted as well as A. Reason: Changing the maximum alters the contract instead of repairing its comparison."/>
+            <wp:cNvGraphicFramePr>
+              <a:graphicFrameLocks noChangeAspect="1"/>
+            </wp:cNvGraphicFramePr>
+            <a:graphic>
+              <a:graphicData uri="http://schemas.openxmlformats.org/drawingml/2006/picture">
+                <pic:pic>
+                  <pic:nvPicPr>
+                    <pic:cNvPr id="0" name="academy-story-ai-2-35-04.png"/>
+                    <pic:cNvPicPr/>
+                  </pic:nvPicPr>
+                  <pic:blipFill>
+                    <a:blip r:embed="rId18"/>
+                    <a:stretch>
+                      <a:fillRect/>
+                    </a:stretch>
+                  </pic:blipFill>
+                  <pic:spPr>
+                    <a:xfrm>
+                      <a:off x="0" y="0"/>
+                      <a:ext cx="5486400" cy="3026664"/>
+                    </a:xfrm>
+                    <a:prstGeom prst="rect"/>
+                  </pic:spPr>
+                </pic:pic>
+              </a:graphicData>
+            </a:graphic>
+          </wp:inline>
+        </w:drawing>
+      </w:r>
+    </w:p>
+    <w:p>
+      <w:pPr>
+        <w:pStyle w:val="Heading2"/>
+      </w:pPr>
+      <w:r>
+        <w:t>Explain why both equality and excess need tests</w:t>
+      </w:r>
+    </w:p>
+    <w:p>
+      <w:pPr>
+        <w:pStyle w:val="ListBullet"/>
+      </w:pPr>
+      <w:r>
+        <w:t>Passing a small regression suite does not prove all behavior unchanged; record the suite’s actual coverage.</w:t>
+      </w:r>
+    </w:p>
+    <w:p>
+      <w:pPr>
+        <w:pStyle w:val="ListBullet"/>
+      </w:pPr>
+      <w:r>
+        <w:t>Read the labelled picture: Why are tests at both 100 and 101 needed?</w:t>
+      </w:r>
+    </w:p>
+    <w:p>
+      <w:pPr>
+        <w:pStyle w:val="Heading2"/>
+      </w:pPr>
+      <w:r>
+        <w:t>Testing extension · A function cannot supply its own independent oracle · reference / check after trying</w:t>
+      </w:r>
+    </w:p>
+    <w:p>
+      <w:pPr>
         <w:pStyle w:val="Heading3"/>
       </w:pPr>
       <w:r>
-        <w:t>What this example does not establish</w:t>
-      </w:r>
-    </w:p>
-    <w:p>
-      <w:pPr>
-        <w:pStyle w:val="Heading3"/>
-      </w:pPr>
-      <w:r>
-        <w:t>Keep the stated limit</w:t>
+        <w:t>A test computes expected = score(item) then compares score(item) to expected. Why is it weak?</w:t>
+      </w:r>
+    </w:p>
+    <w:p>
+      <w:r>
+        <w:t>________________________________________________________________</w:t>
+      </w:r>
+    </w:p>
+    <w:p>
+      <w:r>
+        <w:t>________________________________________________________________</w:t>
+      </w:r>
+    </w:p>
+    <w:p>
+      <w:r>
+        <w:t>________________________________________________________________</w:t>
+      </w:r>
+    </w:p>
+    <w:p>
+      <w:r>
+        <w:t>________________________________________________________________</w:t>
+      </w:r>
+    </w:p>
+    <w:p>
+      <w:r>
+        <w:t>________________________________________________________________</w:t>
+      </w:r>
+    </w:p>
+    <w:p>
+      <w:r>
+        <w:t>________________________________________________________________</w:t>
+      </w:r>
+    </w:p>
+    <w:p>
+      <w:pPr>
+        <w:pStyle w:val="Heading2"/>
+      </w:pPr>
+      <w:r>
+        <w:t>Earlier wording, alternatives and picture transcripts · reference / check after trying</w:t>
       </w:r>
     </w:p>
     <w:p>
       <w:pPr>
         <w:spacing w:line="336" w:lineRule="auto" w:after="180"/>
-        <w:shd w:fill="FFF5E6"/>
       </w:pPr>
       <w:r>
         <w:rPr>
           <w:b w:val="0"/>
         </w:rPr>
-        <w:t xml:space="preserve">Passing a small </w:t>
+        <w:t xml:space="preserve">WORKED </w:t>
       </w:r>
       <w:r>
         <w:rPr>
           <w:b/>
         </w:rPr>
-        <w:t>regression suite</w:t>
-      </w:r>
+        <w:t>EVIDENCE</w:t>
+      </w:r>
+    </w:p>
+    <w:p>
+      <w:pPr>
+        <w:spacing w:line="336" w:lineRule="auto" w:after="180"/>
+      </w:pPr>
       <w:r>
         <w:rPr>
           <w:b w:val="0"/>
         </w:rPr>
-        <w:t xml:space="preserve"> does not prove all behavior unchanged; record the suite’s actual coverage.</w:t>
-      </w:r>
-    </w:p>
-    <w:p>
-      <w:pPr>
-        <w:pStyle w:val="Heading3"/>
-      </w:pPr>
-      <w:r>
-        <w:t>Keep the stated limit</w:t>
+        <w:t>Reason Step by Step</w:t>
       </w:r>
     </w:p>
     <w:p>
       <w:pPr>
         <w:spacing w:line="336" w:lineRule="auto" w:after="180"/>
-        <w:shd w:fill="FFF5E6"/>
       </w:pPr>
       <w:r>
         <w:rPr>
           <w:b w:val="0"/>
         </w:rPr>
-        <w:t>Read the labelled picture: Why are tests at both 100 and 101 needed?</w:t>
-      </w:r>
-    </w:p>
-    <w:p>
-      <w:pPr>
-        <w:pStyle w:val="Heading3"/>
-      </w:pPr>
-      <w:r>
-        <w:t>Keep the stated limit</w:t>
-      </w:r>
-    </w:p>
-    <w:p>
-      <w:pPr>
-        <w:spacing w:line="336" w:lineRule="auto" w:after="180"/>
-        <w:shd w:fill="FFF5E6"/>
-      </w:pPr>
+        <w:t xml:space="preserve">Predict first. Then check each step. A correct answer without visible reasoning is incomplete </w:t>
+      </w:r>
+      <w:r>
+        <w:rPr>
+          <w:b/>
+        </w:rPr>
+        <w:t>evidence</w:t>
+      </w:r>
       <w:r>
         <w:rPr>
           <w:b w:val="0"/>
         </w:rPr>
-        <w:t>Change one thing: An alternative patch simply increases the limit to 101. Predict the result before checking the explanation. What remains the same?</w:t>
+        <w:t>.</w:t>
+      </w:r>
+    </w:p>
+    <w:p>
+      <w:r>
+        <w:drawing>
+          <wp:inline xmlns:a="http://schemas.openxmlformats.org/drawingml/2006/main" xmlns:pic="http://schemas.openxmlformats.org/drawingml/2006/picture">
+            <wp:extent cx="5486400" cy="2377440"/>
+            <wp:docPr id="16" name="Picture 16" descr="Worked evidence for Improve and Challenge"/>
+            <wp:cNvGraphicFramePr>
+              <a:graphicFrameLocks noChangeAspect="1"/>
+            </wp:cNvGraphicFramePr>
+            <a:graphic>
+              <a:graphicData uri="http://schemas.openxmlformats.org/drawingml/2006/picture">
+                <pic:pic>
+                  <pic:nvPicPr>
+                    <pic:cNvPr id="0" name="f7613e5c4844d3926fc8c1bf6a48ca07791a60bf718950ebffee91b77538a05e.png"/>
+                    <pic:cNvPicPr/>
+                  </pic:nvPicPr>
+                  <pic:blipFill>
+                    <a:blip r:embed="rId19"/>
+                    <a:stretch>
+                      <a:fillRect/>
+                    </a:stretch>
+                  </pic:blipFill>
+                  <pic:spPr>
+                    <a:xfrm>
+                      <a:off x="0" y="0"/>
+                      <a:ext cx="5486400" cy="2377440"/>
+                    </a:xfrm>
+                    <a:prstGeom prst="rect"/>
+                  </pic:spPr>
+                </pic:pic>
+              </a:graphicData>
+            </a:graphic>
+          </wp:inline>
+        </w:drawing>
+      </w:r>
+    </w:p>
+    <w:p>
+      <w:pPr>
+        <w:spacing w:line="336" w:lineRule="auto" w:after="180"/>
+      </w:pPr>
+      <w:r>
+        <w:rPr>
+          <w:b w:val="0"/>
+        </w:rPr>
+        <w:t>1. Before: 6/10 test profiles pass.</w:t>
+      </w:r>
+    </w:p>
+    <w:p>
+      <w:pPr>
+        <w:spacing w:line="336" w:lineRule="auto" w:after="180"/>
+      </w:pPr>
+      <w:r>
+        <w:rPr>
+          <w:b w:val="0"/>
+        </w:rPr>
+        <w:t>2. Error cluster: difficult books rank too high for emerging readers.</w:t>
+      </w:r>
+    </w:p>
+    <w:p>
+      <w:pPr>
+        <w:spacing w:line="336" w:lineRule="auto" w:after="180"/>
+      </w:pPr>
+      <w:r>
+        <w:rPr>
+          <w:b w:val="0"/>
+        </w:rPr>
+        <w:t>3. Change only difficulty weight from 1 to 3.</w:t>
+      </w:r>
+    </w:p>
+    <w:p>
+      <w:pPr>
+        <w:spacing w:line="336" w:lineRule="auto" w:after="180"/>
+      </w:pPr>
+      <w:r>
+        <w:rPr>
+          <w:b w:val="0"/>
+        </w:rPr>
+        <w:t xml:space="preserve">4. After: 8/10 pass; one adventure-focused profile ranks worse—record the </w:t>
+      </w:r>
+      <w:r>
+        <w:rPr>
+          <w:b/>
+        </w:rPr>
+        <w:t>tradeoff</w:t>
+      </w:r>
+      <w:r>
+        <w:rPr>
+          <w:b w:val="0"/>
+        </w:rPr>
+        <w:t>.</w:t>
+      </w:r>
+    </w:p>
+    <w:p>
+      <w:pPr>
+        <w:spacing w:line="336" w:lineRule="auto" w:after="180"/>
+      </w:pPr>
+      <w:r>
+        <w:rPr>
+          <w:b w:val="0"/>
+        </w:rPr>
+        <w:t>Recalculate, retrace, or restate the reasoning in your own representation:</w:t>
+      </w:r>
+    </w:p>
+    <w:p>
+      <w:pPr>
+        <w:pStyle w:val="Heading3"/>
+      </w:pPr>
+      <w:r>
+        <w:t>Write or draw your reasoning and evidence.</w:t>
+      </w:r>
+    </w:p>
+    <w:p>
+      <w:r>
+        <w:t>________________________________________________________________</w:t>
+      </w:r>
+    </w:p>
+    <w:p>
+      <w:r>
+        <w:t>________________________________________________________________</w:t>
+      </w:r>
+    </w:p>
+    <w:p>
+      <w:r>
+        <w:t>________________________________________________________________</w:t>
+      </w:r>
+    </w:p>
+    <w:p>
+      <w:r>
+        <w:t>________________________________________________________________</w:t>
+      </w:r>
+    </w:p>
+    <w:p>
+      <w:r>
+        <w:t>________________________________________________________________</w:t>
+      </w:r>
+    </w:p>
+    <w:p>
+      <w:pPr>
+        <w:spacing w:line="336" w:lineRule="auto" w:after="180"/>
+      </w:pPr>
+      <w:r>
+        <w:rPr>
+          <w:b w:val="0"/>
+        </w:rPr>
+        <w:t xml:space="preserve">CHECK  Did the </w:t>
+      </w:r>
+      <w:r>
+        <w:rPr>
+          <w:b/>
+        </w:rPr>
+        <w:t>evidence</w:t>
+      </w:r>
+      <w:r>
+        <w:rPr>
+          <w:b w:val="0"/>
+        </w:rPr>
+        <w:t xml:space="preserve"> answer the exact question? Did the total, path, or source record stay consistent?</w:t>
+      </w:r>
+    </w:p>
+    <w:p>
+      <w:pPr>
+        <w:pStyle w:val="Heading3"/>
+      </w:pPr>
+      <w:r>
+        <w:t>A closer explanation</w:t>
+      </w:r>
+    </w:p>
+    <w:p>
+      <w:pPr>
+        <w:pStyle w:val="Heading3"/>
+      </w:pPr>
+      <w:r>
+        <w:t>Apply the connected idea: Testing functions and interfaces</w:t>
+      </w:r>
+    </w:p>
+    <w:p>
+      <w:pPr>
+        <w:pStyle w:val="Heading3"/>
+      </w:pPr>
+      <w:r>
+        <w:t>Learn from the worked case</w:t>
+      </w:r>
+    </w:p>
+    <w:p>
+      <w:pPr>
+        <w:spacing w:line="336" w:lineRule="auto" w:after="180"/>
+      </w:pPr>
+      <w:r>
+        <w:rPr>
+          <w:b w:val="0"/>
+        </w:rPr>
+        <w:t>Cover the result before checking it. Say what is given, choose the procedure, and follow one step at a time. Then uncover the result and explain your first mismatch. Ask why a step is allowed, not only what number it produces.</w:t>
+      </w:r>
+    </w:p>
+    <w:p>
+      <w:pPr>
+        <w:pStyle w:val="Heading3"/>
+      </w:pPr>
+      <w:r>
+        <w:t>A pictorial worked case: Improve and Challenge</w:t>
+      </w:r>
+    </w:p>
+    <w:p>
+      <w:pPr>
+        <w:pStyle w:val="Heading3"/>
+      </w:pPr>
+      <w:r>
+        <w:t>The facts we will use</w:t>
+      </w:r>
+    </w:p>
+    <w:p>
+      <w:r>
+        <w:drawing>
+          <wp:inline xmlns:a="http://schemas.openxmlformats.org/drawingml/2006/main" xmlns:pic="http://schemas.openxmlformats.org/drawingml/2006/picture">
+            <wp:extent cx="5311302" cy="5943600"/>
+            <wp:docPr id="17" name="Picture 17" descr="Improve and Challenge. Identify cause: A wrongly excluded at equality, so old code selects B.. Focused repair: Replace &lt;100 with &lt;=100 without changing ranking or type checks.. Expected revised result: A becomes eligible and wins; C remains excluded.. Challenge repair: Rerun 99,100,101; invalid pages; tied scores; reversed row order."/>
+            <wp:cNvGraphicFramePr>
+              <a:graphicFrameLocks noChangeAspect="1"/>
+            </wp:cNvGraphicFramePr>
+            <a:graphic>
+              <a:graphicData uri="http://schemas.openxmlformats.org/drawingml/2006/picture">
+                <pic:pic>
+                  <pic:nvPicPr>
+                    <pic:cNvPr id="0" name="academy-visual-ai-2-35.png"/>
+                    <pic:cNvPicPr/>
+                  </pic:nvPicPr>
+                  <pic:blipFill>
+                    <a:blip r:embed="rId20"/>
+                    <a:stretch>
+                      <a:fillRect/>
+                    </a:stretch>
+                  </pic:blipFill>
+                  <pic:spPr>
+                    <a:xfrm>
+                      <a:off x="0" y="0"/>
+                      <a:ext cx="5311302" cy="5943600"/>
+                    </a:xfrm>
+                    <a:prstGeom prst="rect"/>
+                  </pic:spPr>
+                </pic:pic>
+              </a:graphicData>
+            </a:graphic>
+          </wp:inline>
+        </w:drawing>
+      </w:r>
+    </w:p>
+    <w:p>
+      <w:pPr>
+        <w:pStyle w:val="Heading3"/>
+      </w:pPr>
+      <w:r>
+        <w:t>Why this result follows</w:t>
+      </w:r>
+    </w:p>
+    <w:p>
+      <w:pPr>
+        <w:pStyle w:val="Heading3"/>
+      </w:pPr>
+      <w:r>
+        <w:t>What this example does not establish</w:t>
       </w:r>
     </w:p>
     <w:p>
@@ -3375,12 +3028,39 @@
         <w:pStyle w:val="Heading1"/>
       </w:pPr>
       <w:r>
-        <w:t>07. Find and repair a mistake</w:t>
-      </w:r>
-    </w:p>
-    <w:p>
-      <w:r>
-        <w:t>Find the unsupported step in the Improve and Challenge claim and explain a repair using the supplied evidence.</w:t>
+        <w:t>07. Repair the rule instead of moving the goalposts</w:t>
+      </w:r>
+    </w:p>
+    <w:p>
+      <w:r>
+        <w:t>Keep failed inputs and independently derived expectations.</w:t>
+      </w:r>
+    </w:p>
+    <w:p>
+      <w:pPr>
+        <w:pStyle w:val="Heading2"/>
+      </w:pPr>
+      <w:r>
+        <w:t>Find the unsupported change</w:t>
+      </w:r>
+    </w:p>
+    <w:p>
+      <w:pPr>
+        <w:spacing w:line="336" w:lineRule="auto" w:after="180"/>
+      </w:pPr>
+      <w:r>
+        <w:rPr>
+          <w:b w:val="0"/>
+        </w:rPr>
+        <w:t>Claim to repair: The old boundary test expected True but returned False, so change the expected value to False. The contract says at most; after validation equality must qualify. Preserve that independent expectation and repair the strict comparison. If the policy itself really changes, version the new policy and tests explicitly rather than presenting it as the same repair.</w:t>
+      </w:r>
+    </w:p>
+    <w:p>
+      <w:pPr>
+        <w:pStyle w:val="Heading2"/>
+      </w:pPr>
+      <w:r>
+        <w:t>Propose a test that challenges the repair</w:t>
       </w:r>
     </w:p>
     <w:p>
@@ -3388,13 +3068,50 @@
         <w:pStyle w:val="Heading3"/>
       </w:pPr>
       <w:r>
-        <w:t>Find the first error</w:t>
+        <w:t>Record the bug, change, evidence and one remaining limit without claiming all bugs are gone.</w:t>
+      </w:r>
+    </w:p>
+    <w:p>
+      <w:r>
+        <w:t>________________________________________________________________</w:t>
+      </w:r>
+    </w:p>
+    <w:p>
+      <w:r>
+        <w:t>________________________________________________________________</w:t>
+      </w:r>
+    </w:p>
+    <w:p>
+      <w:r>
+        <w:t>________________________________________________________________</w:t>
+      </w:r>
+    </w:p>
+    <w:p>
+      <w:r>
+        <w:t>________________________________________________________________</w:t>
+      </w:r>
+    </w:p>
+    <w:p>
+      <w:r>
+        <w:t>________________________________________________________________</w:t>
+      </w:r>
+    </w:p>
+    <w:p>
+      <w:r>
+        <w:t>________________________________________________________________</w:t>
+      </w:r>
+    </w:p>
+    <w:p>
+      <w:pPr>
+        <w:pStyle w:val="Heading2"/>
+      </w:pPr>
+      <w:r>
+        <w:t>Earlier wording, alternatives and picture transcripts · reference / check after trying</w:t>
       </w:r>
     </w:p>
     <w:p>
       <w:pPr>
         <w:spacing w:line="336" w:lineRule="auto" w:after="180"/>
-        <w:shd w:fill="FFF5E6"/>
       </w:pPr>
       <w:r>
         <w:rPr>
@@ -3442,7 +3159,7 @@
         <w:drawing>
           <wp:inline xmlns:a="http://schemas.openxmlformats.org/drawingml/2006/main" xmlns:pic="http://schemas.openxmlformats.org/drawingml/2006/picture">
             <wp:extent cx="5486400" cy="1901952"/>
-            <wp:docPr id="16" name="Picture 16" descr="Misconception diagnosis for Improve and Challenge"/>
+            <wp:docPr id="18" name="Picture 18" descr="Misconception diagnosis for Improve and Challenge"/>
             <wp:cNvGraphicFramePr>
               <a:graphicFrameLocks noChangeAspect="1"/>
             </wp:cNvGraphicFramePr>
@@ -3454,7 +3171,7 @@
                     <pic:cNvPicPr/>
                   </pic:nvPicPr>
                   <pic:blipFill>
-                    <a:blip r:embed="rId23"/>
+                    <a:blip r:embed="rId21"/>
                     <a:stretch>
                       <a:fillRect/>
                     </a:stretch>
@@ -3686,7 +3403,6 @@
     <w:p>
       <w:pPr>
         <w:spacing w:line="336" w:lineRule="auto" w:after="180"/>
-        <w:shd w:fill="F5F1FB"/>
       </w:pPr>
       <w:r>
         <w:rPr>
@@ -3788,44 +3504,6 @@
         <w:pStyle w:val="Heading3"/>
       </w:pPr>
       <w:r>
-        <w:t>Record the bug, change, evidence and one remaining limit without claiming all bugs are gone.</w:t>
-      </w:r>
-    </w:p>
-    <w:p>
-      <w:r>
-        <w:t>________________________________________________________________</w:t>
-      </w:r>
-    </w:p>
-    <w:p>
-      <w:r>
-        <w:t>________________________________________________________________</w:t>
-      </w:r>
-    </w:p>
-    <w:p>
-      <w:r>
-        <w:t>________________________________________________________________</w:t>
-      </w:r>
-    </w:p>
-    <w:p>
-      <w:r>
-        <w:t>________________________________________________________________</w:t>
-      </w:r>
-    </w:p>
-    <w:p>
-      <w:r>
-        <w:t>________________________________________________________________</w:t>
-      </w:r>
-    </w:p>
-    <w:p>
-      <w:r>
-        <w:t>________________________________________________________________</w:t>
-      </w:r>
-    </w:p>
-    <w:p>
-      <w:pPr>
-        <w:pStyle w:val="Heading3"/>
-      </w:pPr>
-      <w:r>
         <w:t>Apply the connected idea: Testing functions and interfaces</w:t>
       </w:r>
     </w:p>
@@ -3883,179 +3561,20 @@
         <w:pStyle w:val="Heading1"/>
       </w:pPr>
       <w:r>
-        <w:t>08. Practise together</w:t>
-      </w:r>
-    </w:p>
-    <w:p>
-      <w:r>
-        <w:t>Practise Improve and Challenge with support, then explain the deciding step in your own words.</w:t>
-      </w:r>
-    </w:p>
-    <w:p>
-      <w:pPr>
-        <w:spacing w:line="336" w:lineRule="auto" w:after="180"/>
-      </w:pPr>
-      <w:r>
-        <w:rPr>
-          <w:b/>
-        </w:rPr>
-        <w:t>LOGIC STUDIO</w:t>
-      </w:r>
-    </w:p>
-    <w:p>
-      <w:pPr>
-        <w:spacing w:line="336" w:lineRule="auto" w:after="180"/>
-      </w:pPr>
-      <w:r>
-        <w:rPr>
-          <w:b w:val="0"/>
-        </w:rPr>
-        <w:t>Trace Before You Run</w:t>
-      </w:r>
-    </w:p>
-    <w:p>
-      <w:pPr>
-        <w:spacing w:line="336" w:lineRule="auto" w:after="180"/>
-      </w:pPr>
-      <w:r>
-        <w:rPr>
-          <w:b w:val="0"/>
-        </w:rPr>
-        <w:t>Block code, pseudocode, tables, and diagrams are different ways to expose the same reasoning.</w:t>
-      </w:r>
-    </w:p>
-    <w:p>
-      <w:r>
-        <w:drawing>
-          <wp:inline xmlns:a="http://schemas.openxmlformats.org/drawingml/2006/main" xmlns:pic="http://schemas.openxmlformats.org/drawingml/2006/picture">
-            <wp:extent cx="5486400" cy="1901952"/>
-            <wp:docPr id="17" name="Picture 17" descr="Logic tracing graphic for Improve and Challenge"/>
-            <wp:cNvGraphicFramePr>
-              <a:graphicFrameLocks noChangeAspect="1"/>
-            </wp:cNvGraphicFramePr>
-            <a:graphic>
-              <a:graphicData uri="http://schemas.openxmlformats.org/drawingml/2006/picture">
-                <pic:pic>
-                  <pic:nvPicPr>
-                    <pic:cNvPr id="0" name="eea505167ffbbb10362ff86f5f17a806cbfff2dadf444f92883587fa6eb375a7.png"/>
-                    <pic:cNvPicPr/>
-                  </pic:nvPicPr>
-                  <pic:blipFill>
-                    <a:blip r:embed="rId24"/>
-                    <a:stretch>
-                      <a:fillRect/>
-                    </a:stretch>
-                  </pic:blipFill>
-                  <pic:spPr>
-                    <a:xfrm>
-                      <a:off x="0" y="0"/>
-                      <a:ext cx="5486400" cy="1901952"/>
-                    </a:xfrm>
-                    <a:prstGeom prst="rect"/>
-                  </pic:spPr>
-                </pic:pic>
-              </a:graphicData>
-            </a:graphic>
-          </wp:inline>
-        </w:drawing>
-      </w:r>
-    </w:p>
-    <w:p>
-      <w:pPr>
-        <w:spacing w:line="336" w:lineRule="auto" w:after="180"/>
-      </w:pPr>
-      <w:r>
-        <w:rPr>
-          <w:b w:val="0"/>
-        </w:rPr>
-        <w:t xml:space="preserve">SET </w:t>
-      </w:r>
-      <w:r>
-        <w:rPr>
-          <w:b/>
-        </w:rPr>
-        <w:t>evidence</w:t>
-      </w:r>
-      <w:r>
-        <w:rPr>
-          <w:b w:val="0"/>
-        </w:rPr>
-        <w:t>_record</w:t>
-        <w:br/>
-        <w:t>PREDICT expected_result</w:t>
-        <w:br/>
-        <w:t>RUN one normal case and one boundary case</w:t>
-        <w:br/>
-        <w:t>COMPARE actual_result with expected_result</w:t>
-        <w:br/>
-        <w:t>IF different: locate first cause; change one factor; RETEST</w:t>
-        <w:br/>
-        <w:t>EXPLAIN result, limitation, and next safe step</w:t>
-      </w:r>
-    </w:p>
-    <w:p>
-      <w:pPr>
-        <w:spacing w:line="336" w:lineRule="auto" w:after="180"/>
-        <w:shd w:fill="F5F1FB"/>
-      </w:pPr>
-      <w:r>
-        <w:rPr>
-          <w:b w:val="0"/>
-        </w:rPr>
-        <w:t xml:space="preserve">Trace one </w:t>
-      </w:r>
-      <w:r>
-        <w:rPr>
-          <w:b/>
-        </w:rPr>
-        <w:t>input</w:t>
-      </w:r>
-      <w:r>
-        <w:rPr>
-          <w:b w:val="0"/>
-        </w:rPr>
-        <w:t>. Which line changes the state or chooses a path?</w:t>
-      </w:r>
-    </w:p>
-    <w:p>
-      <w:pPr>
-        <w:pStyle w:val="Heading3"/>
-      </w:pPr>
-      <w:r>
-        <w:t>Write or draw your reasoning and evidence.</w:t>
-      </w:r>
-    </w:p>
-    <w:p>
-      <w:r>
-        <w:t>________________________________________________________________</w:t>
-      </w:r>
-    </w:p>
-    <w:p>
-      <w:r>
-        <w:t>________________________________________________________________</w:t>
-      </w:r>
-    </w:p>
-    <w:p>
-      <w:r>
-        <w:t>________________________________________________________________</w:t>
-      </w:r>
-    </w:p>
-    <w:p>
-      <w:r>
-        <w:t>________________________________________________________________</w:t>
-      </w:r>
-    </w:p>
-    <w:p>
-      <w:r>
-        <w:t>________________________________________________________________</w:t>
-      </w:r>
-    </w:p>
-    <w:p>
-      <w:pPr>
-        <w:pStyle w:val="Heading3"/>
-      </w:pPr>
-      <w:r>
-        <w:t>A closer explanation</w:t>
+        <w:t>08. Practise neighboring boundaries with less help</w:t>
+      </w:r>
+    </w:p>
+    <w:p>
+      <w:r>
+        <w:t>An unchanged score unit check cannot establish that the pipeline still works.</w:t>
+      </w:r>
+    </w:p>
+    <w:p>
+      <w:pPr>
+        <w:pStyle w:val="Heading2"/>
+      </w:pPr>
+      <w:r>
+        <w:t>Preserve the requirement and original failure</w:t>
       </w:r>
     </w:p>
     <w:p>
@@ -4082,32 +3601,10 @@
     </w:p>
     <w:p>
       <w:pPr>
-        <w:pStyle w:val="Heading3"/>
-      </w:pPr>
-      <w:r>
-        <w:t>Apply the connected idea: Testing functions and interfaces</w:t>
-      </w:r>
-    </w:p>
-    <w:p>
-      <w:pPr>
-        <w:spacing w:line="336" w:lineRule="auto" w:after="180"/>
-      </w:pPr>
-      <w:r>
-        <w:rPr>
-          <w:b w:val="0"/>
-        </w:rPr>
-        <w:t>A test suite that only checks the winner name can miss wrong rejection counts. Check the full expected report: supplied, accepted, rejected, eligible, selected and reason.</w:t>
-      </w:r>
-    </w:p>
-    <w:p>
-      <w:pPr>
-        <w:spacing w:line="336" w:lineRule="auto" w:after="180"/>
-      </w:pPr>
-      <w:r>
-        <w:rPr>
-          <w:b w:val="0"/>
-        </w:rPr>
-        <w:t>Avoid relying on dictionary display order when the contract concerns values.</w:t>
+        <w:pStyle w:val="Heading2"/>
+      </w:pPr>
+      <w:r>
+        <w:t>Complete main W2</w:t>
       </w:r>
     </w:p>
     <w:p>
@@ -4222,21 +3719,113 @@
     </w:tbl>
     <w:p>
       <w:pPr>
+        <w:pStyle w:val="Heading2"/>
+      </w:pPr>
+      <w:r>
+        <w:t>Repair an overclaim before discussion</w:t>
+      </w:r>
+    </w:p>
+    <w:p>
+      <w:pPr>
+        <w:pStyle w:val="Heading3"/>
+      </w:pPr>
+      <w:r>
+        <w:t>Check your reasoning</w:t>
+      </w:r>
+    </w:p>
+    <w:p>
+      <w:pPr>
+        <w:pStyle w:val="ListBullet"/>
+      </w:pPr>
+      <w:r>
+        <w:t>Use the worked case for Improving without hiding failures. Proposed explanation: “A successful run proves the conclusion”. Decide whether this explanation is supported. Point to the step or supplied fact that decides; explain your repair if needed.</w:t>
+      </w:r>
+    </w:p>
+    <w:p>
+      <w:pPr>
+        <w:pStyle w:val="ListBullet"/>
+      </w:pPr>
+      <w:r>
+        <w:t>Answer on your own before discussion. If you are unsure, say which step you need help with.</w:t>
+      </w:r>
+    </w:p>
+    <w:p>
+      <w:pPr>
+        <w:pStyle w:val="Heading2"/>
+      </w:pPr>
+      <w:r>
+        <w:t>Explain the separate pictured boundary</w:t>
+      </w:r>
+    </w:p>
+    <w:p>
+      <w:pPr>
+        <w:pStyle w:val="Heading3"/>
+      </w:pPr>
+      <w:r>
+        <w:t>Explain the picture</w:t>
+      </w:r>
+    </w:p>
+    <w:p>
+      <w:pPr>
+        <w:pStyle w:val="ListBullet"/>
+      </w:pPr>
+      <w:r>
+        <w:t>Why are tests at both 100 and 101 needed?</w:t>
+      </w:r>
+    </w:p>
+    <w:p>
+      <w:pPr>
+        <w:pStyle w:val="Heading3"/>
+      </w:pPr>
+      <w:r>
+        <w:t>My explanation using a pictured step and the given facts</w:t>
+      </w:r>
+    </w:p>
+    <w:p>
+      <w:r>
+        <w:t>________________________________________________________________</w:t>
+      </w:r>
+    </w:p>
+    <w:p>
+      <w:r>
+        <w:t>________________________________________________________________</w:t>
+      </w:r>
+    </w:p>
+    <w:p>
+      <w:r>
+        <w:t>________________________________________________________________</w:t>
+      </w:r>
+    </w:p>
+    <w:p>
+      <w:r>
+        <w:t>________________________________________________________________</w:t>
+      </w:r>
+    </w:p>
+    <w:p>
+      <w:pPr>
+        <w:pStyle w:val="Heading2"/>
+      </w:pPr>
+      <w:r>
+        <w:t>Keep independent work separate</w:t>
+      </w:r>
+    </w:p>
+    <w:p>
+      <w:pPr>
         <w:spacing w:line="336" w:lineRule="auto" w:after="180"/>
       </w:pPr>
       <w:r>
         <w:rPr>
           <w:b w:val="0"/>
         </w:rPr>
-        <w:t>Explain your trace to a partner. Your partner points to one step to check. Swap roles on the next case. Each person writes their own explanation.</w:t>
-      </w:r>
-    </w:p>
-    <w:p>
-      <w:pPr>
-        <w:pStyle w:val="Heading3"/>
-      </w:pPr>
-      <w:r>
-        <w:t>Check your reasoning</w:t>
+        <w:t>This is supported practice. Keep the separately named independent case for an attempt before feedback.</w:t>
+      </w:r>
+    </w:p>
+    <w:p>
+      <w:pPr>
+        <w:pStyle w:val="Heading2"/>
+      </w:pPr>
+      <w:r>
+        <w:t>Testing extension · Check full report fields · reference / check after trying</w:t>
       </w:r>
     </w:p>
     <w:p>
@@ -4247,7 +3836,7 @@
         <w:rPr>
           <w:b w:val="0"/>
         </w:rPr>
-        <w:t>Use the worked case for Improving without hiding failures. Proposed explanation: “A successful run proves the conclusion”. Decide whether this explanation is supported.</w:t>
+        <w:t>A test suite that only checks the winner name can miss wrong rejection counts. Check the full expected report: supplied, accepted, rejected, eligible, selected and reason.</w:t>
       </w:r>
     </w:p>
     <w:p>
@@ -4258,26 +3847,7 @@
         <w:rPr>
           <w:b w:val="0"/>
         </w:rPr>
-        <w:t>Point to the step or supplied fact that decides; explain your repair if needed.</w:t>
-      </w:r>
-    </w:p>
-    <w:p>
-      <w:pPr>
-        <w:spacing w:line="336" w:lineRule="auto" w:after="180"/>
-      </w:pPr>
-      <w:r>
-        <w:rPr>
-          <w:b w:val="0"/>
-        </w:rPr>
-        <w:t>Answer on your own before discussion. If you are unsure, say which step you need help with.</w:t>
-      </w:r>
-    </w:p>
-    <w:p>
-      <w:pPr>
-        <w:pStyle w:val="Heading3"/>
-      </w:pPr>
-      <w:r>
-        <w:t>Practise the connected topic: Testing functions and interfaces</w:t>
+        <w:t>Avoid relying on dictionary display order when the contract concerns values.</w:t>
       </w:r>
     </w:p>
     <w:p>
@@ -4305,50 +3875,21 @@
     </w:p>
     <w:p>
       <w:pPr>
-        <w:pStyle w:val="Heading3"/>
-      </w:pPr>
-      <w:r>
-        <w:t>Explain the picture</w:t>
+        <w:pStyle w:val="Heading2"/>
+      </w:pPr>
+      <w:r>
+        <w:t>Earlier wording, alternatives and picture transcripts · reference / check after trying</w:t>
       </w:r>
     </w:p>
     <w:p>
       <w:pPr>
         <w:spacing w:line="336" w:lineRule="auto" w:after="180"/>
-        <w:shd w:fill="F5F1FB"/>
       </w:pPr>
       <w:r>
         <w:rPr>
           <w:b w:val="0"/>
         </w:rPr>
-        <w:t>Why are tests at both 100 and 101 needed?</w:t>
-      </w:r>
-    </w:p>
-    <w:p>
-      <w:pPr>
-        <w:pStyle w:val="Heading3"/>
-      </w:pPr>
-      <w:r>
-        <w:t>My explanation using a pictured step and the given facts</w:t>
-      </w:r>
-    </w:p>
-    <w:p>
-      <w:r>
-        <w:t>________________________________________________________________</w:t>
-      </w:r>
-    </w:p>
-    <w:p>
-      <w:r>
-        <w:t>________________________________________________________________</w:t>
-      </w:r>
-    </w:p>
-    <w:p>
-      <w:r>
-        <w:t>________________________________________________________________</w:t>
-      </w:r>
-    </w:p>
-    <w:p>
-      <w:r>
-        <w:t>________________________________________________________________</w:t>
+        <w:t>LOGIC STUDIO</w:t>
       </w:r>
     </w:p>
     <w:p>
@@ -4359,37 +3900,7 @@
         <w:rPr>
           <w:b w:val="0"/>
         </w:rPr>
-        <w:t>This is supported practice. Keep the separately named independent case for an attempt before feedback.</w:t>
-      </w:r>
-    </w:p>
-    <w:p>
-      <w:pPr>
-        <w:pStyle w:val="Heading1"/>
-      </w:pPr>
-      <w:r>
-        <w:t>09. Run the investigation</w:t>
-      </w:r>
-    </w:p>
-    <w:p>
-      <w:r>
-        <w:t>Investigate Improve and Challenge. Record the prediction, actual observation or labelled paper trace, explanation and next test separately.</w:t>
-      </w:r>
-    </w:p>
-    <w:p>
-      <w:pPr>
-        <w:spacing w:line="336" w:lineRule="auto" w:after="180"/>
-      </w:pPr>
-      <w:r>
-        <w:rPr>
-          <w:b/>
-        </w:rPr>
-        <w:t>EVIDENCE</w:t>
-      </w:r>
-      <w:r>
-        <w:rPr>
-          <w:b/>
-        </w:rPr>
-        <w:t xml:space="preserve"> LAB</w:t>
+        <w:t>Trace Before You Run</w:t>
       </w:r>
     </w:p>
     <w:p>
@@ -4400,18 +3911,7 @@
         <w:rPr>
           <w:b w:val="0"/>
         </w:rPr>
-        <w:t>Predict → Test → Record → Explain</w:t>
-      </w:r>
-    </w:p>
-    <w:p>
-      <w:pPr>
-        <w:spacing w:line="336" w:lineRule="auto" w:after="180"/>
-      </w:pPr>
-      <w:r>
-        <w:rPr>
-          <w:b w:val="0"/>
-        </w:rPr>
-        <w:t>Keep expected and actual results separate. Surprises are useful data when recorded honestly.</w:t>
+        <w:t>Block code, pseudocode, tables, and diagrams are different ways to expose the same reasoning.</w:t>
       </w:r>
     </w:p>
     <w:p>
@@ -4419,7 +3919,7 @@
         <w:drawing>
           <wp:inline xmlns:a="http://schemas.openxmlformats.org/drawingml/2006/main" xmlns:pic="http://schemas.openxmlformats.org/drawingml/2006/picture">
             <wp:extent cx="5486400" cy="1901952"/>
-            <wp:docPr id="18" name="Picture 18" descr="Evidence lab graphic for Improve and Challenge"/>
+            <wp:docPr id="19" name="Picture 19" descr="Logic tracing graphic for Improve and Challenge"/>
             <wp:cNvGraphicFramePr>
               <a:graphicFrameLocks noChangeAspect="1"/>
             </wp:cNvGraphicFramePr>
@@ -4427,11 +3927,11 @@
               <a:graphicData uri="http://schemas.openxmlformats.org/drawingml/2006/picture">
                 <pic:pic>
                   <pic:nvPicPr>
-                    <pic:cNvPr id="0" name="8e84b617590b2b856352a9e8f4f08e396b377c9a48c99cf183e3b5898870c50a.png"/>
+                    <pic:cNvPr id="0" name="eea505167ffbbb10362ff86f5f17a806cbfff2dadf444f92883587fa6eb375a7.png"/>
                     <pic:cNvPicPr/>
                   </pic:nvPicPr>
                   <pic:blipFill>
-                    <a:blip r:embed="rId25"/>
+                    <a:blip r:embed="rId22"/>
                     <a:stretch>
                       <a:fillRect/>
                     </a:stretch>
@@ -4458,7 +3958,7 @@
         <w:rPr>
           <w:b w:val="0"/>
         </w:rPr>
-        <w:t xml:space="preserve">Choose one </w:t>
+        <w:t xml:space="preserve">SET </w:t>
       </w:r>
       <w:r>
         <w:rPr>
@@ -4470,19 +3970,300 @@
         <w:rPr>
           <w:b w:val="0"/>
         </w:rPr>
-        <w:t xml:space="preserve">-backed change, freeze the test set, predict effects, rerun every case, compare 6/10 to 8/10, and inspect </w:t>
+        <w:t>_record</w:t>
+        <w:br/>
+        <w:t>PREDICT expected_result</w:t>
+        <w:br/>
+        <w:t>RUN one normal case and one boundary case</w:t>
+        <w:br/>
+        <w:t>COMPARE actual_result with expected_result</w:t>
+        <w:br/>
+        <w:t>IF different: locate first cause; change one factor; RETEST</w:t>
+        <w:br/>
+        <w:t>EXPLAIN result, limitation, and next safe step</w:t>
+      </w:r>
+    </w:p>
+    <w:p>
+      <w:pPr>
+        <w:spacing w:line="336" w:lineRule="auto" w:after="180"/>
+      </w:pPr>
+      <w:r>
+        <w:rPr>
+          <w:b w:val="0"/>
+        </w:rPr>
+        <w:t xml:space="preserve">Trace one </w:t>
       </w:r>
       <w:r>
         <w:rPr>
           <w:b/>
         </w:rPr>
-        <w:t>regression</w:t>
+        <w:t>input</w:t>
       </w:r>
       <w:r>
         <w:rPr>
           <w:b w:val="0"/>
         </w:rPr>
-        <w:t>s.</w:t>
+        <w:t>. Which line changes the state or chooses a path?</w:t>
+      </w:r>
+    </w:p>
+    <w:p>
+      <w:pPr>
+        <w:pStyle w:val="Heading3"/>
+      </w:pPr>
+      <w:r>
+        <w:t>Write or draw your reasoning and evidence.</w:t>
+      </w:r>
+    </w:p>
+    <w:p>
+      <w:r>
+        <w:t>________________________________________________________________</w:t>
+      </w:r>
+    </w:p>
+    <w:p>
+      <w:r>
+        <w:t>________________________________________________________________</w:t>
+      </w:r>
+    </w:p>
+    <w:p>
+      <w:r>
+        <w:t>________________________________________________________________</w:t>
+      </w:r>
+    </w:p>
+    <w:p>
+      <w:r>
+        <w:t>________________________________________________________________</w:t>
+      </w:r>
+    </w:p>
+    <w:p>
+      <w:r>
+        <w:t>________________________________________________________________</w:t>
+      </w:r>
+    </w:p>
+    <w:p>
+      <w:pPr>
+        <w:pStyle w:val="Heading3"/>
+      </w:pPr>
+      <w:r>
+        <w:t>A closer explanation</w:t>
+      </w:r>
+    </w:p>
+    <w:p>
+      <w:pPr>
+        <w:pStyle w:val="Heading3"/>
+      </w:pPr>
+      <w:r>
+        <w:t>Apply the connected idea: Testing functions and interfaces</w:t>
+      </w:r>
+    </w:p>
+    <w:p>
+      <w:pPr>
+        <w:spacing w:line="336" w:lineRule="auto" w:after="180"/>
+      </w:pPr>
+      <w:r>
+        <w:rPr>
+          <w:b w:val="0"/>
+        </w:rPr>
+        <w:t>Explain your trace to a partner. Your partner points to one step to check. Swap roles on the next case. Each person writes their own explanation.</w:t>
+      </w:r>
+    </w:p>
+    <w:p>
+      <w:pPr>
+        <w:pStyle w:val="Heading3"/>
+      </w:pPr>
+      <w:r>
+        <w:t>Practise the connected topic: Testing functions and interfaces</w:t>
+      </w:r>
+    </w:p>
+    <w:p>
+      <w:pPr>
+        <w:pStyle w:val="Heading1"/>
+      </w:pPr>
+      <w:r>
+        <w:t>09. Run independent boundary and integration checks</w:t>
+      </w:r>
+    </w:p>
+    <w:p>
+      <w:r>
+        <w:t>Keep demonstrated results separate from a historical repair claim.</w:t>
+      </w:r>
+    </w:p>
+    <w:p>
+      <w:pPr>
+        <w:pStyle w:val="Heading2"/>
+      </w:pPr>
+      <w:r>
+        <w:t>Predict the fixture and evidence scope</w:t>
+      </w:r>
+    </w:p>
+    <w:p>
+      <w:pPr>
+        <w:spacing w:line="336" w:lineRule="auto" w:after="180"/>
+      </w:pPr>
+      <w:r>
+        <w:rPr>
+          <w:b w:val="0"/>
+        </w:rPr>
+        <w:t>First predict the existing standalone boundary script at9,10,11 for limit10 and explain why the old strict comparison differs at10. Then run the complete integration program below. It includes the exact Week33 implementation and its earlier demonstration prints, followed by five separately specified integration checks. Expected fixture: supplied3,accepted2,rejected1,eligible2; A/Bscore8, winnerA by name.</w:t>
+      </w:r>
+    </w:p>
+    <w:p>
+      <w:pPr>
+        <w:spacing w:line="336" w:lineRule="auto" w:after="180"/>
+      </w:pPr>
+      <w:r>
+        <w:rPr>
+          <w:b w:val="0"/>
+        </w:rPr>
+        <w:t>Reversal changes rejection row number but preserves the result and counts. The final success message appears only if every assertion passes.</w:t>
+      </w:r>
+    </w:p>
+    <w:p>
+      <w:pPr>
+        <w:pStyle w:val="Heading2"/>
+      </w:pPr>
+      <w:r>
+        <w:t>Complete pipeline and assertions</w:t>
+      </w:r>
+    </w:p>
+    <w:p>
+      <w:r>
+        <w:rPr>
+          <w:rFonts w:ascii="Courier New" w:hAnsi="Courier New"/>
+          <w:sz w:val="18"/>
+        </w:rPr>
+        <w:t>from collections import Counter</w:t>
+        <w:br/>
+        <w:br/>
+        <w:t>def pipeline(raw, limit):</w:t>
+        <w:br/>
+        <w:t xml:space="preserve">    if type(limit) is not int or not 0 &lt;= limit &lt;= 60:</w:t>
+        <w:br/>
+        <w:t xml:space="preserve">        return {'error': 'invalid request'}</w:t>
+        <w:br/>
+        <w:t xml:space="preserve">    names = Counter(r['name'] for r in raw if type(r) is dict</w:t>
+        <w:br/>
+        <w:t xml:space="preserve">                    and type(r.get('name')) is str and r['name'])</w:t>
+        <w:br/>
+        <w:t xml:space="preserve">    accepted, rejected = [], []</w:t>
+        <w:br/>
+        <w:t xml:space="preserve">    for index, row in enumerate(raw, 1):</w:t>
+        <w:br/>
+        <w:t xml:space="preserve">        reason = None</w:t>
+        <w:br/>
+        <w:t xml:space="preserve">        if type(row) is not dict:</w:t>
+        <w:br/>
+        <w:t xml:space="preserve">            reason = 'not a record'</w:t>
+        <w:br/>
+        <w:t xml:space="preserve">        elif type(row.get('name')) is not str or not row['name']:</w:t>
+        <w:br/>
+        <w:t xml:space="preserve">            reason = 'invalid name'</w:t>
+        <w:br/>
+        <w:t xml:space="preserve">        elif names[row['name']] &gt; 1:</w:t>
+        <w:br/>
+        <w:t xml:space="preserve">            reason = 'duplicate name'</w:t>
+        <w:br/>
+        <w:t xml:space="preserve">        else:</w:t>
+        <w:br/>
+        <w:t xml:space="preserve">            for key, maximum in [('minutes',60),('fun',5),('learning',5)]:</w:t>
+        <w:br/>
+        <w:t xml:space="preserve">                value = row.get(key)</w:t>
+        <w:br/>
+        <w:t xml:space="preserve">                if type(value) is not int or not 0 &lt;= value &lt;= maximum:</w:t>
+        <w:br/>
+        <w:t xml:space="preserve">                    reason = 'invalid ' + key</w:t>
+        <w:br/>
+        <w:t xml:space="preserve">                    break</w:t>
+        <w:br/>
+        <w:t xml:space="preserve">        if reason:</w:t>
+        <w:br/>
+        <w:t xml:space="preserve">            rejected.append((index, reason))</w:t>
+        <w:br/>
+        <w:t xml:space="preserve">        else:</w:t>
+        <w:br/>
+        <w:t xml:space="preserve">            accepted.append(dict(row))</w:t>
+        <w:br/>
+        <w:t xml:space="preserve">    eligible = [r for r in accepted if r['minutes'] &lt;= limit]</w:t>
+        <w:br/>
+        <w:t xml:space="preserve">    ranked = sorted(eligible, key=lambda r: (-(2*r['fun']+r['learning']),r['name']))</w:t>
+        <w:br/>
+        <w:t xml:space="preserve">    scores = [(r['name'],2*r['fun']+r['learning']) for r in ranked]</w:t>
+        <w:br/>
+        <w:t xml:space="preserve">    return {'winner': scores[0][0] if scores else None, 'ranked': scores,</w:t>
+        <w:br/>
+        <w:t xml:space="preserve">            'accepted': len(accepted), 'rejected': rejected,</w:t>
+        <w:br/>
+        <w:t xml:space="preserve">            'ineligible': [r['name'] for r in accepted if r['minutes']&gt;limit]}</w:t>
+        <w:br/>
+        <w:br/>
+        <w:t>raw = [dict(name='A',minutes=20,fun=3,learning=2),</w:t>
+        <w:br/>
+        <w:t xml:space="preserve">       dict(name='B',minutes=21,fun=5,learning=5),</w:t>
+        <w:br/>
+        <w:t xml:space="preserve">       dict(name='C',minutes=12,fun=2,learning=4),</w:t>
+        <w:br/>
+        <w:t xml:space="preserve">       dict(name='D',minutes=10,fun='4',learning=2)]</w:t>
+        <w:br/>
+        <w:t>print(pipeline(raw,20))</w:t>
+        <w:br/>
+        <w:t>print(pipeline(list(reversed(raw)),20)['ranked'])</w:t>
+        <w:br/>
+        <w:t>print(pipeline(raw,0)['winner'])</w:t>
+        <w:br/>
+        <w:t>print(pipeline(raw,True))</w:t>
+        <w:br/>
+        <w:t># Independent expectations for a separate integration fixture.</w:t>
+        <w:br/>
+        <w:t>fixture = [dict(name='A',minutes=10,fun=2,learning=4),</w:t>
+        <w:br/>
+        <w:t xml:space="preserve">           dict(name='B',minutes=10,fun=3,learning=2),</w:t>
+        <w:br/>
+        <w:t xml:space="preserve">           dict(name='C',minutes=5,fun=9,learning=1)]</w:t>
+        <w:br/>
+        <w:t>expected = {'winner':'A', 'ranked':[('A',8),('B',8)], 'accepted':2,</w:t>
+        <w:br/>
+        <w:t xml:space="preserve">            'rejected':[(3,'invalid fun')], 'ineligible':[]}</w:t>
+        <w:br/>
+        <w:t>assert pipeline(fixture,10) == expected</w:t>
+        <w:br/>
+        <w:t>reverse = pipeline(list(reversed(fixture)),10)</w:t>
+        <w:br/>
+        <w:t>assert reverse['winner']=='A' and reverse['ranked']==[('A',8),('B',8)]</w:t>
+        <w:br/>
+        <w:t>assert reverse['accepted']==2 and reverse['rejected']==[(1,'invalid fun')]</w:t>
+        <w:br/>
+        <w:t>assert pipeline([],10)=={'winner':None,'ranked':[],'accepted':0,</w:t>
+        <w:br/>
+        <w:t xml:space="preserve">                        'rejected':[],'ineligible':[]}</w:t>
+        <w:br/>
+        <w:t>assert pipeline(fixture,9)['winner'] is None</w:t>
+        <w:br/>
+        <w:t>assert pipeline(fixture,True)=={'error':'invalid request'}</w:t>
+        <w:br/>
+        <w:t>print('5 integration checks passed')</w:t>
+      </w:r>
+    </w:p>
+    <w:p>
+      <w:pPr>
+        <w:pStyle w:val="Heading2"/>
+      </w:pPr>
+      <w:r>
+        <w:t>Challenge one comparison and preserve the record</w:t>
+      </w:r>
+    </w:p>
+    <w:p>
+      <w:pPr>
+        <w:pStyle w:val="ListNumber"/>
+      </w:pPr>
+      <w:r>
+        <w:t>Keep a change record: old condition, failing input, expected result from the contract, actual old result, precise repair, regression cases and remaining limits. The assertions check the repaired baseline; they do not replay a full historical faulty pipeline. To challenge the boundary in this local copy only, change the eligible-list comparison &lt;=limit to &lt;limit and predict which integration assertion fails; restore the contract before rerunning. Do not change the test expectation to follow the mutant. In the separate page example, the incorrect &lt;=101 patch admits C101; this is an explicit different comparison, not the old strict &lt;101. No10-profile before/after outputs are supplied, so do not claim a measured6/10→8/10 improvement from this investigation.</w:t>
+      </w:r>
+    </w:p>
+    <w:p>
+      <w:pPr>
+        <w:pStyle w:val="Heading2"/>
+      </w:pPr>
+      <w:r>
+        <w:t>Keep prediction, result and first repair</w:t>
       </w:r>
     </w:p>
     <w:tbl>
@@ -4733,7 +4514,6 @@
     <w:p>
       <w:pPr>
         <w:spacing w:line="336" w:lineRule="auto" w:after="180"/>
-        <w:shd w:fill="F5F1FB"/>
       </w:pPr>
       <w:r>
         <w:rPr>
@@ -4777,14 +4557,6 @@
     </w:p>
     <w:p>
       <w:pPr>
-        <w:pStyle w:val="Heading3"/>
-      </w:pPr>
-      <w:r>
-        <w:t>Plan → try → check</w:t>
-      </w:r>
-    </w:p>
-    <w:p>
-      <w:pPr>
         <w:spacing w:line="336" w:lineRule="auto" w:after="180"/>
       </w:pPr>
       <w:r>
@@ -4796,15 +4568,10 @@
     </w:p>
     <w:p>
       <w:pPr>
-        <w:pStyle w:val="Heading1"/>
-      </w:pPr>
-      <w:r>
-        <w:t>10. Build your understanding</w:t>
-      </w:r>
-    </w:p>
-    <w:p>
-      <w:r>
-        <w:t>Move from recall to tracing, diagnosis and transfer in Improve and Challenge. Explain why each step is justified.</w:t>
+        <w:pStyle w:val="Heading2"/>
+      </w:pPr>
+      <w:r>
+        <w:t>Earlier wording, alternatives and picture transcripts · reference / check after trying</w:t>
       </w:r>
     </w:p>
     <w:p>
@@ -4814,6 +4581,1855 @@
       <w:r>
         <w:rPr>
           <w:b/>
+        </w:rPr>
+        <w:t>EVIDENCE</w:t>
+      </w:r>
+      <w:r>
+        <w:rPr>
+          <w:b w:val="0"/>
+        </w:rPr>
+        <w:t xml:space="preserve"> LAB</w:t>
+      </w:r>
+    </w:p>
+    <w:p>
+      <w:pPr>
+        <w:spacing w:line="336" w:lineRule="auto" w:after="180"/>
+      </w:pPr>
+      <w:r>
+        <w:rPr>
+          <w:b w:val="0"/>
+        </w:rPr>
+        <w:t>Predict → Test → Record → Explain</w:t>
+      </w:r>
+    </w:p>
+    <w:p>
+      <w:pPr>
+        <w:spacing w:line="336" w:lineRule="auto" w:after="180"/>
+      </w:pPr>
+      <w:r>
+        <w:rPr>
+          <w:b w:val="0"/>
+        </w:rPr>
+        <w:t>Keep expected and actual results separate. Surprises are useful data when recorded honestly.</w:t>
+      </w:r>
+    </w:p>
+    <w:p>
+      <w:r>
+        <w:drawing>
+          <wp:inline xmlns:a="http://schemas.openxmlformats.org/drawingml/2006/main" xmlns:pic="http://schemas.openxmlformats.org/drawingml/2006/picture">
+            <wp:extent cx="5486400" cy="1901952"/>
+            <wp:docPr id="20" name="Picture 20" descr="Evidence lab graphic for Improve and Challenge"/>
+            <wp:cNvGraphicFramePr>
+              <a:graphicFrameLocks noChangeAspect="1"/>
+            </wp:cNvGraphicFramePr>
+            <a:graphic>
+              <a:graphicData uri="http://schemas.openxmlformats.org/drawingml/2006/picture">
+                <pic:pic>
+                  <pic:nvPicPr>
+                    <pic:cNvPr id="0" name="8e84b617590b2b856352a9e8f4f08e396b377c9a48c99cf183e3b5898870c50a.png"/>
+                    <pic:cNvPicPr/>
+                  </pic:nvPicPr>
+                  <pic:blipFill>
+                    <a:blip r:embed="rId23"/>
+                    <a:stretch>
+                      <a:fillRect/>
+                    </a:stretch>
+                  </pic:blipFill>
+                  <pic:spPr>
+                    <a:xfrm>
+                      <a:off x="0" y="0"/>
+                      <a:ext cx="5486400" cy="1901952"/>
+                    </a:xfrm>
+                    <a:prstGeom prst="rect"/>
+                  </pic:spPr>
+                </pic:pic>
+              </a:graphicData>
+            </a:graphic>
+          </wp:inline>
+        </w:drawing>
+      </w:r>
+    </w:p>
+    <w:p>
+      <w:pPr>
+        <w:spacing w:line="336" w:lineRule="auto" w:after="180"/>
+      </w:pPr>
+      <w:r>
+        <w:rPr>
+          <w:b w:val="0"/>
+        </w:rPr>
+        <w:t>Run the supplied boundary script and exact Week33 pipeline with independently specified integration checks. Preserve any failed assertion, test one local comparison mutation, restore the requirement and rerun. The retained6/10→8/10 scenario is separate illustrative data, not an output of this lab.</w:t>
+      </w:r>
+    </w:p>
+    <w:p>
+      <w:pPr>
+        <w:pStyle w:val="Heading3"/>
+      </w:pPr>
+      <w:r>
+        <w:t>Plan → try → check</w:t>
+      </w:r>
+    </w:p>
+    <w:p>
+      <w:pPr>
+        <w:pStyle w:val="Heading1"/>
+      </w:pPr>
+      <w:r>
+        <w:t>14. Try alone: repair the fresh12-minute boundary</w:t>
+      </w:r>
+    </w:p>
+    <w:p>
+      <w:r>
+        <w:t>Keep the contract and add concrete regression cases.</w:t>
+      </w:r>
+    </w:p>
+    <w:p>
+      <w:pPr>
+        <w:pStyle w:val="Heading2"/>
+      </w:pPr>
+      <w:r>
+        <w:t>Independent brief and scope</w:t>
+      </w:r>
+    </w:p>
+    <w:p>
+      <w:pPr>
+        <w:spacing w:line="336" w:lineRule="auto" w:after="180"/>
+      </w:pPr>
+      <w:r>
+        <w:rPr>
+          <w:b w:val="0"/>
+        </w:rPr>
+        <w:t xml:space="preserve">Write the eligibility predicate for at most </w:t>
+      </w:r>
+      <w:r>
+        <w:rPr>
+          <w:b/>
+        </w:rPr>
+        <w:t>12 minutes</w:t>
+      </w:r>
+      <w:r>
+        <w:rPr>
+          <w:b w:val="0"/>
+        </w:rPr>
+        <w:t xml:space="preserve"> and a </w:t>
+      </w:r>
+      <w:r>
+        <w:rPr>
+          <w:b/>
+        </w:rPr>
+        <w:t>regression</w:t>
+      </w:r>
+      <w:r>
+        <w:rPr>
+          <w:b w:val="0"/>
+        </w:rPr>
+        <w:t xml:space="preserve"> set including 11,12,13 and 0. Add one chooser tie case and one invalid-data case to rerun.</w:t>
+      </w:r>
+    </w:p>
+    <w:p>
+      <w:pPr>
+        <w:spacing w:line="336" w:lineRule="auto" w:after="180"/>
+      </w:pPr>
+      <w:r>
+        <w:rPr>
+          <w:b w:val="0"/>
+        </w:rPr>
+        <w:t>Use exact integer duration validation0..60 before the predicate. The independent12-minute task is separate from the worked10- and15-minute practices. Supply actual tie and invalid-data records plus expected reports; a label such as tie test is not a reproducible case. Preserve whether you wrote a prediction, made a paper trace or actually ran code.</w:t>
+      </w:r>
+    </w:p>
+    <w:p>
+      <w:pPr>
+        <w:pStyle w:val="Heading2"/>
+      </w:pPr>
+      <w:r>
+        <w:t>Your first attempt and help record</w:t>
+      </w:r>
+    </w:p>
+    <w:p>
+      <w:pPr>
+        <w:pStyle w:val="Heading3"/>
+      </w:pPr>
+      <w:r>
+        <w:t>My independent explanation, trace and limits</w:t>
+      </w:r>
+    </w:p>
+    <w:p>
+      <w:r>
+        <w:t>________________________________________________________________</w:t>
+      </w:r>
+    </w:p>
+    <w:p>
+      <w:r>
+        <w:t>________________________________________________________________</w:t>
+      </w:r>
+    </w:p>
+    <w:p>
+      <w:r>
+        <w:t>________________________________________________________________</w:t>
+      </w:r>
+    </w:p>
+    <w:p>
+      <w:r>
+        <w:t>________________________________________________________________</w:t>
+      </w:r>
+    </w:p>
+    <w:p>
+      <w:r>
+        <w:t>________________________________________________________________</w:t>
+      </w:r>
+    </w:p>
+    <w:p>
+      <w:r>
+        <w:t>________________________________________________________________</w:t>
+      </w:r>
+    </w:p>
+    <w:p>
+      <w:r>
+        <w:t>________________________________________________________________</w:t>
+      </w:r>
+    </w:p>
+    <w:p>
+      <w:pPr>
+        <w:spacing w:line="336" w:lineRule="auto" w:after="180"/>
+      </w:pPr>
+      <w:r>
+        <w:rPr>
+          <w:b w:val="0"/>
+        </w:rPr>
+        <w:t>Attempt this case before feedback. Record any help. Earlier examples below are further practice; a case already practised with feedback cannot establish fresh transfer.</w:t>
+      </w:r>
+    </w:p>
+    <w:p>
+      <w:pPr>
+        <w:spacing w:line="336" w:lineRule="auto" w:after="180"/>
+      </w:pPr>
+      <w:r>
+        <w:rPr>
+          <w:b w:val="0"/>
+        </w:rPr>
+        <w:t xml:space="preserve">Your teacher has the independent answer and scoring criteria. Complete the matching workbook week to keep your practice </w:t>
+      </w:r>
+      <w:r>
+        <w:rPr>
+          <w:b/>
+        </w:rPr>
+        <w:t>evidence</w:t>
+      </w:r>
+      <w:r>
+        <w:rPr>
+          <w:b w:val="0"/>
+        </w:rPr>
+        <w:t xml:space="preserve"> together.</w:t>
+      </w:r>
+    </w:p>
+    <w:p>
+      <w:pPr>
+        <w:pStyle w:val="Heading2"/>
+      </w:pPr>
+      <w:r>
+        <w:t>Use feedback afterwards</w:t>
+      </w:r>
+    </w:p>
+    <w:p>
+      <w:pPr>
+        <w:spacing w:line="336" w:lineRule="auto" w:after="180"/>
+      </w:pPr>
+      <w:r>
+        <w:rPr>
+          <w:b w:val="0"/>
+        </w:rPr>
+        <w:t>Attempt the independent case before hints. Record whether you worked alone, used a hint or followed a model. After feedback, fix the first unsupported step and explain why it changed.</w:t>
+      </w:r>
+    </w:p>
+    <w:p>
+      <w:pPr>
+        <w:spacing w:line="336" w:lineRule="auto" w:after="180"/>
+      </w:pPr>
+      <w:r>
+        <w:rPr>
+          <w:b w:val="0"/>
+        </w:rPr>
+        <w:t>A later check uses a changed case, not a copied answer.</w:t>
+      </w:r>
+    </w:p>
+    <w:p>
+      <w:pPr>
+        <w:pStyle w:val="Heading2"/>
+      </w:pPr>
+      <w:r>
+        <w:t>Earlier wording, alternatives and picture transcripts · reference / check after trying</w:t>
+      </w:r>
+    </w:p>
+    <w:p>
+      <w:pPr>
+        <w:pStyle w:val="Heading3"/>
+      </w:pPr>
+      <w:r>
+        <w:t>Independent case: Repair independently</w:t>
+      </w:r>
+    </w:p>
+    <w:p>
+      <w:pPr>
+        <w:pStyle w:val="Heading3"/>
+      </w:pPr>
+      <w:r>
+        <w:t>Week 35 Independent application</w:t>
+      </w:r>
+    </w:p>
+    <w:p>
+      <w:pPr>
+        <w:spacing w:line="336" w:lineRule="auto" w:after="180"/>
+      </w:pPr>
+      <w:r>
+        <w:rPr>
+          <w:b w:val="0"/>
+        </w:rPr>
+        <w:t>Close the worked explanation. Apply the idea to this different question without copying.</w:t>
+      </w:r>
+    </w:p>
+    <w:p>
+      <w:pPr>
+        <w:spacing w:line="336" w:lineRule="auto" w:after="180"/>
+      </w:pPr>
+      <w:r>
+        <w:rPr>
+          <w:b w:val="0"/>
+        </w:rPr>
+        <w:t>After changing a scoring weight, the system fixes one request but breaks two previously correct ones. What should the improvement record say?</w:t>
+      </w:r>
+    </w:p>
+    <w:p>
+      <w:pPr>
+        <w:spacing w:line="336" w:lineRule="auto" w:after="180"/>
+      </w:pPr>
+      <w:r>
+        <w:rPr>
+          <w:b w:val="0"/>
+        </w:rPr>
+        <w:t xml:space="preserve">My answer, with a trace, calculation or supporting </w:t>
+      </w:r>
+      <w:r>
+        <w:rPr>
+          <w:b/>
+        </w:rPr>
+        <w:t>evidence</w:t>
+      </w:r>
+    </w:p>
+    <w:p>
+      <w:pPr>
+        <w:pStyle w:val="Heading3"/>
+      </w:pPr>
+      <w:r>
+        <w:t>Write or draw your reasoning and evidence.</w:t>
+      </w:r>
+    </w:p>
+    <w:p>
+      <w:r>
+        <w:t>________________________________________________________________</w:t>
+      </w:r>
+    </w:p>
+    <w:p>
+      <w:r>
+        <w:t>________________________________________________________________</w:t>
+      </w:r>
+    </w:p>
+    <w:p>
+      <w:r>
+        <w:t>________________________________________________________________</w:t>
+      </w:r>
+    </w:p>
+    <w:p>
+      <w:r>
+        <w:t>________________________________________________________________</w:t>
+      </w:r>
+    </w:p>
+    <w:p>
+      <w:r>
+        <w:t>________________________________________________________________</w:t>
+      </w:r>
+    </w:p>
+    <w:p>
+      <w:pPr>
+        <w:pStyle w:val="Heading3"/>
+      </w:pPr>
+      <w:r>
+        <w:t>Create and test</w:t>
+      </w:r>
+    </w:p>
+    <w:p>
+      <w:pPr>
+        <w:spacing w:line="336" w:lineRule="auto" w:after="180"/>
+      </w:pPr>
+      <w:r>
+        <w:rPr>
+          <w:b w:val="0"/>
+        </w:rPr>
+        <w:t>Change one relevant detail. Predict the result before testing. Include a boundary or missing-information case when it helps reveal a limit.</w:t>
+      </w:r>
+    </w:p>
+    <w:p>
+      <w:pPr>
+        <w:spacing w:line="336" w:lineRule="auto" w:after="180"/>
+      </w:pPr>
+      <w:r>
+        <w:rPr>
+          <w:b w:val="0"/>
+        </w:rPr>
+        <w:t xml:space="preserve">My changed </w:t>
+      </w:r>
+      <w:r>
+        <w:rPr>
+          <w:b/>
+        </w:rPr>
+        <w:t>input</w:t>
+      </w:r>
+      <w:r>
+        <w:rPr>
+          <w:b w:val="0"/>
+        </w:rPr>
+        <w:t xml:space="preserve"> and expected result</w:t>
+      </w:r>
+    </w:p>
+    <w:p>
+      <w:pPr>
+        <w:pStyle w:val="Heading3"/>
+      </w:pPr>
+      <w:r>
+        <w:t>Write or draw your reasoning and evidence.</w:t>
+      </w:r>
+    </w:p>
+    <w:p>
+      <w:r>
+        <w:t>________________________________________________________________</w:t>
+      </w:r>
+    </w:p>
+    <w:p>
+      <w:r>
+        <w:t>________________________________________________________________</w:t>
+      </w:r>
+    </w:p>
+    <w:p>
+      <w:r>
+        <w:t>________________________________________________________________</w:t>
+      </w:r>
+    </w:p>
+    <w:p>
+      <w:r>
+        <w:t>________________________________________________________________</w:t>
+      </w:r>
+    </w:p>
+    <w:p>
+      <w:r>
+        <w:t>________________________________________________________________</w:t>
+      </w:r>
+    </w:p>
+    <w:p>
+      <w:pPr>
+        <w:pStyle w:val="Heading3"/>
+      </w:pPr>
+      <w:r>
+        <w:t>Connect to your project</w:t>
+      </w:r>
+    </w:p>
+    <w:p>
+      <w:pPr>
+        <w:spacing w:line="336" w:lineRule="auto" w:after="180"/>
+      </w:pPr>
+      <w:r>
+        <w:rPr>
+          <w:b w:val="0"/>
+        </w:rPr>
+        <w:t xml:space="preserve">Publish the cause, one change, fixed test set, </w:t>
+      </w:r>
+      <w:r>
+        <w:rPr>
+          <w:b/>
+        </w:rPr>
+        <w:t>before/after</w:t>
+      </w:r>
+      <w:r>
+        <w:rPr>
+          <w:b w:val="0"/>
+        </w:rPr>
+        <w:t xml:space="preserve"> </w:t>
+      </w:r>
+      <w:r>
+        <w:rPr>
+          <w:b/>
+        </w:rPr>
+        <w:t>evidence</w:t>
+      </w:r>
+      <w:r>
+        <w:rPr>
+          <w:b w:val="0"/>
+        </w:rPr>
+        <w:t>, and remaining limitation.</w:t>
+      </w:r>
+    </w:p>
+    <w:p>
+      <w:pPr>
+        <w:spacing w:line="336" w:lineRule="auto" w:after="180"/>
+      </w:pPr>
+      <w:r>
+        <w:rPr>
+          <w:b w:val="0"/>
+        </w:rPr>
+        <w:t xml:space="preserve">The </w:t>
+      </w:r>
+      <w:r>
+        <w:rPr>
+          <w:b/>
+        </w:rPr>
+        <w:t>evidence</w:t>
+      </w:r>
+      <w:r>
+        <w:rPr>
+          <w:b w:val="0"/>
+        </w:rPr>
+        <w:t xml:space="preserve"> I will keep</w:t>
+      </w:r>
+    </w:p>
+    <w:p>
+      <w:pPr>
+        <w:pStyle w:val="Heading3"/>
+      </w:pPr>
+      <w:r>
+        <w:t>Write or draw your reasoning and evidence.</w:t>
+      </w:r>
+    </w:p>
+    <w:p>
+      <w:r>
+        <w:t>________________________________________________________________</w:t>
+      </w:r>
+    </w:p>
+    <w:p>
+      <w:r>
+        <w:t>________________________________________________________________</w:t>
+      </w:r>
+    </w:p>
+    <w:p>
+      <w:r>
+        <w:t>________________________________________________________________</w:t>
+      </w:r>
+    </w:p>
+    <w:p>
+      <w:r>
+        <w:t>________________________________________________________________</w:t>
+      </w:r>
+    </w:p>
+    <w:p>
+      <w:r>
+        <w:t>________________________________________________________________</w:t>
+      </w:r>
+    </w:p>
+    <w:p>
+      <w:pPr>
+        <w:pStyle w:val="Heading3"/>
+      </w:pPr>
+      <w:r>
+        <w:t>Transfer practice from the original programme</w:t>
+      </w:r>
+    </w:p>
+    <w:p>
+      <w:pPr>
+        <w:spacing w:line="336" w:lineRule="auto" w:after="180"/>
+      </w:pPr>
+      <w:r>
+        <w:rPr>
+          <w:b w:val="0"/>
+        </w:rPr>
+        <w:t>After a scoring change, four old failures pass but two previous passes fail. On the original ten cases there were six passes. Compute the new total and explain what else should be reported.</w:t>
+      </w:r>
+    </w:p>
+    <w:p>
+      <w:pPr>
+        <w:pStyle w:val="Heading3"/>
+      </w:pPr>
+      <w:r>
+        <w:t>Explain the mechanism, evidence and one limit.</w:t>
+      </w:r>
+    </w:p>
+    <w:p>
+      <w:r>
+        <w:t>________________________________________________________________</w:t>
+      </w:r>
+    </w:p>
+    <w:p>
+      <w:r>
+        <w:t>________________________________________________________________</w:t>
+      </w:r>
+    </w:p>
+    <w:p>
+      <w:r>
+        <w:t>________________________________________________________________</w:t>
+      </w:r>
+    </w:p>
+    <w:p>
+      <w:r>
+        <w:t>________________________________________________________________</w:t>
+      </w:r>
+    </w:p>
+    <w:p>
+      <w:r>
+        <w:t>________________________________________________________________</w:t>
+      </w:r>
+    </w:p>
+    <w:p>
+      <w:r>
+        <w:t>________________________________________________________________</w:t>
+      </w:r>
+    </w:p>
+    <w:p>
+      <w:r>
+        <w:t>________________________________________________________________</w:t>
+      </w:r>
+    </w:p>
+    <w:p>
+      <w:pPr>
+        <w:pStyle w:val="Heading3"/>
+      </w:pPr>
+      <w:r>
+        <w:t>Use feedback to improve</w:t>
+      </w:r>
+    </w:p>
+    <w:p>
+      <w:pPr>
+        <w:pStyle w:val="Heading1"/>
+      </w:pPr>
+      <w:r>
+        <w:t>11. Preserve the repair and its remaining limits</w:t>
+      </w:r>
+    </w:p>
+    <w:p>
+      <w:r>
+        <w:t>A higher aggregate can conceal a newly introduced failure.</w:t>
+      </w:r>
+    </w:p>
+    <w:p>
+      <w:pPr>
+        <w:pStyle w:val="Heading2"/>
+      </w:pPr>
+      <w:r>
+        <w:t>This week’s concrete contribution</w:t>
+      </w:r>
+    </w:p>
+    <w:p>
+      <w:pPr>
+        <w:spacing w:line="336" w:lineRule="auto" w:after="180"/>
+      </w:pPr>
+      <w:r>
+        <w:rPr>
+          <w:b w:val="0"/>
+        </w:rPr>
+        <w:t>For each recommender revision keep the versioned requirement, original failed input, expected and actual output, precise change, targeted check, earlier passing cases rerun and remaining failures. If reused final cases guide a change, relabel them development/regression evidence and obtain fresh final cases. Report gains and losses by case, not only the new total.</w:t>
+      </w:r>
+    </w:p>
+    <w:p>
+      <w:pPr>
+        <w:spacing w:line="336" w:lineRule="auto" w:after="180"/>
+      </w:pPr>
+      <w:r>
+        <w:rPr>
+          <w:b w:val="0"/>
+        </w:rPr>
+        <w:t>Keep publication decisions with the project owner; this lesson creates a local evidence record.</w:t>
+      </w:r>
+    </w:p>
+    <w:p>
+      <w:pPr>
+        <w:spacing w:line="336" w:lineRule="auto" w:after="180"/>
+      </w:pPr>
+      <w:r>
+        <w:rPr>
+          <w:b w:val="0"/>
+        </w:rPr>
+        <w:t xml:space="preserve">For each recommender revision, retain cause, code change, targeted test, </w:t>
+      </w:r>
+      <w:r>
+        <w:rPr>
+          <w:b/>
+        </w:rPr>
+        <w:t>regression</w:t>
+      </w:r>
+      <w:r>
+        <w:rPr>
+          <w:b w:val="0"/>
+        </w:rPr>
+        <w:t xml:space="preserve"> results and unresolved issues.</w:t>
+      </w:r>
+    </w:p>
+    <w:p>
+      <w:pPr>
+        <w:pStyle w:val="Heading2"/>
+      </w:pPr>
+      <w:r>
+        <w:t>Keep the checkpoint and human choice</w:t>
+      </w:r>
+    </w:p>
+    <w:p>
+      <w:pPr>
+        <w:spacing w:line="336" w:lineRule="auto" w:after="180"/>
+      </w:pPr>
+      <w:r>
+        <w:rPr>
+          <w:b w:val="0"/>
+        </w:rPr>
+        <w:t xml:space="preserve">THIS WEEK’S CHECKPOINT  Publish the cause, one change, fixed test set, </w:t>
+      </w:r>
+      <w:r>
+        <w:rPr>
+          <w:b/>
+        </w:rPr>
+        <w:t>before/after</w:t>
+      </w:r>
+      <w:r>
+        <w:rPr>
+          <w:b w:val="0"/>
+        </w:rPr>
+        <w:t xml:space="preserve"> </w:t>
+      </w:r>
+      <w:r>
+        <w:rPr>
+          <w:b/>
+        </w:rPr>
+        <w:t>evidence</w:t>
+      </w:r>
+      <w:r>
+        <w:rPr>
+          <w:b w:val="0"/>
+        </w:rPr>
+        <w:t>, and remaining limitation.</w:t>
+      </w:r>
+    </w:p>
+    <w:p>
+      <w:pPr>
+        <w:spacing w:line="336" w:lineRule="auto" w:after="180"/>
+      </w:pPr>
+      <w:r>
+        <w:rPr>
+          <w:b w:val="0"/>
+        </w:rPr>
+        <w:t xml:space="preserve">SYSTEM MAP  Reader need → allowed </w:t>
+      </w:r>
+      <w:r>
+        <w:rPr>
+          <w:b/>
+        </w:rPr>
+        <w:t>input</w:t>
+      </w:r>
+      <w:r>
+        <w:rPr>
+          <w:b w:val="0"/>
+        </w:rPr>
+        <w:t xml:space="preserve">s → transparent rule or score → ranked candidates → explanation → test record → </w:t>
+      </w:r>
+      <w:r>
+        <w:rPr>
+          <w:b/>
+        </w:rPr>
+        <w:t>human decision</w:t>
+      </w:r>
+    </w:p>
+    <w:p>
+      <w:pPr>
+        <w:spacing w:line="336" w:lineRule="auto" w:after="180"/>
+      </w:pPr>
+      <w:r>
+        <w:rPr>
+          <w:b w:val="0"/>
+        </w:rPr>
+        <w:t>What will you add, change, or verify in the project this week?</w:t>
+      </w:r>
+    </w:p>
+    <w:p>
+      <w:pPr>
+        <w:pStyle w:val="Heading3"/>
+      </w:pPr>
+      <w:r>
+        <w:t>Write or draw your reasoning and evidence.</w:t>
+      </w:r>
+    </w:p>
+    <w:p>
+      <w:r>
+        <w:t>________________________________________________________________</w:t>
+      </w:r>
+    </w:p>
+    <w:p>
+      <w:r>
+        <w:t>________________________________________________________________</w:t>
+      </w:r>
+    </w:p>
+    <w:p>
+      <w:r>
+        <w:t>________________________________________________________________</w:t>
+      </w:r>
+    </w:p>
+    <w:p>
+      <w:r>
+        <w:t>________________________________________________________________</w:t>
+      </w:r>
+    </w:p>
+    <w:p>
+      <w:r>
+        <w:t>________________________________________________________________</w:t>
+      </w:r>
+    </w:p>
+    <w:p>
+      <w:pPr>
+        <w:spacing w:line="336" w:lineRule="auto" w:after="180"/>
+      </w:pPr>
+      <w:r>
+        <w:rPr>
+          <w:b w:val="0"/>
+        </w:rPr>
+        <w:t xml:space="preserve">What should remain under </w:t>
+      </w:r>
+      <w:r>
+        <w:rPr>
+          <w:b/>
+        </w:rPr>
+        <w:t>human control</w:t>
+      </w:r>
+      <w:r>
+        <w:rPr>
+          <w:b w:val="0"/>
+        </w:rPr>
+        <w:t>?</w:t>
+      </w:r>
+    </w:p>
+    <w:p>
+      <w:pPr>
+        <w:pStyle w:val="Heading3"/>
+      </w:pPr>
+      <w:r>
+        <w:t>Write or draw your reasoning and evidence.</w:t>
+      </w:r>
+    </w:p>
+    <w:p>
+      <w:r>
+        <w:t>________________________________________________________________</w:t>
+      </w:r>
+    </w:p>
+    <w:p>
+      <w:r>
+        <w:t>________________________________________________________________</w:t>
+      </w:r>
+    </w:p>
+    <w:p>
+      <w:r>
+        <w:t>________________________________________________________________</w:t>
+      </w:r>
+    </w:p>
+    <w:p>
+      <w:r>
+        <w:t>________________________________________________________________</w:t>
+      </w:r>
+    </w:p>
+    <w:p>
+      <w:r>
+        <w:t>________________________________________________________________</w:t>
+      </w:r>
+    </w:p>
+    <w:p>
+      <w:pPr>
+        <w:spacing w:line="336" w:lineRule="auto" w:after="180"/>
+      </w:pPr>
+      <w:r>
+        <w:rPr>
+          <w:b w:val="0"/>
+        </w:rPr>
+        <w:t>RESPONSIBLE DESIGN  Collect only necessary information. Show uncertainty and limits. Never confuse a ranking with a fact about a person.</w:t>
+      </w:r>
+    </w:p>
+    <w:p>
+      <w:pPr>
+        <w:pStyle w:val="Heading2"/>
+      </w:pPr>
+      <w:r>
+        <w:t>Earlier wording, alternatives and picture transcripts · reference / check after trying</w:t>
+      </w:r>
+    </w:p>
+    <w:p>
+      <w:pPr>
+        <w:spacing w:line="336" w:lineRule="auto" w:after="180"/>
+      </w:pPr>
+      <w:r>
+        <w:rPr>
+          <w:b w:val="0"/>
+        </w:rPr>
+        <w:t>CUMULATIVE PROJECT</w:t>
+      </w:r>
+    </w:p>
+    <w:p>
+      <w:pPr>
+        <w:spacing w:line="336" w:lineRule="auto" w:after="180"/>
+      </w:pPr>
+      <w:r>
+        <w:rPr>
+          <w:b w:val="0"/>
+        </w:rPr>
+        <w:t>Transparent Book Recommender</w:t>
+      </w:r>
+    </w:p>
+    <w:p>
+      <w:pPr>
+        <w:spacing w:line="336" w:lineRule="auto" w:after="180"/>
+      </w:pPr>
+      <w:r>
+        <w:rPr>
+          <w:b w:val="0"/>
+        </w:rPr>
+        <w:t>Every week adds one inspectable piece. The system must show how it reached a result.</w:t>
+      </w:r>
+    </w:p>
+    <w:p>
+      <w:r>
+        <w:drawing>
+          <wp:inline xmlns:a="http://schemas.openxmlformats.org/drawingml/2006/main" xmlns:pic="http://schemas.openxmlformats.org/drawingml/2006/picture">
+            <wp:extent cx="5486400" cy="1901952"/>
+            <wp:docPr id="21" name="Picture 21" descr="Book recommender connection for Improve and Challenge"/>
+            <wp:cNvGraphicFramePr>
+              <a:graphicFrameLocks noChangeAspect="1"/>
+            </wp:cNvGraphicFramePr>
+            <a:graphic>
+              <a:graphicData uri="http://schemas.openxmlformats.org/drawingml/2006/picture">
+                <pic:pic>
+                  <pic:nvPicPr>
+                    <pic:cNvPr id="0" name="c7677150df3de61654f62ce66c9d2ced8ac5c19b5c252c7643a26c8dcf61c14a.png"/>
+                    <pic:cNvPicPr/>
+                  </pic:nvPicPr>
+                  <pic:blipFill>
+                    <a:blip r:embed="rId24"/>
+                    <a:stretch>
+                      <a:fillRect/>
+                    </a:stretch>
+                  </pic:blipFill>
+                  <pic:spPr>
+                    <a:xfrm>
+                      <a:off x="0" y="0"/>
+                      <a:ext cx="5486400" cy="1901952"/>
+                    </a:xfrm>
+                    <a:prstGeom prst="rect"/>
+                  </pic:spPr>
+                </pic:pic>
+              </a:graphicData>
+            </a:graphic>
+          </wp:inline>
+        </w:drawing>
+      </w:r>
+    </w:p>
+    <w:p>
+      <w:pPr>
+        <w:pStyle w:val="Heading3"/>
+      </w:pPr>
+      <w:r>
+        <w:t>Evidence for your project</w:t>
+      </w:r>
+    </w:p>
+    <w:p>
+      <w:pPr>
+        <w:pStyle w:val="Heading1"/>
+      </w:pPr>
+      <w:r>
+        <w:t>16. Finish: explain what changed and which checks passed</w:t>
+      </w:r>
+    </w:p>
+    <w:p>
+      <w:r>
+        <w:t>Retain the original failure and limits on the repair claim.</w:t>
+      </w:r>
+    </w:p>
+    <w:p>
+      <w:pPr>
+        <w:pStyle w:val="Heading2"/>
+      </w:pPr>
+      <w:r>
+        <w:t>Explain without notes</w:t>
+      </w:r>
+    </w:p>
+    <w:p>
+      <w:pPr>
+        <w:pStyle w:val="ListBullet"/>
+      </w:pPr>
+      <w:r>
+        <w:t>Close your notes. Explain this goal in your own words: Repair a specific observed failure</w:t>
+      </w:r>
+    </w:p>
+    <w:p>
+      <w:pPr>
+        <w:pStyle w:val="Heading3"/>
+      </w:pPr>
+      <w:r>
+        <w:t>My deciding step, evidence and one remaining question</w:t>
+      </w:r>
+    </w:p>
+    <w:p>
+      <w:r>
+        <w:t>________________________________________________________________</w:t>
+      </w:r>
+    </w:p>
+    <w:p>
+      <w:r>
+        <w:t>________________________________________________________________</w:t>
+      </w:r>
+    </w:p>
+    <w:p>
+      <w:r>
+        <w:t>________________________________________________________________</w:t>
+      </w:r>
+    </w:p>
+    <w:p>
+      <w:r>
+        <w:t>________________________________________________________________</w:t>
+      </w:r>
+    </w:p>
+    <w:p>
+      <w:r>
+        <w:t>________________________________________________________________</w:t>
+      </w:r>
+    </w:p>
+    <w:p>
+      <w:pPr>
+        <w:pStyle w:val="Heading2"/>
+      </w:pPr>
+      <w:r>
+        <w:t>Plan a changed-case return</w:t>
+      </w:r>
+    </w:p>
+    <w:p>
+      <w:pPr>
+        <w:spacing w:line="336" w:lineRule="auto" w:after="180"/>
+      </w:pPr>
+      <w:r>
+        <w:rPr>
+          <w:b w:val="0"/>
+        </w:rPr>
+        <w:t xml:space="preserve">If you are unsure, return to the worked picture and explain one arrow. If you are ready, change an </w:t>
+      </w:r>
+      <w:r>
+        <w:rPr>
+          <w:b/>
+        </w:rPr>
+        <w:t>input</w:t>
+      </w:r>
+      <w:r>
+        <w:rPr>
+          <w:b w:val="0"/>
+        </w:rPr>
+        <w:t xml:space="preserve"> or assumption and justify your </w:t>
+      </w:r>
+      <w:r>
+        <w:rPr>
+          <w:b/>
+        </w:rPr>
+        <w:t>prediction</w:t>
+      </w:r>
+      <w:r>
+        <w:rPr>
+          <w:b w:val="0"/>
+        </w:rPr>
+        <w:t>.</w:t>
+      </w:r>
+    </w:p>
+    <w:p>
+      <w:pPr>
+        <w:spacing w:line="336" w:lineRule="auto" w:after="180"/>
+      </w:pPr>
+      <w:r>
+        <w:rPr>
+          <w:b w:val="0"/>
+        </w:rPr>
+        <w:t xml:space="preserve">Save your workbook </w:t>
+      </w:r>
+      <w:r>
+        <w:rPr>
+          <w:b/>
+        </w:rPr>
+        <w:t>evidence</w:t>
+      </w:r>
+      <w:r>
+        <w:rPr>
+          <w:b w:val="0"/>
+        </w:rPr>
+        <w:t>. At the next review, try a different case before opening your old answer.</w:t>
+      </w:r>
+    </w:p>
+    <w:p>
+      <w:pPr>
+        <w:pStyle w:val="Heading1"/>
+      </w:pPr>
+      <w:r>
+        <w:t>Reference bank and extra practice</w:t>
+      </w:r>
+    </w:p>
+    <w:p>
+      <w:pPr>
+        <w:pStyle w:val="Heading1"/>
+      </w:pPr>
+      <w:r>
+        <w:t>05. Reference · Words for the main lesson and extension</w:t>
+      </w:r>
+    </w:p>
+    <w:p>
+      <w:r>
+        <w:t>Use each word with a concrete record or calculation.</w:t>
+      </w:r>
+    </w:p>
+    <w:p>
+      <w:pPr>
+        <w:pStyle w:val="Heading2"/>
+      </w:pPr>
+      <w:r>
+        <w:t>Core words</w:t>
+      </w:r>
+    </w:p>
+    <w:tbl>
+      <w:tblPr>
+        <w:tblStyle w:val="LightShading-Accent1"/>
+        <w:tblW w:type="auto" w:w="0"/>
+        <w:tblLook w:firstColumn="1" w:firstRow="1" w:lastColumn="0" w:lastRow="0" w:noHBand="0" w:noVBand="1" w:val="04A0"/>
+      </w:tblPr>
+      <w:tblGrid>
+        <w:gridCol w:w="3408"/>
+        <w:gridCol w:w="3408"/>
+        <w:gridCol w:w="3408"/>
+      </w:tblGrid>
+      <w:tr>
+        <w:trPr>
+          <w:tblHeader/>
+        </w:trPr>
+        <w:tc>
+          <w:tcPr>
+            <w:tcW w:type="dxa" w:w="3408"/>
+          </w:tcPr>
+          <w:p>
+            <w:r>
+              <w:t>Word</w:t>
+            </w:r>
+          </w:p>
+        </w:tc>
+        <w:tc>
+          <w:tcPr>
+            <w:tcW w:type="dxa" w:w="3408"/>
+          </w:tcPr>
+          <w:p>
+            <w:r>
+              <w:t>My own example</w:t>
+            </w:r>
+          </w:p>
+        </w:tc>
+        <w:tc>
+          <w:tcPr>
+            <w:tcW w:type="dxa" w:w="3408"/>
+          </w:tcPr>
+          <w:p>
+            <w:r>
+              <w:t>Not this / boundary</w:t>
+            </w:r>
+          </w:p>
+        </w:tc>
+      </w:tr>
+      <w:tr>
+        <w:tc>
+          <w:tcPr>
+            <w:tcW w:type="dxa" w:w="3408"/>
+          </w:tcPr>
+          <w:p>
+            <w:r>
+              <w:t>controlled improvement</w:t>
+            </w:r>
+          </w:p>
+        </w:tc>
+        <w:tc>
+          <w:tcPr>
+            <w:tcW w:type="dxa" w:w="3408"/>
+          </w:tcPr>
+          <w:p>
+            <w:r>
+              <w:t>A revision whose effect is checked under comparable conditions rather than assumed from a changed result.</w:t>
+            </w:r>
+          </w:p>
+        </w:tc>
+        <w:tc>
+          <w:tcPr>
+            <w:tcW w:type="dxa" w:w="3408"/>
+          </w:tcPr>
+          <w:p>
+            <w:r/>
+          </w:p>
+        </w:tc>
+      </w:tr>
+      <w:tr>
+        <w:tc>
+          <w:tcPr>
+            <w:tcW w:type="dxa" w:w="3408"/>
+          </w:tcPr>
+          <w:p>
+            <w:r>
+              <w:t>before/after</w:t>
+            </w:r>
+          </w:p>
+        </w:tc>
+        <w:tc>
+          <w:tcPr>
+            <w:tcW w:type="dxa" w:w="3408"/>
+          </w:tcPr>
+          <w:p>
+            <w:r>
+              <w:t>Results recorded prior to and following a change; other changes can affect the comparison.</w:t>
+            </w:r>
+          </w:p>
+        </w:tc>
+        <w:tc>
+          <w:tcPr>
+            <w:tcW w:type="dxa" w:w="3408"/>
+          </w:tcPr>
+          <w:p>
+            <w:r/>
+          </w:p>
+        </w:tc>
+      </w:tr>
+      <w:tr>
+        <w:tc>
+          <w:tcPr>
+            <w:tcW w:type="dxa" w:w="3408"/>
+          </w:tcPr>
+          <w:p>
+            <w:r>
+              <w:t>tradeoff</w:t>
+            </w:r>
+          </w:p>
+        </w:tc>
+        <w:tc>
+          <w:tcPr>
+            <w:tcW w:type="dxa" w:w="3408"/>
+          </w:tcPr>
+          <w:p>
+            <w:r>
+              <w:t>A situation where improving one desired property can make another harder to achieve.</w:t>
+            </w:r>
+          </w:p>
+        </w:tc>
+        <w:tc>
+          <w:tcPr>
+            <w:tcW w:type="dxa" w:w="3408"/>
+          </w:tcPr>
+          <w:p>
+            <w:r/>
+          </w:p>
+        </w:tc>
+      </w:tr>
+      <w:tr>
+        <w:tc>
+          <w:tcPr>
+            <w:tcW w:type="dxa" w:w="3408"/>
+          </w:tcPr>
+          <w:p>
+            <w:r>
+              <w:t>regression</w:t>
+            </w:r>
+          </w:p>
+        </w:tc>
+        <w:tc>
+          <w:tcPr>
+            <w:tcW w:type="dxa" w:w="3408"/>
+          </w:tcPr>
+          <w:p>
+            <w:r>
+              <w:t>In testing, a new failure introduced by a change; in modelling, prediction of a numeric target. Use the meaning indicated by the lesson.</w:t>
+            </w:r>
+          </w:p>
+        </w:tc>
+        <w:tc>
+          <w:tcPr>
+            <w:tcW w:type="dxa" w:w="3408"/>
+          </w:tcPr>
+          <w:p>
+            <w:r/>
+          </w:p>
+        </w:tc>
+      </w:tr>
+    </w:tbl>
+    <w:p>
+      <w:pPr>
+        <w:pStyle w:val="Heading2"/>
+      </w:pPr>
+      <w:r>
+        <w:t>Main explanation terms</w:t>
+      </w:r>
+    </w:p>
+    <w:tbl>
+      <w:tblPr>
+        <w:tblStyle w:val="LightShading-Accent1"/>
+        <w:tblW w:type="auto" w:w="0"/>
+        <w:tblLook w:firstColumn="1" w:firstRow="1" w:lastColumn="0" w:lastRow="0" w:noHBand="0" w:noVBand="1" w:val="04A0"/>
+      </w:tblPr>
+      <w:tblGrid>
+        <w:gridCol w:w="5112"/>
+        <w:gridCol w:w="5112"/>
+      </w:tblGrid>
+      <w:tr>
+        <w:trPr>
+          <w:tblHeader/>
+        </w:trPr>
+        <w:tc>
+          <w:tcPr>
+            <w:tcW w:type="dxa" w:w="5112"/>
+          </w:tcPr>
+          <w:p>
+            <w:r>
+              <w:t>Word</w:t>
+            </w:r>
+          </w:p>
+        </w:tc>
+        <w:tc>
+          <w:tcPr>
+            <w:tcW w:type="dxa" w:w="5112"/>
+          </w:tcPr>
+          <w:p>
+            <w:r>
+              <w:t>Meaning</w:t>
+            </w:r>
+          </w:p>
+        </w:tc>
+      </w:tr>
+      <w:tr>
+        <w:tc>
+          <w:tcPr>
+            <w:tcW w:type="dxa" w:w="5112"/>
+          </w:tcPr>
+          <w:p>
+            <w:r>
+              <w:t>Regression suite</w:t>
+            </w:r>
+          </w:p>
+        </w:tc>
+        <w:tc>
+          <w:tcPr>
+            <w:tcW w:type="dxa" w:w="5112"/>
+          </w:tcPr>
+          <w:p>
+            <w:r>
+              <w:t>Earlier cases rerun after a change</w:t>
+            </w:r>
+          </w:p>
+        </w:tc>
+      </w:tr>
+      <w:tr>
+        <w:tc>
+          <w:tcPr>
+            <w:tcW w:type="dxa" w:w="5112"/>
+          </w:tcPr>
+          <w:p>
+            <w:r>
+              <w:t>Change log</w:t>
+            </w:r>
+          </w:p>
+        </w:tc>
+        <w:tc>
+          <w:tcPr>
+            <w:tcW w:type="dxa" w:w="5112"/>
+          </w:tcPr>
+          <w:p>
+            <w:r>
+              <w:t>A record of what changed and why</w:t>
+            </w:r>
+          </w:p>
+        </w:tc>
+      </w:tr>
+      <w:tr>
+        <w:tc>
+          <w:tcPr>
+            <w:tcW w:type="dxa" w:w="5112"/>
+          </w:tcPr>
+          <w:p>
+            <w:r>
+              <w:t>Root cause</w:t>
+            </w:r>
+          </w:p>
+        </w:tc>
+        <w:tc>
+          <w:tcPr>
+            <w:tcW w:type="dxa" w:w="5112"/>
+          </w:tcPr>
+          <w:p>
+            <w:r>
+              <w:t>The underlying reason for a failure</w:t>
+            </w:r>
+          </w:p>
+        </w:tc>
+      </w:tr>
+      <w:tr>
+        <w:tc>
+          <w:tcPr>
+            <w:tcW w:type="dxa" w:w="5112"/>
+          </w:tcPr>
+          <w:p>
+            <w:r>
+              <w:t>Residual risk</w:t>
+            </w:r>
+          </w:p>
+        </w:tc>
+        <w:tc>
+          <w:tcPr>
+            <w:tcW w:type="dxa" w:w="5112"/>
+          </w:tcPr>
+          <w:p>
+            <w:r>
+              <w:t>A limitation or possible failure remaining after a repair</w:t>
+            </w:r>
+          </w:p>
+        </w:tc>
+      </w:tr>
+    </w:tbl>
+    <w:p>
+      <w:pPr>
+        <w:pStyle w:val="Heading2"/>
+      </w:pPr>
+      <w:r>
+        <w:t>Extension terms</w:t>
+      </w:r>
+    </w:p>
+    <w:tbl>
+      <w:tblPr>
+        <w:tblStyle w:val="LightShading-Accent1"/>
+        <w:tblW w:type="auto" w:w="0"/>
+        <w:tblLook w:firstColumn="1" w:firstRow="1" w:lastColumn="0" w:lastRow="0" w:noHBand="0" w:noVBand="1" w:val="04A0"/>
+      </w:tblPr>
+      <w:tblGrid>
+        <w:gridCol w:w="5112"/>
+        <w:gridCol w:w="5112"/>
+      </w:tblGrid>
+      <w:tr>
+        <w:trPr>
+          <w:tblHeader/>
+        </w:trPr>
+        <w:tc>
+          <w:tcPr>
+            <w:tcW w:type="dxa" w:w="5112"/>
+          </w:tcPr>
+          <w:p>
+            <w:r>
+              <w:t>Term</w:t>
+            </w:r>
+          </w:p>
+        </w:tc>
+        <w:tc>
+          <w:tcPr>
+            <w:tcW w:type="dxa" w:w="5112"/>
+          </w:tcPr>
+          <w:p>
+            <w:r>
+              <w:t>Meaning</w:t>
+            </w:r>
+          </w:p>
+        </w:tc>
+      </w:tr>
+      <w:tr>
+        <w:tc>
+          <w:tcPr>
+            <w:tcW w:type="dxa" w:w="5112"/>
+          </w:tcPr>
+          <w:p>
+            <w:r>
+              <w:t>Unit test</w:t>
+            </w:r>
+          </w:p>
+        </w:tc>
+        <w:tc>
+          <w:tcPr>
+            <w:tcW w:type="dxa" w:w="5112"/>
+          </w:tcPr>
+          <w:p>
+            <w:r>
+              <w:t>A check of one small component</w:t>
+            </w:r>
+          </w:p>
+        </w:tc>
+      </w:tr>
+      <w:tr>
+        <w:tc>
+          <w:tcPr>
+            <w:tcW w:type="dxa" w:w="5112"/>
+          </w:tcPr>
+          <w:p>
+            <w:r>
+              <w:t>Integration test</w:t>
+            </w:r>
+          </w:p>
+        </w:tc>
+        <w:tc>
+          <w:tcPr>
+            <w:tcW w:type="dxa" w:w="5112"/>
+          </w:tcPr>
+          <w:p>
+            <w:r>
+              <w:t>A check of connected components</w:t>
+            </w:r>
+          </w:p>
+        </w:tc>
+      </w:tr>
+      <w:tr>
+        <w:tc>
+          <w:tcPr>
+            <w:tcW w:type="dxa" w:w="5112"/>
+          </w:tcPr>
+          <w:p>
+            <w:r>
+              <w:t>Fixture</w:t>
+            </w:r>
+          </w:p>
+        </w:tc>
+        <w:tc>
+          <w:tcPr>
+            <w:tcW w:type="dxa" w:w="5112"/>
+          </w:tcPr>
+          <w:p>
+            <w:r>
+              <w:t>A controlled input used in a test</w:t>
+            </w:r>
+          </w:p>
+        </w:tc>
+      </w:tr>
+      <w:tr>
+        <w:tc>
+          <w:tcPr>
+            <w:tcW w:type="dxa" w:w="5112"/>
+          </w:tcPr>
+          <w:p>
+            <w:r>
+              <w:t>Oracle</w:t>
+            </w:r>
+          </w:p>
+        </w:tc>
+        <w:tc>
+          <w:tcPr>
+            <w:tcW w:type="dxa" w:w="5112"/>
+          </w:tcPr>
+          <w:p>
+            <w:r>
+              <w:t>An independent source of the expected result</w:t>
+            </w:r>
+          </w:p>
+        </w:tc>
+      </w:tr>
+    </w:tbl>
+    <w:p>
+      <w:pPr>
+        <w:pStyle w:val="Heading2"/>
+      </w:pPr>
+      <w:r>
+        <w:t>Earlier wording, alternatives and picture transcripts · reference / check after trying</w:t>
+      </w:r>
+    </w:p>
+    <w:p>
+      <w:pPr>
+        <w:spacing w:line="336" w:lineRule="auto" w:after="180"/>
+      </w:pPr>
+      <w:r>
+        <w:rPr>
+          <w:b w:val="0"/>
+        </w:rPr>
+        <w:t>VOCABULARY LAB</w:t>
+      </w:r>
+    </w:p>
+    <w:p>
+      <w:pPr>
+        <w:spacing w:line="336" w:lineRule="auto" w:after="180"/>
+      </w:pPr>
+      <w:r>
+        <w:rPr>
+          <w:b w:val="0"/>
+        </w:rPr>
+        <w:t>Words You Can Use to Reason</w:t>
+      </w:r>
+    </w:p>
+    <w:p>
+      <w:pPr>
+        <w:spacing w:line="336" w:lineRule="auto" w:after="180"/>
+      </w:pPr>
+      <w:r>
+        <w:rPr>
+          <w:b w:val="0"/>
+        </w:rPr>
+        <w:t>A definition matters when you can recognize the idea, use it, and contrast it with a near-miss.</w:t>
+      </w:r>
+    </w:p>
+    <w:p>
+      <w:r>
+        <w:drawing>
+          <wp:inline xmlns:a="http://schemas.openxmlformats.org/drawingml/2006/main" xmlns:pic="http://schemas.openxmlformats.org/drawingml/2006/picture">
+            <wp:extent cx="5486400" cy="3200400"/>
+            <wp:docPr id="22" name="Picture 22" descr="Vocabulary badge: controlled improvement"/>
+            <wp:cNvGraphicFramePr>
+              <a:graphicFrameLocks noChangeAspect="1"/>
+            </wp:cNvGraphicFramePr>
+            <a:graphic>
+              <a:graphicData uri="http://schemas.openxmlformats.org/drawingml/2006/picture">
+                <pic:pic>
+                  <pic:nvPicPr>
+                    <pic:cNvPr id="0" name="da6b7511931ddc9383f865d1215054604b42754ac4ad400e3e62c4b06cc6ac6e.png"/>
+                    <pic:cNvPicPr/>
+                  </pic:nvPicPr>
+                  <pic:blipFill>
+                    <a:blip r:embed="rId25"/>
+                    <a:stretch>
+                      <a:fillRect/>
+                    </a:stretch>
+                  </pic:blipFill>
+                  <pic:spPr>
+                    <a:xfrm>
+                      <a:off x="0" y="0"/>
+                      <a:ext cx="5486400" cy="3200400"/>
+                    </a:xfrm>
+                    <a:prstGeom prst="rect"/>
+                  </pic:spPr>
+                </pic:pic>
+              </a:graphicData>
+            </a:graphic>
+          </wp:inline>
+        </w:drawing>
+      </w:r>
+    </w:p>
+    <w:p>
+      <w:r>
+        <w:drawing>
+          <wp:inline xmlns:a="http://schemas.openxmlformats.org/drawingml/2006/main" xmlns:pic="http://schemas.openxmlformats.org/drawingml/2006/picture">
+            <wp:extent cx="5486400" cy="3200400"/>
+            <wp:docPr id="23" name="Picture 23" descr="Vocabulary badge: before/after"/>
+            <wp:cNvGraphicFramePr>
+              <a:graphicFrameLocks noChangeAspect="1"/>
+            </wp:cNvGraphicFramePr>
+            <a:graphic>
+              <a:graphicData uri="http://schemas.openxmlformats.org/drawingml/2006/picture">
+                <pic:pic>
+                  <pic:nvPicPr>
+                    <pic:cNvPr id="0" name="f0d336273ac31a6f3ba41ab6434c20529e54fa1c02ec7b1d5696e161c10fa358.png"/>
+                    <pic:cNvPicPr/>
+                  </pic:nvPicPr>
+                  <pic:blipFill>
+                    <a:blip r:embed="rId26"/>
+                    <a:stretch>
+                      <a:fillRect/>
+                    </a:stretch>
+                  </pic:blipFill>
+                  <pic:spPr>
+                    <a:xfrm>
+                      <a:off x="0" y="0"/>
+                      <a:ext cx="5486400" cy="3200400"/>
+                    </a:xfrm>
+                    <a:prstGeom prst="rect"/>
+                  </pic:spPr>
+                </pic:pic>
+              </a:graphicData>
+            </a:graphic>
+          </wp:inline>
+        </w:drawing>
+      </w:r>
+    </w:p>
+    <w:p>
+      <w:r>
+        <w:drawing>
+          <wp:inline xmlns:a="http://schemas.openxmlformats.org/drawingml/2006/main" xmlns:pic="http://schemas.openxmlformats.org/drawingml/2006/picture">
+            <wp:extent cx="5486400" cy="3200400"/>
+            <wp:docPr id="24" name="Picture 24" descr="Vocabulary badge: tradeoff"/>
+            <wp:cNvGraphicFramePr>
+              <a:graphicFrameLocks noChangeAspect="1"/>
+            </wp:cNvGraphicFramePr>
+            <a:graphic>
+              <a:graphicData uri="http://schemas.openxmlformats.org/drawingml/2006/picture">
+                <pic:pic>
+                  <pic:nvPicPr>
+                    <pic:cNvPr id="0" name="88dd6de23df6775f4c5b8c89f45d5fcae91ff50ac9b84f821fb2d2e585192e43.png"/>
+                    <pic:cNvPicPr/>
+                  </pic:nvPicPr>
+                  <pic:blipFill>
+                    <a:blip r:embed="rId27"/>
+                    <a:stretch>
+                      <a:fillRect/>
+                    </a:stretch>
+                  </pic:blipFill>
+                  <pic:spPr>
+                    <a:xfrm>
+                      <a:off x="0" y="0"/>
+                      <a:ext cx="5486400" cy="3200400"/>
+                    </a:xfrm>
+                    <a:prstGeom prst="rect"/>
+                  </pic:spPr>
+                </pic:pic>
+              </a:graphicData>
+            </a:graphic>
+          </wp:inline>
+        </w:drawing>
+      </w:r>
+    </w:p>
+    <w:p>
+      <w:r>
+        <w:drawing>
+          <wp:inline xmlns:a="http://schemas.openxmlformats.org/drawingml/2006/main" xmlns:pic="http://schemas.openxmlformats.org/drawingml/2006/picture">
+            <wp:extent cx="5486400" cy="3200400"/>
+            <wp:docPr id="25" name="Picture 25" descr="Vocabulary badge: regression"/>
+            <wp:cNvGraphicFramePr>
+              <a:graphicFrameLocks noChangeAspect="1"/>
+            </wp:cNvGraphicFramePr>
+            <a:graphic>
+              <a:graphicData uri="http://schemas.openxmlformats.org/drawingml/2006/picture">
+                <pic:pic>
+                  <pic:nvPicPr>
+                    <pic:cNvPr id="0" name="ece73a2bb66c41d170ce426ee870f8bb8eeeb4293239cd9f8530f3f2e16e324f.png"/>
+                    <pic:cNvPicPr/>
+                  </pic:nvPicPr>
+                  <pic:blipFill>
+                    <a:blip r:embed="rId28"/>
+                    <a:stretch>
+                      <a:fillRect/>
+                    </a:stretch>
+                  </pic:blipFill>
+                  <pic:spPr>
+                    <a:xfrm>
+                      <a:off x="0" y="0"/>
+                      <a:ext cx="5486400" cy="3200400"/>
+                    </a:xfrm>
+                    <a:prstGeom prst="rect"/>
+                  </pic:spPr>
+                </pic:pic>
+              </a:graphicData>
+            </a:graphic>
+          </wp:inline>
+        </w:drawing>
+      </w:r>
+    </w:p>
+    <w:p>
+      <w:pPr>
+        <w:pStyle w:val="Heading3"/>
+      </w:pPr>
+      <w:r>
+        <w:t>Words used in the closer explanation</w:t>
+      </w:r>
+    </w:p>
+    <w:p>
+      <w:pPr>
+        <w:pStyle w:val="Heading3"/>
+      </w:pPr>
+      <w:r>
+        <w:t>Terms for Testing functions and interfaces</w:t>
+      </w:r>
+    </w:p>
+    <w:p>
+      <w:pPr>
+        <w:pStyle w:val="Heading1"/>
+      </w:pPr>
+      <w:r>
+        <w:t>10. Extra challenge · Choose a stronger explanation</w:t>
+      </w:r>
+    </w:p>
+    <w:p>
+      <w:r>
+        <w:t>Choose the next useful challenge rather than repeating the ladder.</w:t>
+      </w:r>
+    </w:p>
+    <w:p>
+      <w:pPr>
+        <w:pStyle w:val="Heading2"/>
+      </w:pPr>
+      <w:r>
+        <w:t>Thinking ladder</w:t>
+      </w:r>
+    </w:p>
+    <w:p>
+      <w:pPr>
+        <w:pStyle w:val="ListBullet"/>
+      </w:pPr>
+      <w:r>
+        <w:t>1 • NAME: Define the concept without repeating the textbook.</w:t>
+      </w:r>
+    </w:p>
+    <w:p>
+      <w:pPr>
+        <w:pStyle w:val="ListBullet"/>
+      </w:pPr>
+      <w:r>
+        <w:t>2 • TRACE: Show the information, state, branch, calculation, or evidence path.</w:t>
+      </w:r>
+    </w:p>
+    <w:p>
+      <w:pPr>
+        <w:pStyle w:val="ListBullet"/>
+      </w:pPr>
+      <w:r>
+        <w:t>3 • APPLY: Solve a different example independently.</w:t>
+      </w:r>
+    </w:p>
+    <w:p>
+      <w:pPr>
+        <w:pStyle w:val="ListBullet"/>
+      </w:pPr>
+      <w:r>
+        <w:t>4 • CHALLENGE: Find a boundary case, counterexample, or unfair outcome.</w:t>
+      </w:r>
+    </w:p>
+    <w:p>
+      <w:pPr>
+        <w:pStyle w:val="ListBullet"/>
+      </w:pPr>
+      <w:r>
+        <w:t>5 • EXPLAIN LIMITS: Say when the result should not be trusted or used alone.</w:t>
+      </w:r>
+    </w:p>
+    <w:p>
+      <w:pPr>
+        <w:pStyle w:val="ListBullet"/>
+      </w:pPr>
+      <w:r>
+        <w:t>My strongest evidence of independent understanding:</w:t>
+      </w:r>
+    </w:p>
+    <w:p>
+      <w:pPr>
+        <w:pStyle w:val="Heading3"/>
+      </w:pPr>
+      <w:r>
+        <w:t>Write or draw your reasoning and evidence.</w:t>
+      </w:r>
+    </w:p>
+    <w:p>
+      <w:r>
+        <w:t>________________________________________________________________</w:t>
+      </w:r>
+    </w:p>
+    <w:p>
+      <w:r>
+        <w:t>________________________________________________________________</w:t>
+      </w:r>
+    </w:p>
+    <w:p>
+      <w:r>
+        <w:t>________________________________________________________________</w:t>
+      </w:r>
+    </w:p>
+    <w:p>
+      <w:r>
+        <w:t>________________________________________________________________</w:t>
+      </w:r>
+    </w:p>
+    <w:p>
+      <w:r>
+        <w:t>________________________________________________________________</w:t>
+      </w:r>
+    </w:p>
+    <w:p>
+      <w:pPr>
+        <w:pStyle w:val="Heading2"/>
+      </w:pPr>
+      <w:r>
+        <w:t>Earlier wording, alternatives and picture transcripts · reference / check after trying</w:t>
+      </w:r>
+    </w:p>
+    <w:p>
+      <w:pPr>
+        <w:spacing w:line="336" w:lineRule="auto" w:after="180"/>
+      </w:pPr>
+      <w:r>
+        <w:rPr>
+          <w:b w:val="0"/>
         </w:rPr>
         <w:t>MASTERY</w:t>
       </w:r>
@@ -4857,7 +6473,7 @@
         <w:drawing>
           <wp:inline xmlns:a="http://schemas.openxmlformats.org/drawingml/2006/main" xmlns:pic="http://schemas.openxmlformats.org/drawingml/2006/picture">
             <wp:extent cx="5486400" cy="1719072"/>
-            <wp:docPr id="19" name="Picture 19" descr="Mastery ladder for Improve and Challenge"/>
+            <wp:docPr id="26" name="Picture 26" descr="Mastery ladder for Improve and Challenge"/>
             <wp:cNvGraphicFramePr>
               <a:graphicFrameLocks noChangeAspect="1"/>
             </wp:cNvGraphicFramePr>
@@ -4869,7 +6485,7 @@
                     <pic:cNvPicPr/>
                   </pic:nvPicPr>
                   <pic:blipFill>
-                    <a:blip r:embed="rId26"/>
+                    <a:blip r:embed="rId29"/>
                     <a:stretch>
                       <a:fillRect/>
                     </a:stretch>
@@ -4890,24 +6506,177 @@
     </w:p>
     <w:p>
       <w:pPr>
+        <w:pStyle w:val="Heading1"/>
+      </w:pPr>
+      <w:r>
+        <w:t>12. Reference · Check your explanation</w:t>
+      </w:r>
+    </w:p>
+    <w:p>
+      <w:r>
+        <w:t>Use after practice; Repair a new boundary independently is the selected independent task.</w:t>
+      </w:r>
+    </w:p>
+    <w:p>
+      <w:pPr>
+        <w:pStyle w:val="Heading2"/>
+      </w:pPr>
+      <w:r>
+        <w:t>Evidence and limits</w:t>
+      </w:r>
+    </w:p>
+    <w:p>
+      <w:pPr>
+        <w:pStyle w:val="ListBullet"/>
+      </w:pPr>
+      <w:r>
+        <w:t>1. My fresh example, trace, calculation, or design:</w:t>
+      </w:r>
+    </w:p>
+    <w:p>
+      <w:pPr>
+        <w:pStyle w:val="Heading3"/>
+      </w:pPr>
+      <w:r>
+        <w:t>Write or draw your reasoning and evidence.</w:t>
+      </w:r>
+    </w:p>
+    <w:p>
+      <w:r>
+        <w:t>________________________________________________________________</w:t>
+      </w:r>
+    </w:p>
+    <w:p>
+      <w:r>
+        <w:t>________________________________________________________________</w:t>
+      </w:r>
+    </w:p>
+    <w:p>
+      <w:r>
+        <w:t>________________________________________________________________</w:t>
+      </w:r>
+    </w:p>
+    <w:p>
+      <w:r>
+        <w:t>________________________________________________________________</w:t>
+      </w:r>
+    </w:p>
+    <w:p>
+      <w:r>
+        <w:t>________________________________________________________________</w:t>
+      </w:r>
+    </w:p>
+    <w:p>
+      <w:pPr>
+        <w:pStyle w:val="ListBullet"/>
+      </w:pPr>
+      <w:r>
+        <w:t>2. My evidence that it works (include a boundary or missing-data case):</w:t>
+      </w:r>
+    </w:p>
+    <w:p>
+      <w:pPr>
+        <w:pStyle w:val="Heading3"/>
+      </w:pPr>
+      <w:r>
+        <w:t>Write or draw your reasoning and evidence.</w:t>
+      </w:r>
+    </w:p>
+    <w:p>
+      <w:r>
+        <w:t>________________________________________________________________</w:t>
+      </w:r>
+    </w:p>
+    <w:p>
+      <w:r>
+        <w:t>________________________________________________________________</w:t>
+      </w:r>
+    </w:p>
+    <w:p>
+      <w:r>
+        <w:t>________________________________________________________________</w:t>
+      </w:r>
+    </w:p>
+    <w:p>
+      <w:r>
+        <w:t>________________________________________________________________</w:t>
+      </w:r>
+    </w:p>
+    <w:p>
+      <w:r>
+        <w:t>________________________________________________________________</w:t>
+      </w:r>
+    </w:p>
+    <w:p>
+      <w:pPr>
+        <w:pStyle w:val="ListBullet"/>
+      </w:pPr>
+      <w:r>
+        <w:t>3. One limitation, fairness concern, or situation needing human review:</w:t>
+      </w:r>
+    </w:p>
+    <w:p>
+      <w:pPr>
+        <w:pStyle w:val="Heading3"/>
+      </w:pPr>
+      <w:r>
+        <w:t>Write or draw your reasoning and evidence.</w:t>
+      </w:r>
+    </w:p>
+    <w:p>
+      <w:r>
+        <w:t>________________________________________________________________</w:t>
+      </w:r>
+    </w:p>
+    <w:p>
+      <w:r>
+        <w:t>________________________________________________________________</w:t>
+      </w:r>
+    </w:p>
+    <w:p>
+      <w:r>
+        <w:t>________________________________________________________________</w:t>
+      </w:r>
+    </w:p>
+    <w:p>
+      <w:r>
+        <w:t>________________________________________________________________</w:t>
+      </w:r>
+    </w:p>
+    <w:p>
+      <w:r>
+        <w:t>________________________________________________________________</w:t>
+      </w:r>
+    </w:p>
+    <w:p>
+      <w:pPr>
+        <w:pStyle w:val="Heading2"/>
+      </w:pPr>
+      <w:r>
+        <w:t>Self-check</w:t>
+      </w:r>
+    </w:p>
+    <w:p>
+      <w:pPr>
         <w:spacing w:line="336" w:lineRule="auto" w:after="180"/>
       </w:pPr>
       <w:r>
         <w:rPr>
           <w:b w:val="0"/>
         </w:rPr>
-        <w:t>1 • NAME: Define the concept without repeating the textbook.</w:t>
-      </w:r>
-    </w:p>
-    <w:p>
-      <w:pPr>
-        <w:spacing w:line="336" w:lineRule="auto" w:after="180"/>
-      </w:pPr>
+        <w:t xml:space="preserve">SELF-CHECK  □ I explained the </w:t>
+      </w:r>
+      <w:r>
+        <w:rPr>
+          <w:b/>
+        </w:rPr>
+        <w:t>mechanism</w:t>
+      </w:r>
       <w:r>
         <w:rPr>
           <w:b w:val="0"/>
         </w:rPr>
-        <w:t xml:space="preserve">2 • TRACE: Show the information, state, branch, calculation, or </w:t>
+        <w:t xml:space="preserve">  □ I used </w:t>
       </w:r>
       <w:r>
         <w:rPr>
@@ -4919,7 +6688,15 @@
         <w:rPr>
           <w:b w:val="0"/>
         </w:rPr>
-        <w:t xml:space="preserve"> path.</w:t>
+        <w:t xml:space="preserve">  □ I tested a fresh case  □ I named a limitation  □ I can answer ‘why?’</w:t>
+      </w:r>
+    </w:p>
+    <w:p>
+      <w:pPr>
+        <w:pStyle w:val="Heading2"/>
+      </w:pPr>
+      <w:r>
+        <w:t>Earlier wording, alternatives and picture transcripts · reference / check after trying</w:t>
       </w:r>
     </w:p>
     <w:p>
@@ -4930,7 +6707,7 @@
         <w:rPr>
           <w:b w:val="0"/>
         </w:rPr>
-        <w:t>3 • APPLY: Solve a different example independently.</w:t>
+        <w:t>INDEPENDENT MASTERY PROOF</w:t>
       </w:r>
     </w:p>
     <w:p>
@@ -4941,7 +6718,7 @@
         <w:rPr>
           <w:b w:val="0"/>
         </w:rPr>
-        <w:t>4 • CHALLENGE: Find a boundary case, counterexample, or unfair outcome.</w:t>
+        <w:t>Checklist for this week’s explanation</w:t>
       </w:r>
     </w:p>
     <w:p>
@@ -4952,109 +6729,7 @@
         <w:rPr>
           <w:b w:val="0"/>
         </w:rPr>
-        <w:t>5 • EXPLAIN LIMITS: Say when the result should not be trusted or used alone.</w:t>
-      </w:r>
-    </w:p>
-    <w:p>
-      <w:pPr>
-        <w:spacing w:line="336" w:lineRule="auto" w:after="180"/>
-      </w:pPr>
-      <w:r>
-        <w:rPr>
-          <w:b w:val="0"/>
-        </w:rPr>
-        <w:t xml:space="preserve">My strongest </w:t>
-      </w:r>
-      <w:r>
-        <w:rPr>
-          <w:b/>
-        </w:rPr>
-        <w:t>evidence</w:t>
-      </w:r>
-      <w:r>
-        <w:rPr>
-          <w:b w:val="0"/>
-        </w:rPr>
-        <w:t xml:space="preserve"> of independent understanding:</w:t>
-      </w:r>
-    </w:p>
-    <w:p>
-      <w:pPr>
-        <w:pStyle w:val="Heading3"/>
-      </w:pPr>
-      <w:r>
-        <w:t>Write or draw your reasoning and evidence.</w:t>
-      </w:r>
-    </w:p>
-    <w:p>
-      <w:r>
-        <w:t>________________________________________________________________</w:t>
-      </w:r>
-    </w:p>
-    <w:p>
-      <w:r>
-        <w:t>________________________________________________________________</w:t>
-      </w:r>
-    </w:p>
-    <w:p>
-      <w:r>
-        <w:t>________________________________________________________________</w:t>
-      </w:r>
-    </w:p>
-    <w:p>
-      <w:r>
-        <w:t>________________________________________________________________</w:t>
-      </w:r>
-    </w:p>
-    <w:p>
-      <w:r>
-        <w:t>________________________________________________________________</w:t>
-      </w:r>
-    </w:p>
-    <w:p>
-      <w:pPr>
-        <w:pStyle w:val="Heading1"/>
-      </w:pPr>
-      <w:r>
-        <w:t>11. Connect your project</w:t>
-      </w:r>
-    </w:p>
-    <w:p>
-      <w:r>
-        <w:t>Apply this week’s idea to Transparent Book Recommender. Keep an annotated decision and the evidence supporting it.</w:t>
-      </w:r>
-    </w:p>
-    <w:p>
-      <w:pPr>
-        <w:spacing w:line="336" w:lineRule="auto" w:after="180"/>
-      </w:pPr>
-      <w:r>
-        <w:rPr>
-          <w:b/>
-        </w:rPr>
-        <w:t>CUMULATIVE PROJECT</w:t>
-      </w:r>
-    </w:p>
-    <w:p>
-      <w:pPr>
-        <w:spacing w:line="336" w:lineRule="auto" w:after="180"/>
-      </w:pPr>
-      <w:r>
-        <w:rPr>
-          <w:b w:val="0"/>
-        </w:rPr>
-        <w:t>Transparent Book Recommender</w:t>
-      </w:r>
-    </w:p>
-    <w:p>
-      <w:pPr>
-        <w:spacing w:line="336" w:lineRule="auto" w:after="180"/>
-      </w:pPr>
-      <w:r>
-        <w:rPr>
-          <w:b w:val="0"/>
-        </w:rPr>
-        <w:t>Every week adds one inspectable piece. The system must show how it reached a result.</w:t>
+        <w:t>Use after practice. Repair a new boundary independently is the selected independent task.</w:t>
       </w:r>
     </w:p>
     <w:p>
@@ -5062,7 +6737,7 @@
         <w:drawing>
           <wp:inline xmlns:a="http://schemas.openxmlformats.org/drawingml/2006/main" xmlns:pic="http://schemas.openxmlformats.org/drawingml/2006/picture">
             <wp:extent cx="5486400" cy="1901952"/>
-            <wp:docPr id="20" name="Picture 20" descr="Book recommender connection for Improve and Challenge"/>
+            <wp:docPr id="27" name="Picture 27" descr="Independent proof graphic for Improve and Challenge"/>
             <wp:cNvGraphicFramePr>
               <a:graphicFrameLocks noChangeAspect="1"/>
             </wp:cNvGraphicFramePr>
@@ -5070,11 +6745,11 @@
               <a:graphicData uri="http://schemas.openxmlformats.org/drawingml/2006/picture">
                 <pic:pic>
                   <pic:nvPicPr>
-                    <pic:cNvPr id="0" name="c7677150df3de61654f62ce66c9d2ced8ac5c19b5c252c7643a26c8dcf61c14a.png"/>
+                    <pic:cNvPr id="0" name="9d55181e30004e8137d2c4fe2e139e3374d60c95c97d9c927ffa2c78d336041b.png"/>
                     <pic:cNvPicPr/>
                   </pic:nvPicPr>
                   <pic:blipFill>
-                    <a:blip r:embed="rId27"/>
+                    <a:blip r:embed="rId30"/>
                     <a:stretch>
                       <a:fillRect/>
                     </a:stretch>
@@ -5101,222 +6776,7 @@
         <w:rPr>
           <w:b w:val="0"/>
         </w:rPr>
-        <w:t xml:space="preserve">THIS WEEK’S CHECKPOINT  Publish the cause, one change, fixed test set, </w:t>
-      </w:r>
-      <w:r>
-        <w:rPr>
-          <w:b/>
-        </w:rPr>
-        <w:t>before/after</w:t>
-      </w:r>
-      <w:r>
-        <w:rPr>
-          <w:b w:val="0"/>
-        </w:rPr>
-        <w:t xml:space="preserve"> </w:t>
-      </w:r>
-      <w:r>
-        <w:rPr>
-          <w:b/>
-        </w:rPr>
-        <w:t>evidence</w:t>
-      </w:r>
-      <w:r>
-        <w:rPr>
-          <w:b w:val="0"/>
-        </w:rPr>
-        <w:t>, and remaining limitation.</w:t>
-      </w:r>
-    </w:p>
-    <w:p>
-      <w:pPr>
-        <w:pStyle w:val="Heading3"/>
-      </w:pPr>
-      <w:r>
-        <w:t>Trace the system</w:t>
-      </w:r>
-    </w:p>
-    <w:p>
-      <w:pPr>
-        <w:spacing w:line="336" w:lineRule="auto" w:after="180"/>
-        <w:shd w:fill="EDF7F3"/>
-      </w:pPr>
-      <w:r>
-        <w:rPr>
-          <w:b w:val="0"/>
-        </w:rPr>
-        <w:t xml:space="preserve">SYSTEM MAP  Reader need → allowed </w:t>
-      </w:r>
-      <w:r>
-        <w:rPr>
-          <w:b/>
-        </w:rPr>
-        <w:t>input</w:t>
-      </w:r>
-      <w:r>
-        <w:rPr>
-          <w:b w:val="0"/>
-        </w:rPr>
-        <w:t xml:space="preserve">s → transparent rule or score → ranked candidates → explanation → test record → </w:t>
-      </w:r>
-      <w:r>
-        <w:rPr>
-          <w:b/>
-        </w:rPr>
-        <w:t>human decision</w:t>
-      </w:r>
-    </w:p>
-    <w:p>
-      <w:pPr>
-        <w:spacing w:line="336" w:lineRule="auto" w:after="180"/>
-        <w:shd w:fill="F5F1FB"/>
-      </w:pPr>
-      <w:r>
-        <w:rPr>
-          <w:b w:val="0"/>
-        </w:rPr>
-        <w:t>What will you add, change, or verify in the project this week?</w:t>
-      </w:r>
-    </w:p>
-    <w:p>
-      <w:pPr>
-        <w:pStyle w:val="Heading3"/>
-      </w:pPr>
-      <w:r>
-        <w:t>Write or draw your reasoning and evidence.</w:t>
-      </w:r>
-    </w:p>
-    <w:p>
-      <w:r>
-        <w:t>________________________________________________________________</w:t>
-      </w:r>
-    </w:p>
-    <w:p>
-      <w:r>
-        <w:t>________________________________________________________________</w:t>
-      </w:r>
-    </w:p>
-    <w:p>
-      <w:r>
-        <w:t>________________________________________________________________</w:t>
-      </w:r>
-    </w:p>
-    <w:p>
-      <w:r>
-        <w:t>________________________________________________________________</w:t>
-      </w:r>
-    </w:p>
-    <w:p>
-      <w:r>
-        <w:t>________________________________________________________________</w:t>
-      </w:r>
-    </w:p>
-    <w:p>
-      <w:pPr>
-        <w:spacing w:line="336" w:lineRule="auto" w:after="180"/>
-        <w:shd w:fill="F5F1FB"/>
-      </w:pPr>
-      <w:r>
-        <w:rPr>
-          <w:b w:val="0"/>
-        </w:rPr>
-        <w:t xml:space="preserve">What should remain under </w:t>
-      </w:r>
-      <w:r>
-        <w:rPr>
-          <w:b/>
-        </w:rPr>
-        <w:t>human control</w:t>
-      </w:r>
-      <w:r>
-        <w:rPr>
-          <w:b w:val="0"/>
-        </w:rPr>
-        <w:t>?</w:t>
-      </w:r>
-    </w:p>
-    <w:p>
-      <w:pPr>
-        <w:pStyle w:val="Heading3"/>
-      </w:pPr>
-      <w:r>
-        <w:t>Write or draw your reasoning and evidence.</w:t>
-      </w:r>
-    </w:p>
-    <w:p>
-      <w:r>
-        <w:t>________________________________________________________________</w:t>
-      </w:r>
-    </w:p>
-    <w:p>
-      <w:r>
-        <w:t>________________________________________________________________</w:t>
-      </w:r>
-    </w:p>
-    <w:p>
-      <w:r>
-        <w:t>________________________________________________________________</w:t>
-      </w:r>
-    </w:p>
-    <w:p>
-      <w:r>
-        <w:t>________________________________________________________________</w:t>
-      </w:r>
-    </w:p>
-    <w:p>
-      <w:r>
-        <w:t>________________________________________________________________</w:t>
-      </w:r>
-    </w:p>
-    <w:p>
-      <w:pPr>
-        <w:pStyle w:val="Heading3"/>
-      </w:pPr>
-      <w:r>
-        <w:t>Responsible design</w:t>
-      </w:r>
-    </w:p>
-    <w:p>
-      <w:pPr>
-        <w:spacing w:line="336" w:lineRule="auto" w:after="180"/>
-        <w:shd w:fill="FFF5E6"/>
-      </w:pPr>
-      <w:r>
-        <w:rPr>
-          <w:b w:val="0"/>
-        </w:rPr>
-        <w:t>RESPONSIBLE DESIGN  Collect only necessary information. Show uncertainty and limits. Never confuse a ranking with a fact about a person.</w:t>
-      </w:r>
-    </w:p>
-    <w:p>
-      <w:pPr>
-        <w:pStyle w:val="Heading3"/>
-      </w:pPr>
-      <w:r>
-        <w:t>Evidence for your project</w:t>
-      </w:r>
-    </w:p>
-    <w:p>
-      <w:pPr>
-        <w:spacing w:line="336" w:lineRule="auto" w:after="180"/>
-      </w:pPr>
-      <w:r>
-        <w:rPr>
-          <w:b w:val="0"/>
-        </w:rPr>
-        <w:t xml:space="preserve">For each recommender revision, retain cause, code change, targeted test, </w:t>
-      </w:r>
-      <w:r>
-        <w:rPr>
-          <w:b/>
-        </w:rPr>
-        <w:t>regression</w:t>
-      </w:r>
-      <w:r>
-        <w:rPr>
-          <w:b w:val="0"/>
-        </w:rPr>
-        <w:t xml:space="preserve"> results and unresolved issues.</w:t>
+        <w:t>Require a validated predicate, explicit expected boundary outcomes and concrete tie/invalid fixtures.</w:t>
       </w:r>
     </w:p>
     <w:p>
@@ -5324,365 +6784,20 @@
         <w:pStyle w:val="Heading1"/>
       </w:pPr>
       <w:r>
-        <w:t>12. Show what you know</w:t>
-      </w:r>
-    </w:p>
-    <w:p>
-      <w:r>
-        <w:t>Use a genuinely new case for independent evidence. Previously discussed examples remain practice; use the separately named independent case before feedback.</w:t>
-      </w:r>
-    </w:p>
-    <w:p>
-      <w:pPr>
-        <w:pStyle w:val="Heading3"/>
-      </w:pPr>
-      <w:r>
-        <w:t>Independent evidence</w:t>
-      </w:r>
-    </w:p>
-    <w:p>
-      <w:pPr>
-        <w:spacing w:line="336" w:lineRule="auto" w:after="180"/>
-        <w:shd w:fill="FFF5E6"/>
-      </w:pPr>
-      <w:r>
-        <w:rPr>
-          <w:b w:val="0"/>
-        </w:rPr>
-        <w:t>INDEPENDENT MASTERY PROOF</w:t>
-      </w:r>
-    </w:p>
-    <w:p>
-      <w:pPr>
-        <w:spacing w:line="336" w:lineRule="auto" w:after="180"/>
-      </w:pPr>
-      <w:r>
-        <w:rPr>
-          <w:b w:val="0"/>
-        </w:rPr>
-        <w:t>Explain • Transfer • Test • Defend</w:t>
-      </w:r>
-    </w:p>
-    <w:p>
-      <w:pPr>
-        <w:spacing w:line="336" w:lineRule="auto" w:after="180"/>
-      </w:pPr>
-      <w:r>
-        <w:rPr>
-          <w:b w:val="0"/>
-        </w:rPr>
-        <w:t>Complete this page without copying the worked example. Your reasoning matters more than decoration.</w:t>
-      </w:r>
-    </w:p>
-    <w:p>
-      <w:r>
-        <w:drawing>
-          <wp:inline xmlns:a="http://schemas.openxmlformats.org/drawingml/2006/main" xmlns:pic="http://schemas.openxmlformats.org/drawingml/2006/picture">
-            <wp:extent cx="5486400" cy="1901952"/>
-            <wp:docPr id="21" name="Picture 21" descr="Independent proof graphic for Improve and Challenge"/>
-            <wp:cNvGraphicFramePr>
-              <a:graphicFrameLocks noChangeAspect="1"/>
-            </wp:cNvGraphicFramePr>
-            <a:graphic>
-              <a:graphicData uri="http://schemas.openxmlformats.org/drawingml/2006/picture">
-                <pic:pic>
-                  <pic:nvPicPr>
-                    <pic:cNvPr id="0" name="9d55181e30004e8137d2c4fe2e139e3374d60c95c97d9c927ffa2c78d336041b.png"/>
-                    <pic:cNvPicPr/>
-                  </pic:nvPicPr>
-                  <pic:blipFill>
-                    <a:blip r:embed="rId28"/>
-                    <a:stretch>
-                      <a:fillRect/>
-                    </a:stretch>
-                  </pic:blipFill>
-                  <pic:spPr>
-                    <a:xfrm>
-                      <a:off x="0" y="0"/>
-                      <a:ext cx="5486400" cy="1901952"/>
-                    </a:xfrm>
-                    <a:prstGeom prst="rect"/>
-                  </pic:spPr>
-                </pic:pic>
-              </a:graphicData>
-            </a:graphic>
-          </wp:inline>
-        </w:drawing>
-      </w:r>
-    </w:p>
-    <w:p>
-      <w:pPr>
-        <w:pStyle w:val="Heading3"/>
-      </w:pPr>
-      <w:r>
-        <w:t>Try a more demanding case</w:t>
-      </w:r>
-    </w:p>
-    <w:p>
-      <w:pPr>
-        <w:spacing w:line="336" w:lineRule="auto" w:after="180"/>
-        <w:shd w:fill="F5F1FB"/>
-      </w:pPr>
-      <w:r>
-        <w:rPr>
-          <w:b w:val="0"/>
-        </w:rPr>
-        <w:t xml:space="preserve">CHALLENGE  Compare </w:t>
-      </w:r>
-      <w:r>
-        <w:rPr>
-          <w:b/>
-        </w:rPr>
-        <w:t>before/after</w:t>
-      </w:r>
-      <w:r>
-        <w:rPr>
-          <w:b w:val="0"/>
-        </w:rPr>
-        <w:t xml:space="preserve"> scores and explain the </w:t>
-      </w:r>
-      <w:r>
-        <w:rPr>
-          <w:b/>
-        </w:rPr>
-        <w:t>tradeoff</w:t>
-      </w:r>
-      <w:r>
-        <w:rPr>
-          <w:b w:val="0"/>
-        </w:rPr>
-        <w:t>.</w:t>
-      </w:r>
-    </w:p>
-    <w:p>
-      <w:pPr>
-        <w:spacing w:line="336" w:lineRule="auto" w:after="180"/>
-        <w:shd w:fill="F4F9FC"/>
-      </w:pPr>
-      <w:r>
-        <w:rPr>
-          <w:b w:val="0"/>
-        </w:rPr>
-        <w:t>1. My fresh example, trace, calculation, or design:</w:t>
-      </w:r>
-    </w:p>
-    <w:p>
-      <w:pPr>
-        <w:pStyle w:val="Heading3"/>
-      </w:pPr>
-      <w:r>
-        <w:t>Write or draw your reasoning and evidence.</w:t>
-      </w:r>
-    </w:p>
-    <w:p>
-      <w:r>
-        <w:t>________________________________________________________________</w:t>
-      </w:r>
-    </w:p>
-    <w:p>
-      <w:r>
-        <w:t>________________________________________________________________</w:t>
-      </w:r>
-    </w:p>
-    <w:p>
-      <w:r>
-        <w:t>________________________________________________________________</w:t>
-      </w:r>
-    </w:p>
-    <w:p>
-      <w:r>
-        <w:t>________________________________________________________________</w:t>
-      </w:r>
-    </w:p>
-    <w:p>
-      <w:r>
-        <w:t>________________________________________________________________</w:t>
-      </w:r>
-    </w:p>
-    <w:p>
-      <w:pPr>
-        <w:spacing w:line="336" w:lineRule="auto" w:after="180"/>
-        <w:shd w:fill="F4F9FC"/>
-      </w:pPr>
-      <w:r>
-        <w:rPr>
-          <w:b w:val="0"/>
-        </w:rPr>
-        <w:t xml:space="preserve">2. My </w:t>
-      </w:r>
-      <w:r>
-        <w:rPr>
-          <w:b/>
-        </w:rPr>
-        <w:t>evidence</w:t>
-      </w:r>
-      <w:r>
-        <w:rPr>
-          <w:b w:val="0"/>
-        </w:rPr>
-        <w:t xml:space="preserve"> that it works (include a boundary or missing-data case):</w:t>
-      </w:r>
-    </w:p>
-    <w:p>
-      <w:pPr>
-        <w:pStyle w:val="Heading3"/>
-      </w:pPr>
-      <w:r>
-        <w:t>Write or draw your reasoning and evidence.</w:t>
-      </w:r>
-    </w:p>
-    <w:p>
-      <w:r>
-        <w:t>________________________________________________________________</w:t>
-      </w:r>
-    </w:p>
-    <w:p>
-      <w:r>
-        <w:t>________________________________________________________________</w:t>
-      </w:r>
-    </w:p>
-    <w:p>
-      <w:r>
-        <w:t>________________________________________________________________</w:t>
-      </w:r>
-    </w:p>
-    <w:p>
-      <w:r>
-        <w:t>________________________________________________________________</w:t>
-      </w:r>
-    </w:p>
-    <w:p>
-      <w:r>
-        <w:t>________________________________________________________________</w:t>
-      </w:r>
-    </w:p>
-    <w:p>
-      <w:pPr>
-        <w:spacing w:line="336" w:lineRule="auto" w:after="180"/>
-        <w:shd w:fill="F4F9FC"/>
-      </w:pPr>
-      <w:r>
-        <w:rPr>
-          <w:b w:val="0"/>
-        </w:rPr>
-        <w:t>3. One limitation, fairness concern, or situation needing human review:</w:t>
-      </w:r>
-    </w:p>
-    <w:p>
-      <w:pPr>
-        <w:pStyle w:val="Heading3"/>
-      </w:pPr>
-      <w:r>
-        <w:t>Write or draw your reasoning and evidence.</w:t>
-      </w:r>
-    </w:p>
-    <w:p>
-      <w:r>
-        <w:t>________________________________________________________________</w:t>
-      </w:r>
-    </w:p>
-    <w:p>
-      <w:r>
-        <w:t>________________________________________________________________</w:t>
-      </w:r>
-    </w:p>
-    <w:p>
-      <w:r>
-        <w:t>________________________________________________________________</w:t>
-      </w:r>
-    </w:p>
-    <w:p>
-      <w:r>
-        <w:t>________________________________________________________________</w:t>
-      </w:r>
-    </w:p>
-    <w:p>
-      <w:r>
-        <w:t>________________________________________________________________</w:t>
-      </w:r>
-    </w:p>
-    <w:p>
-      <w:pPr>
-        <w:pStyle w:val="Heading3"/>
-      </w:pPr>
-      <w:r>
-        <w:t>Check your explanation</w:t>
-      </w:r>
-    </w:p>
-    <w:p>
-      <w:pPr>
-        <w:spacing w:line="336" w:lineRule="auto" w:after="180"/>
-        <w:shd w:fill="F5F1FB"/>
-      </w:pPr>
-      <w:r>
-        <w:rPr>
-          <w:b w:val="0"/>
-        </w:rPr>
-        <w:t xml:space="preserve">SELF-CHECK  □ I explained the </w:t>
-      </w:r>
-      <w:r>
-        <w:rPr>
-          <w:b/>
-        </w:rPr>
-        <w:t>mechanism</w:t>
-      </w:r>
-      <w:r>
-        <w:rPr>
-          <w:b w:val="0"/>
-        </w:rPr>
-        <w:t xml:space="preserve">  □ I used </w:t>
-      </w:r>
-      <w:r>
-        <w:rPr>
-          <w:b/>
-        </w:rPr>
-        <w:t>evidence</w:t>
-      </w:r>
-      <w:r>
-        <w:rPr>
-          <w:b w:val="0"/>
-        </w:rPr>
-        <w:t xml:space="preserve">  □ I tested a fresh case  □ I named a limitation  □ I can answer ‘why?’</w:t>
-      </w:r>
-    </w:p>
-    <w:p>
-      <w:pPr>
-        <w:pStyle w:val="Heading1"/>
-      </w:pPr>
-      <w:r>
-        <w:t>13. Study a complete case</w:t>
-      </w:r>
-    </w:p>
-    <w:p>
-      <w:r>
-        <w:t>Revisit the complete Improve and Challenge case for supported practice. Repeated examples do not become fresh assessments.</w:t>
-      </w:r>
-    </w:p>
-    <w:p>
-      <w:pPr>
-        <w:pStyle w:val="Heading3"/>
-      </w:pPr>
-      <w:r>
-        <w:t>Week 35 Worked case</w:t>
-      </w:r>
-    </w:p>
-    <w:p>
-      <w:pPr>
-        <w:spacing w:line="336" w:lineRule="auto" w:after="180"/>
-      </w:pPr>
-      <w:r>
-        <w:rPr>
-          <w:b w:val="0"/>
-        </w:rPr>
-        <w:t>Use the supplied details to practise the weekly concept before attempting the independent question. This case extends the illustrated lesson.</w:t>
-      </w:r>
-    </w:p>
-    <w:p>
-      <w:pPr>
-        <w:pStyle w:val="Heading3"/>
-      </w:pPr>
-      <w:r>
-        <w:t>The situation</w:t>
+        <w:t>13. Extra practice · The earlier complete case</w:t>
+      </w:r>
+    </w:p>
+    <w:p>
+      <w:r>
+        <w:t>Try the question before opening the worked explanation.</w:t>
+      </w:r>
+    </w:p>
+    <w:p>
+      <w:pPr>
+        <w:pStyle w:val="Heading2"/>
+      </w:pPr>
+      <w:r>
+        <w:t>Question and given facts</w:t>
       </w:r>
     </w:p>
     <w:p>
@@ -5698,16 +6813,7 @@
     </w:p>
     <w:p>
       <w:pPr>
-        <w:pStyle w:val="Heading3"/>
-      </w:pPr>
-      <w:r>
-        <w:t>The question</w:t>
-      </w:r>
-    </w:p>
-    <w:p>
-      <w:pPr>
         <w:spacing w:line="336" w:lineRule="auto" w:after="180"/>
-        <w:shd w:fill="F5F1FB"/>
       </w:pPr>
       <w:r>
         <w:rPr>
@@ -5718,10 +6824,59 @@
     </w:p>
     <w:p>
       <w:pPr>
+        <w:pStyle w:val="Heading2"/>
+      </w:pPr>
+      <w:r>
+        <w:t>Your explanation</w:t>
+      </w:r>
+    </w:p>
+    <w:p>
+      <w:pPr>
+        <w:pStyle w:val="ListBullet"/>
+      </w:pPr>
+      <w:r>
+        <w:t>Which detail supports the answer, and why does it matter?</w:t>
+      </w:r>
+    </w:p>
+    <w:p>
+      <w:pPr>
         <w:pStyle w:val="Heading3"/>
       </w:pPr>
       <w:r>
-        <w:t>Worked explanation</w:t>
+        <w:t>Write or draw your reasoning and evidence.</w:t>
+      </w:r>
+    </w:p>
+    <w:p>
+      <w:r>
+        <w:t>________________________________________________________________</w:t>
+      </w:r>
+    </w:p>
+    <w:p>
+      <w:r>
+        <w:t>________________________________________________________________</w:t>
+      </w:r>
+    </w:p>
+    <w:p>
+      <w:r>
+        <w:t>________________________________________________________________</w:t>
+      </w:r>
+    </w:p>
+    <w:p>
+      <w:r>
+        <w:t>________________________________________________________________</w:t>
+      </w:r>
+    </w:p>
+    <w:p>
+      <w:r>
+        <w:t>________________________________________________________________</w:t>
+      </w:r>
+    </w:p>
+    <w:p>
+      <w:pPr>
+        <w:pStyle w:val="Heading2"/>
+      </w:pPr>
+      <w:r>
+        <w:t>Check after trying · reference / check after trying</w:t>
       </w:r>
     </w:p>
     <w:p>
@@ -5733,75 +6888,6 @@
           <w:b w:val="0"/>
         </w:rPr>
         <w:t>Confirm fixed criteria, inspect remaining and introduced failures, then test the chosen version on fresh final cases.</w:t>
-      </w:r>
-    </w:p>
-    <w:p>
-      <w:pPr>
-        <w:pStyle w:val="Heading3"/>
-      </w:pPr>
-      <w:r>
-        <w:t>Explain it in your own words</w:t>
-      </w:r>
-    </w:p>
-    <w:p>
-      <w:pPr>
-        <w:spacing w:line="336" w:lineRule="auto" w:after="180"/>
-        <w:shd w:fill="F5F1FB"/>
-      </w:pPr>
-      <w:r>
-        <w:rPr>
-          <w:b w:val="0"/>
-        </w:rPr>
-        <w:t>Which detail supports the answer, and why does it matter?</w:t>
-      </w:r>
-    </w:p>
-    <w:p>
-      <w:pPr>
-        <w:pStyle w:val="Heading3"/>
-      </w:pPr>
-      <w:r>
-        <w:t>Write or draw your reasoning and evidence.</w:t>
-      </w:r>
-    </w:p>
-    <w:p>
-      <w:r>
-        <w:t>________________________________________________________________</w:t>
-      </w:r>
-    </w:p>
-    <w:p>
-      <w:r>
-        <w:t>________________________________________________________________</w:t>
-      </w:r>
-    </w:p>
-    <w:p>
-      <w:r>
-        <w:t>________________________________________________________________</w:t>
-      </w:r>
-    </w:p>
-    <w:p>
-      <w:r>
-        <w:t>________________________________________________________________</w:t>
-      </w:r>
-    </w:p>
-    <w:p>
-      <w:r>
-        <w:t>________________________________________________________________</w:t>
-      </w:r>
-    </w:p>
-    <w:p>
-      <w:pPr>
-        <w:pStyle w:val="Heading3"/>
-      </w:pPr>
-      <w:r>
-        <w:t>Trace the supplied case visually</w:t>
-      </w:r>
-    </w:p>
-    <w:p>
-      <w:pPr>
-        <w:pStyle w:val="Heading3"/>
-      </w:pPr>
-      <w:r>
-        <w:t>Improve with comparable evidence</w:t>
       </w:r>
     </w:p>
     <w:tbl>
@@ -5930,6 +7016,81 @@
     </w:tbl>
     <w:p>
       <w:pPr>
+        <w:pStyle w:val="Heading2"/>
+      </w:pPr>
+      <w:r>
+        <w:t>Earlier wording, alternatives and picture transcripts · reference / check after trying</w:t>
+      </w:r>
+    </w:p>
+    <w:p>
+      <w:pPr>
+        <w:pStyle w:val="Heading3"/>
+      </w:pPr>
+      <w:r>
+        <w:t>Week 35 Worked case</w:t>
+      </w:r>
+    </w:p>
+    <w:p>
+      <w:pPr>
+        <w:spacing w:line="336" w:lineRule="auto" w:after="180"/>
+      </w:pPr>
+      <w:r>
+        <w:rPr>
+          <w:b w:val="0"/>
+        </w:rPr>
+        <w:t>Use the supplied details to practise the weekly concept before attempting the independent question. This case extends the illustrated lesson.</w:t>
+      </w:r>
+    </w:p>
+    <w:p>
+      <w:pPr>
+        <w:pStyle w:val="Heading3"/>
+      </w:pPr>
+      <w:r>
+        <w:t>The situation</w:t>
+      </w:r>
+    </w:p>
+    <w:p>
+      <w:pPr>
+        <w:pStyle w:val="Heading3"/>
+      </w:pPr>
+      <w:r>
+        <w:t>The question</w:t>
+      </w:r>
+    </w:p>
+    <w:p>
+      <w:pPr>
+        <w:pStyle w:val="Heading3"/>
+      </w:pPr>
+      <w:r>
+        <w:t>Worked explanation</w:t>
+      </w:r>
+    </w:p>
+    <w:p>
+      <w:pPr>
+        <w:pStyle w:val="Heading3"/>
+      </w:pPr>
+      <w:r>
+        <w:t>Explain it in your own words</w:t>
+      </w:r>
+    </w:p>
+    <w:p>
+      <w:pPr>
+        <w:pStyle w:val="Heading3"/>
+      </w:pPr>
+      <w:r>
+        <w:t>Trace the supplied case visually</w:t>
+      </w:r>
+    </w:p>
+    <w:p>
+      <w:pPr>
+        <w:pStyle w:val="Heading3"/>
+      </w:pPr>
+      <w:r>
+        <w:t>Improve with comparable evidence</w:t>
+      </w:r>
+    </w:p>
+    <w:p>
+      <w:pPr>
         <w:spacing w:line="336" w:lineRule="auto" w:after="180"/>
       </w:pPr>
       <w:r>
@@ -5942,7 +7103,6 @@
     <w:p>
       <w:pPr>
         <w:spacing w:line="336" w:lineRule="auto" w:after="180"/>
-        <w:shd w:fill="F5F1FB"/>
       </w:pPr>
       <w:r>
         <w:rPr>
@@ -5967,503 +7127,20 @@
         <w:pStyle w:val="Heading1"/>
       </w:pPr>
       <w:r>
-        <w:t>14. Try a new case independently</w:t>
-      </w:r>
-    </w:p>
-    <w:p>
-      <w:r>
-        <w:t>Attempt the reserved new case before feedback. Record support; the earlier examples below remain additional practice.</w:t>
-      </w:r>
-    </w:p>
-    <w:p>
-      <w:pPr>
-        <w:pStyle w:val="Heading3"/>
-      </w:pPr>
-      <w:r>
-        <w:t>Independent case: Repair independently</w:t>
-      </w:r>
-    </w:p>
-    <w:p>
-      <w:pPr>
-        <w:spacing w:line="336" w:lineRule="auto" w:after="180"/>
-      </w:pPr>
-      <w:r>
-        <w:rPr>
-          <w:b w:val="0"/>
-        </w:rPr>
-        <w:t xml:space="preserve">Write the eligibility predicate for at most </w:t>
-      </w:r>
-      <w:r>
-        <w:rPr>
-          <w:b/>
-        </w:rPr>
-        <w:t>12 minutes</w:t>
-      </w:r>
-      <w:r>
-        <w:rPr>
-          <w:b w:val="0"/>
-        </w:rPr>
-        <w:t xml:space="preserve"> and a </w:t>
-      </w:r>
-      <w:r>
-        <w:rPr>
-          <w:b/>
-        </w:rPr>
-        <w:t>regression</w:t>
-      </w:r>
-      <w:r>
-        <w:rPr>
-          <w:b w:val="0"/>
-        </w:rPr>
-        <w:t xml:space="preserve"> set including 11,12,13 and 0. Add one chooser tie case and one invalid-data case to rerun.</w:t>
-      </w:r>
-    </w:p>
-    <w:p>
-      <w:pPr>
-        <w:pStyle w:val="Heading3"/>
-      </w:pPr>
-      <w:r>
-        <w:t>My independent explanation, trace and limits</w:t>
-      </w:r>
-    </w:p>
-    <w:p>
-      <w:r>
-        <w:t>________________________________________________________________</w:t>
-      </w:r>
-    </w:p>
-    <w:p>
-      <w:r>
-        <w:t>________________________________________________________________</w:t>
-      </w:r>
-    </w:p>
-    <w:p>
-      <w:r>
-        <w:t>________________________________________________________________</w:t>
-      </w:r>
-    </w:p>
-    <w:p>
-      <w:r>
-        <w:t>________________________________________________________________</w:t>
-      </w:r>
-    </w:p>
-    <w:p>
-      <w:r>
-        <w:t>________________________________________________________________</w:t>
-      </w:r>
-    </w:p>
-    <w:p>
-      <w:r>
-        <w:t>________________________________________________________________</w:t>
-      </w:r>
-    </w:p>
-    <w:p>
-      <w:r>
-        <w:t>________________________________________________________________</w:t>
-      </w:r>
-    </w:p>
-    <w:p>
-      <w:pPr>
-        <w:spacing w:line="336" w:lineRule="auto" w:after="180"/>
-      </w:pPr>
-      <w:r>
-        <w:rPr>
-          <w:b w:val="0"/>
-        </w:rPr>
-        <w:t>Attempt this case before feedback. Record any help. Earlier examples below are further practice; a case already practised with feedback cannot establish fresh transfer.</w:t>
-      </w:r>
-    </w:p>
-    <w:p>
-      <w:pPr>
-        <w:pStyle w:val="Heading3"/>
-      </w:pPr>
-      <w:r>
-        <w:t>Week 35 Independent application</w:t>
-      </w:r>
-    </w:p>
-    <w:p>
-      <w:pPr>
-        <w:spacing w:line="336" w:lineRule="auto" w:after="180"/>
-      </w:pPr>
-      <w:r>
-        <w:rPr>
-          <w:b w:val="0"/>
-        </w:rPr>
-        <w:t>Close the worked explanation. Apply the idea to this different question without copying.</w:t>
-      </w:r>
-    </w:p>
-    <w:p>
-      <w:pPr>
-        <w:spacing w:line="336" w:lineRule="auto" w:after="180"/>
-        <w:shd w:fill="F5F1FB"/>
-      </w:pPr>
-      <w:r>
-        <w:rPr>
-          <w:b w:val="0"/>
-        </w:rPr>
-        <w:t>After changing a scoring weight, the system fixes one request but breaks two previously correct ones. What should the improvement record say?</w:t>
-      </w:r>
-    </w:p>
-    <w:p>
-      <w:pPr>
-        <w:spacing w:line="336" w:lineRule="auto" w:after="180"/>
-      </w:pPr>
-      <w:r>
-        <w:rPr>
-          <w:b w:val="0"/>
-        </w:rPr>
-        <w:t xml:space="preserve">My answer, with a trace, calculation or supporting </w:t>
-      </w:r>
-      <w:r>
-        <w:rPr>
-          <w:b/>
-        </w:rPr>
-        <w:t>evidence</w:t>
-      </w:r>
-    </w:p>
-    <w:p>
-      <w:pPr>
-        <w:pStyle w:val="Heading3"/>
-      </w:pPr>
-      <w:r>
-        <w:t>Write or draw your reasoning and evidence.</w:t>
-      </w:r>
-    </w:p>
-    <w:p>
-      <w:r>
-        <w:t>________________________________________________________________</w:t>
-      </w:r>
-    </w:p>
-    <w:p>
-      <w:r>
-        <w:t>________________________________________________________________</w:t>
-      </w:r>
-    </w:p>
-    <w:p>
-      <w:r>
-        <w:t>________________________________________________________________</w:t>
-      </w:r>
-    </w:p>
-    <w:p>
-      <w:r>
-        <w:t>________________________________________________________________</w:t>
-      </w:r>
-    </w:p>
-    <w:p>
-      <w:r>
-        <w:t>________________________________________________________________</w:t>
-      </w:r>
-    </w:p>
-    <w:p>
-      <w:pPr>
-        <w:pStyle w:val="Heading3"/>
-      </w:pPr>
-      <w:r>
-        <w:t>Create and test</w:t>
-      </w:r>
-    </w:p>
-    <w:p>
-      <w:pPr>
-        <w:spacing w:line="336" w:lineRule="auto" w:after="180"/>
-      </w:pPr>
-      <w:r>
-        <w:rPr>
-          <w:b w:val="0"/>
-        </w:rPr>
-        <w:t>Change one relevant detail. Predict the result before testing. Include a boundary or missing-information case when it helps reveal a limit.</w:t>
-      </w:r>
-    </w:p>
-    <w:p>
-      <w:pPr>
-        <w:spacing w:line="336" w:lineRule="auto" w:after="180"/>
-      </w:pPr>
-      <w:r>
-        <w:rPr>
-          <w:b w:val="0"/>
-        </w:rPr>
-        <w:t xml:space="preserve">My changed </w:t>
-      </w:r>
-      <w:r>
-        <w:rPr>
-          <w:b/>
-        </w:rPr>
-        <w:t>input</w:t>
-      </w:r>
-      <w:r>
-        <w:rPr>
-          <w:b w:val="0"/>
-        </w:rPr>
-        <w:t xml:space="preserve"> and expected result</w:t>
-      </w:r>
-    </w:p>
-    <w:p>
-      <w:pPr>
-        <w:pStyle w:val="Heading3"/>
-      </w:pPr>
-      <w:r>
-        <w:t>Write or draw your reasoning and evidence.</w:t>
-      </w:r>
-    </w:p>
-    <w:p>
-      <w:r>
-        <w:t>________________________________________________________________</w:t>
-      </w:r>
-    </w:p>
-    <w:p>
-      <w:r>
-        <w:t>________________________________________________________________</w:t>
-      </w:r>
-    </w:p>
-    <w:p>
-      <w:r>
-        <w:t>________________________________________________________________</w:t>
-      </w:r>
-    </w:p>
-    <w:p>
-      <w:r>
-        <w:t>________________________________________________________________</w:t>
-      </w:r>
-    </w:p>
-    <w:p>
-      <w:r>
-        <w:t>________________________________________________________________</w:t>
-      </w:r>
-    </w:p>
-    <w:p>
-      <w:pPr>
-        <w:pStyle w:val="Heading3"/>
-      </w:pPr>
-      <w:r>
-        <w:t>Connect to your project</w:t>
-      </w:r>
-    </w:p>
-    <w:p>
-      <w:pPr>
-        <w:spacing w:line="336" w:lineRule="auto" w:after="180"/>
-      </w:pPr>
-      <w:r>
-        <w:rPr>
-          <w:b w:val="0"/>
-        </w:rPr>
-        <w:t xml:space="preserve">Publish the cause, one change, fixed test set, </w:t>
-      </w:r>
-      <w:r>
-        <w:rPr>
-          <w:b/>
-        </w:rPr>
-        <w:t>before/after</w:t>
-      </w:r>
-      <w:r>
-        <w:rPr>
-          <w:b w:val="0"/>
-        </w:rPr>
-        <w:t xml:space="preserve"> </w:t>
-      </w:r>
-      <w:r>
-        <w:rPr>
-          <w:b/>
-        </w:rPr>
-        <w:t>evidence</w:t>
-      </w:r>
-      <w:r>
-        <w:rPr>
-          <w:b w:val="0"/>
-        </w:rPr>
-        <w:t>, and remaining limitation.</w:t>
-      </w:r>
-    </w:p>
-    <w:p>
-      <w:pPr>
-        <w:spacing w:line="336" w:lineRule="auto" w:after="180"/>
-      </w:pPr>
-      <w:r>
-        <w:rPr>
-          <w:b w:val="0"/>
-        </w:rPr>
-        <w:t xml:space="preserve">The </w:t>
-      </w:r>
-      <w:r>
-        <w:rPr>
-          <w:b/>
-        </w:rPr>
-        <w:t>evidence</w:t>
-      </w:r>
-      <w:r>
-        <w:rPr>
-          <w:b w:val="0"/>
-        </w:rPr>
-        <w:t xml:space="preserve"> I will keep</w:t>
-      </w:r>
-    </w:p>
-    <w:p>
-      <w:pPr>
-        <w:pStyle w:val="Heading3"/>
-      </w:pPr>
-      <w:r>
-        <w:t>Write or draw your reasoning and evidence.</w:t>
-      </w:r>
-    </w:p>
-    <w:p>
-      <w:r>
-        <w:t>________________________________________________________________</w:t>
-      </w:r>
-    </w:p>
-    <w:p>
-      <w:r>
-        <w:t>________________________________________________________________</w:t>
-      </w:r>
-    </w:p>
-    <w:p>
-      <w:r>
-        <w:t>________________________________________________________________</w:t>
-      </w:r>
-    </w:p>
-    <w:p>
-      <w:r>
-        <w:t>________________________________________________________________</w:t>
-      </w:r>
-    </w:p>
-    <w:p>
-      <w:r>
-        <w:t>________________________________________________________________</w:t>
-      </w:r>
-    </w:p>
-    <w:p>
-      <w:pPr>
-        <w:spacing w:line="336" w:lineRule="auto" w:after="180"/>
-      </w:pPr>
-      <w:r>
-        <w:rPr>
-          <w:b w:val="0"/>
-        </w:rPr>
-        <w:t xml:space="preserve">Your teacher has the independent answer and scoring criteria. Complete the matching workbook week to keep your practice </w:t>
-      </w:r>
-      <w:r>
-        <w:rPr>
-          <w:b/>
-        </w:rPr>
-        <w:t>evidence</w:t>
-      </w:r>
-      <w:r>
-        <w:rPr>
-          <w:b w:val="0"/>
-        </w:rPr>
-        <w:t xml:space="preserve"> together.</w:t>
-      </w:r>
-    </w:p>
-    <w:p>
-      <w:pPr>
-        <w:pStyle w:val="Heading3"/>
-      </w:pPr>
-      <w:r>
-        <w:t>Transfer practice from the original programme</w:t>
-      </w:r>
-    </w:p>
-    <w:p>
-      <w:pPr>
-        <w:spacing w:line="336" w:lineRule="auto" w:after="180"/>
-      </w:pPr>
-      <w:r>
-        <w:rPr>
-          <w:b w:val="0"/>
-        </w:rPr>
-        <w:t>After a scoring change, four old failures pass but two previous passes fail. On the original ten cases there were six passes. Compute the new total and explain what else should be reported.</w:t>
-      </w:r>
-    </w:p>
-    <w:p>
-      <w:pPr>
-        <w:pStyle w:val="Heading3"/>
-      </w:pPr>
-      <w:r>
-        <w:t>Explain the mechanism, evidence and one limit.</w:t>
-      </w:r>
-    </w:p>
-    <w:p>
-      <w:r>
-        <w:t>________________________________________________________________</w:t>
-      </w:r>
-    </w:p>
-    <w:p>
-      <w:r>
-        <w:t>________________________________________________________________</w:t>
-      </w:r>
-    </w:p>
-    <w:p>
-      <w:r>
-        <w:t>________________________________________________________________</w:t>
-      </w:r>
-    </w:p>
-    <w:p>
-      <w:r>
-        <w:t>________________________________________________________________</w:t>
-      </w:r>
-    </w:p>
-    <w:p>
-      <w:r>
-        <w:t>________________________________________________________________</w:t>
-      </w:r>
-    </w:p>
-    <w:p>
-      <w:r>
-        <w:t>________________________________________________________________</w:t>
-      </w:r>
-    </w:p>
-    <w:p>
-      <w:r>
-        <w:t>________________________________________________________________</w:t>
-      </w:r>
-    </w:p>
-    <w:p>
-      <w:pPr>
-        <w:pStyle w:val="Heading3"/>
-      </w:pPr>
-      <w:r>
-        <w:t>Use feedback to improve</w:t>
-      </w:r>
-    </w:p>
-    <w:p>
-      <w:pPr>
-        <w:spacing w:line="336" w:lineRule="auto" w:after="180"/>
-      </w:pPr>
-      <w:r>
-        <w:rPr>
-          <w:b w:val="0"/>
-        </w:rPr>
-        <w:t>Attempt the independent case before hints. Record whether you worked alone, used a hint or followed a model. After feedback, fix the first unsupported step and explain why it changed.</w:t>
-      </w:r>
-    </w:p>
-    <w:p>
-      <w:pPr>
-        <w:spacing w:line="336" w:lineRule="auto" w:after="180"/>
-      </w:pPr>
-      <w:r>
-        <w:rPr>
-          <w:b w:val="0"/>
-        </w:rPr>
-        <w:t>A later check uses a changed case, not a copied answer.</w:t>
-      </w:r>
-    </w:p>
-    <w:p>
-      <w:pPr>
-        <w:pStyle w:val="Heading1"/>
-      </w:pPr>
-      <w:r>
-        <w:t>15. Your lesson route</w:t>
-      </w:r>
-    </w:p>
-    <w:p>
-      <w:r>
-        <w:t>Use this map to navigate Improve and Challenge, connect the goals to tasks and keep one evidence record for each attempt.</w:t>
-      </w:r>
-    </w:p>
-    <w:p>
-      <w:pPr>
-        <w:spacing w:line="336" w:lineRule="auto" w:after="180"/>
-      </w:pPr>
-      <w:r>
-        <w:rPr>
-          <w:b w:val="0"/>
-        </w:rPr>
-        <w:t>Start with this question: A fictional recommender excludes books at a page limit that is intended to include equality.</w:t>
+        <w:t>15. Reference · Earlier checklist</w:t>
+      </w:r>
+    </w:p>
+    <w:p>
+      <w:r>
+        <w:t>Use when it helps inspect the evidence.</w:t>
+      </w:r>
+    </w:p>
+    <w:p>
+      <w:pPr>
+        <w:pStyle w:val="Heading2"/>
+      </w:pPr>
+      <w:r>
+        <w:t>Checklist and first prediction</w:t>
       </w:r>
     </w:p>
     <w:tbl>
@@ -6628,15 +7305,10 @@
     </w:p>
     <w:p>
       <w:pPr>
-        <w:pStyle w:val="Heading1"/>
-      </w:pPr>
-      <w:r>
-        <w:t>16. Finish and return</w:t>
-      </w:r>
-    </w:p>
-    <w:p>
-      <w:r>
-        <w:t>Explain Improve and Challenge without notes, identify a remaining question and plan a later check with a changed case.</w:t>
+        <w:pStyle w:val="Heading2"/>
+      </w:pPr>
+      <w:r>
+        <w:t>Earlier wording, alternatives and picture transcripts · reference / check after trying</w:t>
       </w:r>
     </w:p>
     <w:p>
@@ -6647,7 +7319,36 @@
         <w:rPr>
           <w:b w:val="0"/>
         </w:rPr>
-        <w:t>Close your notes. Explain this goal in your own words: Repair a specific observed failure</w:t>
+        <w:t>Start with this question: A fictional recommender excludes books at a page limit that is intended to include equality.</w:t>
+      </w:r>
+    </w:p>
+    <w:p>
+      <w:pPr>
+        <w:pStyle w:val="Heading1"/>
+      </w:pPr>
+      <w:r>
+        <w:t>17. Extra practice · Pictures, feedback and repair</w:t>
+      </w:r>
+    </w:p>
+    <w:p>
+      <w:r>
+        <w:t>Try before opening feedback; keep the selected independent task separate.</w:t>
+      </w:r>
+    </w:p>
+    <w:p>
+      <w:pPr>
+        <w:pStyle w:val="Heading2"/>
+      </w:pPr>
+      <w:r>
+        <w:t>First supported question</w:t>
+      </w:r>
+    </w:p>
+    <w:p>
+      <w:pPr>
+        <w:pStyle w:val="ListBullet"/>
+      </w:pPr>
+      <w:r>
+        <w:t>A fictional recommender excludes books at a page limit that is intended to include equality.</w:t>
       </w:r>
     </w:p>
     <w:p>
@@ -6655,7 +7356,55 @@
         <w:pStyle w:val="Heading3"/>
       </w:pPr>
       <w:r>
-        <w:t>My deciding step, evidence and one remaining question</w:t>
+        <w:t>Practice 1: explain the deciding evidence</w:t>
+      </w:r>
+    </w:p>
+    <w:p>
+      <w:pPr>
+        <w:pStyle w:val="ListBullet"/>
+      </w:pPr>
+      <w:r>
+        <w:t>Which labelled step matches this detail? Rerun 99,100,101; invalid pages; tied scores; reversed row order.</w:t>
+      </w:r>
+    </w:p>
+    <w:p>
+      <w:pPr>
+        <w:pStyle w:val="ListBullet"/>
+      </w:pPr>
+      <w:r>
+        <w:t>1. Identify cause</w:t>
+      </w:r>
+    </w:p>
+    <w:p>
+      <w:pPr>
+        <w:pStyle w:val="ListBullet"/>
+      </w:pPr>
+      <w:r>
+        <w:t>2. Expected revised result</w:t>
+      </w:r>
+    </w:p>
+    <w:p>
+      <w:pPr>
+        <w:pStyle w:val="ListBullet"/>
+      </w:pPr>
+      <w:r>
+        <w:t>3. Challenge repair</w:t>
+      </w:r>
+    </w:p>
+    <w:p>
+      <w:pPr>
+        <w:pStyle w:val="ListBullet"/>
+      </w:pPr>
+      <w:r>
+        <w:t>4. Focused repair</w:t>
+      </w:r>
+    </w:p>
+    <w:p>
+      <w:pPr>
+        <w:pStyle w:val="Heading3"/>
+      </w:pPr>
+      <w:r>
+        <w:t>My selected conclusion, deciding fact and explanation</w:t>
       </w:r>
     </w:p>
     <w:p>
@@ -6681,6 +7430,22 @@
     <w:p>
       <w:r>
         <w:t>________________________________________________________________</w:t>
+      </w:r>
+    </w:p>
+    <w:p>
+      <w:pPr>
+        <w:pStyle w:val="ListBullet"/>
+      </w:pPr>
+      <w:r>
+        <w:t>Hint if needed: Read the steps in the pictorial case. Match the supplied detail to the stage that performs or records it.</w:t>
+      </w:r>
+    </w:p>
+    <w:p>
+      <w:pPr>
+        <w:pStyle w:val="Heading2"/>
+      </w:pPr>
+      <w:r>
+        <w:t>Check after trying · reference / check after trying</w:t>
       </w:r>
     </w:p>
     <w:p>
@@ -6691,7 +7456,41 @@
         <w:rPr>
           <w:b w:val="0"/>
         </w:rPr>
-        <w:t xml:space="preserve">If you are unsure, return to the worked picture and explain one arrow. If you are ready, change an </w:t>
+        <w:t>After your attempt, compare with the supported explanation: Challenge repair Rerun 99,100,101; invalid pages; tied scores; reversed row order.</w:t>
+      </w:r>
+    </w:p>
+    <w:p>
+      <w:pPr>
+        <w:spacing w:line="336" w:lineRule="auto" w:after="180"/>
+      </w:pPr>
+      <w:r>
+        <w:rPr>
+          <w:b w:val="0"/>
+        </w:rPr>
+        <w:t xml:space="preserve">A focused change makes the claim about what caused the error testable: the equality comparison rule caused this specific failure. </w:t>
+      </w:r>
+      <w:r>
+        <w:rPr>
+          <w:b/>
+        </w:rPr>
+        <w:t>Regression</w:t>
+      </w:r>
+      <w:r>
+        <w:rPr>
+          <w:b w:val="0"/>
+        </w:rPr>
+        <w:t xml:space="preserve"> tests check surrounding behavior that should remain unchanged.</w:t>
+      </w:r>
+    </w:p>
+    <w:p>
+      <w:pPr>
+        <w:spacing w:line="336" w:lineRule="auto" w:after="180"/>
+      </w:pPr>
+      <w:r>
+        <w:rPr>
+          <w:b w:val="0"/>
+        </w:rPr>
+        <w:t xml:space="preserve">A tie case and reversed </w:t>
       </w:r>
       <w:r>
         <w:rPr>
@@ -6703,7 +7502,237 @@
         <w:rPr>
           <w:b w:val="0"/>
         </w:rPr>
-        <w:t xml:space="preserve"> or assumption and justify your </w:t>
+        <w:t xml:space="preserve"> order are necessary because a correct boundary does not ensure deterministic selection. Log the old failure and revised replay separately.</w:t>
+      </w:r>
+    </w:p>
+    <w:p>
+      <w:pPr>
+        <w:pStyle w:val="Heading2"/>
+      </w:pPr>
+      <w:r>
+        <w:t>Changed-case question</w:t>
+      </w:r>
+    </w:p>
+    <w:p>
+      <w:pPr>
+        <w:pStyle w:val="Heading3"/>
+      </w:pPr>
+      <w:r>
+        <w:t>Practice 2: explain the deciding evidence</w:t>
+      </w:r>
+    </w:p>
+    <w:p>
+      <w:pPr>
+        <w:pStyle w:val="ListBullet"/>
+      </w:pPr>
+      <w:r>
+        <w:t>Changed-case practice: An alternative patch uses pages &lt;= 101 instead of the required pages &lt;= 100. Which conclusion is supported by the supplied facts?</w:t>
+      </w:r>
+    </w:p>
+    <w:p>
+      <w:pPr>
+        <w:pStyle w:val="ListBullet"/>
+      </w:pPr>
+      <w:r>
+        <w:t>1. We can decide the result without examining the changed input or the procedure.</w:t>
+      </w:r>
+    </w:p>
+    <w:p>
+      <w:pPr>
+        <w:pStyle w:val="ListBullet"/>
+      </w:pPr>
+      <w:r>
+        <w:t>2. This one example guarantees correct results for every future input.</w:t>
+      </w:r>
+    </w:p>
+    <w:p>
+      <w:pPr>
+        <w:pStyle w:val="ListBullet"/>
+      </w:pPr>
+      <w:r>
+        <w:t>3. C is wrongly admitted as well as A.</w:t>
+      </w:r>
+    </w:p>
+    <w:p>
+      <w:pPr>
+        <w:pStyle w:val="Heading3"/>
+      </w:pPr>
+      <w:r>
+        <w:t>My selected conclusion, deciding fact and explanation</w:t>
+      </w:r>
+    </w:p>
+    <w:p>
+      <w:r>
+        <w:t>________________________________________________________________</w:t>
+      </w:r>
+    </w:p>
+    <w:p>
+      <w:r>
+        <w:t>________________________________________________________________</w:t>
+      </w:r>
+    </w:p>
+    <w:p>
+      <w:r>
+        <w:t>________________________________________________________________</w:t>
+      </w:r>
+    </w:p>
+    <w:p>
+      <w:r>
+        <w:t>________________________________________________________________</w:t>
+      </w:r>
+    </w:p>
+    <w:p>
+      <w:r>
+        <w:t>________________________________________________________________</w:t>
+      </w:r>
+    </w:p>
+    <w:p>
+      <w:pPr>
+        <w:pStyle w:val="ListBullet"/>
+      </w:pPr>
+      <w:r>
+        <w:t>Hint if needed: Use the changed condition and the deciding step in the pictorial trace. The answer must say what follows from those facts.</w:t>
+      </w:r>
+    </w:p>
+    <w:p>
+      <w:pPr>
+        <w:pStyle w:val="Heading2"/>
+      </w:pPr>
+      <w:r>
+        <w:t>Check changed case · reference / check after trying</w:t>
+      </w:r>
+    </w:p>
+    <w:p>
+      <w:pPr>
+        <w:spacing w:line="336" w:lineRule="auto" w:after="180"/>
+      </w:pPr>
+      <w:r>
+        <w:rPr>
+          <w:b w:val="0"/>
+        </w:rPr>
+        <w:t>After your attempt, compare with the supported explanation: C is wrongly admitted as well as A. Changing the maximum alters the contract instead of repairing its comparison.</w:t>
+      </w:r>
+    </w:p>
+    <w:p>
+      <w:pPr>
+        <w:pStyle w:val="Heading2"/>
+      </w:pPr>
+      <w:r>
+        <w:t>Repair and keep evidence</w:t>
+      </w:r>
+    </w:p>
+    <w:p>
+      <w:pPr>
+        <w:spacing w:line="336" w:lineRule="auto" w:after="180"/>
+      </w:pPr>
+      <w:r>
+        <w:rPr>
+          <w:b w:val="0"/>
+        </w:rPr>
+        <w:t>Review Test Diverse Users (ai-2/34). Goal: Evaluate across varied cases. Short practice: Can these records establish performance for different user groups?. Return to this week and explain what you changed.</w:t>
+      </w:r>
+    </w:p>
+    <w:p>
+      <w:pPr>
+        <w:spacing w:line="336" w:lineRule="auto" w:after="180"/>
+      </w:pPr>
+      <w:r>
+        <w:rPr>
+          <w:b w:val="0"/>
+        </w:rPr>
+        <w:t>Review Project Problem and Success Test (ai-2/32). Goal: Define a small application purpose. Short practice: Write an equality test and explain which requirement it checks.. Return to this week and explain what you changed.</w:t>
+      </w:r>
+    </w:p>
+    <w:p>
+      <w:pPr>
+        <w:spacing w:line="336" w:lineRule="auto" w:after="180"/>
+      </w:pPr>
+      <w:r>
+        <w:rPr>
+          <w:b w:val="0"/>
+        </w:rPr>
+        <w:t xml:space="preserve">Review </w:t>
+      </w:r>
+      <w:r>
+        <w:rPr>
+          <w:b/>
+        </w:rPr>
+        <w:t>Evidence</w:t>
+      </w:r>
+      <w:r>
+        <w:rPr>
+          <w:b w:val="0"/>
+        </w:rPr>
+        <w:t xml:space="preserve"> and Sources (ai-2/29). Goal: Explain the </w:t>
+      </w:r>
+      <w:r>
+        <w:rPr>
+          <w:b/>
+        </w:rPr>
+        <w:t>mechanism</w:t>
+      </w:r>
+      <w:r>
+        <w:rPr>
+          <w:b w:val="0"/>
+        </w:rPr>
+        <w:t xml:space="preserve"> and terminology of claim support and citation evaluation.</w:t>
+      </w:r>
+    </w:p>
+    <w:p>
+      <w:pPr>
+        <w:spacing w:line="336" w:lineRule="auto" w:after="180"/>
+      </w:pPr>
+      <w:r>
+        <w:rPr>
+          <w:b w:val="0"/>
+        </w:rPr>
+        <w:t>Short practice: Why is the original answer not fully supported despite having citations on every claim?. Return to this week and explain what you changed.</w:t>
+      </w:r>
+    </w:p>
+    <w:p>
+      <w:pPr>
+        <w:spacing w:line="336" w:lineRule="auto" w:after="180"/>
+      </w:pPr>
+      <w:r>
+        <w:rPr>
+          <w:b w:val="0"/>
+        </w:rPr>
+        <w:t xml:space="preserve">The browser lab lets you edit the supported Python examples already included in this lesson. Predict first, run, inspect the actual </w:t>
+      </w:r>
+      <w:r>
+        <w:rPr>
+          <w:b/>
+        </w:rPr>
+        <w:t>output</w:t>
+      </w:r>
+      <w:r>
+        <w:rPr>
+          <w:b w:val="0"/>
+        </w:rPr>
+        <w:t xml:space="preserve"> or error, change one </w:t>
+      </w:r>
+      <w:r>
+        <w:rPr>
+          <w:b/>
+        </w:rPr>
+        <w:t>input</w:t>
+      </w:r>
+      <w:r>
+        <w:rPr>
+          <w:b w:val="0"/>
+        </w:rPr>
+        <w:t>, then run again.</w:t>
+      </w:r>
+    </w:p>
+    <w:p>
+      <w:pPr>
+        <w:spacing w:line="336" w:lineRule="auto" w:after="180"/>
+      </w:pPr>
+      <w:r>
+        <w:rPr>
+          <w:b w:val="0"/>
+        </w:rPr>
+        <w:t xml:space="preserve">Keep code, </w:t>
       </w:r>
       <w:r>
         <w:rPr>
@@ -6715,7 +7744,7 @@
         <w:rPr>
           <w:b w:val="0"/>
         </w:rPr>
-        <w:t>.</w:t>
+        <w:t>s, actual results and a reasoned revision together. On paper, label your result as a trace rather than an execution.</w:t>
       </w:r>
     </w:p>
     <w:p>
@@ -6726,7 +7755,7 @@
         <w:rPr>
           <w:b w:val="0"/>
         </w:rPr>
-        <w:t xml:space="preserve">Save your workbook </w:t>
+        <w:t xml:space="preserve">Use Download completed work in the hosted lesson to export your answers, reflections, practice feedback and code-run </w:t>
       </w:r>
       <w:r>
         <w:rPr>
@@ -6738,20 +7767,26 @@
         <w:rPr>
           <w:b w:val="0"/>
         </w:rPr>
-        <w:t>. At the next review, try a different case before opening your old answer.</w:t>
-      </w:r>
-    </w:p>
-    <w:p>
-      <w:pPr>
-        <w:pStyle w:val="Heading1"/>
-      </w:pPr>
-      <w:r>
-        <w:t>17. Supported practice, repair and portfolio</w:t>
-      </w:r>
-    </w:p>
-    <w:p>
-      <w:r>
-        <w:t>Attempt supported questions before using hints or feedback. Review a missing building block, then keep the completed work.</w:t>
+        <w:t>. Open the HTML copy to read or print it.</w:t>
+      </w:r>
+    </w:p>
+    <w:p>
+      <w:pPr>
+        <w:spacing w:line="336" w:lineRule="auto" w:after="180"/>
+      </w:pPr>
+      <w:r>
+        <w:rPr>
+          <w:b w:val="0"/>
+        </w:rPr>
+        <w:t>Drafts stay in this browser when storage is available; clear drafts on a shared device.</w:t>
+      </w:r>
+    </w:p>
+    <w:p>
+      <w:pPr>
+        <w:pStyle w:val="Heading2"/>
+      </w:pPr>
+      <w:r>
+        <w:t>Earlier wording, alternatives and picture transcripts · reference / check after trying</w:t>
       </w:r>
     </w:p>
     <w:p>
@@ -6767,80 +7802,10 @@
     </w:p>
     <w:p>
       <w:pPr>
-        <w:spacing w:line="336" w:lineRule="auto" w:after="180"/>
-      </w:pPr>
-      <w:r>
-        <w:rPr>
-          <w:b w:val="0"/>
-        </w:rPr>
-        <w:t>A fictional recommender excludes books at a page limit that is intended to include equality.</w:t>
-      </w:r>
-    </w:p>
-    <w:p>
-      <w:pPr>
         <w:pStyle w:val="Heading3"/>
       </w:pPr>
       <w:r>
-        <w:t>Practice 1: explain the deciding evidence</w:t>
-      </w:r>
-    </w:p>
-    <w:p>
-      <w:pPr>
-        <w:spacing w:line="336" w:lineRule="auto" w:after="180"/>
-      </w:pPr>
-      <w:r>
-        <w:rPr>
-          <w:b w:val="0"/>
-        </w:rPr>
-        <w:t>Which labelled step matches this detail? Rerun 99,100,101; invalid pages; tied scores; reversed row order.</w:t>
-      </w:r>
-    </w:p>
-    <w:p>
-      <w:pPr>
-        <w:spacing w:line="336" w:lineRule="auto" w:after="180"/>
-        <w:shd w:fill="F4F9FC"/>
-      </w:pPr>
-      <w:r>
-        <w:rPr>
-          <w:b w:val="0"/>
-        </w:rPr>
-        <w:t>1. Identify cause</w:t>
-      </w:r>
-    </w:p>
-    <w:p>
-      <w:pPr>
-        <w:spacing w:line="336" w:lineRule="auto" w:after="180"/>
-        <w:shd w:fill="F4F9FC"/>
-      </w:pPr>
-      <w:r>
-        <w:rPr>
-          <w:b w:val="0"/>
-        </w:rPr>
-        <w:t>2. Expected revised result</w:t>
-      </w:r>
-    </w:p>
-    <w:p>
-      <w:pPr>
-        <w:spacing w:line="336" w:lineRule="auto" w:after="180"/>
-        <w:shd w:fill="F4F9FC"/>
-      </w:pPr>
-      <w:r>
-        <w:rPr>
-          <w:b w:val="0"/>
-        </w:rPr>
-        <w:t>3. Challenge repair</w:t>
-      </w:r>
-    </w:p>
-    <w:p>
-      <w:pPr>
-        <w:spacing w:line="336" w:lineRule="auto" w:after="180"/>
-        <w:shd w:fill="F4F9FC"/>
-      </w:pPr>
-      <w:r>
-        <w:rPr>
-          <w:b w:val="0"/>
-        </w:rPr>
-        <w:t>4. Focused repair</w:t>
+        <w:t>Repair a missing building block</w:t>
       </w:r>
     </w:p>
     <w:p>
@@ -6848,32 +7813,7 @@
         <w:pStyle w:val="Heading3"/>
       </w:pPr>
       <w:r>
-        <w:t>My selected conclusion, deciding fact and explanation</w:t>
-      </w:r>
-    </w:p>
-    <w:p>
-      <w:r>
-        <w:t>________________________________________________________________</w:t>
-      </w:r>
-    </w:p>
-    <w:p>
-      <w:r>
-        <w:t>________________________________________________________________</w:t>
-      </w:r>
-    </w:p>
-    <w:p>
-      <w:r>
-        <w:t>________________________________________________________________</w:t>
-      </w:r>
-    </w:p>
-    <w:p>
-      <w:r>
-        <w:t>________________________________________________________________</w:t>
-      </w:r>
-    </w:p>
-    <w:p>
-      <w:r>
-        <w:t>________________________________________________________________</w:t>
+        <w:t>Predict, run and debug</w:t>
       </w:r>
     </w:p>
     <w:p>
@@ -6881,450 +7821,25 @@
         <w:pStyle w:val="Heading3"/>
       </w:pPr>
       <w:r>
-        <w:t>Hint · try first</w:t>
-      </w:r>
-    </w:p>
-    <w:p>
-      <w:pPr>
-        <w:spacing w:line="336" w:lineRule="auto" w:after="180"/>
-        <w:shd w:fill="F1F6F8"/>
-      </w:pPr>
-      <w:r>
-        <w:rPr>
-          <w:b w:val="0"/>
-        </w:rPr>
-        <w:t>Hint if needed: Read the steps in the pictorial case. Match the supplied detail to the stage that performs or records it.</w:t>
-      </w:r>
-    </w:p>
-    <w:p>
-      <w:pPr>
-        <w:pStyle w:val="Heading3"/>
-      </w:pPr>
-      <w:r>
-        <w:t>Feedback · compare after trying</w:t>
-      </w:r>
-    </w:p>
-    <w:p>
-      <w:pPr>
-        <w:spacing w:line="336" w:lineRule="auto" w:after="180"/>
-        <w:shd w:fill="F1F6FC"/>
-      </w:pPr>
-      <w:r>
-        <w:rPr>
-          <w:b w:val="0"/>
-        </w:rPr>
-        <w:t>After your attempt, compare with the supported explanation: Challenge repair Rerun 99,100,101; invalid pages; tied scores; reversed row order.</w:t>
-      </w:r>
-    </w:p>
-    <w:p>
-      <w:pPr>
-        <w:spacing w:line="336" w:lineRule="auto" w:after="180"/>
-        <w:shd w:fill="F1F6FC"/>
-      </w:pPr>
-      <w:r>
-        <w:rPr>
-          <w:b w:val="0"/>
-        </w:rPr>
-        <w:t xml:space="preserve">A focused change makes the claim about what caused the error testable: the equality comparison rule caused this specific failure. </w:t>
-      </w:r>
-      <w:r>
-        <w:rPr>
-          <w:b/>
-        </w:rPr>
-        <w:t>Regression</w:t>
-      </w:r>
-      <w:r>
-        <w:rPr>
-          <w:b w:val="0"/>
-        </w:rPr>
-        <w:t xml:space="preserve"> tests check surrounding behavior that should remain unchanged.</w:t>
-      </w:r>
-    </w:p>
-    <w:p>
-      <w:pPr>
-        <w:spacing w:line="336" w:lineRule="auto" w:after="180"/>
-        <w:shd w:fill="F1F6FC"/>
-      </w:pPr>
-      <w:r>
-        <w:rPr>
-          <w:b w:val="0"/>
-        </w:rPr>
-        <w:t xml:space="preserve">A tie case and reversed </w:t>
-      </w:r>
-      <w:r>
-        <w:rPr>
-          <w:b/>
-        </w:rPr>
-        <w:t>input</w:t>
-      </w:r>
-      <w:r>
-        <w:rPr>
-          <w:b w:val="0"/>
-        </w:rPr>
-        <w:t xml:space="preserve"> order are necessary because a correct boundary does not ensure deterministic selection. Log the old failure and revised replay separately.</w:t>
-      </w:r>
-    </w:p>
-    <w:p>
-      <w:pPr>
-        <w:pStyle w:val="Heading3"/>
-      </w:pPr>
-      <w:r>
-        <w:t>Practice 2: explain the deciding evidence</w:t>
-      </w:r>
-    </w:p>
-    <w:p>
-      <w:pPr>
-        <w:pStyle w:val="Heading3"/>
-      </w:pPr>
-      <w:r>
-        <w:t>Changed case · predict first</w:t>
-      </w:r>
-    </w:p>
-    <w:p>
-      <w:pPr>
-        <w:spacing w:line="336" w:lineRule="auto" w:after="180"/>
-        <w:shd w:fill="F5F1FB"/>
-      </w:pPr>
-      <w:r>
-        <w:rPr>
-          <w:b w:val="0"/>
-        </w:rPr>
-        <w:t>Changed-case practice: An alternative patch simply increases the limit to 101. Which conclusion is supported by the supplied facts?</w:t>
-      </w:r>
-    </w:p>
-    <w:p>
-      <w:pPr>
-        <w:spacing w:line="336" w:lineRule="auto" w:after="180"/>
-        <w:shd w:fill="F4F9FC"/>
-      </w:pPr>
-      <w:r>
-        <w:rPr>
-          <w:b w:val="0"/>
-        </w:rPr>
-        <w:t xml:space="preserve">1. We can decide the result without examining the changed </w:t>
-      </w:r>
-      <w:r>
-        <w:rPr>
-          <w:b/>
-        </w:rPr>
-        <w:t>input</w:t>
-      </w:r>
-      <w:r>
-        <w:rPr>
-          <w:b w:val="0"/>
-        </w:rPr>
-        <w:t xml:space="preserve"> or the procedure.</w:t>
-      </w:r>
-    </w:p>
-    <w:p>
-      <w:pPr>
-        <w:spacing w:line="336" w:lineRule="auto" w:after="180"/>
-        <w:shd w:fill="F4F9FC"/>
-      </w:pPr>
-      <w:r>
-        <w:rPr>
-          <w:b w:val="0"/>
-        </w:rPr>
-        <w:t xml:space="preserve">2. This one example guarantees correct results for every future </w:t>
-      </w:r>
-      <w:r>
-        <w:rPr>
-          <w:b/>
-        </w:rPr>
-        <w:t>input</w:t>
-      </w:r>
-      <w:r>
-        <w:rPr>
-          <w:b w:val="0"/>
-        </w:rPr>
-        <w:t>.</w:t>
-      </w:r>
-    </w:p>
-    <w:p>
-      <w:pPr>
-        <w:spacing w:line="336" w:lineRule="auto" w:after="180"/>
-        <w:shd w:fill="F4F9FC"/>
-      </w:pPr>
-      <w:r>
-        <w:rPr>
-          <w:b w:val="0"/>
-        </w:rPr>
-        <w:t>3. C is wrongly admitted as well as A.</w:t>
-      </w:r>
-    </w:p>
-    <w:p>
-      <w:pPr>
-        <w:pStyle w:val="Heading3"/>
-      </w:pPr>
-      <w:r>
-        <w:t>My selected conclusion, deciding fact and explanation</w:t>
-      </w:r>
-    </w:p>
-    <w:p>
-      <w:r>
-        <w:t>________________________________________________________________</w:t>
-      </w:r>
-    </w:p>
-    <w:p>
-      <w:r>
-        <w:t>________________________________________________________________</w:t>
-      </w:r>
-    </w:p>
-    <w:p>
-      <w:r>
-        <w:t>________________________________________________________________</w:t>
-      </w:r>
-    </w:p>
-    <w:p>
-      <w:r>
-        <w:t>________________________________________________________________</w:t>
-      </w:r>
-    </w:p>
-    <w:p>
-      <w:r>
-        <w:t>________________________________________________________________</w:t>
-      </w:r>
-    </w:p>
-    <w:p>
-      <w:pPr>
-        <w:pStyle w:val="Heading3"/>
-      </w:pPr>
-      <w:r>
-        <w:t>Hint · try first</w:t>
-      </w:r>
-    </w:p>
-    <w:p>
-      <w:pPr>
-        <w:spacing w:line="336" w:lineRule="auto" w:after="180"/>
-        <w:shd w:fill="F1F6F8"/>
-      </w:pPr>
-      <w:r>
-        <w:rPr>
-          <w:b w:val="0"/>
-        </w:rPr>
-        <w:t>Hint if needed: Use the changed condition and the deciding step in the pictorial trace. The answer must say what follows from those facts.</w:t>
-      </w:r>
-    </w:p>
-    <w:p>
-      <w:pPr>
-        <w:pStyle w:val="Heading3"/>
-      </w:pPr>
-      <w:r>
-        <w:t>Feedback · compare after trying</w:t>
-      </w:r>
-    </w:p>
-    <w:p>
-      <w:pPr>
-        <w:spacing w:line="336" w:lineRule="auto" w:after="180"/>
-        <w:shd w:fill="F1F6FC"/>
-      </w:pPr>
-      <w:r>
-        <w:rPr>
-          <w:b w:val="0"/>
-        </w:rPr>
-        <w:t>After your attempt, compare with the supported explanation: C is wrongly admitted as well as A. Changing the maximum alters the contract instead of repairing its comparison.</w:t>
-      </w:r>
-    </w:p>
-    <w:p>
-      <w:pPr>
-        <w:pStyle w:val="Heading3"/>
-      </w:pPr>
-      <w:r>
-        <w:t>Repair a missing building block</w:t>
-      </w:r>
-    </w:p>
-    <w:p>
-      <w:pPr>
-        <w:spacing w:line="336" w:lineRule="auto" w:after="180"/>
-      </w:pPr>
-      <w:r>
-        <w:rPr>
-          <w:b w:val="0"/>
-        </w:rPr>
-        <w:t>Review Test Diverse Users (ai-2/34). Goal: Evaluate across varied cases. Short practice: Can these records establish performance for different user groups?. Return to this week and explain what you changed.</w:t>
-      </w:r>
-    </w:p>
-    <w:p>
-      <w:pPr>
-        <w:spacing w:line="336" w:lineRule="auto" w:after="180"/>
-      </w:pPr>
-      <w:r>
-        <w:rPr>
-          <w:b w:val="0"/>
-        </w:rPr>
-        <w:t>Review Project Problem and Success Test (ai-2/32). Goal: Define a small application purpose. Short practice: Write an equality test and explain which requirement it checks.. Return to this week and explain what you changed.</w:t>
-      </w:r>
-    </w:p>
-    <w:p>
-      <w:pPr>
-        <w:spacing w:line="336" w:lineRule="auto" w:after="180"/>
-      </w:pPr>
-      <w:r>
-        <w:rPr>
-          <w:b w:val="0"/>
-        </w:rPr>
-        <w:t xml:space="preserve">Review </w:t>
-      </w:r>
-      <w:r>
-        <w:rPr>
-          <w:b/>
-        </w:rPr>
-        <w:t>Evidence</w:t>
-      </w:r>
-      <w:r>
-        <w:rPr>
-          <w:b w:val="0"/>
-        </w:rPr>
-        <w:t xml:space="preserve"> and Sources (ai-2/29). Goal: Explain the </w:t>
-      </w:r>
-      <w:r>
-        <w:rPr>
-          <w:b/>
-        </w:rPr>
-        <w:t>mechanism</w:t>
-      </w:r>
-      <w:r>
-        <w:rPr>
-          <w:b w:val="0"/>
-        </w:rPr>
-        <w:t xml:space="preserve"> and terminology of claim support and citation evaluation.</w:t>
-      </w:r>
-    </w:p>
-    <w:p>
-      <w:pPr>
-        <w:spacing w:line="336" w:lineRule="auto" w:after="180"/>
-      </w:pPr>
-      <w:r>
-        <w:rPr>
-          <w:b w:val="0"/>
-        </w:rPr>
-        <w:t>Short practice: Why is the original answer not fully supported despite having citations on every claim?. Return to this week and explain what you changed.</w:t>
-      </w:r>
-    </w:p>
-    <w:p>
-      <w:pPr>
-        <w:pStyle w:val="Heading3"/>
-      </w:pPr>
-      <w:r>
-        <w:t>Predict, run and debug</w:t>
-      </w:r>
-    </w:p>
-    <w:p>
-      <w:pPr>
-        <w:spacing w:line="336" w:lineRule="auto" w:after="180"/>
-      </w:pPr>
-      <w:r>
-        <w:rPr>
-          <w:b w:val="0"/>
-        </w:rPr>
-        <w:t xml:space="preserve">The browser lab lets you edit the supported Python examples already included in this lesson. Predict first, run, inspect the actual </w:t>
-      </w:r>
-      <w:r>
-        <w:rPr>
-          <w:b/>
-        </w:rPr>
-        <w:t>output</w:t>
-      </w:r>
-      <w:r>
-        <w:rPr>
-          <w:b w:val="0"/>
-        </w:rPr>
-        <w:t xml:space="preserve"> or error, change one </w:t>
-      </w:r>
-      <w:r>
-        <w:rPr>
-          <w:b/>
-        </w:rPr>
-        <w:t>input</w:t>
-      </w:r>
-      <w:r>
-        <w:rPr>
-          <w:b w:val="0"/>
-        </w:rPr>
-        <w:t>, then run again.</w:t>
-      </w:r>
-    </w:p>
-    <w:p>
-      <w:pPr>
-        <w:spacing w:line="336" w:lineRule="auto" w:after="180"/>
-      </w:pPr>
-      <w:r>
-        <w:rPr>
-          <w:b w:val="0"/>
-        </w:rPr>
-        <w:t xml:space="preserve">Keep code, </w:t>
-      </w:r>
-      <w:r>
-        <w:rPr>
-          <w:b/>
-        </w:rPr>
-        <w:t>prediction</w:t>
-      </w:r>
-      <w:r>
-        <w:rPr>
-          <w:b w:val="0"/>
-        </w:rPr>
-        <w:t>s, actual results and a reasoned revision together. On paper, label your result as a trace rather than an execution.</w:t>
-      </w:r>
-    </w:p>
-    <w:p>
-      <w:pPr>
-        <w:pStyle w:val="Heading3"/>
-      </w:pPr>
-      <w:r>
         <w:t>Keep your completed work</w:t>
       </w:r>
     </w:p>
     <w:p>
       <w:pPr>
-        <w:spacing w:line="336" w:lineRule="auto" w:after="180"/>
-      </w:pPr>
-      <w:r>
-        <w:rPr>
-          <w:b w:val="0"/>
-        </w:rPr>
-        <w:t xml:space="preserve">Use Download completed work in the hosted lesson to export your answers, reflections, practice feedback and code-run </w:t>
-      </w:r>
-      <w:r>
-        <w:rPr>
-          <w:b/>
-        </w:rPr>
-        <w:t>evidence</w:t>
-      </w:r>
-      <w:r>
-        <w:rPr>
-          <w:b w:val="0"/>
-        </w:rPr>
-        <w:t>. Open the HTML copy to read or print it.</w:t>
-      </w:r>
-    </w:p>
-    <w:p>
-      <w:pPr>
-        <w:spacing w:line="336" w:lineRule="auto" w:after="180"/>
-      </w:pPr>
-      <w:r>
-        <w:rPr>
-          <w:b w:val="0"/>
-        </w:rPr>
-        <w:t>Drafts stay in this browser when storage is available; clear drafts on a shared device.</w:t>
-      </w:r>
-    </w:p>
-    <w:p>
-      <w:pPr>
         <w:pStyle w:val="Heading1"/>
       </w:pPr>
       <w:r>
-        <w:t>18. Visual concept journey</w:t>
-      </w:r>
-    </w:p>
-    <w:p>
-      <w:r>
-        <w:t>Explain each Improve and Challenge graphic using its labels, deciding evidence and relevant limitation.</w:t>
-      </w:r>
-    </w:p>
-    <w:p>
-      <w:pPr>
-        <w:pStyle w:val="Heading3"/>
+        <w:t>18. Reference · The six-picture journey</w:t>
+      </w:r>
+    </w:p>
+    <w:p>
+      <w:r>
+        <w:t>Revisit the picture that serves the current question.</w:t>
+      </w:r>
+    </w:p>
+    <w:p>
+      <w:pPr>
+        <w:pStyle w:val="Heading2"/>
       </w:pPr>
       <w:r>
         <w:t>01. Improve and Challenge: the case</w:t>
@@ -7335,7 +7850,7 @@
         <w:drawing>
           <wp:inline xmlns:a="http://schemas.openxmlformats.org/drawingml/2006/main" xmlns:pic="http://schemas.openxmlformats.org/drawingml/2006/picture">
             <wp:extent cx="5486400" cy="2990088"/>
-            <wp:docPr id="22" name="Picture 22" descr="A fictional recommender excludes books at a page limit that is intended to include equality. Supplied facts: Contract: pages&lt;=100; highest interest; ties choose smaller ID. Old code uses pages&lt;100. Rows A pages100 interest5; B pages90 interest3; C pages101 interest5."/>
+            <wp:docPr id="28" name="Picture 28" descr="A fictional recommender excludes books at a page limit that is intended to include equality. Supplied facts: Contract: pages&lt;=100; highest interest; ties choose smaller ID. Old code uses pages&lt;100. Rows A pages100 interest5; B pages90 interest3; C pages101 interest5."/>
             <wp:cNvGraphicFramePr>
               <a:graphicFrameLocks noChangeAspect="1"/>
             </wp:cNvGraphicFramePr>
@@ -7347,7 +7862,7 @@
                     <pic:cNvPicPr/>
                   </pic:nvPicPr>
                   <pic:blipFill>
-                    <a:blip r:embed="rId29"/>
+                    <a:blip r:embed="rId31"/>
                     <a:stretch>
                       <a:fillRect/>
                     </a:stretch>
@@ -7391,7 +7906,6 @@
     <w:p>
       <w:pPr>
         <w:spacing w:line="336" w:lineRule="auto" w:after="180"/>
-        <w:shd w:fill="F5F1FB"/>
       </w:pPr>
       <w:r>
         <w:rPr>
@@ -7402,7 +7916,7 @@
     </w:p>
     <w:p>
       <w:pPr>
-        <w:pStyle w:val="Heading3"/>
+        <w:pStyle w:val="Heading2"/>
       </w:pPr>
       <w:r>
         <w:t>02. Follow the deciding steps</w:t>
@@ -7413,7 +7927,7 @@
         <w:drawing>
           <wp:inline xmlns:a="http://schemas.openxmlformats.org/drawingml/2006/main" xmlns:pic="http://schemas.openxmlformats.org/drawingml/2006/picture">
             <wp:extent cx="5486400" cy="4005072"/>
-            <wp:docPr id="23" name="Picture 23" descr="Identify cause: A wrongly excluded at equality, so old code selects B. → Focused repair: Replace &lt;100 with &lt;=100 without changing ranking or type checks. → Expected revised result: A becomes eligible and wins; C remains excluded. → Challenge repair: Rerun 99,100,101; invalid pages; tied scores; reversed row order."/>
+            <wp:docPr id="29" name="Picture 29" descr="Identify cause: A wrongly excluded at equality, so old code selects B. → Focused repair: Replace &lt;100 with &lt;=100 without changing ranking or type checks. → Expected revised result: A becomes eligible and wins; C remains excluded. → Challenge repair: Rerun 99,100,101; invalid pages; tied scores; reversed row order."/>
             <wp:cNvGraphicFramePr>
               <a:graphicFrameLocks noChangeAspect="1"/>
             </wp:cNvGraphicFramePr>
@@ -7425,7 +7939,7 @@
                     <pic:cNvPicPr/>
                   </pic:nvPicPr>
                   <pic:blipFill>
-                    <a:blip r:embed="rId30"/>
+                    <a:blip r:embed="rId17"/>
                     <a:stretch>
                       <a:fillRect/>
                     </a:stretch>
@@ -7458,7 +7972,6 @@
     <w:p>
       <w:pPr>
         <w:spacing w:line="336" w:lineRule="auto" w:after="180"/>
-        <w:shd w:fill="F5F1FB"/>
       </w:pPr>
       <w:r>
         <w:rPr>
@@ -7481,7 +7994,7 @@
     </w:p>
     <w:p>
       <w:pPr>
-        <w:pStyle w:val="Heading3"/>
+        <w:pStyle w:val="Heading2"/>
       </w:pPr>
       <w:r>
         <w:t>03. Follow the evidence</w:t>
@@ -7492,7 +8005,7 @@
         <w:drawing>
           <wp:inline xmlns:a="http://schemas.openxmlformats.org/drawingml/2006/main" xmlns:pic="http://schemas.openxmlformats.org/drawingml/2006/picture">
             <wp:extent cx="5486400" cy="2834640"/>
-            <wp:docPr id="24" name="Picture 24" descr="Follow the evidence. Before fix | 10 &lt; 10 is False | Violates at most rule. After fix | 10 &lt;= 10 is True | Boundary accepted. Neighbor check | 11 &lt;= 10 is False | Over-limit still excluded"/>
+            <wp:docPr id="30" name="Picture 30" descr="Follow the evidence. Before fix | 10 &lt; 10 is False | Violates at most rule. After fix | 10 &lt;= 10 is True | Boundary accepted. Neighbor check | 11 &lt;= 10 is False | Over-limit still excluded"/>
             <wp:cNvGraphicFramePr>
               <a:graphicFrameLocks noChangeAspect="1"/>
             </wp:cNvGraphicFramePr>
@@ -7504,7 +8017,7 @@
                     <pic:cNvPicPr/>
                   </pic:nvPicPr>
                   <pic:blipFill>
-                    <a:blip r:embed="rId31"/>
+                    <a:blip r:embed="rId32"/>
                     <a:stretch>
                       <a:fillRect/>
                     </a:stretch>
@@ -7549,7 +8062,6 @@
     <w:p>
       <w:pPr>
         <w:spacing w:line="336" w:lineRule="auto" w:after="180"/>
-        <w:shd w:fill="F5F1FB"/>
       </w:pPr>
       <w:r>
         <w:rPr>
@@ -7560,7 +8072,7 @@
     </w:p>
     <w:p>
       <w:pPr>
-        <w:pStyle w:val="Heading3"/>
+        <w:pStyle w:val="Heading2"/>
       </w:pPr>
       <w:r>
         <w:t>04. Change one thing. Trace what follows.</w:t>
@@ -7571,7 +8083,7 @@
         <w:drawing>
           <wp:inline xmlns:a="http://schemas.openxmlformats.org/drawingml/2006/main" xmlns:pic="http://schemas.openxmlformats.org/drawingml/2006/picture">
             <wp:extent cx="5486400" cy="3026664"/>
-            <wp:docPr id="25" name="Picture 25" descr="Original case: Rerun 99,100,101; invalid pages; tied scores; reversed row order. Changed condition: An alternative patch simply increases the limit to 101. Expected result: C is wrongly admitted as well as A. Reason: Changing the maximum alters the contract instead of repairing its comparison."/>
+            <wp:docPr id="31" name="Picture 31" descr="Original case: Rerun 99,100,101; invalid pages; tied scores; reversed row order. Changed condition: An alternative patch uses pages &lt;= 101 instead of the required pages &lt;= 100. Expected result: C is wrongly admitted as well as A. Reason: Changing the maximum alters the contract instead of repairing its comparison."/>
             <wp:cNvGraphicFramePr>
               <a:graphicFrameLocks noChangeAspect="1"/>
             </wp:cNvGraphicFramePr>
@@ -7583,7 +8095,7 @@
                     <pic:cNvPicPr/>
                   </pic:nvPicPr>
                   <pic:blipFill>
-                    <a:blip r:embed="rId32"/>
+                    <a:blip r:embed="rId18"/>
                     <a:stretch>
                       <a:fillRect/>
                     </a:stretch>
@@ -7610,24 +8122,12 @@
         <w:rPr>
           <w:b w:val="0"/>
         </w:rPr>
-        <w:t>Original case: Rerun 99,100,101; invalid pages; tied scores; reversed row order. Changed condition: An alternative patch simply increases the limit to 101. Expected result: C is wrongly admitted as well as A.</w:t>
+        <w:t>Original case: Rerun 99,100,101; invalid pages; tied scores; reversed row order. Changed condition: An alternative patch uses pages &lt;= 101 instead of the required pages &lt;= 100. Expected result: C is wrongly admitted as well as A. Reason: Changing the maximum alters the contract instead of repairing its comparison.</w:t>
       </w:r>
     </w:p>
     <w:p>
       <w:pPr>
         <w:spacing w:line="336" w:lineRule="auto" w:after="180"/>
-      </w:pPr>
-      <w:r>
-        <w:rPr>
-          <w:b w:val="0"/>
-        </w:rPr>
-        <w:t>Reason: Changing the maximum alters the contract instead of repairing its comparison.</w:t>
-      </w:r>
-    </w:p>
-    <w:p>
-      <w:pPr>
-        <w:spacing w:line="336" w:lineRule="auto" w:after="180"/>
-        <w:shd w:fill="F5F1FB"/>
       </w:pPr>
       <w:r>
         <w:rPr>
@@ -7638,7 +8138,7 @@
     </w:p>
     <w:p>
       <w:pPr>
-        <w:pStyle w:val="Heading3"/>
+        <w:pStyle w:val="Heading2"/>
       </w:pPr>
       <w:r>
         <w:t>05. Connect the explanation to its limit</w:t>
@@ -7649,7 +8149,7 @@
         <w:drawing>
           <wp:inline xmlns:a="http://schemas.openxmlformats.org/drawingml/2006/main" xmlns:pic="http://schemas.openxmlformats.org/drawingml/2006/picture">
             <wp:extent cx="5486400" cy="2834640"/>
-            <wp:docPr id="26" name="Picture 26" descr="A focused change makes the claim about what caused the error testable: the equality comparison rule caused this specific failure. Regression tests check surrounding behavior that should remain unchanged. A tie case and reversed input order are necessary because a correct boundary does not ensure deterministic selection. Log the old failure and revised replay separately. Limit: Passing a small regression suite does not prove all behavior unchanged; record the suite’s actual coverage."/>
+            <wp:docPr id="32" name="Picture 32" descr="A focused change makes the claim about what caused the error testable: the equality comparison rule caused this specific failure. Regression tests check surrounding behavior that should remain unchanged. A tie case and reversed input order are necessary because a correct boundary does not ensure deterministic selection. Log the old failure and revised replay separately. Limit: Passing a small regression suite does not prove all behavior unchanged; record the suite’s actual coverage."/>
             <wp:cNvGraphicFramePr>
               <a:graphicFrameLocks noChangeAspect="1"/>
             </wp:cNvGraphicFramePr>
@@ -7752,7 +8252,6 @@
     <w:p>
       <w:pPr>
         <w:spacing w:line="336" w:lineRule="auto" w:after="180"/>
-        <w:shd w:fill="F5F1FB"/>
       </w:pPr>
       <w:r>
         <w:rPr>
@@ -7763,7 +8262,7 @@
     </w:p>
     <w:p>
       <w:pPr>
-        <w:pStyle w:val="Heading3"/>
+        <w:pStyle w:val="Heading2"/>
       </w:pPr>
       <w:r>
         <w:t>06. Make the idea visible in your project</w:t>
@@ -7774,7 +8273,7 @@
         <w:drawing>
           <wp:inline xmlns:a="http://schemas.openxmlformats.org/drawingml/2006/main" xmlns:pic="http://schemas.openxmlformats.org/drawingml/2006/picture">
             <wp:extent cx="5486400" cy="3380232"/>
-            <wp:docPr id="27" name="Picture 27" descr="For each recommender revision, retain cause, code change, targeted test, regression results and unresolved issues. Draw your input, deciding step, result and limit. Supported question: Why are tests at both 100 and 101 needed?"/>
+            <wp:docPr id="33" name="Picture 33" descr="For each recommender revision, retain cause, code change, targeted test, regression results and unresolved issues. Draw your input, deciding step, result and limit. Supported question: Why are tests at both 100 and 101 needed?"/>
             <wp:cNvGraphicFramePr>
               <a:graphicFrameLocks noChangeAspect="1"/>
             </wp:cNvGraphicFramePr>
@@ -7808,7 +8307,6 @@
     <w:p>
       <w:pPr>
         <w:spacing w:line="336" w:lineRule="auto" w:after="180"/>
-        <w:shd w:fill="F5F1FB"/>
       </w:pPr>
       <w:r>
         <w:rPr>
@@ -7844,7 +8342,6 @@
     <w:p>
       <w:pPr>
         <w:spacing w:line="336" w:lineRule="auto" w:after="180"/>
-        <w:shd w:fill="F5F1FB"/>
       </w:pPr>
       <w:r>
         <w:rPr>
@@ -7863,6 +8360,62 @@
           <w:b w:val="0"/>
         </w:rPr>
         <w:t>.</w:t>
+      </w:r>
+    </w:p>
+    <w:p>
+      <w:pPr>
+        <w:pStyle w:val="Heading2"/>
+      </w:pPr>
+      <w:r>
+        <w:t>Earlier wording, alternatives and picture transcripts · reference / check after trying</w:t>
+      </w:r>
+    </w:p>
+    <w:p>
+      <w:pPr>
+        <w:pStyle w:val="Heading3"/>
+      </w:pPr>
+      <w:r>
+        <w:t>01. Improve and Challenge: the case</w:t>
+      </w:r>
+    </w:p>
+    <w:p>
+      <w:pPr>
+        <w:pStyle w:val="Heading3"/>
+      </w:pPr>
+      <w:r>
+        <w:t>02. Follow the deciding steps</w:t>
+      </w:r>
+    </w:p>
+    <w:p>
+      <w:pPr>
+        <w:pStyle w:val="Heading3"/>
+      </w:pPr>
+      <w:r>
+        <w:t>03. Follow the evidence</w:t>
+      </w:r>
+    </w:p>
+    <w:p>
+      <w:pPr>
+        <w:pStyle w:val="Heading3"/>
+      </w:pPr>
+      <w:r>
+        <w:t>04. Change one thing. Trace what follows.</w:t>
+      </w:r>
+    </w:p>
+    <w:p>
+      <w:pPr>
+        <w:pStyle w:val="Heading3"/>
+      </w:pPr>
+      <w:r>
+        <w:t>05. Connect the explanation to its limit</w:t>
+      </w:r>
+    </w:p>
+    <w:p>
+      <w:pPr>
+        <w:pStyle w:val="Heading3"/>
+      </w:pPr>
+      <w:r>
+        <w:t>06. Make the idea visible in your project</w:t>
       </w:r>
     </w:p>
     <w:sectPr>
